--- a/notes_29May2023.docx
+++ b/notes_29May2023.docx
@@ -537,20 +537,2129 @@
           <w:lang w:val="en-US"/>
         </w:rPr>
       </w:pPr>
-      <w:hyperlink r:id="rId5" w:history="1">
-        <w:r>
-          <w:rPr>
-            <w:rStyle w:val="Hyperlink"/>
-            <w:lang w:val="en-US"/>
-          </w:rPr>
-          <w:t>https://docs.google.com/spreadsheets/d/1NhwVejFufVqlJk5Wrbo6TlTw8zI7wafX9R3yUQrXM48/edit?usp=sharing</w:t>
-        </w:r>
-      </w:hyperlink>
+      <w:r>
+        <w:rPr>
+          <w:lang w:val="en-US"/>
+        </w:rPr>
+        <w:t>Enterprise Java Beans</w:t>
+      </w:r>
+      <w:r>
+        <w:rPr>
+          <w:lang w:val="en-US"/>
+        </w:rPr>
+        <w:tab/>
+      </w:r>
+      <w:r>
+        <w:rPr>
+          <w:lang w:val="en-US"/>
+        </w:rPr>
+        <w:tab/>
+        <w:t>EJB</w:t>
+      </w:r>
+    </w:p>
+    <w:p>
+      <w:pPr>
+        <w:rPr>
+          <w:lang w:val="en-US"/>
+        </w:rPr>
+      </w:pPr>
+      <w:r>
+        <w:rPr>
+          <w:lang w:val="en-US"/>
+        </w:rPr>
+        <w:t>Working in EJB was like winter.</w:t>
+      </w:r>
+      <w:r>
+        <w:rPr>
+          <w:lang w:val="en-US"/>
+        </w:rPr>
+        <w:tab/>
+        <w:t>Difficult to live.</w:t>
+      </w:r>
+    </w:p>
+    <w:p>
+      <w:pPr>
+        <w:rPr>
+          <w:lang w:val="en-US"/>
+        </w:rPr>
+      </w:pPr>
+      <w:proofErr w:type="gramStart"/>
+      <w:r>
+        <w:rPr>
+          <w:lang w:val="en-US"/>
+        </w:rPr>
+        <w:t>So</w:t>
+      </w:r>
+      <w:proofErr w:type="gramEnd"/>
+      <w:r>
+        <w:rPr>
+          <w:lang w:val="en-US"/>
+        </w:rPr>
+        <w:t xml:space="preserve"> a new f/w was introduced to simplify the life of programmers:</w:t>
+      </w:r>
+      <w:r>
+        <w:rPr>
+          <w:lang w:val="en-US"/>
+        </w:rPr>
+        <w:tab/>
+        <w:t>Spring</w:t>
+      </w:r>
+    </w:p>
+    <w:p>
+      <w:pPr>
+        <w:rPr>
+          <w:lang w:val="en-US"/>
+        </w:rPr>
+      </w:pPr>
+      <w:r>
+        <w:rPr>
+          <w:lang w:val="en-US"/>
+        </w:rPr>
+        <w:t>Java Beans</w:t>
+      </w:r>
+    </w:p>
+    <w:p>
+      <w:pPr>
+        <w:rPr>
+          <w:lang w:val="en-US"/>
+        </w:rPr>
+      </w:pPr>
+      <w:r>
+        <w:rPr>
+          <w:lang w:val="en-US"/>
+        </w:rPr>
+        <w:tab/>
+        <w:t>What is a bean?</w:t>
+      </w:r>
+      <w:r>
+        <w:rPr>
+          <w:lang w:val="en-US"/>
+        </w:rPr>
+        <w:tab/>
+      </w:r>
+      <w:r>
+        <w:rPr>
+          <w:lang w:val="en-US"/>
+        </w:rPr>
+        <w:tab/>
+        <w:t>Any re-usable piece of code in java</w:t>
+      </w:r>
+      <w:r>
+        <w:rPr>
+          <w:lang w:val="en-US"/>
+        </w:rPr>
+        <w:tab/>
+        <w:t>(component)</w:t>
+      </w:r>
+    </w:p>
+    <w:p>
+      <w:pPr>
+        <w:rPr>
+          <w:lang w:val="en-US"/>
+        </w:rPr>
+      </w:pPr>
+      <w:r>
+        <w:rPr>
+          <w:lang w:val="en-US"/>
+        </w:rPr>
+        <w:tab/>
+        <w:t>Any java code independent of any type of application (console/web/mobile)</w:t>
+      </w:r>
+    </w:p>
+    <w:p>
+      <w:pPr>
+        <w:rPr>
+          <w:lang w:val="en-US"/>
+        </w:rPr>
+      </w:pPr>
+      <w:r>
+        <w:rPr>
+          <w:lang w:val="en-US"/>
+        </w:rPr>
+        <w:tab/>
+        <w:t>Is a java bean</w:t>
+      </w:r>
+    </w:p>
+    <w:p>
+      <w:pPr>
+        <w:rPr>
+          <w:lang w:val="en-US"/>
+        </w:rPr>
+      </w:pPr>
+      <w:r>
+        <w:rPr>
+          <w:lang w:val="en-US"/>
+        </w:rPr>
+        <w:t xml:space="preserve">interface </w:t>
+      </w:r>
+      <w:proofErr w:type="spellStart"/>
+      <w:r>
+        <w:rPr>
+          <w:lang w:val="en-US"/>
+        </w:rPr>
+        <w:t>EmployeDao</w:t>
+      </w:r>
+      <w:proofErr w:type="spellEnd"/>
+    </w:p>
+    <w:p>
+      <w:pPr>
+        <w:rPr>
+          <w:lang w:val="en-US"/>
+        </w:rPr>
+      </w:pPr>
+      <w:r>
+        <w:rPr>
+          <w:lang w:val="en-US"/>
+        </w:rPr>
+        <w:t>{</w:t>
+      </w:r>
+    </w:p>
+    <w:p>
+      <w:pPr>
+        <w:ind w:firstLine="720"/>
+        <w:rPr>
+          <w:lang w:val="en-US"/>
+        </w:rPr>
+      </w:pPr>
+      <w:r>
+        <w:rPr>
+          <w:lang w:val="en-US"/>
+        </w:rPr>
+        <w:t xml:space="preserve">Employee </w:t>
+      </w:r>
+      <w:proofErr w:type="spellStart"/>
+      <w:proofErr w:type="gramStart"/>
+      <w:r>
+        <w:rPr>
+          <w:lang w:val="en-US"/>
+        </w:rPr>
+        <w:t>addEmployee</w:t>
+      </w:r>
+      <w:proofErr w:type="spellEnd"/>
+      <w:r>
+        <w:rPr>
+          <w:lang w:val="en-US"/>
+        </w:rPr>
+        <w:t>(</w:t>
+      </w:r>
+      <w:proofErr w:type="gramEnd"/>
+      <w:r>
+        <w:rPr>
+          <w:lang w:val="en-US"/>
+        </w:rPr>
+        <w:t>Employee employee</w:t>
+      </w:r>
+      <w:r>
+        <w:rPr>
+          <w:lang w:val="en-US"/>
+        </w:rPr>
+        <w:t>);</w:t>
+      </w:r>
+    </w:p>
+    <w:p>
+      <w:pPr>
+        <w:rPr>
+          <w:lang w:val="en-US"/>
+        </w:rPr>
+      </w:pPr>
+      <w:r>
+        <w:rPr>
+          <w:lang w:val="en-US"/>
+        </w:rPr>
+        <w:t>}</w:t>
+      </w:r>
+    </w:p>
+    <w:p>
+      <w:pPr>
+        <w:rPr>
+          <w:lang w:val="en-US"/>
+        </w:rPr>
+      </w:pPr>
+      <w:r>
+        <w:rPr>
+          <w:lang w:val="en-US"/>
+        </w:rPr>
+        <w:t xml:space="preserve">class </w:t>
+      </w:r>
+      <w:proofErr w:type="spellStart"/>
+      <w:r>
+        <w:rPr>
+          <w:lang w:val="en-US"/>
+        </w:rPr>
+        <w:t>EmployeeDao</w:t>
+      </w:r>
+      <w:r>
+        <w:rPr>
+          <w:lang w:val="en-US"/>
+        </w:rPr>
+        <w:t>Impl</w:t>
+      </w:r>
+      <w:proofErr w:type="spellEnd"/>
+      <w:r>
+        <w:rPr>
+          <w:lang w:val="en-US"/>
+        </w:rPr>
+        <w:t xml:space="preserve"> implements </w:t>
+      </w:r>
+      <w:proofErr w:type="spellStart"/>
+      <w:r>
+        <w:rPr>
+          <w:lang w:val="en-US"/>
+        </w:rPr>
+        <w:t>EmployeeDao</w:t>
+      </w:r>
+      <w:proofErr w:type="spellEnd"/>
+    </w:p>
+    <w:p>
+      <w:pPr>
+        <w:rPr>
+          <w:lang w:val="en-US"/>
+        </w:rPr>
+      </w:pPr>
+      <w:r>
+        <w:rPr>
+          <w:lang w:val="en-US"/>
+        </w:rPr>
+        <w:t>{</w:t>
+      </w:r>
+    </w:p>
+    <w:p>
+      <w:pPr>
+        <w:rPr>
+          <w:lang w:val="en-US"/>
+        </w:rPr>
+      </w:pPr>
+      <w:r>
+        <w:rPr>
+          <w:lang w:val="en-US"/>
+        </w:rPr>
+        <w:tab/>
+        <w:t xml:space="preserve">List&lt;Employee&gt; </w:t>
+      </w:r>
+      <w:proofErr w:type="spellStart"/>
+      <w:r>
+        <w:rPr>
+          <w:lang w:val="en-US"/>
+        </w:rPr>
+        <w:t>empList</w:t>
+      </w:r>
+      <w:proofErr w:type="spellEnd"/>
+      <w:r>
+        <w:rPr>
+          <w:lang w:val="en-US"/>
+        </w:rPr>
+        <w:t xml:space="preserve">=new </w:t>
+      </w:r>
+      <w:proofErr w:type="spellStart"/>
+      <w:r>
+        <w:rPr>
+          <w:lang w:val="en-US"/>
+        </w:rPr>
+        <w:t>ArrayList</w:t>
+      </w:r>
+      <w:proofErr w:type="spellEnd"/>
+      <w:r>
+        <w:rPr>
+          <w:lang w:val="en-US"/>
+        </w:rPr>
+        <w:t>&lt;</w:t>
+      </w:r>
+      <w:proofErr w:type="gramStart"/>
+      <w:r>
+        <w:rPr>
+          <w:lang w:val="en-US"/>
+        </w:rPr>
+        <w:t>&gt;(</w:t>
+      </w:r>
+      <w:proofErr w:type="gramEnd"/>
+      <w:r>
+        <w:rPr>
+          <w:lang w:val="en-US"/>
+        </w:rPr>
+        <w:t>);</w:t>
+      </w:r>
+    </w:p>
+    <w:p>
+      <w:pPr>
+        <w:rPr>
+          <w:lang w:val="en-US"/>
+        </w:rPr>
+      </w:pPr>
+      <w:r>
+        <w:rPr>
+          <w:lang w:val="en-US"/>
+        </w:rPr>
+        <w:tab/>
+        <w:t xml:space="preserve">public Employee </w:t>
+      </w:r>
+      <w:proofErr w:type="spellStart"/>
+      <w:proofErr w:type="gramStart"/>
+      <w:r>
+        <w:rPr>
+          <w:lang w:val="en-US"/>
+        </w:rPr>
+        <w:t>addEmployee</w:t>
+      </w:r>
+      <w:proofErr w:type="spellEnd"/>
+      <w:r>
+        <w:rPr>
+          <w:lang w:val="en-US"/>
+        </w:rPr>
+        <w:t>(</w:t>
+      </w:r>
+      <w:proofErr w:type="gramEnd"/>
+      <w:r>
+        <w:rPr>
+          <w:lang w:val="en-US"/>
+        </w:rPr>
+        <w:t>Employee employee)</w:t>
+      </w:r>
+    </w:p>
+    <w:p>
+      <w:pPr>
+        <w:rPr>
+          <w:lang w:val="en-US"/>
+        </w:rPr>
+      </w:pPr>
+      <w:r>
+        <w:rPr>
+          <w:lang w:val="en-US"/>
+        </w:rPr>
+        <w:tab/>
+        <w:t>{</w:t>
+      </w:r>
+    </w:p>
+    <w:p>
+      <w:pPr>
+        <w:ind w:left="720" w:firstLine="720"/>
+        <w:rPr>
+          <w:lang w:val="en-US"/>
+        </w:rPr>
+      </w:pPr>
+      <w:r>
+        <w:rPr>
+          <w:lang w:val="en-US"/>
+        </w:rPr>
+        <w:t>//code to add an employee to the existing list of emps</w:t>
+      </w:r>
       <w:r>
         <w:rPr>
           <w:lang w:val="en-US"/>
         </w:rPr>
         <w:br/>
+      </w:r>
+      <w:r>
+        <w:rPr>
+          <w:lang w:val="en-US"/>
+        </w:rPr>
+        <w:tab/>
+      </w:r>
+      <w:r>
+        <w:rPr>
+          <w:lang w:val="en-US"/>
+        </w:rPr>
+        <w:tab/>
+        <w:t>return null;</w:t>
+      </w:r>
+    </w:p>
+    <w:p>
+      <w:pPr>
+        <w:rPr>
+          <w:lang w:val="en-US"/>
+        </w:rPr>
+      </w:pPr>
+      <w:r>
+        <w:rPr>
+          <w:lang w:val="en-US"/>
+        </w:rPr>
+        <w:lastRenderedPageBreak/>
+        <w:tab/>
+        <w:t>}</w:t>
+      </w:r>
+    </w:p>
+    <w:p>
+      <w:pPr>
+        <w:rPr>
+          <w:lang w:val="en-US"/>
+        </w:rPr>
+      </w:pPr>
+      <w:r>
+        <w:rPr>
+          <w:lang w:val="en-US"/>
+        </w:rPr>
+        <w:t>}</w:t>
+      </w:r>
+    </w:p>
+    <w:p>
+      <w:pPr>
+        <w:rPr>
+          <w:lang w:val="en-US"/>
+        </w:rPr>
+      </w:pPr>
+    </w:p>
+    <w:p>
+      <w:pPr>
+        <w:rPr>
+          <w:lang w:val="en-US"/>
+        </w:rPr>
+      </w:pPr>
+      <w:r>
+        <w:rPr>
+          <w:lang w:val="en-US"/>
+        </w:rPr>
+        <w:t>EJB = Java Bean + services</w:t>
+      </w:r>
+    </w:p>
+    <w:p>
+      <w:pPr>
+        <w:rPr>
+          <w:lang w:val="en-US"/>
+        </w:rPr>
+      </w:pPr>
+      <w:r>
+        <w:rPr>
+          <w:lang w:val="en-US"/>
+        </w:rPr>
+        <w:t>What are those services?</w:t>
+      </w:r>
+    </w:p>
+    <w:p>
+      <w:pPr>
+        <w:rPr>
+          <w:lang w:val="en-US"/>
+        </w:rPr>
+      </w:pPr>
+      <w:r>
+        <w:rPr>
+          <w:lang w:val="en-US"/>
+        </w:rPr>
+        <w:tab/>
+        <w:t>Scalability – ability to adapt to growing or reducing needs</w:t>
+      </w:r>
+    </w:p>
+    <w:p>
+      <w:pPr>
+        <w:rPr>
+          <w:lang w:val="en-US"/>
+        </w:rPr>
+      </w:pPr>
+      <w:r>
+        <w:rPr>
+          <w:lang w:val="en-US"/>
+        </w:rPr>
+        <w:tab/>
+        <w:t>Security</w:t>
+      </w:r>
+    </w:p>
+    <w:p>
+      <w:pPr>
+        <w:rPr>
+          <w:lang w:val="en-US"/>
+        </w:rPr>
+      </w:pPr>
+      <w:r>
+        <w:rPr>
+          <w:lang w:val="en-US"/>
+        </w:rPr>
+        <w:tab/>
+        <w:t>Transaction</w:t>
+      </w:r>
+    </w:p>
+    <w:p>
+      <w:pPr>
+        <w:rPr>
+          <w:lang w:val="en-US"/>
+        </w:rPr>
+      </w:pPr>
+      <w:r>
+        <w:rPr>
+          <w:lang w:val="en-US"/>
+        </w:rPr>
+        <w:tab/>
+        <w:t>Life cycle management</w:t>
+      </w:r>
+    </w:p>
+    <w:p>
+      <w:pPr>
+        <w:rPr>
+          <w:lang w:val="en-US"/>
+        </w:rPr>
+      </w:pPr>
+    </w:p>
+    <w:p>
+      <w:pPr>
+        <w:rPr>
+          <w:lang w:val="en-US"/>
+        </w:rPr>
+      </w:pPr>
+      <w:r>
+        <w:rPr>
+          <w:lang w:val="en-US"/>
+        </w:rPr>
+        <w:t>Instance pool</w:t>
+      </w:r>
+      <w:r>
+        <w:rPr>
+          <w:lang w:val="en-US"/>
+        </w:rPr>
+        <w:tab/>
+      </w:r>
+      <w:r>
+        <w:rPr>
+          <w:lang w:val="en-US"/>
+        </w:rPr>
+        <w:tab/>
+      </w:r>
+      <w:proofErr w:type="spellStart"/>
+      <w:r>
+        <w:rPr>
+          <w:lang w:val="en-US"/>
+        </w:rPr>
+        <w:t>minPoolSize</w:t>
+      </w:r>
+      <w:proofErr w:type="spellEnd"/>
+      <w:r>
+        <w:rPr>
+          <w:lang w:val="en-US"/>
+        </w:rPr>
+        <w:tab/>
+      </w:r>
+      <w:r>
+        <w:rPr>
+          <w:lang w:val="en-US"/>
+        </w:rPr>
+        <w:tab/>
+      </w:r>
+      <w:proofErr w:type="spellStart"/>
+      <w:r>
+        <w:rPr>
+          <w:lang w:val="en-US"/>
+        </w:rPr>
+        <w:t>maxPoolSize</w:t>
+      </w:r>
+      <w:proofErr w:type="spellEnd"/>
+    </w:p>
+    <w:p>
+      <w:pPr>
+        <w:rPr>
+          <w:lang w:val="en-US"/>
+        </w:rPr>
+      </w:pPr>
+      <w:r>
+        <w:rPr>
+          <w:lang w:val="en-US"/>
+        </w:rPr>
+        <w:t xml:space="preserve">When we use spring framework / </w:t>
+      </w:r>
+      <w:proofErr w:type="spellStart"/>
+      <w:r>
+        <w:rPr>
+          <w:lang w:val="en-US"/>
+        </w:rPr>
+        <w:t>ejb</w:t>
+      </w:r>
+      <w:proofErr w:type="spellEnd"/>
+      <w:r>
+        <w:rPr>
+          <w:lang w:val="en-US"/>
+        </w:rPr>
+        <w:t>, we do not create an object of a class (java bean)</w:t>
+      </w:r>
+    </w:p>
+    <w:p>
+      <w:pPr>
+        <w:rPr>
+          <w:lang w:val="en-US"/>
+        </w:rPr>
+      </w:pPr>
+    </w:p>
+    <w:p>
+      <w:pPr>
+        <w:rPr>
+          <w:lang w:val="en-US"/>
+        </w:rPr>
+      </w:pPr>
+      <w:r>
+        <w:rPr>
+          <w:lang w:val="en-US"/>
+        </w:rPr>
+        <w:t>These services were taken care by programmers, before EJB.</w:t>
+      </w:r>
+    </w:p>
+    <w:p>
+      <w:pPr>
+        <w:rPr>
+          <w:lang w:val="en-US"/>
+        </w:rPr>
+      </w:pPr>
+      <w:r>
+        <w:rPr>
+          <w:lang w:val="en-US"/>
+        </w:rPr>
+        <w:t>Once, EJB was introduced, programmers focus only on the business logic (code inside the methods)</w:t>
+      </w:r>
+    </w:p>
+    <w:p>
+      <w:pPr>
+        <w:rPr>
+          <w:lang w:val="en-US"/>
+        </w:rPr>
+      </w:pPr>
+      <w:r>
+        <w:rPr>
+          <w:lang w:val="en-US"/>
+        </w:rPr>
+        <w:t>Who takes care of these service????</w:t>
+      </w:r>
+    </w:p>
+    <w:p>
+      <w:pPr>
+        <w:rPr>
+          <w:lang w:val="en-US"/>
+        </w:rPr>
+      </w:pPr>
+      <w:r>
+        <w:rPr>
+          <w:lang w:val="en-US"/>
+        </w:rPr>
+        <w:tab/>
+        <w:t>These services are called as Generic service and are taken care by</w:t>
+      </w:r>
+    </w:p>
+    <w:p>
+      <w:pPr>
+        <w:rPr>
+          <w:lang w:val="en-US"/>
+        </w:rPr>
+      </w:pPr>
+      <w:r>
+        <w:rPr>
+          <w:lang w:val="en-US"/>
+        </w:rPr>
+        <w:tab/>
+        <w:t>Container.</w:t>
+      </w:r>
+    </w:p>
+    <w:p>
+      <w:pPr>
+        <w:rPr>
+          <w:lang w:val="en-US"/>
+        </w:rPr>
+      </w:pPr>
+    </w:p>
+    <w:p>
+      <w:pPr>
+        <w:rPr>
+          <w:lang w:val="en-US"/>
+        </w:rPr>
+      </w:pPr>
+      <w:r>
+        <w:rPr>
+          <w:lang w:val="en-US"/>
+        </w:rPr>
+        <w:t>Container = special JVM</w:t>
+      </w:r>
+    </w:p>
+    <w:p>
+      <w:pPr>
+        <w:rPr>
+          <w:lang w:val="en-US"/>
+        </w:rPr>
+      </w:pPr>
+      <w:r>
+        <w:rPr>
+          <w:lang w:val="en-US"/>
+        </w:rPr>
+        <w:t>In EJB</w:t>
+      </w:r>
+      <w:r>
+        <w:rPr>
+          <w:lang w:val="en-US"/>
+        </w:rPr>
+        <w:tab/>
+        <w:t>=</w:t>
+      </w:r>
+      <w:r>
+        <w:rPr>
+          <w:lang w:val="en-US"/>
+        </w:rPr>
+        <w:tab/>
+        <w:t>EJB Container</w:t>
+      </w:r>
+    </w:p>
+    <w:p>
+      <w:pPr>
+        <w:rPr>
+          <w:lang w:val="en-US"/>
+        </w:rPr>
+      </w:pPr>
+      <w:r>
+        <w:rPr>
+          <w:lang w:val="en-US"/>
+        </w:rPr>
+        <w:t>In spring =</w:t>
+      </w:r>
+      <w:r>
+        <w:rPr>
+          <w:lang w:val="en-US"/>
+        </w:rPr>
+        <w:tab/>
+        <w:t>Spring IOC container</w:t>
+      </w:r>
+    </w:p>
+    <w:p>
+      <w:pPr>
+        <w:rPr>
+          <w:lang w:val="en-US"/>
+        </w:rPr>
+      </w:pPr>
+    </w:p>
+    <w:p>
+      <w:pPr>
+        <w:rPr>
+          <w:lang w:val="en-US"/>
+        </w:rPr>
+      </w:pPr>
+      <w:r>
+        <w:rPr>
+          <w:lang w:val="en-US"/>
+        </w:rPr>
+        <w:t>IOC</w:t>
+      </w:r>
+      <w:r>
+        <w:rPr>
+          <w:lang w:val="en-US"/>
+        </w:rPr>
+        <w:tab/>
+        <w:t>=</w:t>
+      </w:r>
+      <w:r>
+        <w:rPr>
+          <w:lang w:val="en-US"/>
+        </w:rPr>
+        <w:tab/>
+        <w:t xml:space="preserve">Inversion </w:t>
+      </w:r>
+      <w:proofErr w:type="gramStart"/>
+      <w:r>
+        <w:rPr>
+          <w:lang w:val="en-US"/>
+        </w:rPr>
+        <w:t>Of</w:t>
+      </w:r>
+      <w:proofErr w:type="gramEnd"/>
+      <w:r>
+        <w:rPr>
+          <w:lang w:val="en-US"/>
+        </w:rPr>
+        <w:t xml:space="preserve"> Control</w:t>
+      </w:r>
+    </w:p>
+    <w:p>
+      <w:pPr>
+        <w:rPr>
+          <w:lang w:val="en-US"/>
+        </w:rPr>
+      </w:pPr>
+      <w:r>
+        <w:rPr>
+          <w:lang w:val="en-US"/>
+        </w:rPr>
+        <w:t>Dependency Injection</w:t>
+      </w:r>
+    </w:p>
+    <w:p>
+      <w:pPr>
+        <w:rPr>
+          <w:lang w:val="en-US"/>
+        </w:rPr>
+      </w:pPr>
+      <w:r>
+        <w:rPr>
+          <w:lang w:val="en-US"/>
+        </w:rPr>
+        <w:t>class Car</w:t>
+      </w:r>
+    </w:p>
+    <w:p>
+      <w:pPr>
+        <w:rPr>
+          <w:lang w:val="en-US"/>
+        </w:rPr>
+      </w:pPr>
+      <w:r>
+        <w:rPr>
+          <w:lang w:val="en-US"/>
+        </w:rPr>
+        <w:t>{</w:t>
+      </w:r>
+    </w:p>
+    <w:p>
+      <w:pPr>
+        <w:rPr>
+          <w:lang w:val="en-US"/>
+        </w:rPr>
+      </w:pPr>
+      <w:r>
+        <w:rPr>
+          <w:lang w:val="en-US"/>
+        </w:rPr>
+        <w:tab/>
+        <w:t xml:space="preserve">Engine </w:t>
+      </w:r>
+      <w:proofErr w:type="spellStart"/>
+      <w:r>
+        <w:rPr>
+          <w:lang w:val="en-US"/>
+        </w:rPr>
+        <w:t>engine</w:t>
+      </w:r>
+      <w:proofErr w:type="spellEnd"/>
+      <w:r>
+        <w:rPr>
+          <w:lang w:val="en-US"/>
+        </w:rPr>
+        <w:t>;</w:t>
+      </w:r>
+    </w:p>
+    <w:p>
+      <w:pPr>
+        <w:rPr>
+          <w:lang w:val="en-US"/>
+        </w:rPr>
+      </w:pPr>
+      <w:r>
+        <w:rPr>
+          <w:lang w:val="en-US"/>
+        </w:rPr>
+        <w:tab/>
+        <w:t xml:space="preserve">Audio </w:t>
+      </w:r>
+      <w:proofErr w:type="spellStart"/>
+      <w:r>
+        <w:rPr>
+          <w:lang w:val="en-US"/>
+        </w:rPr>
+        <w:t>audio</w:t>
+      </w:r>
+      <w:proofErr w:type="spellEnd"/>
+      <w:r>
+        <w:rPr>
+          <w:lang w:val="en-US"/>
+        </w:rPr>
+        <w:t>;</w:t>
+      </w:r>
+      <w:r>
+        <w:rPr>
+          <w:lang w:val="en-US"/>
+        </w:rPr>
+        <w:br/>
+      </w:r>
+    </w:p>
+    <w:p>
+      <w:pPr>
+        <w:rPr>
+          <w:lang w:val="en-US"/>
+        </w:rPr>
+      </w:pPr>
+    </w:p>
+    <w:p>
+      <w:pPr>
+        <w:rPr>
+          <w:lang w:val="en-US"/>
+        </w:rPr>
+      </w:pPr>
+      <w:r>
+        <w:rPr>
+          <w:lang w:val="en-US"/>
+        </w:rPr>
+        <w:lastRenderedPageBreak/>
+        <w:t>}</w:t>
+      </w:r>
+    </w:p>
+    <w:p>
+      <w:pPr>
+        <w:rPr>
+          <w:lang w:val="en-US"/>
+        </w:rPr>
+      </w:pPr>
+      <w:r>
+        <w:rPr>
+          <w:lang w:val="en-US"/>
+        </w:rPr>
+        <w:t>Interface Audio</w:t>
+      </w:r>
+    </w:p>
+    <w:p>
+      <w:pPr>
+        <w:rPr>
+          <w:lang w:val="en-US"/>
+        </w:rPr>
+      </w:pPr>
+      <w:r>
+        <w:rPr>
+          <w:lang w:val="en-US"/>
+        </w:rPr>
+        <w:t>{</w:t>
+      </w:r>
+    </w:p>
+    <w:p>
+      <w:pPr>
+        <w:rPr>
+          <w:lang w:val="en-US"/>
+        </w:rPr>
+      </w:pPr>
+      <w:r>
+        <w:rPr>
+          <w:lang w:val="en-US"/>
+        </w:rPr>
+        <w:t>}</w:t>
+      </w:r>
+    </w:p>
+    <w:p>
+      <w:pPr>
+        <w:rPr>
+          <w:lang w:val="en-US"/>
+        </w:rPr>
+      </w:pPr>
+      <w:r>
+        <w:rPr>
+          <w:lang w:val="en-US"/>
+        </w:rPr>
+        <w:t xml:space="preserve">class </w:t>
+      </w:r>
+      <w:proofErr w:type="spellStart"/>
+      <w:r>
+        <w:rPr>
+          <w:lang w:val="en-US"/>
+        </w:rPr>
+        <w:t>Jbl</w:t>
+      </w:r>
+      <w:proofErr w:type="spellEnd"/>
+      <w:r>
+        <w:rPr>
+          <w:lang w:val="en-US"/>
+        </w:rPr>
+        <w:t xml:space="preserve"> implements </w:t>
+      </w:r>
+      <w:proofErr w:type="gramStart"/>
+      <w:r>
+        <w:rPr>
+          <w:lang w:val="en-US"/>
+        </w:rPr>
+        <w:t>Audio{</w:t>
+      </w:r>
+      <w:proofErr w:type="gramEnd"/>
+      <w:r>
+        <w:rPr>
+          <w:lang w:val="en-US"/>
+        </w:rPr>
+        <w:t>}</w:t>
+      </w:r>
+    </w:p>
+    <w:p>
+      <w:pPr>
+        <w:rPr>
+          <w:lang w:val="en-US"/>
+        </w:rPr>
+      </w:pPr>
+      <w:r>
+        <w:rPr>
+          <w:lang w:val="en-US"/>
+        </w:rPr>
+        <w:t xml:space="preserve">class Sony implements </w:t>
+      </w:r>
+      <w:proofErr w:type="gramStart"/>
+      <w:r>
+        <w:rPr>
+          <w:lang w:val="en-US"/>
+        </w:rPr>
+        <w:t>Audio{</w:t>
+      </w:r>
+      <w:proofErr w:type="gramEnd"/>
+      <w:r>
+        <w:rPr>
+          <w:lang w:val="en-US"/>
+        </w:rPr>
+        <w:t>}</w:t>
+      </w:r>
+    </w:p>
+    <w:p>
+      <w:pPr>
+        <w:rPr>
+          <w:lang w:val="en-US"/>
+        </w:rPr>
+      </w:pPr>
+    </w:p>
+    <w:p>
+      <w:pPr>
+        <w:rPr>
+          <w:lang w:val="en-US"/>
+        </w:rPr>
+      </w:pPr>
+      <w:r>
+        <w:rPr>
+          <w:lang w:val="en-US"/>
+        </w:rPr>
+        <w:t>class Car</w:t>
+      </w:r>
+    </w:p>
+    <w:p>
+      <w:pPr>
+        <w:rPr>
+          <w:lang w:val="en-US"/>
+        </w:rPr>
+      </w:pPr>
+      <w:r>
+        <w:rPr>
+          <w:lang w:val="en-US"/>
+        </w:rPr>
+        <w:t>{</w:t>
+      </w:r>
+    </w:p>
+    <w:p>
+      <w:pPr>
+        <w:rPr>
+          <w:lang w:val="en-US"/>
+        </w:rPr>
+      </w:pPr>
+      <w:r>
+        <w:rPr>
+          <w:lang w:val="en-US"/>
+        </w:rPr>
+        <w:tab/>
+        <w:t xml:space="preserve">private Engine </w:t>
+      </w:r>
+      <w:proofErr w:type="spellStart"/>
+      <w:r>
+        <w:rPr>
+          <w:lang w:val="en-US"/>
+        </w:rPr>
+        <w:t>engine</w:t>
+      </w:r>
+      <w:proofErr w:type="spellEnd"/>
+      <w:r>
+        <w:rPr>
+          <w:lang w:val="en-US"/>
+        </w:rPr>
+        <w:t>;</w:t>
+      </w:r>
+    </w:p>
+    <w:p>
+      <w:pPr>
+        <w:rPr>
+          <w:lang w:val="en-US"/>
+        </w:rPr>
+      </w:pPr>
+      <w:r>
+        <w:rPr>
+          <w:lang w:val="en-US"/>
+        </w:rPr>
+        <w:tab/>
+        <w:t xml:space="preserve">private Audio </w:t>
+      </w:r>
+      <w:proofErr w:type="spellStart"/>
+      <w:r>
+        <w:rPr>
+          <w:lang w:val="en-US"/>
+        </w:rPr>
+        <w:t>audio</w:t>
+      </w:r>
+      <w:proofErr w:type="spellEnd"/>
+      <w:r>
+        <w:rPr>
+          <w:lang w:val="en-US"/>
+        </w:rPr>
+        <w:t>;</w:t>
+      </w:r>
+    </w:p>
+    <w:p>
+      <w:pPr>
+        <w:rPr>
+          <w:lang w:val="en-US"/>
+        </w:rPr>
+      </w:pPr>
+    </w:p>
+    <w:p>
+      <w:pPr>
+        <w:rPr>
+          <w:lang w:val="en-US"/>
+        </w:rPr>
+      </w:pPr>
+      <w:r>
+        <w:rPr>
+          <w:lang w:val="en-US"/>
+        </w:rPr>
+        <w:tab/>
+        <w:t xml:space="preserve">public </w:t>
+      </w:r>
+      <w:proofErr w:type="gramStart"/>
+      <w:r>
+        <w:rPr>
+          <w:lang w:val="en-US"/>
+        </w:rPr>
+        <w:t>Car(</w:t>
+      </w:r>
+      <w:proofErr w:type="gramEnd"/>
+      <w:r>
+        <w:rPr>
+          <w:lang w:val="en-US"/>
+        </w:rPr>
+        <w:t>){}</w:t>
+      </w:r>
+    </w:p>
+    <w:p>
+      <w:pPr>
+        <w:rPr>
+          <w:lang w:val="en-US"/>
+        </w:rPr>
+      </w:pPr>
+      <w:r>
+        <w:rPr>
+          <w:lang w:val="en-US"/>
+        </w:rPr>
+        <w:tab/>
+        <w:t xml:space="preserve">public </w:t>
+      </w:r>
+      <w:proofErr w:type="gramStart"/>
+      <w:r>
+        <w:rPr>
+          <w:lang w:val="en-US"/>
+        </w:rPr>
+        <w:t>Car(</w:t>
+      </w:r>
+      <w:proofErr w:type="gramEnd"/>
+      <w:r>
+        <w:rPr>
+          <w:lang w:val="en-US"/>
+        </w:rPr>
+        <w:t>Audio audio)</w:t>
+      </w:r>
+    </w:p>
+    <w:p>
+      <w:pPr>
+        <w:rPr>
+          <w:lang w:val="en-US"/>
+        </w:rPr>
+      </w:pPr>
+      <w:r>
+        <w:rPr>
+          <w:lang w:val="en-US"/>
+        </w:rPr>
+        <w:tab/>
+        <w:t>{</w:t>
+      </w:r>
+      <w:r>
+        <w:rPr>
+          <w:lang w:val="en-US"/>
+        </w:rPr>
+        <w:tab/>
+      </w:r>
+    </w:p>
+    <w:p>
+      <w:pPr>
+        <w:rPr>
+          <w:lang w:val="en-US"/>
+        </w:rPr>
+      </w:pPr>
+      <w:r>
+        <w:rPr>
+          <w:lang w:val="en-US"/>
+        </w:rPr>
+        <w:tab/>
+      </w:r>
+      <w:r>
+        <w:rPr>
+          <w:lang w:val="en-US"/>
+        </w:rPr>
+        <w:tab/>
+      </w:r>
+      <w:proofErr w:type="spellStart"/>
+      <w:proofErr w:type="gramStart"/>
+      <w:r>
+        <w:rPr>
+          <w:lang w:val="en-US"/>
+        </w:rPr>
+        <w:t>this.audio</w:t>
+      </w:r>
+      <w:proofErr w:type="spellEnd"/>
+      <w:proofErr w:type="gramEnd"/>
+      <w:r>
+        <w:rPr>
+          <w:lang w:val="en-US"/>
+        </w:rPr>
+        <w:t>=audio;</w:t>
+      </w:r>
+    </w:p>
+    <w:p>
+      <w:pPr>
+        <w:rPr>
+          <w:lang w:val="en-US"/>
+        </w:rPr>
+      </w:pPr>
+      <w:r>
+        <w:rPr>
+          <w:lang w:val="en-US"/>
+        </w:rPr>
+        <w:tab/>
+        <w:t>}</w:t>
+      </w:r>
+    </w:p>
+    <w:p>
+      <w:pPr>
+        <w:rPr>
+          <w:lang w:val="en-US"/>
+        </w:rPr>
+      </w:pPr>
+    </w:p>
+    <w:p>
+      <w:pPr>
+        <w:rPr>
+          <w:lang w:val="en-US"/>
+        </w:rPr>
+      </w:pPr>
+      <w:r>
+        <w:rPr>
+          <w:lang w:val="en-US"/>
+        </w:rPr>
+        <w:tab/>
+        <w:t xml:space="preserve">public void </w:t>
+      </w:r>
+      <w:proofErr w:type="spellStart"/>
+      <w:proofErr w:type="gramStart"/>
+      <w:r>
+        <w:rPr>
+          <w:lang w:val="en-US"/>
+        </w:rPr>
+        <w:t>setAudio</w:t>
+      </w:r>
+      <w:proofErr w:type="spellEnd"/>
+      <w:r>
+        <w:rPr>
+          <w:lang w:val="en-US"/>
+        </w:rPr>
+        <w:t>(</w:t>
+      </w:r>
+      <w:proofErr w:type="gramEnd"/>
+      <w:r>
+        <w:rPr>
+          <w:lang w:val="en-US"/>
+        </w:rPr>
+        <w:t>Audio audio)</w:t>
+      </w:r>
+    </w:p>
+    <w:p>
+      <w:pPr>
+        <w:rPr>
+          <w:lang w:val="en-US"/>
+        </w:rPr>
+      </w:pPr>
+      <w:r>
+        <w:rPr>
+          <w:lang w:val="en-US"/>
+        </w:rPr>
+        <w:tab/>
+        <w:t>{</w:t>
+      </w:r>
+    </w:p>
+    <w:p>
+      <w:pPr>
+        <w:rPr>
+          <w:lang w:val="en-US"/>
+        </w:rPr>
+      </w:pPr>
+      <w:r>
+        <w:rPr>
+          <w:lang w:val="en-US"/>
+        </w:rPr>
+        <w:tab/>
+      </w:r>
+      <w:r>
+        <w:rPr>
+          <w:lang w:val="en-US"/>
+        </w:rPr>
+        <w:tab/>
+      </w:r>
+      <w:proofErr w:type="spellStart"/>
+      <w:proofErr w:type="gramStart"/>
+      <w:r>
+        <w:rPr>
+          <w:lang w:val="en-US"/>
+        </w:rPr>
+        <w:t>this.audio</w:t>
+      </w:r>
+      <w:proofErr w:type="spellEnd"/>
+      <w:proofErr w:type="gramEnd"/>
+      <w:r>
+        <w:rPr>
+          <w:lang w:val="en-US"/>
+        </w:rPr>
+        <w:t>=audio;</w:t>
+      </w:r>
+    </w:p>
+    <w:p>
+      <w:pPr>
+        <w:rPr>
+          <w:lang w:val="en-US"/>
+        </w:rPr>
+      </w:pPr>
+      <w:r>
+        <w:rPr>
+          <w:lang w:val="en-US"/>
+        </w:rPr>
+        <w:tab/>
+        <w:t>}</w:t>
+      </w:r>
+    </w:p>
+    <w:p>
+      <w:pPr>
+        <w:rPr>
+          <w:lang w:val="en-US"/>
+        </w:rPr>
+      </w:pPr>
+      <w:r>
+        <w:rPr>
+          <w:lang w:val="en-US"/>
+        </w:rPr>
+        <w:t>}</w:t>
+      </w:r>
+    </w:p>
+    <w:p>
+      <w:pPr>
+        <w:rPr>
+          <w:lang w:val="en-US"/>
+        </w:rPr>
+      </w:pPr>
+    </w:p>
+    <w:p>
+      <w:pPr>
+        <w:rPr>
+          <w:lang w:val="en-US"/>
+        </w:rPr>
+      </w:pPr>
+      <w:r>
+        <w:rPr>
+          <w:lang w:val="en-US"/>
+        </w:rPr>
+        <w:t xml:space="preserve">Car </w:t>
+      </w:r>
+      <w:proofErr w:type="spellStart"/>
+      <w:r>
+        <w:rPr>
+          <w:lang w:val="en-US"/>
+        </w:rPr>
+        <w:t>bmw</w:t>
+      </w:r>
+      <w:proofErr w:type="spellEnd"/>
+      <w:r>
+        <w:rPr>
+          <w:lang w:val="en-US"/>
+        </w:rPr>
+        <w:t xml:space="preserve">=new </w:t>
+      </w:r>
+      <w:proofErr w:type="gramStart"/>
+      <w:r>
+        <w:rPr>
+          <w:lang w:val="en-US"/>
+        </w:rPr>
+        <w:t>Car(</w:t>
+      </w:r>
+      <w:proofErr w:type="gramEnd"/>
+      <w:r>
+        <w:rPr>
+          <w:lang w:val="en-US"/>
+        </w:rPr>
+        <w:t>);</w:t>
+      </w:r>
+    </w:p>
+    <w:p>
+      <w:pPr>
+        <w:rPr>
+          <w:lang w:val="en-US"/>
+        </w:rPr>
+      </w:pPr>
+      <w:proofErr w:type="spellStart"/>
+      <w:proofErr w:type="gramStart"/>
+      <w:r>
+        <w:rPr>
+          <w:lang w:val="en-US"/>
+        </w:rPr>
+        <w:t>bmw.audio</w:t>
+      </w:r>
+      <w:proofErr w:type="spellEnd"/>
+      <w:proofErr w:type="gramEnd"/>
+      <w:r>
+        <w:rPr>
+          <w:lang w:val="en-US"/>
+        </w:rPr>
+        <w:t>=new Sony();</w:t>
+      </w:r>
+      <w:r>
+        <w:rPr>
+          <w:lang w:val="en-US"/>
+        </w:rPr>
+        <w:tab/>
+      </w:r>
+      <w:r>
+        <w:rPr>
+          <w:lang w:val="en-US"/>
+        </w:rPr>
+        <w:tab/>
+        <w:t>//NOT POSSIBLE because, audio is private</w:t>
+      </w:r>
+    </w:p>
+    <w:p>
+      <w:pPr>
+        <w:rPr>
+          <w:lang w:val="en-US"/>
+        </w:rPr>
+      </w:pPr>
+      <w:proofErr w:type="spellStart"/>
+      <w:proofErr w:type="gramStart"/>
+      <w:r>
+        <w:rPr>
+          <w:lang w:val="en-US"/>
+        </w:rPr>
+        <w:t>bmw.setAudio</w:t>
+      </w:r>
+      <w:proofErr w:type="spellEnd"/>
+      <w:proofErr w:type="gramEnd"/>
+      <w:r>
+        <w:rPr>
+          <w:lang w:val="en-US"/>
+        </w:rPr>
+        <w:t>(new Sony());</w:t>
+      </w:r>
+      <w:r>
+        <w:rPr>
+          <w:lang w:val="en-US"/>
+        </w:rPr>
+        <w:tab/>
+      </w:r>
+      <w:r>
+        <w:rPr>
+          <w:lang w:val="en-US"/>
+        </w:rPr>
+        <w:tab/>
+        <w:t>//POSSIBLE using setter</w:t>
+      </w:r>
+    </w:p>
+    <w:p>
+      <w:pPr>
+        <w:rPr>
+          <w:lang w:val="en-US"/>
+        </w:rPr>
+      </w:pPr>
+    </w:p>
+    <w:p>
+      <w:pPr>
+        <w:rPr>
+          <w:lang w:val="en-US"/>
+        </w:rPr>
+      </w:pPr>
+      <w:r>
+        <w:rPr>
+          <w:lang w:val="en-US"/>
+        </w:rPr>
+        <w:t xml:space="preserve">Car </w:t>
+      </w:r>
+      <w:proofErr w:type="spellStart"/>
+      <w:r>
+        <w:rPr>
+          <w:lang w:val="en-US"/>
+        </w:rPr>
+        <w:t>benz</w:t>
+      </w:r>
+      <w:proofErr w:type="spellEnd"/>
+      <w:r>
+        <w:rPr>
+          <w:lang w:val="en-US"/>
+        </w:rPr>
+        <w:t xml:space="preserve">=new </w:t>
+      </w:r>
+      <w:proofErr w:type="gramStart"/>
+      <w:r>
+        <w:rPr>
+          <w:lang w:val="en-US"/>
+        </w:rPr>
+        <w:t>Car(</w:t>
+      </w:r>
+      <w:proofErr w:type="gramEnd"/>
+      <w:r>
+        <w:rPr>
+          <w:lang w:val="en-US"/>
+        </w:rPr>
+        <w:t xml:space="preserve">new </w:t>
+      </w:r>
+      <w:proofErr w:type="spellStart"/>
+      <w:r>
+        <w:rPr>
+          <w:lang w:val="en-US"/>
+        </w:rPr>
+        <w:t>Jbl</w:t>
+      </w:r>
+      <w:proofErr w:type="spellEnd"/>
+      <w:r>
+        <w:rPr>
+          <w:lang w:val="en-US"/>
+        </w:rPr>
+        <w:t>());</w:t>
+      </w:r>
+      <w:r>
+        <w:rPr>
+          <w:lang w:val="en-US"/>
+        </w:rPr>
+        <w:tab/>
+      </w:r>
+      <w:r>
+        <w:rPr>
+          <w:lang w:val="en-US"/>
+        </w:rPr>
+        <w:tab/>
+        <w:t>//POSSIBLE using constructor</w:t>
+      </w:r>
+    </w:p>
+    <w:p>
+      <w:pPr>
+        <w:rPr>
+          <w:lang w:val="en-US"/>
+        </w:rPr>
+      </w:pPr>
+    </w:p>
+    <w:p>
+      <w:pPr>
+        <w:rPr>
+          <w:lang w:val="en-US"/>
+        </w:rPr>
+      </w:pPr>
+    </w:p>
+    <w:p>
+      <w:pPr>
+        <w:rPr>
+          <w:lang w:val="en-US"/>
+        </w:rPr>
+      </w:pPr>
+      <w:r>
+        <w:rPr>
+          <w:lang w:val="en-US"/>
+        </w:rPr>
+        <w:lastRenderedPageBreak/>
+        <w:t>Demo1:</w:t>
+      </w:r>
+    </w:p>
+    <w:p>
+      <w:pPr>
+        <w:rPr>
+          <w:lang w:val="en-US"/>
+        </w:rPr>
+      </w:pPr>
+      <w:proofErr w:type="spellStart"/>
+      <w:proofErr w:type="gramStart"/>
+      <w:r>
+        <w:rPr>
+          <w:lang w:val="en-US"/>
+        </w:rPr>
+        <w:t>Lets</w:t>
+      </w:r>
+      <w:proofErr w:type="spellEnd"/>
+      <w:proofErr w:type="gramEnd"/>
+      <w:r>
+        <w:rPr>
+          <w:lang w:val="en-US"/>
+        </w:rPr>
+        <w:t xml:space="preserve"> create a spring project.</w:t>
+      </w:r>
+    </w:p>
+    <w:p>
+      <w:pPr>
+        <w:rPr>
+          <w:lang w:val="en-US"/>
+        </w:rPr>
+      </w:pPr>
+      <w:r>
+        <w:rPr>
+          <w:lang w:val="en-US"/>
+        </w:rPr>
+        <w:t>It is a maven project.</w:t>
+      </w:r>
+    </w:p>
+    <w:p>
+      <w:pPr>
+        <w:rPr>
+          <w:lang w:val="en-US"/>
+        </w:rPr>
+      </w:pPr>
+      <w:r>
+        <w:rPr>
+          <w:lang w:val="en-US"/>
+        </w:rPr>
+        <w:t>In pom.xml if we add the following dependencies, then it is becoming a spring project</w:t>
+      </w:r>
+    </w:p>
+    <w:p>
+      <w:pPr>
+        <w:rPr>
+          <w:lang w:val="en-US"/>
+        </w:rPr>
+      </w:pPr>
+    </w:p>
+    <w:p>
+      <w:pPr>
+        <w:rPr>
+          <w:lang w:val="en-US"/>
+        </w:rPr>
+      </w:pPr>
+      <w:r>
+        <w:rPr>
+          <w:lang w:val="en-US"/>
+        </w:rPr>
+        <w:t>Spring framework has lot of modules:</w:t>
+      </w:r>
+    </w:p>
+    <w:p>
+      <w:pPr>
+        <w:rPr>
+          <w:lang w:val="en-US"/>
+        </w:rPr>
+      </w:pPr>
+      <w:r>
+        <w:rPr>
+          <w:lang w:val="en-US"/>
+        </w:rPr>
+        <w:tab/>
+        <w:t>Spring core</w:t>
+      </w:r>
+    </w:p>
+    <w:p>
+      <w:pPr>
+        <w:rPr>
+          <w:lang w:val="en-US"/>
+        </w:rPr>
+      </w:pPr>
+      <w:r>
+        <w:rPr>
+          <w:lang w:val="en-US"/>
+        </w:rPr>
+        <w:tab/>
+        <w:t>Spring AOP</w:t>
+      </w:r>
+    </w:p>
+    <w:p>
+      <w:pPr>
+        <w:rPr>
+          <w:lang w:val="en-US"/>
+        </w:rPr>
+      </w:pPr>
+      <w:r>
+        <w:rPr>
+          <w:lang w:val="en-US"/>
+        </w:rPr>
+        <w:tab/>
+        <w:t>Spring MVC</w:t>
+      </w:r>
+    </w:p>
+    <w:p>
+      <w:pPr>
+        <w:rPr>
+          <w:lang w:val="en-US"/>
+        </w:rPr>
+      </w:pPr>
+      <w:r>
+        <w:rPr>
+          <w:lang w:val="en-US"/>
+        </w:rPr>
+        <w:tab/>
+        <w:t>Spring DAO</w:t>
+      </w:r>
+    </w:p>
+    <w:p>
+      <w:pPr>
+        <w:rPr>
+          <w:lang w:val="en-US"/>
+        </w:rPr>
+      </w:pPr>
+      <w:r>
+        <w:rPr>
+          <w:lang w:val="en-US"/>
+        </w:rPr>
+        <w:tab/>
+        <w:t>Spring REST</w:t>
+      </w:r>
+    </w:p>
+    <w:p>
+      <w:pPr>
+        <w:rPr>
+          <w:lang w:val="en-US"/>
+        </w:rPr>
+      </w:pPr>
+      <w:r>
+        <w:rPr>
+          <w:lang w:val="en-US"/>
+        </w:rPr>
+        <w:tab/>
+        <w:t>Spring Security</w:t>
+      </w:r>
+    </w:p>
+    <w:p>
+      <w:pPr>
+        <w:rPr>
+          <w:lang w:val="en-US"/>
+        </w:rPr>
+      </w:pPr>
+    </w:p>
+    <w:p>
+      <w:pPr>
+        <w:rPr>
+          <w:lang w:val="en-US"/>
+        </w:rPr>
+      </w:pPr>
+      <w:r>
+        <w:rPr>
+          <w:lang w:val="en-US"/>
+        </w:rPr>
+        <w:t>We are learning spring core now.</w:t>
+      </w:r>
+    </w:p>
+    <w:p>
+      <w:pPr>
+        <w:pStyle w:val="ListParagraph"/>
+        <w:numPr>
+          <w:ilvl w:val="0"/>
+          <w:numId w:val="25"/>
+        </w:numPr>
+        <w:rPr>
+          <w:lang w:val="en-US"/>
+        </w:rPr>
+      </w:pPr>
+      <w:r>
+        <w:rPr>
+          <w:lang w:val="en-US"/>
+        </w:rPr>
+        <w:t>In eclipse, create a maven project</w:t>
+      </w:r>
+    </w:p>
+    <w:p>
+      <w:pPr>
+        <w:pStyle w:val="ListParagraph"/>
+        <w:rPr>
+          <w:lang w:val="en-US"/>
+        </w:rPr>
+      </w:pPr>
+      <w:r>
+        <w:rPr>
+          <w:lang w:val="en-US"/>
+        </w:rPr>
+        <w:t>Group id:</w:t>
+      </w:r>
+      <w:r>
+        <w:rPr>
+          <w:lang w:val="en-US"/>
+        </w:rPr>
+        <w:tab/>
+      </w:r>
+      <w:proofErr w:type="spellStart"/>
+      <w:proofErr w:type="gramStart"/>
+      <w:r>
+        <w:rPr>
+          <w:lang w:val="en-US"/>
+        </w:rPr>
+        <w:t>com.ust.spring</w:t>
+      </w:r>
+      <w:proofErr w:type="spellEnd"/>
+      <w:proofErr w:type="gramEnd"/>
+    </w:p>
+    <w:p>
+      <w:pPr>
+        <w:pStyle w:val="ListParagraph"/>
+        <w:rPr>
+          <w:lang w:val="en-US"/>
+        </w:rPr>
+      </w:pPr>
+      <w:proofErr w:type="spellStart"/>
+      <w:r>
+        <w:rPr>
+          <w:lang w:val="en-US"/>
+        </w:rPr>
+        <w:t>Artifcat</w:t>
+      </w:r>
+      <w:proofErr w:type="spellEnd"/>
+      <w:r>
+        <w:rPr>
+          <w:lang w:val="en-US"/>
+        </w:rPr>
+        <w:t xml:space="preserve"> id:</w:t>
+      </w:r>
+      <w:r>
+        <w:rPr>
+          <w:lang w:val="en-US"/>
+        </w:rPr>
+        <w:tab/>
+        <w:t>29-may-01</w:t>
+      </w:r>
+    </w:p>
+    <w:p>
+      <w:pPr>
+        <w:pStyle w:val="ListParagraph"/>
+        <w:rPr>
+          <w:lang w:val="en-US"/>
+        </w:rPr>
+      </w:pPr>
+      <w:r>
+        <w:rPr>
+          <w:lang w:val="en-US"/>
+        </w:rPr>
+        <w:t>Package is same as group id</w:t>
+      </w:r>
+    </w:p>
+    <w:p>
+      <w:pPr>
+        <w:pStyle w:val="ListParagraph"/>
+        <w:rPr>
+          <w:lang w:val="en-US"/>
+        </w:rPr>
+      </w:pPr>
+    </w:p>
+    <w:p>
+      <w:pPr>
+        <w:pStyle w:val="ListParagraph"/>
+        <w:rPr>
+          <w:lang w:val="en-US"/>
+        </w:rPr>
+      </w:pPr>
+      <w:r>
+        <w:rPr>
+          <w:lang w:val="en-US"/>
+        </w:rPr>
+        <w:t>pom.xml</w:t>
+      </w:r>
+    </w:p>
+    <w:p>
+      <w:pPr>
+        <w:pStyle w:val="ListParagraph"/>
+        <w:rPr>
+          <w:lang w:val="en-US"/>
+        </w:rPr>
+      </w:pPr>
+      <w:r>
+        <w:rPr>
+          <w:lang w:val="en-US"/>
+        </w:rPr>
+        <w:tab/>
+        <w:t>Project Object Model</w:t>
+      </w:r>
+    </w:p>
+    <w:p>
+      <w:pPr>
+        <w:pStyle w:val="ListParagraph"/>
+        <w:numPr>
+          <w:ilvl w:val="0"/>
+          <w:numId w:val="25"/>
+        </w:numPr>
+        <w:rPr>
+          <w:lang w:val="en-US"/>
+        </w:rPr>
+      </w:pPr>
+      <w:r>
+        <w:rPr>
+          <w:lang w:val="en-US"/>
+        </w:rPr>
+        <w:t>In pom.xml, under “dependencies”</w:t>
+      </w:r>
+    </w:p>
+    <w:p>
+      <w:pPr>
+        <w:pStyle w:val="ListParagraph"/>
+        <w:rPr>
+          <w:lang w:val="en-US"/>
+        </w:rPr>
+      </w:pPr>
+      <w:proofErr w:type="gramStart"/>
+      <w:r>
+        <w:rPr>
+          <w:lang w:val="en-US"/>
+        </w:rPr>
+        <w:t>&lt;!--</w:t>
+      </w:r>
+      <w:proofErr w:type="gramEnd"/>
+      <w:r>
+        <w:rPr>
+          <w:lang w:val="en-US"/>
+        </w:rPr>
+        <w:t xml:space="preserve"> https://mvnrepository.com/artifact/org.springframework/spring-core --&gt;</w:t>
+      </w:r>
+    </w:p>
+    <w:p>
+      <w:pPr>
+        <w:pStyle w:val="ListParagraph"/>
+        <w:rPr>
+          <w:lang w:val="en-US"/>
+        </w:rPr>
+      </w:pPr>
+      <w:r>
+        <w:rPr>
+          <w:lang w:val="en-US"/>
+        </w:rPr>
+        <w:t>&lt;dependency&gt;</w:t>
+      </w:r>
+    </w:p>
+    <w:p>
+      <w:pPr>
+        <w:pStyle w:val="ListParagraph"/>
+        <w:rPr>
+          <w:lang w:val="en-US"/>
+        </w:rPr>
+      </w:pPr>
+      <w:r>
+        <w:rPr>
+          <w:lang w:val="en-US"/>
+        </w:rPr>
+        <w:t xml:space="preserve">    &lt;</w:t>
+      </w:r>
+      <w:proofErr w:type="spellStart"/>
+      <w:r>
+        <w:rPr>
+          <w:lang w:val="en-US"/>
+        </w:rPr>
+        <w:t>groupId</w:t>
+      </w:r>
+      <w:proofErr w:type="spellEnd"/>
+      <w:r>
+        <w:rPr>
+          <w:lang w:val="en-US"/>
+        </w:rPr>
+        <w:t>&gt;</w:t>
+      </w:r>
+      <w:proofErr w:type="spellStart"/>
+      <w:r>
+        <w:rPr>
+          <w:lang w:val="en-US"/>
+        </w:rPr>
+        <w:t>org.springframework</w:t>
+      </w:r>
+      <w:proofErr w:type="spellEnd"/>
+      <w:r>
+        <w:rPr>
+          <w:lang w:val="en-US"/>
+        </w:rPr>
+        <w:t>&lt;/</w:t>
+      </w:r>
+      <w:proofErr w:type="spellStart"/>
+      <w:r>
+        <w:rPr>
+          <w:lang w:val="en-US"/>
+        </w:rPr>
+        <w:t>groupId</w:t>
+      </w:r>
+      <w:proofErr w:type="spellEnd"/>
+      <w:r>
+        <w:rPr>
+          <w:lang w:val="en-US"/>
+        </w:rPr>
+        <w:t>&gt;</w:t>
+      </w:r>
+    </w:p>
+    <w:p>
+      <w:pPr>
+        <w:pStyle w:val="ListParagraph"/>
+        <w:rPr>
+          <w:lang w:val="en-US"/>
+        </w:rPr>
+      </w:pPr>
+      <w:r>
+        <w:rPr>
+          <w:lang w:val="en-US"/>
+        </w:rPr>
+        <w:t xml:space="preserve">    &lt;</w:t>
+      </w:r>
+      <w:proofErr w:type="spellStart"/>
+      <w:r>
+        <w:rPr>
+          <w:lang w:val="en-US"/>
+        </w:rPr>
+        <w:t>artifactId</w:t>
+      </w:r>
+      <w:proofErr w:type="spellEnd"/>
+      <w:r>
+        <w:rPr>
+          <w:lang w:val="en-US"/>
+        </w:rPr>
+        <w:t>&gt;spring-core&lt;/</w:t>
+      </w:r>
+      <w:proofErr w:type="spellStart"/>
+      <w:r>
+        <w:rPr>
+          <w:lang w:val="en-US"/>
+        </w:rPr>
+        <w:t>artifactId</w:t>
+      </w:r>
+      <w:proofErr w:type="spellEnd"/>
+      <w:r>
+        <w:rPr>
+          <w:lang w:val="en-US"/>
+        </w:rPr>
+        <w:t>&gt;</w:t>
+      </w:r>
+    </w:p>
+    <w:p>
+      <w:pPr>
+        <w:pStyle w:val="ListParagraph"/>
+        <w:rPr>
+          <w:lang w:val="en-US"/>
+        </w:rPr>
+      </w:pPr>
+      <w:r>
+        <w:rPr>
+          <w:lang w:val="en-US"/>
+        </w:rPr>
+        <w:t xml:space="preserve">    &lt;version&gt;6.0.9&lt;/version&gt;</w:t>
+      </w:r>
+    </w:p>
+    <w:p>
+      <w:pPr>
+        <w:pStyle w:val="ListParagraph"/>
+        <w:rPr>
+          <w:lang w:val="en-US"/>
+        </w:rPr>
+      </w:pPr>
+      <w:r>
+        <w:rPr>
+          <w:lang w:val="en-US"/>
+        </w:rPr>
+        <w:t>&lt;/dependency&gt;</w:t>
+      </w:r>
+    </w:p>
+    <w:p>
+      <w:pPr>
+        <w:pStyle w:val="ListParagraph"/>
+        <w:rPr>
+          <w:lang w:val="en-US"/>
+        </w:rPr>
+      </w:pPr>
+    </w:p>
+    <w:p>
+      <w:pPr>
+        <w:pStyle w:val="ListParagraph"/>
+        <w:numPr>
+          <w:ilvl w:val="0"/>
+          <w:numId w:val="25"/>
+        </w:numPr>
+        <w:rPr>
+          <w:lang w:val="en-US"/>
+        </w:rPr>
+      </w:pPr>
+      <w:proofErr w:type="spellStart"/>
+      <w:r>
+        <w:rPr>
+          <w:lang w:val="en-US"/>
+        </w:rPr>
+        <w:t>Lets</w:t>
+      </w:r>
+      <w:proofErr w:type="spellEnd"/>
+      <w:r>
+        <w:rPr>
+          <w:lang w:val="en-US"/>
+        </w:rPr>
+        <w:t xml:space="preserve"> create a java bean</w:t>
       </w:r>
     </w:p>
     <w:sectPr>
@@ -2716,6 +4825,95 @@
     </w:lvl>
   </w:abstractNum>
   <w:abstractNum w:abstractNumId="22" w15:restartNumberingAfterBreak="0">
+    <w:nsid w:val="69967D90"/>
+    <w:multiLevelType w:val="hybridMultilevel"/>
+    <w:tmpl w:val="1F2AE446"/>
+    <w:lvl w:ilvl="0" w:tplc="40090011">
+      <w:start w:val="1"/>
+      <w:numFmt w:val="decimal"/>
+      <w:lvlText w:val="%1)"/>
+      <w:lvlJc w:val="left"/>
+      <w:pPr>
+        <w:ind w:left="720" w:hanging="360"/>
+      </w:pPr>
+      <w:rPr>
+        <w:rFonts w:hint="default"/>
+      </w:rPr>
+    </w:lvl>
+    <w:lvl w:ilvl="1" w:tplc="40090019" w:tentative="1">
+      <w:start w:val="1"/>
+      <w:numFmt w:val="lowerLetter"/>
+      <w:lvlText w:val="%2."/>
+      <w:lvlJc w:val="left"/>
+      <w:pPr>
+        <w:ind w:left="1440" w:hanging="360"/>
+      </w:pPr>
+    </w:lvl>
+    <w:lvl w:ilvl="2" w:tplc="4009001B" w:tentative="1">
+      <w:start w:val="1"/>
+      <w:numFmt w:val="lowerRoman"/>
+      <w:lvlText w:val="%3."/>
+      <w:lvlJc w:val="right"/>
+      <w:pPr>
+        <w:ind w:left="2160" w:hanging="180"/>
+      </w:pPr>
+    </w:lvl>
+    <w:lvl w:ilvl="3" w:tplc="4009000F" w:tentative="1">
+      <w:start w:val="1"/>
+      <w:numFmt w:val="decimal"/>
+      <w:lvlText w:val="%4."/>
+      <w:lvlJc w:val="left"/>
+      <w:pPr>
+        <w:ind w:left="2880" w:hanging="360"/>
+      </w:pPr>
+    </w:lvl>
+    <w:lvl w:ilvl="4" w:tplc="40090019" w:tentative="1">
+      <w:start w:val="1"/>
+      <w:numFmt w:val="lowerLetter"/>
+      <w:lvlText w:val="%5."/>
+      <w:lvlJc w:val="left"/>
+      <w:pPr>
+        <w:ind w:left="3600" w:hanging="360"/>
+      </w:pPr>
+    </w:lvl>
+    <w:lvl w:ilvl="5" w:tplc="4009001B" w:tentative="1">
+      <w:start w:val="1"/>
+      <w:numFmt w:val="lowerRoman"/>
+      <w:lvlText w:val="%6."/>
+      <w:lvlJc w:val="right"/>
+      <w:pPr>
+        <w:ind w:left="4320" w:hanging="180"/>
+      </w:pPr>
+    </w:lvl>
+    <w:lvl w:ilvl="6" w:tplc="4009000F" w:tentative="1">
+      <w:start w:val="1"/>
+      <w:numFmt w:val="decimal"/>
+      <w:lvlText w:val="%7."/>
+      <w:lvlJc w:val="left"/>
+      <w:pPr>
+        <w:ind w:left="5040" w:hanging="360"/>
+      </w:pPr>
+    </w:lvl>
+    <w:lvl w:ilvl="7" w:tplc="40090019" w:tentative="1">
+      <w:start w:val="1"/>
+      <w:numFmt w:val="lowerLetter"/>
+      <w:lvlText w:val="%8."/>
+      <w:lvlJc w:val="left"/>
+      <w:pPr>
+        <w:ind w:left="5760" w:hanging="360"/>
+      </w:pPr>
+    </w:lvl>
+    <w:lvl w:ilvl="8" w:tplc="4009001B" w:tentative="1">
+      <w:start w:val="1"/>
+      <w:numFmt w:val="lowerRoman"/>
+      <w:lvlText w:val="%9."/>
+      <w:lvlJc w:val="right"/>
+      <w:pPr>
+        <w:ind w:left="6480" w:hanging="180"/>
+      </w:pPr>
+    </w:lvl>
+  </w:abstractNum>
+  <w:abstractNum w:abstractNumId="23" w15:restartNumberingAfterBreak="0">
     <w:nsid w:val="6E4C1B67"/>
     <w:multiLevelType w:val="hybridMultilevel"/>
     <w:tmpl w:val="CAD033F6"/>
@@ -2804,7 +5002,7 @@
       </w:pPr>
     </w:lvl>
   </w:abstractNum>
-  <w:abstractNum w:abstractNumId="23" w15:restartNumberingAfterBreak="0">
+  <w:abstractNum w:abstractNumId="24" w15:restartNumberingAfterBreak="0">
     <w:nsid w:val="78D66A19"/>
     <w:multiLevelType w:val="hybridMultilevel"/>
     <w:tmpl w:val="4862567A"/>
@@ -2954,7 +5152,7 @@
     <w:abstractNumId w:val="0"/>
   </w:num>
   <w:num w:numId="21">
-    <w:abstractNumId w:val="22"/>
+    <w:abstractNumId w:val="23"/>
   </w:num>
   <w:num w:numId="22">
     <w:abstractNumId w:val="1"/>
@@ -2963,7 +5161,10 @@
     <w:abstractNumId w:val="17"/>
   </w:num>
   <w:num w:numId="24">
-    <w:abstractNumId w:val="23"/>
+    <w:abstractNumId w:val="24"/>
+  </w:num>
+  <w:num w:numId="25">
+    <w:abstractNumId w:val="22"/>
   </w:num>
 </w:numbering>
 </file>

--- a/notes_29May2023.docx
+++ b/notes_29May2023.docx
@@ -2648,6 +2648,7 @@
         </w:rPr>
       </w:pPr>
       <w:proofErr w:type="spellStart"/>
+      <w:proofErr w:type="gramStart"/>
       <w:r>
         <w:rPr>
           <w:lang w:val="en-US"/>
@@ -2655,12 +2656,2646 @@
         <w:t>Lets</w:t>
       </w:r>
       <w:proofErr w:type="spellEnd"/>
+      <w:proofErr w:type="gramEnd"/>
       <w:r>
         <w:rPr>
           <w:lang w:val="en-US"/>
         </w:rPr>
         <w:t xml:space="preserve"> create a java bean</w:t>
       </w:r>
+    </w:p>
+    <w:p>
+      <w:pPr>
+        <w:pStyle w:val="ListParagraph"/>
+        <w:rPr>
+          <w:lang w:val="en-US"/>
+        </w:rPr>
+      </w:pPr>
+      <w:r>
+        <w:rPr>
+          <w:lang w:val="en-US"/>
+        </w:rPr>
+        <w:t xml:space="preserve">package </w:t>
+      </w:r>
+      <w:proofErr w:type="spellStart"/>
+      <w:proofErr w:type="gramStart"/>
+      <w:r>
+        <w:rPr>
+          <w:lang w:val="en-US"/>
+        </w:rPr>
+        <w:t>com.ust.spring</w:t>
+      </w:r>
+      <w:proofErr w:type="spellEnd"/>
+      <w:proofErr w:type="gramEnd"/>
+      <w:r>
+        <w:rPr>
+          <w:lang w:val="en-US"/>
+        </w:rPr>
+        <w:t>;</w:t>
+      </w:r>
+    </w:p>
+    <w:p>
+      <w:pPr>
+        <w:pStyle w:val="ListParagraph"/>
+        <w:rPr>
+          <w:lang w:val="en-US"/>
+        </w:rPr>
+      </w:pPr>
+    </w:p>
+    <w:p>
+      <w:pPr>
+        <w:pStyle w:val="ListParagraph"/>
+        <w:rPr>
+          <w:lang w:val="en-US"/>
+        </w:rPr>
+      </w:pPr>
+      <w:r>
+        <w:rPr>
+          <w:lang w:val="en-US"/>
+        </w:rPr>
+        <w:t xml:space="preserve">public class </w:t>
+      </w:r>
+      <w:proofErr w:type="spellStart"/>
+      <w:r>
+        <w:rPr>
+          <w:lang w:val="en-US"/>
+        </w:rPr>
+        <w:t>Jbl</w:t>
+      </w:r>
+      <w:proofErr w:type="spellEnd"/>
+      <w:r>
+        <w:rPr>
+          <w:lang w:val="en-US"/>
+        </w:rPr>
+        <w:t xml:space="preserve"> implements Audio</w:t>
+      </w:r>
+    </w:p>
+    <w:p>
+      <w:pPr>
+        <w:pStyle w:val="ListParagraph"/>
+        <w:rPr>
+          <w:lang w:val="en-US"/>
+        </w:rPr>
+      </w:pPr>
+      <w:r>
+        <w:rPr>
+          <w:lang w:val="en-US"/>
+        </w:rPr>
+        <w:t>{</w:t>
+      </w:r>
+    </w:p>
+    <w:p>
+      <w:pPr>
+        <w:pStyle w:val="ListParagraph"/>
+        <w:rPr>
+          <w:lang w:val="en-US"/>
+        </w:rPr>
+      </w:pPr>
+    </w:p>
+    <w:p>
+      <w:pPr>
+        <w:pStyle w:val="ListParagraph"/>
+        <w:rPr>
+          <w:lang w:val="en-US"/>
+        </w:rPr>
+      </w:pPr>
+      <w:r>
+        <w:rPr>
+          <w:lang w:val="en-US"/>
+        </w:rPr>
+        <w:tab/>
+        <w:t>@Override</w:t>
+      </w:r>
+    </w:p>
+    <w:p>
+      <w:pPr>
+        <w:pStyle w:val="ListParagraph"/>
+        <w:rPr>
+          <w:lang w:val="en-US"/>
+        </w:rPr>
+      </w:pPr>
+      <w:r>
+        <w:rPr>
+          <w:lang w:val="en-US"/>
+        </w:rPr>
+        <w:tab/>
+        <w:t xml:space="preserve">public void </w:t>
+      </w:r>
+      <w:proofErr w:type="spellStart"/>
+      <w:proofErr w:type="gramStart"/>
+      <w:r>
+        <w:rPr>
+          <w:lang w:val="en-US"/>
+        </w:rPr>
+        <w:t>playMusic</w:t>
+      </w:r>
+      <w:proofErr w:type="spellEnd"/>
+      <w:r>
+        <w:rPr>
+          <w:lang w:val="en-US"/>
+        </w:rPr>
+        <w:t>(</w:t>
+      </w:r>
+      <w:proofErr w:type="gramEnd"/>
+      <w:r>
+        <w:rPr>
+          <w:lang w:val="en-US"/>
+        </w:rPr>
+        <w:t>) {</w:t>
+      </w:r>
+    </w:p>
+    <w:p>
+      <w:pPr>
+        <w:pStyle w:val="ListParagraph"/>
+        <w:rPr>
+          <w:lang w:val="en-US"/>
+        </w:rPr>
+      </w:pPr>
+      <w:r>
+        <w:rPr>
+          <w:lang w:val="en-US"/>
+        </w:rPr>
+        <w:tab/>
+      </w:r>
+      <w:r>
+        <w:rPr>
+          <w:lang w:val="en-US"/>
+        </w:rPr>
+        <w:tab/>
+      </w:r>
+      <w:proofErr w:type="spellStart"/>
+      <w:r>
+        <w:rPr>
+          <w:lang w:val="en-US"/>
+        </w:rPr>
+        <w:t>System.out.println</w:t>
+      </w:r>
+      <w:proofErr w:type="spellEnd"/>
+      <w:r>
+        <w:rPr>
+          <w:lang w:val="en-US"/>
+        </w:rPr>
+        <w:t>("</w:t>
+      </w:r>
+      <w:proofErr w:type="spellStart"/>
+      <w:r>
+        <w:rPr>
+          <w:lang w:val="en-US"/>
+        </w:rPr>
+        <w:t>Jbl</w:t>
+      </w:r>
+      <w:proofErr w:type="spellEnd"/>
+      <w:r>
+        <w:rPr>
+          <w:lang w:val="en-US"/>
+        </w:rPr>
+        <w:t xml:space="preserve"> Makes noise");</w:t>
+      </w:r>
+    </w:p>
+    <w:p>
+      <w:pPr>
+        <w:pStyle w:val="ListParagraph"/>
+        <w:rPr>
+          <w:lang w:val="en-US"/>
+        </w:rPr>
+      </w:pPr>
+      <w:r>
+        <w:rPr>
+          <w:lang w:val="en-US"/>
+        </w:rPr>
+        <w:tab/>
+        <w:t>}</w:t>
+      </w:r>
+    </w:p>
+    <w:p>
+      <w:pPr>
+        <w:pStyle w:val="ListParagraph"/>
+        <w:rPr>
+          <w:lang w:val="en-US"/>
+        </w:rPr>
+      </w:pPr>
+    </w:p>
+    <w:p>
+      <w:pPr>
+        <w:pStyle w:val="ListParagraph"/>
+        <w:rPr>
+          <w:lang w:val="en-US"/>
+        </w:rPr>
+      </w:pPr>
+      <w:r>
+        <w:rPr>
+          <w:lang w:val="en-US"/>
+        </w:rPr>
+        <w:lastRenderedPageBreak/>
+        <w:t>}</w:t>
+      </w:r>
+    </w:p>
+    <w:p>
+      <w:pPr>
+        <w:pStyle w:val="ListParagraph"/>
+        <w:rPr>
+          <w:lang w:val="en-US"/>
+        </w:rPr>
+      </w:pPr>
+    </w:p>
+    <w:p>
+      <w:pPr>
+        <w:pStyle w:val="ListParagraph"/>
+        <w:rPr>
+          <w:lang w:val="en-US"/>
+        </w:rPr>
+      </w:pPr>
+    </w:p>
+    <w:p>
+      <w:pPr>
+        <w:pStyle w:val="ListParagraph"/>
+        <w:rPr>
+          <w:lang w:val="en-US"/>
+        </w:rPr>
+      </w:pPr>
+      <w:r>
+        <w:rPr>
+          <w:lang w:val="en-US"/>
+        </w:rPr>
+        <w:t xml:space="preserve">package </w:t>
+      </w:r>
+      <w:proofErr w:type="spellStart"/>
+      <w:proofErr w:type="gramStart"/>
+      <w:r>
+        <w:rPr>
+          <w:lang w:val="en-US"/>
+        </w:rPr>
+        <w:t>com.ust.spring</w:t>
+      </w:r>
+      <w:proofErr w:type="spellEnd"/>
+      <w:proofErr w:type="gramEnd"/>
+      <w:r>
+        <w:rPr>
+          <w:lang w:val="en-US"/>
+        </w:rPr>
+        <w:t>;</w:t>
+      </w:r>
+    </w:p>
+    <w:p>
+      <w:pPr>
+        <w:pStyle w:val="ListParagraph"/>
+        <w:rPr>
+          <w:lang w:val="en-US"/>
+        </w:rPr>
+      </w:pPr>
+    </w:p>
+    <w:p>
+      <w:pPr>
+        <w:pStyle w:val="ListParagraph"/>
+        <w:rPr>
+          <w:lang w:val="en-US"/>
+        </w:rPr>
+      </w:pPr>
+      <w:r>
+        <w:rPr>
+          <w:lang w:val="en-US"/>
+        </w:rPr>
+        <w:t>public class Sony implements Audio {</w:t>
+      </w:r>
+    </w:p>
+    <w:p>
+      <w:pPr>
+        <w:pStyle w:val="ListParagraph"/>
+        <w:rPr>
+          <w:lang w:val="en-US"/>
+        </w:rPr>
+      </w:pPr>
+    </w:p>
+    <w:p>
+      <w:pPr>
+        <w:pStyle w:val="ListParagraph"/>
+        <w:rPr>
+          <w:lang w:val="en-US"/>
+        </w:rPr>
+      </w:pPr>
+      <w:r>
+        <w:rPr>
+          <w:lang w:val="en-US"/>
+        </w:rPr>
+        <w:tab/>
+        <w:t>@Override</w:t>
+      </w:r>
+    </w:p>
+    <w:p>
+      <w:pPr>
+        <w:pStyle w:val="ListParagraph"/>
+        <w:rPr>
+          <w:lang w:val="en-US"/>
+        </w:rPr>
+      </w:pPr>
+      <w:r>
+        <w:rPr>
+          <w:lang w:val="en-US"/>
+        </w:rPr>
+        <w:tab/>
+        <w:t xml:space="preserve">public void </w:t>
+      </w:r>
+      <w:proofErr w:type="spellStart"/>
+      <w:proofErr w:type="gramStart"/>
+      <w:r>
+        <w:rPr>
+          <w:lang w:val="en-US"/>
+        </w:rPr>
+        <w:t>playMusic</w:t>
+      </w:r>
+      <w:proofErr w:type="spellEnd"/>
+      <w:r>
+        <w:rPr>
+          <w:lang w:val="en-US"/>
+        </w:rPr>
+        <w:t>(</w:t>
+      </w:r>
+      <w:proofErr w:type="gramEnd"/>
+      <w:r>
+        <w:rPr>
+          <w:lang w:val="en-US"/>
+        </w:rPr>
+        <w:t>) {</w:t>
+      </w:r>
+    </w:p>
+    <w:p>
+      <w:pPr>
+        <w:pStyle w:val="ListParagraph"/>
+        <w:rPr>
+          <w:lang w:val="en-US"/>
+        </w:rPr>
+      </w:pPr>
+      <w:r>
+        <w:rPr>
+          <w:lang w:val="en-US"/>
+        </w:rPr>
+        <w:tab/>
+      </w:r>
+      <w:r>
+        <w:rPr>
+          <w:lang w:val="en-US"/>
+        </w:rPr>
+        <w:tab/>
+      </w:r>
+      <w:proofErr w:type="spellStart"/>
+      <w:r>
+        <w:rPr>
+          <w:lang w:val="en-US"/>
+        </w:rPr>
+        <w:t>System.out.println</w:t>
+      </w:r>
+      <w:proofErr w:type="spellEnd"/>
+      <w:r>
+        <w:rPr>
+          <w:lang w:val="en-US"/>
+        </w:rPr>
+        <w:t>("Sony makes good sound");</w:t>
+      </w:r>
+    </w:p>
+    <w:p>
+      <w:pPr>
+        <w:pStyle w:val="ListParagraph"/>
+        <w:rPr>
+          <w:lang w:val="en-US"/>
+        </w:rPr>
+      </w:pPr>
+      <w:r>
+        <w:rPr>
+          <w:lang w:val="en-US"/>
+        </w:rPr>
+        <w:tab/>
+        <w:t>}</w:t>
+      </w:r>
+    </w:p>
+    <w:p>
+      <w:pPr>
+        <w:pStyle w:val="ListParagraph"/>
+        <w:rPr>
+          <w:lang w:val="en-US"/>
+        </w:rPr>
+      </w:pPr>
+    </w:p>
+    <w:p>
+      <w:pPr>
+        <w:pStyle w:val="ListParagraph"/>
+        <w:rPr>
+          <w:lang w:val="en-US"/>
+        </w:rPr>
+      </w:pPr>
+      <w:r>
+        <w:rPr>
+          <w:lang w:val="en-US"/>
+        </w:rPr>
+        <w:t>}</w:t>
+      </w:r>
+    </w:p>
+    <w:p>
+      <w:pPr>
+        <w:pStyle w:val="ListParagraph"/>
+        <w:rPr>
+          <w:lang w:val="en-US"/>
+        </w:rPr>
+      </w:pPr>
+    </w:p>
+    <w:p>
+      <w:pPr>
+        <w:pStyle w:val="ListParagraph"/>
+        <w:rPr>
+          <w:lang w:val="en-US"/>
+        </w:rPr>
+      </w:pPr>
+    </w:p>
+    <w:p>
+      <w:pPr>
+        <w:pStyle w:val="ListParagraph"/>
+        <w:rPr>
+          <w:lang w:val="en-US"/>
+        </w:rPr>
+      </w:pPr>
+      <w:r>
+        <w:rPr>
+          <w:lang w:val="en-US"/>
+        </w:rPr>
+        <w:t xml:space="preserve">package </w:t>
+      </w:r>
+      <w:proofErr w:type="spellStart"/>
+      <w:proofErr w:type="gramStart"/>
+      <w:r>
+        <w:rPr>
+          <w:lang w:val="en-US"/>
+        </w:rPr>
+        <w:t>com.ust.spring</w:t>
+      </w:r>
+      <w:proofErr w:type="spellEnd"/>
+      <w:proofErr w:type="gramEnd"/>
+      <w:r>
+        <w:rPr>
+          <w:lang w:val="en-US"/>
+        </w:rPr>
+        <w:t>;</w:t>
+      </w:r>
+    </w:p>
+    <w:p>
+      <w:pPr>
+        <w:pStyle w:val="ListParagraph"/>
+        <w:rPr>
+          <w:lang w:val="en-US"/>
+        </w:rPr>
+      </w:pPr>
+    </w:p>
+    <w:p>
+      <w:pPr>
+        <w:pStyle w:val="ListParagraph"/>
+        <w:rPr>
+          <w:lang w:val="en-US"/>
+        </w:rPr>
+      </w:pPr>
+      <w:r>
+        <w:rPr>
+          <w:lang w:val="en-US"/>
+        </w:rPr>
+        <w:t>public class Car {</w:t>
+      </w:r>
+    </w:p>
+    <w:p>
+      <w:pPr>
+        <w:pStyle w:val="ListParagraph"/>
+        <w:rPr>
+          <w:lang w:val="en-US"/>
+        </w:rPr>
+      </w:pPr>
+      <w:r>
+        <w:rPr>
+          <w:lang w:val="en-US"/>
+        </w:rPr>
+        <w:tab/>
+        <w:t xml:space="preserve">private Audio </w:t>
+      </w:r>
+      <w:proofErr w:type="spellStart"/>
+      <w:r>
+        <w:rPr>
+          <w:lang w:val="en-US"/>
+        </w:rPr>
+        <w:t>audio</w:t>
+      </w:r>
+      <w:proofErr w:type="spellEnd"/>
+      <w:r>
+        <w:rPr>
+          <w:lang w:val="en-US"/>
+        </w:rPr>
+        <w:t>;</w:t>
+      </w:r>
+    </w:p>
+    <w:p>
+      <w:pPr>
+        <w:pStyle w:val="ListParagraph"/>
+        <w:rPr>
+          <w:lang w:val="en-US"/>
+        </w:rPr>
+      </w:pPr>
+      <w:r>
+        <w:rPr>
+          <w:lang w:val="en-US"/>
+        </w:rPr>
+        <w:tab/>
+      </w:r>
+    </w:p>
+    <w:p>
+      <w:pPr>
+        <w:pStyle w:val="ListParagraph"/>
+        <w:rPr>
+          <w:lang w:val="en-US"/>
+        </w:rPr>
+      </w:pPr>
+      <w:r>
+        <w:rPr>
+          <w:lang w:val="en-US"/>
+        </w:rPr>
+        <w:tab/>
+        <w:t xml:space="preserve">public </w:t>
+      </w:r>
+      <w:proofErr w:type="gramStart"/>
+      <w:r>
+        <w:rPr>
+          <w:lang w:val="en-US"/>
+        </w:rPr>
+        <w:t>Car(</w:t>
+      </w:r>
+      <w:proofErr w:type="gramEnd"/>
+      <w:r>
+        <w:rPr>
+          <w:lang w:val="en-US"/>
+        </w:rPr>
+        <w:t>) {}</w:t>
+      </w:r>
+    </w:p>
+    <w:p>
+      <w:pPr>
+        <w:pStyle w:val="ListParagraph"/>
+        <w:rPr>
+          <w:lang w:val="en-US"/>
+        </w:rPr>
+      </w:pPr>
+    </w:p>
+    <w:p>
+      <w:pPr>
+        <w:pStyle w:val="ListParagraph"/>
+        <w:rPr>
+          <w:lang w:val="en-US"/>
+        </w:rPr>
+      </w:pPr>
+      <w:r>
+        <w:rPr>
+          <w:lang w:val="en-US"/>
+        </w:rPr>
+        <w:tab/>
+        <w:t xml:space="preserve">public </w:t>
+      </w:r>
+      <w:proofErr w:type="gramStart"/>
+      <w:r>
+        <w:rPr>
+          <w:lang w:val="en-US"/>
+        </w:rPr>
+        <w:t>Car(</w:t>
+      </w:r>
+      <w:proofErr w:type="gramEnd"/>
+      <w:r>
+        <w:rPr>
+          <w:lang w:val="en-US"/>
+        </w:rPr>
+        <w:t>Audio audio) {</w:t>
+      </w:r>
+    </w:p>
+    <w:p>
+      <w:pPr>
+        <w:pStyle w:val="ListParagraph"/>
+        <w:rPr>
+          <w:lang w:val="en-US"/>
+        </w:rPr>
+      </w:pPr>
+      <w:r>
+        <w:rPr>
+          <w:lang w:val="en-US"/>
+        </w:rPr>
+        <w:tab/>
+      </w:r>
+      <w:r>
+        <w:rPr>
+          <w:lang w:val="en-US"/>
+        </w:rPr>
+        <w:tab/>
+      </w:r>
+      <w:proofErr w:type="gramStart"/>
+      <w:r>
+        <w:rPr>
+          <w:lang w:val="en-US"/>
+        </w:rPr>
+        <w:t>super(</w:t>
+      </w:r>
+      <w:proofErr w:type="gramEnd"/>
+      <w:r>
+        <w:rPr>
+          <w:lang w:val="en-US"/>
+        </w:rPr>
+        <w:t>);</w:t>
+      </w:r>
+    </w:p>
+    <w:p>
+      <w:pPr>
+        <w:pStyle w:val="ListParagraph"/>
+        <w:rPr>
+          <w:lang w:val="en-US"/>
+        </w:rPr>
+      </w:pPr>
+      <w:r>
+        <w:rPr>
+          <w:lang w:val="en-US"/>
+        </w:rPr>
+        <w:tab/>
+      </w:r>
+      <w:r>
+        <w:rPr>
+          <w:lang w:val="en-US"/>
+        </w:rPr>
+        <w:tab/>
+      </w:r>
+      <w:proofErr w:type="spellStart"/>
+      <w:proofErr w:type="gramStart"/>
+      <w:r>
+        <w:rPr>
+          <w:lang w:val="en-US"/>
+        </w:rPr>
+        <w:t>this.audio</w:t>
+      </w:r>
+      <w:proofErr w:type="spellEnd"/>
+      <w:proofErr w:type="gramEnd"/>
+      <w:r>
+        <w:rPr>
+          <w:lang w:val="en-US"/>
+        </w:rPr>
+        <w:t xml:space="preserve"> = audio;</w:t>
+      </w:r>
+    </w:p>
+    <w:p>
+      <w:pPr>
+        <w:pStyle w:val="ListParagraph"/>
+        <w:rPr>
+          <w:lang w:val="en-US"/>
+        </w:rPr>
+      </w:pPr>
+      <w:r>
+        <w:rPr>
+          <w:lang w:val="en-US"/>
+        </w:rPr>
+        <w:tab/>
+        <w:t>}</w:t>
+      </w:r>
+    </w:p>
+    <w:p>
+      <w:pPr>
+        <w:pStyle w:val="ListParagraph"/>
+        <w:rPr>
+          <w:lang w:val="en-US"/>
+        </w:rPr>
+      </w:pPr>
+    </w:p>
+    <w:p>
+      <w:pPr>
+        <w:pStyle w:val="ListParagraph"/>
+        <w:rPr>
+          <w:lang w:val="en-US"/>
+        </w:rPr>
+      </w:pPr>
+      <w:r>
+        <w:rPr>
+          <w:lang w:val="en-US"/>
+        </w:rPr>
+        <w:tab/>
+        <w:t xml:space="preserve">public Audio </w:t>
+      </w:r>
+      <w:proofErr w:type="spellStart"/>
+      <w:proofErr w:type="gramStart"/>
+      <w:r>
+        <w:rPr>
+          <w:lang w:val="en-US"/>
+        </w:rPr>
+        <w:t>getAudio</w:t>
+      </w:r>
+      <w:proofErr w:type="spellEnd"/>
+      <w:r>
+        <w:rPr>
+          <w:lang w:val="en-US"/>
+        </w:rPr>
+        <w:t>(</w:t>
+      </w:r>
+      <w:proofErr w:type="gramEnd"/>
+      <w:r>
+        <w:rPr>
+          <w:lang w:val="en-US"/>
+        </w:rPr>
+        <w:t>) {</w:t>
+      </w:r>
+    </w:p>
+    <w:p>
+      <w:pPr>
+        <w:pStyle w:val="ListParagraph"/>
+        <w:rPr>
+          <w:lang w:val="en-US"/>
+        </w:rPr>
+      </w:pPr>
+      <w:r>
+        <w:rPr>
+          <w:lang w:val="en-US"/>
+        </w:rPr>
+        <w:tab/>
+      </w:r>
+      <w:r>
+        <w:rPr>
+          <w:lang w:val="en-US"/>
+        </w:rPr>
+        <w:tab/>
+        <w:t>return audio;</w:t>
+      </w:r>
+    </w:p>
+    <w:p>
+      <w:pPr>
+        <w:pStyle w:val="ListParagraph"/>
+        <w:rPr>
+          <w:lang w:val="en-US"/>
+        </w:rPr>
+      </w:pPr>
+      <w:r>
+        <w:rPr>
+          <w:lang w:val="en-US"/>
+        </w:rPr>
+        <w:tab/>
+        <w:t>}</w:t>
+      </w:r>
+    </w:p>
+    <w:p>
+      <w:pPr>
+        <w:pStyle w:val="ListParagraph"/>
+        <w:rPr>
+          <w:lang w:val="en-US"/>
+        </w:rPr>
+      </w:pPr>
+    </w:p>
+    <w:p>
+      <w:pPr>
+        <w:pStyle w:val="ListParagraph"/>
+        <w:rPr>
+          <w:lang w:val="en-US"/>
+        </w:rPr>
+      </w:pPr>
+      <w:r>
+        <w:rPr>
+          <w:lang w:val="en-US"/>
+        </w:rPr>
+        <w:tab/>
+        <w:t xml:space="preserve">public void </w:t>
+      </w:r>
+      <w:proofErr w:type="spellStart"/>
+      <w:proofErr w:type="gramStart"/>
+      <w:r>
+        <w:rPr>
+          <w:lang w:val="en-US"/>
+        </w:rPr>
+        <w:t>setAudio</w:t>
+      </w:r>
+      <w:proofErr w:type="spellEnd"/>
+      <w:r>
+        <w:rPr>
+          <w:lang w:val="en-US"/>
+        </w:rPr>
+        <w:t>(</w:t>
+      </w:r>
+      <w:proofErr w:type="gramEnd"/>
+      <w:r>
+        <w:rPr>
+          <w:lang w:val="en-US"/>
+        </w:rPr>
+        <w:t>Audio audio) {</w:t>
+      </w:r>
+    </w:p>
+    <w:p>
+      <w:pPr>
+        <w:pStyle w:val="ListParagraph"/>
+        <w:rPr>
+          <w:lang w:val="en-US"/>
+        </w:rPr>
+      </w:pPr>
+      <w:r>
+        <w:rPr>
+          <w:lang w:val="en-US"/>
+        </w:rPr>
+        <w:tab/>
+      </w:r>
+      <w:r>
+        <w:rPr>
+          <w:lang w:val="en-US"/>
+        </w:rPr>
+        <w:tab/>
+      </w:r>
+      <w:proofErr w:type="spellStart"/>
+      <w:proofErr w:type="gramStart"/>
+      <w:r>
+        <w:rPr>
+          <w:lang w:val="en-US"/>
+        </w:rPr>
+        <w:t>this.audio</w:t>
+      </w:r>
+      <w:proofErr w:type="spellEnd"/>
+      <w:proofErr w:type="gramEnd"/>
+      <w:r>
+        <w:rPr>
+          <w:lang w:val="en-US"/>
+        </w:rPr>
+        <w:t xml:space="preserve"> = audio;</w:t>
+      </w:r>
+    </w:p>
+    <w:p>
+      <w:pPr>
+        <w:pStyle w:val="ListParagraph"/>
+        <w:rPr>
+          <w:lang w:val="en-US"/>
+        </w:rPr>
+      </w:pPr>
+      <w:r>
+        <w:rPr>
+          <w:lang w:val="en-US"/>
+        </w:rPr>
+        <w:tab/>
+        <w:t>}</w:t>
+      </w:r>
+    </w:p>
+    <w:p>
+      <w:pPr>
+        <w:pStyle w:val="ListParagraph"/>
+        <w:rPr>
+          <w:lang w:val="en-US"/>
+        </w:rPr>
+      </w:pPr>
+      <w:r>
+        <w:rPr>
+          <w:lang w:val="en-US"/>
+        </w:rPr>
+        <w:tab/>
+      </w:r>
+    </w:p>
+    <w:p>
+      <w:pPr>
+        <w:pStyle w:val="ListParagraph"/>
+        <w:rPr>
+          <w:lang w:val="en-US"/>
+        </w:rPr>
+      </w:pPr>
+      <w:r>
+        <w:rPr>
+          <w:lang w:val="en-US"/>
+        </w:rPr>
+        <w:tab/>
+        <w:t xml:space="preserve">public void </w:t>
+      </w:r>
+      <w:proofErr w:type="gramStart"/>
+      <w:r>
+        <w:rPr>
+          <w:lang w:val="en-US"/>
+        </w:rPr>
+        <w:t>play(</w:t>
+      </w:r>
+      <w:proofErr w:type="gramEnd"/>
+      <w:r>
+        <w:rPr>
+          <w:lang w:val="en-US"/>
+        </w:rPr>
+        <w:t>)</w:t>
+      </w:r>
+    </w:p>
+    <w:p>
+      <w:pPr>
+        <w:pStyle w:val="ListParagraph"/>
+        <w:rPr>
+          <w:lang w:val="en-US"/>
+        </w:rPr>
+      </w:pPr>
+      <w:r>
+        <w:rPr>
+          <w:lang w:val="en-US"/>
+        </w:rPr>
+        <w:tab/>
+        <w:t>{</w:t>
+      </w:r>
+    </w:p>
+    <w:p>
+      <w:pPr>
+        <w:pStyle w:val="ListParagraph"/>
+        <w:rPr>
+          <w:lang w:val="en-US"/>
+        </w:rPr>
+      </w:pPr>
+      <w:r>
+        <w:rPr>
+          <w:lang w:val="en-US"/>
+        </w:rPr>
+        <w:tab/>
+      </w:r>
+      <w:r>
+        <w:rPr>
+          <w:lang w:val="en-US"/>
+        </w:rPr>
+        <w:tab/>
+      </w:r>
+      <w:proofErr w:type="spellStart"/>
+      <w:proofErr w:type="gramStart"/>
+      <w:r>
+        <w:rPr>
+          <w:lang w:val="en-US"/>
+        </w:rPr>
+        <w:t>audio.playMusic</w:t>
+      </w:r>
+      <w:proofErr w:type="spellEnd"/>
+      <w:proofErr w:type="gramEnd"/>
+      <w:r>
+        <w:rPr>
+          <w:lang w:val="en-US"/>
+        </w:rPr>
+        <w:t>();</w:t>
+      </w:r>
+    </w:p>
+    <w:p>
+      <w:pPr>
+        <w:pStyle w:val="ListParagraph"/>
+        <w:rPr>
+          <w:lang w:val="en-US"/>
+        </w:rPr>
+      </w:pPr>
+      <w:r>
+        <w:rPr>
+          <w:lang w:val="en-US"/>
+        </w:rPr>
+        <w:tab/>
+        <w:t>}</w:t>
+      </w:r>
+    </w:p>
+    <w:p>
+      <w:pPr>
+        <w:pStyle w:val="ListParagraph"/>
+        <w:rPr>
+          <w:lang w:val="en-US"/>
+        </w:rPr>
+      </w:pPr>
+      <w:r>
+        <w:rPr>
+          <w:lang w:val="en-US"/>
+        </w:rPr>
+        <w:t>}</w:t>
+      </w:r>
+    </w:p>
+    <w:p>
+      <w:pPr>
+        <w:pStyle w:val="ListParagraph"/>
+        <w:rPr>
+          <w:lang w:val="en-US"/>
+        </w:rPr>
+      </w:pPr>
+    </w:p>
+    <w:p>
+      <w:pPr>
+        <w:pStyle w:val="ListParagraph"/>
+        <w:rPr>
+          <w:lang w:val="en-US"/>
+        </w:rPr>
+      </w:pPr>
+    </w:p>
+    <w:p>
+      <w:pPr>
+        <w:pStyle w:val="ListParagraph"/>
+        <w:rPr>
+          <w:lang w:val="en-US"/>
+        </w:rPr>
+      </w:pPr>
+      <w:r>
+        <w:rPr>
+          <w:lang w:val="en-US"/>
+        </w:rPr>
+        <w:t>&lt;?xml version = "1.0" encoding = "UTF-8"?&gt;</w:t>
+      </w:r>
+    </w:p>
+    <w:p>
+      <w:pPr>
+        <w:pStyle w:val="ListParagraph"/>
+        <w:rPr>
+          <w:lang w:val="en-US"/>
+        </w:rPr>
+      </w:pPr>
+    </w:p>
+    <w:p>
+      <w:pPr>
+        <w:pStyle w:val="ListParagraph"/>
+        <w:rPr>
+          <w:lang w:val="en-US"/>
+        </w:rPr>
+      </w:pPr>
+      <w:r>
+        <w:rPr>
+          <w:lang w:val="en-US"/>
+        </w:rPr>
+        <w:t xml:space="preserve">&lt;beans </w:t>
+      </w:r>
+      <w:proofErr w:type="spellStart"/>
+      <w:r>
+        <w:rPr>
+          <w:lang w:val="en-US"/>
+        </w:rPr>
+        <w:t>xmlns</w:t>
+      </w:r>
+      <w:proofErr w:type="spellEnd"/>
+      <w:r>
+        <w:rPr>
+          <w:lang w:val="en-US"/>
+        </w:rPr>
+        <w:t xml:space="preserve"> = "http://www.springframework.org/schema/beans"</w:t>
+      </w:r>
+    </w:p>
+    <w:p>
+      <w:pPr>
+        <w:pStyle w:val="ListParagraph"/>
+        <w:rPr>
+          <w:lang w:val="en-US"/>
+        </w:rPr>
+      </w:pPr>
+      <w:r>
+        <w:rPr>
+          <w:lang w:val="en-US"/>
+        </w:rPr>
+        <w:t xml:space="preserve">   </w:t>
+      </w:r>
+      <w:proofErr w:type="spellStart"/>
+      <w:proofErr w:type="gramStart"/>
+      <w:r>
+        <w:rPr>
+          <w:lang w:val="en-US"/>
+        </w:rPr>
+        <w:t>xmlns:xsi</w:t>
+      </w:r>
+      <w:proofErr w:type="spellEnd"/>
+      <w:proofErr w:type="gramEnd"/>
+      <w:r>
+        <w:rPr>
+          <w:lang w:val="en-US"/>
+        </w:rPr>
+        <w:t xml:space="preserve"> = "http://www.w3.org/2001/XMLSchema-instance"</w:t>
+      </w:r>
+    </w:p>
+    <w:p>
+      <w:pPr>
+        <w:pStyle w:val="ListParagraph"/>
+        <w:rPr>
+          <w:lang w:val="en-US"/>
+        </w:rPr>
+      </w:pPr>
+      <w:r>
+        <w:rPr>
+          <w:lang w:val="en-US"/>
+        </w:rPr>
+        <w:t xml:space="preserve">   </w:t>
+      </w:r>
+      <w:proofErr w:type="spellStart"/>
+      <w:proofErr w:type="gramStart"/>
+      <w:r>
+        <w:rPr>
+          <w:lang w:val="en-US"/>
+        </w:rPr>
+        <w:t>xsi:schemaLocation</w:t>
+      </w:r>
+      <w:proofErr w:type="spellEnd"/>
+      <w:proofErr w:type="gramEnd"/>
+      <w:r>
+        <w:rPr>
+          <w:lang w:val="en-US"/>
+        </w:rPr>
+        <w:t xml:space="preserve"> = "http://www.springframework.org/schema/beans</w:t>
+      </w:r>
+    </w:p>
+    <w:p>
+      <w:pPr>
+        <w:pStyle w:val="ListParagraph"/>
+        <w:rPr>
+          <w:lang w:val="en-US"/>
+        </w:rPr>
+      </w:pPr>
+      <w:r>
+        <w:rPr>
+          <w:lang w:val="en-US"/>
+        </w:rPr>
+        <w:t xml:space="preserve">   http://www.springframework.org/schema/beans/spring-beans-3.0.xsd"&gt;</w:t>
+      </w:r>
+    </w:p>
+    <w:p>
+      <w:pPr>
+        <w:pStyle w:val="ListParagraph"/>
+        <w:rPr>
+          <w:lang w:val="en-US"/>
+        </w:rPr>
+      </w:pPr>
+    </w:p>
+    <w:p>
+      <w:pPr>
+        <w:pStyle w:val="ListParagraph"/>
+        <w:rPr>
+          <w:lang w:val="en-US"/>
+        </w:rPr>
+      </w:pPr>
+      <w:r>
+        <w:rPr>
+          <w:lang w:val="en-US"/>
+        </w:rPr>
+        <w:t xml:space="preserve">   &lt;bean id="</w:t>
+      </w:r>
+      <w:proofErr w:type="spellStart"/>
+      <w:r>
+        <w:rPr>
+          <w:lang w:val="en-US"/>
+        </w:rPr>
+        <w:t>maths</w:t>
+      </w:r>
+      <w:proofErr w:type="spellEnd"/>
+      <w:r>
+        <w:rPr>
+          <w:lang w:val="en-US"/>
+        </w:rPr>
+        <w:t>" class="</w:t>
+      </w:r>
+      <w:proofErr w:type="spellStart"/>
+      <w:proofErr w:type="gramStart"/>
+      <w:r>
+        <w:rPr>
+          <w:lang w:val="en-US"/>
+        </w:rPr>
+        <w:t>com.ust.spring</w:t>
+      </w:r>
+      <w:proofErr w:type="gramEnd"/>
+      <w:r>
+        <w:rPr>
+          <w:lang w:val="en-US"/>
+        </w:rPr>
+        <w:t>.Mathematics</w:t>
+      </w:r>
+      <w:proofErr w:type="spellEnd"/>
+      <w:r>
+        <w:rPr>
+          <w:lang w:val="en-US"/>
+        </w:rPr>
+        <w:t>"&gt;</w:t>
+      </w:r>
+    </w:p>
+    <w:p>
+      <w:pPr>
+        <w:pStyle w:val="ListParagraph"/>
+        <w:rPr>
+          <w:lang w:val="en-US"/>
+        </w:rPr>
+      </w:pPr>
+      <w:r>
+        <w:rPr>
+          <w:lang w:val="en-US"/>
+        </w:rPr>
+        <w:t xml:space="preserve">   </w:t>
+      </w:r>
+      <w:r>
+        <w:rPr>
+          <w:lang w:val="en-US"/>
+        </w:rPr>
+        <w:tab/>
+        <w:t>&lt;property name="no1" value="12" /&gt;</w:t>
+      </w:r>
+    </w:p>
+    <w:p>
+      <w:pPr>
+        <w:pStyle w:val="ListParagraph"/>
+        <w:rPr>
+          <w:lang w:val="en-US"/>
+        </w:rPr>
+      </w:pPr>
+      <w:r>
+        <w:rPr>
+          <w:lang w:val="en-US"/>
+        </w:rPr>
+        <w:t xml:space="preserve">   </w:t>
+      </w:r>
+      <w:r>
+        <w:rPr>
+          <w:lang w:val="en-US"/>
+        </w:rPr>
+        <w:tab/>
+        <w:t>&lt;property name="no2" value="13" /&gt;</w:t>
+      </w:r>
+    </w:p>
+    <w:p>
+      <w:pPr>
+        <w:pStyle w:val="ListParagraph"/>
+        <w:rPr>
+          <w:lang w:val="en-US"/>
+        </w:rPr>
+      </w:pPr>
+      <w:r>
+        <w:rPr>
+          <w:lang w:val="en-US"/>
+        </w:rPr>
+        <w:t xml:space="preserve">   &lt;/bean&gt;</w:t>
+      </w:r>
+    </w:p>
+    <w:p>
+      <w:pPr>
+        <w:pStyle w:val="ListParagraph"/>
+        <w:rPr>
+          <w:lang w:val="en-US"/>
+        </w:rPr>
+      </w:pPr>
+      <w:r>
+        <w:rPr>
+          <w:lang w:val="en-US"/>
+        </w:rPr>
+        <w:t xml:space="preserve">   </w:t>
+      </w:r>
+    </w:p>
+    <w:p>
+      <w:pPr>
+        <w:pStyle w:val="ListParagraph"/>
+        <w:rPr>
+          <w:lang w:val="en-US"/>
+        </w:rPr>
+      </w:pPr>
+      <w:r>
+        <w:rPr>
+          <w:lang w:val="en-US"/>
+        </w:rPr>
+        <w:t xml:space="preserve">   &lt;bean id="</w:t>
+      </w:r>
+      <w:proofErr w:type="spellStart"/>
+      <w:r>
+        <w:rPr>
+          <w:lang w:val="en-US"/>
+        </w:rPr>
+        <w:t>jbl</w:t>
+      </w:r>
+      <w:proofErr w:type="spellEnd"/>
+      <w:r>
+        <w:rPr>
+          <w:lang w:val="en-US"/>
+        </w:rPr>
+        <w:t>" class="</w:t>
+      </w:r>
+      <w:proofErr w:type="spellStart"/>
+      <w:proofErr w:type="gramStart"/>
+      <w:r>
+        <w:rPr>
+          <w:lang w:val="en-US"/>
+        </w:rPr>
+        <w:t>com.ust.spring</w:t>
+      </w:r>
+      <w:proofErr w:type="gramEnd"/>
+      <w:r>
+        <w:rPr>
+          <w:lang w:val="en-US"/>
+        </w:rPr>
+        <w:t>.Jbl</w:t>
+      </w:r>
+      <w:proofErr w:type="spellEnd"/>
+      <w:r>
+        <w:rPr>
+          <w:lang w:val="en-US"/>
+        </w:rPr>
+        <w:t>"&gt;</w:t>
+      </w:r>
+    </w:p>
+    <w:p>
+      <w:pPr>
+        <w:pStyle w:val="ListParagraph"/>
+        <w:rPr>
+          <w:lang w:val="en-US"/>
+        </w:rPr>
+      </w:pPr>
+      <w:r>
+        <w:rPr>
+          <w:lang w:val="en-US"/>
+        </w:rPr>
+        <w:t xml:space="preserve">   &lt;/bean&gt;</w:t>
+      </w:r>
+    </w:p>
+    <w:p>
+      <w:pPr>
+        <w:pStyle w:val="ListParagraph"/>
+        <w:rPr>
+          <w:lang w:val="en-US"/>
+        </w:rPr>
+      </w:pPr>
+      <w:r>
+        <w:rPr>
+          <w:lang w:val="en-US"/>
+        </w:rPr>
+        <w:t xml:space="preserve">   </w:t>
+      </w:r>
+    </w:p>
+    <w:p>
+      <w:pPr>
+        <w:pStyle w:val="ListParagraph"/>
+        <w:rPr>
+          <w:lang w:val="en-US"/>
+        </w:rPr>
+      </w:pPr>
+      <w:r>
+        <w:rPr>
+          <w:lang w:val="en-US"/>
+        </w:rPr>
+        <w:t xml:space="preserve">   &lt;bean id="</w:t>
+      </w:r>
+      <w:proofErr w:type="spellStart"/>
+      <w:r>
+        <w:rPr>
+          <w:lang w:val="en-US"/>
+        </w:rPr>
+        <w:t>sony</w:t>
+      </w:r>
+      <w:proofErr w:type="spellEnd"/>
+      <w:r>
+        <w:rPr>
+          <w:lang w:val="en-US"/>
+        </w:rPr>
+        <w:t>" class="</w:t>
+      </w:r>
+      <w:proofErr w:type="spellStart"/>
+      <w:proofErr w:type="gramStart"/>
+      <w:r>
+        <w:rPr>
+          <w:lang w:val="en-US"/>
+        </w:rPr>
+        <w:t>com.ust.spring</w:t>
+      </w:r>
+      <w:proofErr w:type="gramEnd"/>
+      <w:r>
+        <w:rPr>
+          <w:lang w:val="en-US"/>
+        </w:rPr>
+        <w:t>.Sony</w:t>
+      </w:r>
+      <w:proofErr w:type="spellEnd"/>
+      <w:r>
+        <w:rPr>
+          <w:lang w:val="en-US"/>
+        </w:rPr>
+        <w:t>"&gt;</w:t>
+      </w:r>
+    </w:p>
+    <w:p>
+      <w:pPr>
+        <w:pStyle w:val="ListParagraph"/>
+        <w:rPr>
+          <w:lang w:val="en-US"/>
+        </w:rPr>
+      </w:pPr>
+      <w:r>
+        <w:rPr>
+          <w:lang w:val="en-US"/>
+        </w:rPr>
+        <w:t xml:space="preserve">   &lt;/bean&gt;</w:t>
+      </w:r>
+    </w:p>
+    <w:p>
+      <w:pPr>
+        <w:pStyle w:val="ListParagraph"/>
+        <w:rPr>
+          <w:lang w:val="en-US"/>
+        </w:rPr>
+      </w:pPr>
+      <w:r>
+        <w:rPr>
+          <w:lang w:val="en-US"/>
+        </w:rPr>
+        <w:t xml:space="preserve">   </w:t>
+      </w:r>
+    </w:p>
+    <w:p>
+      <w:pPr>
+        <w:pStyle w:val="ListParagraph"/>
+        <w:rPr>
+          <w:lang w:val="en-US"/>
+        </w:rPr>
+      </w:pPr>
+      <w:r>
+        <w:rPr>
+          <w:lang w:val="en-US"/>
+        </w:rPr>
+        <w:t xml:space="preserve">   &lt;bean id="car1" class="</w:t>
+      </w:r>
+      <w:proofErr w:type="spellStart"/>
+      <w:proofErr w:type="gramStart"/>
+      <w:r>
+        <w:rPr>
+          <w:lang w:val="en-US"/>
+        </w:rPr>
+        <w:t>com.ust.spring</w:t>
+      </w:r>
+      <w:proofErr w:type="gramEnd"/>
+      <w:r>
+        <w:rPr>
+          <w:lang w:val="en-US"/>
+        </w:rPr>
+        <w:t>.Car</w:t>
+      </w:r>
+      <w:proofErr w:type="spellEnd"/>
+      <w:r>
+        <w:rPr>
+          <w:lang w:val="en-US"/>
+        </w:rPr>
+        <w:t>"&gt;</w:t>
+      </w:r>
+    </w:p>
+    <w:p>
+      <w:pPr>
+        <w:pStyle w:val="ListParagraph"/>
+        <w:rPr>
+          <w:lang w:val="en-US"/>
+        </w:rPr>
+      </w:pPr>
+      <w:r>
+        <w:rPr>
+          <w:lang w:val="en-US"/>
+        </w:rPr>
+        <w:t xml:space="preserve">   </w:t>
+      </w:r>
+      <w:r>
+        <w:rPr>
+          <w:lang w:val="en-US"/>
+        </w:rPr>
+        <w:tab/>
+        <w:t>&lt;property name="audio" ref="</w:t>
+      </w:r>
+      <w:proofErr w:type="spellStart"/>
+      <w:r>
+        <w:rPr>
+          <w:lang w:val="en-US"/>
+        </w:rPr>
+        <w:t>sony</w:t>
+      </w:r>
+      <w:proofErr w:type="spellEnd"/>
+      <w:r>
+        <w:rPr>
+          <w:lang w:val="en-US"/>
+        </w:rPr>
+        <w:t>" /&gt;</w:t>
+      </w:r>
+    </w:p>
+    <w:p>
+      <w:pPr>
+        <w:pStyle w:val="ListParagraph"/>
+        <w:rPr>
+          <w:lang w:val="en-US"/>
+        </w:rPr>
+      </w:pPr>
+      <w:r>
+        <w:rPr>
+          <w:lang w:val="en-US"/>
+        </w:rPr>
+        <w:t xml:space="preserve">   &lt;/bean&gt;</w:t>
+      </w:r>
+    </w:p>
+    <w:p>
+      <w:pPr>
+        <w:pStyle w:val="ListParagraph"/>
+        <w:rPr>
+          <w:lang w:val="en-US"/>
+        </w:rPr>
+      </w:pPr>
+    </w:p>
+    <w:p>
+      <w:pPr>
+        <w:pStyle w:val="ListParagraph"/>
+        <w:rPr>
+          <w:lang w:val="en-US"/>
+        </w:rPr>
+      </w:pPr>
+      <w:r>
+        <w:rPr>
+          <w:lang w:val="en-US"/>
+        </w:rPr>
+        <w:t>&lt;/beans&gt;</w:t>
+      </w:r>
+    </w:p>
+    <w:p>
+      <w:pPr>
+        <w:pStyle w:val="ListParagraph"/>
+        <w:rPr>
+          <w:lang w:val="en-US"/>
+        </w:rPr>
+      </w:pPr>
+    </w:p>
+    <w:p>
+      <w:pPr>
+        <w:pStyle w:val="ListParagraph"/>
+        <w:rPr>
+          <w:lang w:val="en-US"/>
+        </w:rPr>
+      </w:pPr>
+    </w:p>
+    <w:p>
+      <w:pPr>
+        <w:pStyle w:val="ListParagraph"/>
+        <w:rPr>
+          <w:lang w:val="en-US"/>
+        </w:rPr>
+      </w:pPr>
+    </w:p>
+    <w:p>
+      <w:pPr>
+        <w:pStyle w:val="ListParagraph"/>
+        <w:rPr>
+          <w:lang w:val="en-US"/>
+        </w:rPr>
+      </w:pPr>
+    </w:p>
+    <w:p>
+      <w:pPr>
+        <w:pStyle w:val="ListParagraph"/>
+        <w:rPr>
+          <w:lang w:val="en-US"/>
+        </w:rPr>
+      </w:pPr>
+    </w:p>
+    <w:p>
+      <w:pPr>
+        <w:pStyle w:val="ListParagraph"/>
+        <w:rPr>
+          <w:lang w:val="en-US"/>
+        </w:rPr>
+      </w:pPr>
+      <w:r>
+        <w:rPr>
+          <w:lang w:val="en-US"/>
+        </w:rPr>
+        <w:t xml:space="preserve">package </w:t>
+      </w:r>
+      <w:proofErr w:type="spellStart"/>
+      <w:proofErr w:type="gramStart"/>
+      <w:r>
+        <w:rPr>
+          <w:lang w:val="en-US"/>
+        </w:rPr>
+        <w:t>com.ust.spring</w:t>
+      </w:r>
+      <w:proofErr w:type="spellEnd"/>
+      <w:proofErr w:type="gramEnd"/>
+      <w:r>
+        <w:rPr>
+          <w:lang w:val="en-US"/>
+        </w:rPr>
+        <w:t>;</w:t>
+      </w:r>
+    </w:p>
+    <w:p>
+      <w:pPr>
+        <w:pStyle w:val="ListParagraph"/>
+        <w:rPr>
+          <w:lang w:val="en-US"/>
+        </w:rPr>
+      </w:pPr>
+    </w:p>
+    <w:p>
+      <w:pPr>
+        <w:pStyle w:val="ListParagraph"/>
+        <w:rPr>
+          <w:lang w:val="en-US"/>
+        </w:rPr>
+      </w:pPr>
+      <w:r>
+        <w:rPr>
+          <w:lang w:val="en-US"/>
+        </w:rPr>
+        <w:t xml:space="preserve">import </w:t>
+      </w:r>
+      <w:proofErr w:type="gramStart"/>
+      <w:r>
+        <w:rPr>
+          <w:lang w:val="en-US"/>
+        </w:rPr>
+        <w:t>org.springframework</w:t>
+      </w:r>
+      <w:proofErr w:type="gramEnd"/>
+      <w:r>
+        <w:rPr>
+          <w:lang w:val="en-US"/>
+        </w:rPr>
+        <w:t>.context.support.ClassPathXmlApplicationContext;</w:t>
+      </w:r>
+    </w:p>
+    <w:p>
+      <w:pPr>
+        <w:pStyle w:val="ListParagraph"/>
+        <w:rPr>
+          <w:lang w:val="en-US"/>
+        </w:rPr>
+      </w:pPr>
+    </w:p>
+    <w:p>
+      <w:pPr>
+        <w:pStyle w:val="ListParagraph"/>
+        <w:rPr>
+          <w:lang w:val="en-US"/>
+        </w:rPr>
+      </w:pPr>
+      <w:r>
+        <w:rPr>
+          <w:lang w:val="en-US"/>
+        </w:rPr>
+        <w:t>/**</w:t>
+      </w:r>
+    </w:p>
+    <w:p>
+      <w:pPr>
+        <w:pStyle w:val="ListParagraph"/>
+        <w:rPr>
+          <w:lang w:val="en-US"/>
+        </w:rPr>
+      </w:pPr>
+      <w:r>
+        <w:rPr>
+          <w:lang w:val="en-US"/>
+        </w:rPr>
+        <w:t xml:space="preserve"> * Hello world!</w:t>
+      </w:r>
+    </w:p>
+    <w:p>
+      <w:pPr>
+        <w:pStyle w:val="ListParagraph"/>
+        <w:rPr>
+          <w:lang w:val="en-US"/>
+        </w:rPr>
+      </w:pPr>
+      <w:r>
+        <w:rPr>
+          <w:lang w:val="en-US"/>
+        </w:rPr>
+        <w:t xml:space="preserve"> *</w:t>
+      </w:r>
+    </w:p>
+    <w:p>
+      <w:pPr>
+        <w:pStyle w:val="ListParagraph"/>
+        <w:rPr>
+          <w:lang w:val="en-US"/>
+        </w:rPr>
+      </w:pPr>
+      <w:r>
+        <w:rPr>
+          <w:lang w:val="en-US"/>
+        </w:rPr>
+        <w:t xml:space="preserve"> */</w:t>
+      </w:r>
+    </w:p>
+    <w:p>
+      <w:pPr>
+        <w:pStyle w:val="ListParagraph"/>
+        <w:rPr>
+          <w:lang w:val="en-US"/>
+        </w:rPr>
+      </w:pPr>
+      <w:r>
+        <w:rPr>
+          <w:lang w:val="en-US"/>
+        </w:rPr>
+        <w:t xml:space="preserve">public class App </w:t>
+      </w:r>
+    </w:p>
+    <w:p>
+      <w:pPr>
+        <w:pStyle w:val="ListParagraph"/>
+        <w:rPr>
+          <w:lang w:val="en-US"/>
+        </w:rPr>
+      </w:pPr>
+      <w:r>
+        <w:rPr>
+          <w:lang w:val="en-US"/>
+        </w:rPr>
+        <w:t>{</w:t>
+      </w:r>
+    </w:p>
+    <w:p>
+      <w:pPr>
+        <w:pStyle w:val="ListParagraph"/>
+        <w:rPr>
+          <w:lang w:val="en-US"/>
+        </w:rPr>
+      </w:pPr>
+      <w:r>
+        <w:rPr>
+          <w:lang w:val="en-US"/>
+        </w:rPr>
+        <w:t xml:space="preserve">    public static void </w:t>
+      </w:r>
+      <w:proofErr w:type="gramStart"/>
+      <w:r>
+        <w:rPr>
+          <w:lang w:val="en-US"/>
+        </w:rPr>
+        <w:t>main( String</w:t>
+      </w:r>
+      <w:proofErr w:type="gramEnd"/>
+      <w:r>
+        <w:rPr>
+          <w:lang w:val="en-US"/>
+        </w:rPr>
+        <w:t xml:space="preserve">[] </w:t>
+      </w:r>
+      <w:proofErr w:type="spellStart"/>
+      <w:r>
+        <w:rPr>
+          <w:lang w:val="en-US"/>
+        </w:rPr>
+        <w:t>args</w:t>
+      </w:r>
+      <w:proofErr w:type="spellEnd"/>
+      <w:r>
+        <w:rPr>
+          <w:lang w:val="en-US"/>
+        </w:rPr>
+        <w:t xml:space="preserve"> )</w:t>
+      </w:r>
+    </w:p>
+    <w:p>
+      <w:pPr>
+        <w:pStyle w:val="ListParagraph"/>
+        <w:rPr>
+          <w:lang w:val="en-US"/>
+        </w:rPr>
+      </w:pPr>
+      <w:r>
+        <w:rPr>
+          <w:lang w:val="en-US"/>
+        </w:rPr>
+        <w:t xml:space="preserve">    {</w:t>
+      </w:r>
+    </w:p>
+    <w:p>
+      <w:pPr>
+        <w:pStyle w:val="ListParagraph"/>
+        <w:rPr>
+          <w:lang w:val="en-US"/>
+        </w:rPr>
+      </w:pPr>
+      <w:r>
+        <w:rPr>
+          <w:lang w:val="en-US"/>
+        </w:rPr>
+        <w:t xml:space="preserve">        </w:t>
+      </w:r>
+      <w:proofErr w:type="spellStart"/>
+      <w:r>
+        <w:rPr>
+          <w:lang w:val="en-US"/>
+        </w:rPr>
+        <w:t>System.out.println</w:t>
+      </w:r>
+      <w:proofErr w:type="spellEnd"/>
+      <w:proofErr w:type="gramStart"/>
+      <w:r>
+        <w:rPr>
+          <w:lang w:val="en-US"/>
+        </w:rPr>
+        <w:t>( "</w:t>
+      </w:r>
+      <w:proofErr w:type="gramEnd"/>
+      <w:r>
+        <w:rPr>
+          <w:lang w:val="en-US"/>
+        </w:rPr>
+        <w:t>Hello World!" );</w:t>
+      </w:r>
+    </w:p>
+    <w:p>
+      <w:pPr>
+        <w:pStyle w:val="ListParagraph"/>
+        <w:rPr>
+          <w:lang w:val="en-US"/>
+        </w:rPr>
+      </w:pPr>
+      <w:r>
+        <w:rPr>
+          <w:lang w:val="en-US"/>
+        </w:rPr>
+        <w:t xml:space="preserve">        //how to get an instance of bean???????</w:t>
+      </w:r>
+    </w:p>
+    <w:p>
+      <w:pPr>
+        <w:pStyle w:val="ListParagraph"/>
+        <w:rPr>
+          <w:lang w:val="en-US"/>
+        </w:rPr>
+      </w:pPr>
+      <w:r>
+        <w:rPr>
+          <w:lang w:val="en-US"/>
+        </w:rPr>
+        <w:t xml:space="preserve">        </w:t>
+      </w:r>
+      <w:proofErr w:type="spellStart"/>
+      <w:r>
+        <w:rPr>
+          <w:lang w:val="en-US"/>
+        </w:rPr>
+        <w:t>ClassPathXmlApplicationContext</w:t>
+      </w:r>
+      <w:proofErr w:type="spellEnd"/>
+      <w:r>
+        <w:rPr>
+          <w:lang w:val="en-US"/>
+        </w:rPr>
+        <w:t xml:space="preserve"> </w:t>
+      </w:r>
+      <w:proofErr w:type="spellStart"/>
+      <w:r>
+        <w:rPr>
+          <w:lang w:val="en-US"/>
+        </w:rPr>
+        <w:t>ctx</w:t>
+      </w:r>
+      <w:proofErr w:type="spellEnd"/>
+      <w:r>
+        <w:rPr>
+          <w:lang w:val="en-US"/>
+        </w:rPr>
+        <w:t xml:space="preserve">=new </w:t>
+      </w:r>
+      <w:proofErr w:type="spellStart"/>
+      <w:r>
+        <w:rPr>
+          <w:lang w:val="en-US"/>
+        </w:rPr>
+        <w:t>ClassPathXmlApplicationContext</w:t>
+      </w:r>
+      <w:proofErr w:type="spellEnd"/>
+      <w:r>
+        <w:rPr>
+          <w:lang w:val="en-US"/>
+        </w:rPr>
+        <w:t>("bean.xml");</w:t>
+      </w:r>
+    </w:p>
+    <w:p>
+      <w:pPr>
+        <w:pStyle w:val="ListParagraph"/>
+        <w:rPr>
+          <w:lang w:val="en-US"/>
+        </w:rPr>
+      </w:pPr>
+      <w:r>
+        <w:rPr>
+          <w:lang w:val="en-US"/>
+        </w:rPr>
+        <w:t xml:space="preserve">//        Mathematics </w:t>
+      </w:r>
+      <w:proofErr w:type="spellStart"/>
+      <w:r>
+        <w:rPr>
+          <w:lang w:val="en-US"/>
+        </w:rPr>
+        <w:t>maths</w:t>
+      </w:r>
+      <w:proofErr w:type="spellEnd"/>
+      <w:r>
+        <w:rPr>
+          <w:lang w:val="en-US"/>
+        </w:rPr>
+        <w:t xml:space="preserve">= (Mathematics) </w:t>
+      </w:r>
+      <w:proofErr w:type="spellStart"/>
+      <w:proofErr w:type="gramStart"/>
+      <w:r>
+        <w:rPr>
+          <w:lang w:val="en-US"/>
+        </w:rPr>
+        <w:t>ctx.getBean</w:t>
+      </w:r>
+      <w:proofErr w:type="spellEnd"/>
+      <w:proofErr w:type="gramEnd"/>
+      <w:r>
+        <w:rPr>
+          <w:lang w:val="en-US"/>
+        </w:rPr>
+        <w:t>("</w:t>
+      </w:r>
+      <w:proofErr w:type="spellStart"/>
+      <w:r>
+        <w:rPr>
+          <w:lang w:val="en-US"/>
+        </w:rPr>
+        <w:t>maths</w:t>
+      </w:r>
+      <w:proofErr w:type="spellEnd"/>
+      <w:r>
+        <w:rPr>
+          <w:lang w:val="en-US"/>
+        </w:rPr>
+        <w:t>");</w:t>
+      </w:r>
+    </w:p>
+    <w:p>
+      <w:pPr>
+        <w:pStyle w:val="ListParagraph"/>
+        <w:rPr>
+          <w:lang w:val="en-US"/>
+        </w:rPr>
+      </w:pPr>
+      <w:r>
+        <w:rPr>
+          <w:lang w:val="en-US"/>
+        </w:rPr>
+        <w:t xml:space="preserve">//        </w:t>
+      </w:r>
+      <w:proofErr w:type="gramStart"/>
+      <w:r>
+        <w:rPr>
+          <w:lang w:val="en-US"/>
+        </w:rPr>
+        <w:t>maths.setNo</w:t>
+      </w:r>
+      <w:proofErr w:type="gramEnd"/>
+      <w:r>
+        <w:rPr>
+          <w:lang w:val="en-US"/>
+        </w:rPr>
+        <w:t>1(20);</w:t>
+      </w:r>
+    </w:p>
+    <w:p>
+      <w:pPr>
+        <w:pStyle w:val="ListParagraph"/>
+        <w:rPr>
+          <w:lang w:val="en-US"/>
+        </w:rPr>
+      </w:pPr>
+      <w:r>
+        <w:rPr>
+          <w:lang w:val="en-US"/>
+        </w:rPr>
+        <w:t xml:space="preserve">//        </w:t>
+      </w:r>
+      <w:proofErr w:type="gramStart"/>
+      <w:r>
+        <w:rPr>
+          <w:lang w:val="en-US"/>
+        </w:rPr>
+        <w:t>maths.setNo</w:t>
+      </w:r>
+      <w:proofErr w:type="gramEnd"/>
+      <w:r>
+        <w:rPr>
+          <w:lang w:val="en-US"/>
+        </w:rPr>
+        <w:t>2(30);</w:t>
+      </w:r>
+    </w:p>
+    <w:p>
+      <w:pPr>
+        <w:pStyle w:val="ListParagraph"/>
+        <w:rPr>
+          <w:lang w:val="en-US"/>
+        </w:rPr>
+      </w:pPr>
+      <w:r>
+        <w:rPr>
+          <w:lang w:val="en-US"/>
+        </w:rPr>
+        <w:t xml:space="preserve">//        </w:t>
+      </w:r>
+      <w:proofErr w:type="spellStart"/>
+      <w:r>
+        <w:rPr>
+          <w:lang w:val="en-US"/>
+        </w:rPr>
+        <w:t>System.out.println</w:t>
+      </w:r>
+      <w:proofErr w:type="spellEnd"/>
+      <w:r>
+        <w:rPr>
+          <w:lang w:val="en-US"/>
+        </w:rPr>
+        <w:t>(</w:t>
+      </w:r>
+      <w:proofErr w:type="spellStart"/>
+      <w:proofErr w:type="gramStart"/>
+      <w:r>
+        <w:rPr>
+          <w:lang w:val="en-US"/>
+        </w:rPr>
+        <w:t>maths.sum</w:t>
+      </w:r>
+      <w:proofErr w:type="spellEnd"/>
+      <w:r>
+        <w:rPr>
+          <w:lang w:val="en-US"/>
+        </w:rPr>
+        <w:t>(</w:t>
+      </w:r>
+      <w:proofErr w:type="gramEnd"/>
+      <w:r>
+        <w:rPr>
+          <w:lang w:val="en-US"/>
+        </w:rPr>
+        <w:t>));</w:t>
+      </w:r>
+    </w:p>
+    <w:p>
+      <w:pPr>
+        <w:pStyle w:val="ListParagraph"/>
+        <w:rPr>
+          <w:lang w:val="en-US"/>
+        </w:rPr>
+      </w:pPr>
+      <w:r>
+        <w:rPr>
+          <w:lang w:val="en-US"/>
+        </w:rPr>
+        <w:t xml:space="preserve">        </w:t>
+      </w:r>
+    </w:p>
+    <w:p>
+      <w:pPr>
+        <w:pStyle w:val="ListParagraph"/>
+        <w:rPr>
+          <w:lang w:val="en-US"/>
+        </w:rPr>
+      </w:pPr>
+      <w:r>
+        <w:rPr>
+          <w:lang w:val="en-US"/>
+        </w:rPr>
+        <w:t xml:space="preserve">//        </w:t>
+      </w:r>
+      <w:proofErr w:type="spellStart"/>
+      <w:proofErr w:type="gramStart"/>
+      <w:r>
+        <w:rPr>
+          <w:lang w:val="en-US"/>
+        </w:rPr>
+        <w:t>ctx.getBean</w:t>
+      </w:r>
+      <w:proofErr w:type="spellEnd"/>
+      <w:proofErr w:type="gramEnd"/>
+      <w:r>
+        <w:rPr>
+          <w:lang w:val="en-US"/>
+        </w:rPr>
+        <w:t>("car1");</w:t>
+      </w:r>
+    </w:p>
+    <w:p>
+      <w:pPr>
+        <w:pStyle w:val="ListParagraph"/>
+        <w:rPr>
+          <w:lang w:val="en-US"/>
+        </w:rPr>
+      </w:pPr>
+      <w:r>
+        <w:rPr>
+          <w:lang w:val="en-US"/>
+        </w:rPr>
+        <w:t xml:space="preserve">        Car car1 = </w:t>
+      </w:r>
+      <w:proofErr w:type="spellStart"/>
+      <w:proofErr w:type="gramStart"/>
+      <w:r>
+        <w:rPr>
+          <w:lang w:val="en-US"/>
+        </w:rPr>
+        <w:t>ctx.getBean</w:t>
+      </w:r>
+      <w:proofErr w:type="spellEnd"/>
+      <w:proofErr w:type="gramEnd"/>
+      <w:r>
+        <w:rPr>
+          <w:lang w:val="en-US"/>
+        </w:rPr>
+        <w:t>(</w:t>
+      </w:r>
+      <w:proofErr w:type="spellStart"/>
+      <w:r>
+        <w:rPr>
+          <w:lang w:val="en-US"/>
+        </w:rPr>
+        <w:t>Car.class</w:t>
+      </w:r>
+      <w:proofErr w:type="spellEnd"/>
+      <w:r>
+        <w:rPr>
+          <w:lang w:val="en-US"/>
+        </w:rPr>
+        <w:t>);</w:t>
+      </w:r>
+    </w:p>
+    <w:p>
+      <w:pPr>
+        <w:pStyle w:val="ListParagraph"/>
+        <w:rPr>
+          <w:lang w:val="en-US"/>
+        </w:rPr>
+      </w:pPr>
+      <w:r>
+        <w:rPr>
+          <w:lang w:val="en-US"/>
+        </w:rPr>
+        <w:t xml:space="preserve">        car1.play();</w:t>
+      </w:r>
+    </w:p>
+    <w:p>
+      <w:pPr>
+        <w:pStyle w:val="ListParagraph"/>
+        <w:rPr>
+          <w:lang w:val="en-US"/>
+        </w:rPr>
+      </w:pPr>
+      <w:r>
+        <w:rPr>
+          <w:lang w:val="en-US"/>
+        </w:rPr>
+        <w:t xml:space="preserve">        </w:t>
+      </w:r>
+    </w:p>
+    <w:p>
+      <w:pPr>
+        <w:pStyle w:val="ListParagraph"/>
+        <w:rPr>
+          <w:lang w:val="en-US"/>
+        </w:rPr>
+      </w:pPr>
+      <w:r>
+        <w:rPr>
+          <w:lang w:val="en-US"/>
+        </w:rPr>
+        <w:t xml:space="preserve">        </w:t>
+      </w:r>
+      <w:proofErr w:type="spellStart"/>
+      <w:r>
+        <w:rPr>
+          <w:lang w:val="en-US"/>
+        </w:rPr>
+        <w:t>Jbl</w:t>
+      </w:r>
+      <w:proofErr w:type="spellEnd"/>
+      <w:r>
+        <w:rPr>
+          <w:lang w:val="en-US"/>
+        </w:rPr>
+        <w:t xml:space="preserve"> </w:t>
+      </w:r>
+      <w:proofErr w:type="spellStart"/>
+      <w:r>
+        <w:rPr>
+          <w:lang w:val="en-US"/>
+        </w:rPr>
+        <w:t>jbl</w:t>
+      </w:r>
+      <w:proofErr w:type="spellEnd"/>
+      <w:r>
+        <w:rPr>
+          <w:lang w:val="en-US"/>
+        </w:rPr>
+        <w:t>=(</w:t>
+      </w:r>
+      <w:proofErr w:type="spellStart"/>
+      <w:r>
+        <w:rPr>
+          <w:lang w:val="en-US"/>
+        </w:rPr>
+        <w:t>Jbl</w:t>
+      </w:r>
+      <w:proofErr w:type="spellEnd"/>
+      <w:r>
+        <w:rPr>
+          <w:lang w:val="en-US"/>
+        </w:rPr>
+        <w:t xml:space="preserve">) </w:t>
+      </w:r>
+      <w:proofErr w:type="spellStart"/>
+      <w:proofErr w:type="gramStart"/>
+      <w:r>
+        <w:rPr>
+          <w:lang w:val="en-US"/>
+        </w:rPr>
+        <w:t>ctx.getBean</w:t>
+      </w:r>
+      <w:proofErr w:type="spellEnd"/>
+      <w:proofErr w:type="gramEnd"/>
+      <w:r>
+        <w:rPr>
+          <w:lang w:val="en-US"/>
+        </w:rPr>
+        <w:t>("</w:t>
+      </w:r>
+      <w:proofErr w:type="spellStart"/>
+      <w:r>
+        <w:rPr>
+          <w:lang w:val="en-US"/>
+        </w:rPr>
+        <w:t>jbl</w:t>
+      </w:r>
+      <w:proofErr w:type="spellEnd"/>
+      <w:r>
+        <w:rPr>
+          <w:lang w:val="en-US"/>
+        </w:rPr>
+        <w:t>");</w:t>
+      </w:r>
+    </w:p>
+    <w:p>
+      <w:pPr>
+        <w:pStyle w:val="ListParagraph"/>
+        <w:rPr>
+          <w:lang w:val="en-US"/>
+        </w:rPr>
+      </w:pPr>
+      <w:r>
+        <w:rPr>
+          <w:lang w:val="en-US"/>
+        </w:rPr>
+        <w:t xml:space="preserve">        car1.setAudio(</w:t>
+      </w:r>
+      <w:proofErr w:type="spellStart"/>
+      <w:r>
+        <w:rPr>
+          <w:lang w:val="en-US"/>
+        </w:rPr>
+        <w:t>jbl</w:t>
+      </w:r>
+      <w:proofErr w:type="spellEnd"/>
+      <w:r>
+        <w:rPr>
+          <w:lang w:val="en-US"/>
+        </w:rPr>
+        <w:t>);</w:t>
+      </w:r>
+    </w:p>
+    <w:p>
+      <w:pPr>
+        <w:pStyle w:val="ListParagraph"/>
+        <w:rPr>
+          <w:lang w:val="en-US"/>
+        </w:rPr>
+      </w:pPr>
+      <w:r>
+        <w:rPr>
+          <w:lang w:val="en-US"/>
+        </w:rPr>
+        <w:lastRenderedPageBreak/>
+        <w:t xml:space="preserve">        car1.play();</w:t>
+      </w:r>
+    </w:p>
+    <w:p>
+      <w:pPr>
+        <w:pStyle w:val="ListParagraph"/>
+        <w:rPr>
+          <w:lang w:val="en-US"/>
+        </w:rPr>
+      </w:pPr>
+      <w:r>
+        <w:rPr>
+          <w:lang w:val="en-US"/>
+        </w:rPr>
+        <w:t xml:space="preserve">        </w:t>
+      </w:r>
+    </w:p>
+    <w:p>
+      <w:pPr>
+        <w:pStyle w:val="ListParagraph"/>
+        <w:rPr>
+          <w:lang w:val="en-US"/>
+        </w:rPr>
+      </w:pPr>
+      <w:r>
+        <w:rPr>
+          <w:lang w:val="en-US"/>
+        </w:rPr>
+        <w:t xml:space="preserve">    }</w:t>
+      </w:r>
+    </w:p>
+    <w:p>
+      <w:pPr>
+        <w:pStyle w:val="ListParagraph"/>
+        <w:rPr>
+          <w:lang w:val="en-US"/>
+        </w:rPr>
+      </w:pPr>
+      <w:r>
+        <w:rPr>
+          <w:lang w:val="en-US"/>
+        </w:rPr>
+        <w:t>}</w:t>
+      </w:r>
+    </w:p>
+    <w:p>
+      <w:pPr>
+        <w:pStyle w:val="ListParagraph"/>
+        <w:pBdr>
+          <w:bottom w:val="single" w:sz="6" w:space="1" w:color="auto"/>
+        </w:pBdr>
+        <w:rPr>
+          <w:lang w:val="en-US"/>
+        </w:rPr>
+      </w:pPr>
+    </w:p>
+    <w:p>
+      <w:pPr>
+        <w:pStyle w:val="ListParagraph"/>
+        <w:rPr>
+          <w:rFonts w:ascii="Consolas" w:hAnsi="Consolas" w:cs="Consolas"/>
+          <w:color w:val="008080"/>
+          <w:sz w:val="40"/>
+          <w:szCs w:val="40"/>
+          <w:shd w:val="clear" w:color="auto" w:fill="E8F2FE"/>
+        </w:rPr>
+      </w:pPr>
+      <w:r>
+        <w:rPr>
+          <w:rFonts w:ascii="Consolas" w:hAnsi="Consolas" w:cs="Consolas"/>
+          <w:color w:val="000000"/>
+          <w:sz w:val="40"/>
+          <w:szCs w:val="40"/>
+          <w:shd w:val="clear" w:color="auto" w:fill="E8F2FE"/>
+        </w:rPr>
+        <w:t xml:space="preserve">   </w:t>
+      </w:r>
+      <w:r>
+        <w:rPr>
+          <w:rFonts w:ascii="Consolas" w:hAnsi="Consolas" w:cs="Consolas"/>
+          <w:color w:val="000000"/>
+          <w:sz w:val="40"/>
+          <w:szCs w:val="40"/>
+          <w:shd w:val="clear" w:color="auto" w:fill="E8F2FE"/>
+        </w:rPr>
+        <w:tab/>
+      </w:r>
+      <w:r>
+        <w:rPr>
+          <w:rFonts w:ascii="Consolas" w:hAnsi="Consolas" w:cs="Consolas"/>
+          <w:color w:val="008080"/>
+          <w:sz w:val="40"/>
+          <w:szCs w:val="40"/>
+          <w:shd w:val="clear" w:color="auto" w:fill="E8F2FE"/>
+        </w:rPr>
+        <w:t>&lt;</w:t>
+      </w:r>
+      <w:r>
+        <w:rPr>
+          <w:rFonts w:ascii="Consolas" w:hAnsi="Consolas" w:cs="Consolas"/>
+          <w:color w:val="3F7F7F"/>
+          <w:sz w:val="40"/>
+          <w:szCs w:val="40"/>
+          <w:shd w:val="clear" w:color="auto" w:fill="E8F2FE"/>
+        </w:rPr>
+        <w:t>property</w:t>
+      </w:r>
+      <w:r>
+        <w:rPr>
+          <w:rFonts w:ascii="Consolas" w:hAnsi="Consolas" w:cs="Consolas"/>
+          <w:sz w:val="40"/>
+          <w:szCs w:val="40"/>
+          <w:shd w:val="clear" w:color="auto" w:fill="E8F2FE"/>
+        </w:rPr>
+        <w:t xml:space="preserve"> </w:t>
+      </w:r>
+      <w:r>
+        <w:rPr>
+          <w:rFonts w:ascii="Consolas" w:hAnsi="Consolas" w:cs="Consolas"/>
+          <w:color w:val="7F007F"/>
+          <w:sz w:val="40"/>
+          <w:szCs w:val="40"/>
+          <w:shd w:val="clear" w:color="auto" w:fill="E8F2FE"/>
+        </w:rPr>
+        <w:t>name</w:t>
+      </w:r>
+      <w:r>
+        <w:rPr>
+          <w:rFonts w:ascii="Consolas" w:hAnsi="Consolas" w:cs="Consolas"/>
+          <w:color w:val="000000"/>
+          <w:sz w:val="40"/>
+          <w:szCs w:val="40"/>
+          <w:shd w:val="clear" w:color="auto" w:fill="E8F2FE"/>
+        </w:rPr>
+        <w:t>=</w:t>
+      </w:r>
+      <w:r>
+        <w:rPr>
+          <w:rFonts w:ascii="Consolas" w:hAnsi="Consolas" w:cs="Consolas"/>
+          <w:i/>
+          <w:iCs/>
+          <w:color w:val="2A00FF"/>
+          <w:sz w:val="40"/>
+          <w:szCs w:val="40"/>
+          <w:shd w:val="clear" w:color="auto" w:fill="E8F2FE"/>
+        </w:rPr>
+        <w:t>"audio"</w:t>
+      </w:r>
+      <w:r>
+        <w:rPr>
+          <w:rFonts w:ascii="Consolas" w:hAnsi="Consolas" w:cs="Consolas"/>
+          <w:sz w:val="40"/>
+          <w:szCs w:val="40"/>
+          <w:shd w:val="clear" w:color="auto" w:fill="E8F2FE"/>
+        </w:rPr>
+        <w:t xml:space="preserve"> </w:t>
+      </w:r>
+      <w:r>
+        <w:rPr>
+          <w:rFonts w:ascii="Consolas" w:hAnsi="Consolas" w:cs="Consolas"/>
+          <w:color w:val="7F007F"/>
+          <w:sz w:val="40"/>
+          <w:szCs w:val="40"/>
+          <w:shd w:val="clear" w:color="auto" w:fill="E8F2FE"/>
+        </w:rPr>
+        <w:t>ref</w:t>
+      </w:r>
+      <w:r>
+        <w:rPr>
+          <w:rFonts w:ascii="Consolas" w:hAnsi="Consolas" w:cs="Consolas"/>
+          <w:color w:val="000000"/>
+          <w:sz w:val="40"/>
+          <w:szCs w:val="40"/>
+          <w:shd w:val="clear" w:color="auto" w:fill="E8F2FE"/>
+        </w:rPr>
+        <w:t>=</w:t>
+      </w:r>
+      <w:r>
+        <w:rPr>
+          <w:rFonts w:ascii="Consolas" w:hAnsi="Consolas" w:cs="Consolas"/>
+          <w:i/>
+          <w:iCs/>
+          <w:color w:val="2A00FF"/>
+          <w:sz w:val="40"/>
+          <w:szCs w:val="40"/>
+          <w:shd w:val="clear" w:color="auto" w:fill="E8F2FE"/>
+        </w:rPr>
+        <w:t>"</w:t>
+      </w:r>
+      <w:proofErr w:type="spellStart"/>
+      <w:r>
+        <w:rPr>
+          <w:rFonts w:ascii="Consolas" w:hAnsi="Consolas" w:cs="Consolas"/>
+          <w:i/>
+          <w:iCs/>
+          <w:color w:val="2A00FF"/>
+          <w:sz w:val="40"/>
+          <w:szCs w:val="40"/>
+          <w:shd w:val="clear" w:color="auto" w:fill="E8F2FE"/>
+        </w:rPr>
+        <w:t>sony</w:t>
+      </w:r>
+      <w:proofErr w:type="spellEnd"/>
+      <w:r>
+        <w:rPr>
+          <w:rFonts w:ascii="Consolas" w:hAnsi="Consolas" w:cs="Consolas"/>
+          <w:i/>
+          <w:iCs/>
+          <w:color w:val="2A00FF"/>
+          <w:sz w:val="40"/>
+          <w:szCs w:val="40"/>
+          <w:shd w:val="clear" w:color="auto" w:fill="E8F2FE"/>
+        </w:rPr>
+        <w:t>"</w:t>
+      </w:r>
+      <w:r>
+        <w:rPr>
+          <w:rFonts w:ascii="Consolas" w:hAnsi="Consolas" w:cs="Consolas"/>
+          <w:sz w:val="40"/>
+          <w:szCs w:val="40"/>
+          <w:shd w:val="clear" w:color="auto" w:fill="E8F2FE"/>
+        </w:rPr>
+        <w:t xml:space="preserve"> </w:t>
+      </w:r>
+      <w:r>
+        <w:rPr>
+          <w:rFonts w:ascii="Consolas" w:hAnsi="Consolas" w:cs="Consolas"/>
+          <w:color w:val="008080"/>
+          <w:sz w:val="40"/>
+          <w:szCs w:val="40"/>
+          <w:shd w:val="clear" w:color="auto" w:fill="E8F2FE"/>
+        </w:rPr>
+        <w:t>/&gt;</w:t>
+      </w:r>
+    </w:p>
+    <w:p>
+      <w:pPr>
+        <w:pStyle w:val="ListParagraph"/>
+        <w:rPr>
+          <w:rFonts w:ascii="Consolas" w:hAnsi="Consolas" w:cs="Consolas"/>
+          <w:color w:val="008080"/>
+          <w:sz w:val="40"/>
+          <w:szCs w:val="40"/>
+          <w:shd w:val="clear" w:color="auto" w:fill="E8F2FE"/>
+        </w:rPr>
+      </w:pPr>
+    </w:p>
+    <w:p>
+      <w:pPr>
+        <w:pStyle w:val="ListParagraph"/>
+        <w:rPr>
+          <w:lang w:val="en-US"/>
+        </w:rPr>
+      </w:pPr>
+      <w:r>
+        <w:rPr>
+          <w:lang w:val="en-US"/>
+        </w:rPr>
+        <w:t>Task:</w:t>
+      </w:r>
+    </w:p>
+    <w:p>
+      <w:pPr>
+        <w:pStyle w:val="ListParagraph"/>
+        <w:rPr>
+          <w:lang w:val="en-US"/>
+        </w:rPr>
+      </w:pPr>
+      <w:r>
+        <w:rPr>
+          <w:lang w:val="en-US"/>
+        </w:rPr>
+        <w:t>---------</w:t>
+      </w:r>
+    </w:p>
+    <w:p>
+      <w:pPr>
+        <w:pStyle w:val="ListParagraph"/>
+        <w:rPr>
+          <w:lang w:val="en-US"/>
+        </w:rPr>
+      </w:pPr>
+      <w:r>
+        <w:rPr>
+          <w:lang w:val="en-US"/>
+        </w:rPr>
+        <w:t>Create the following classes and define them as beans in xml file</w:t>
+      </w:r>
+    </w:p>
+    <w:p>
+      <w:pPr>
+        <w:pStyle w:val="ListParagraph"/>
+        <w:rPr>
+          <w:lang w:val="en-US"/>
+        </w:rPr>
+      </w:pPr>
+      <w:r>
+        <w:rPr>
+          <w:lang w:val="en-US"/>
+        </w:rPr>
+        <w:tab/>
+        <w:t>Book</w:t>
+      </w:r>
+    </w:p>
+    <w:p>
+      <w:pPr>
+        <w:pStyle w:val="ListParagraph"/>
+        <w:rPr>
+          <w:lang w:val="en-US"/>
+        </w:rPr>
+      </w:pPr>
+      <w:r>
+        <w:rPr>
+          <w:lang w:val="en-US"/>
+        </w:rPr>
+        <w:tab/>
+        <w:t>Author</w:t>
+      </w:r>
+    </w:p>
+    <w:p>
+      <w:pPr>
+        <w:pStyle w:val="ListParagraph"/>
+        <w:rPr>
+          <w:lang w:val="en-US"/>
+        </w:rPr>
+      </w:pPr>
+    </w:p>
+    <w:p>
+      <w:pPr>
+        <w:pStyle w:val="ListParagraph"/>
+        <w:rPr>
+          <w:lang w:val="en-US"/>
+        </w:rPr>
+      </w:pPr>
+      <w:r>
+        <w:rPr>
+          <w:lang w:val="en-US"/>
+        </w:rPr>
+        <w:t>Book has Author</w:t>
+      </w:r>
+    </w:p>
+    <w:p>
+      <w:pPr>
+        <w:pStyle w:val="ListParagraph"/>
+        <w:rPr>
+          <w:lang w:val="en-US"/>
+        </w:rPr>
+      </w:pPr>
     </w:p>
     <w:sectPr>
       <w:pgSz w:w="11906" w:h="16838"/>

--- a/notes_29May2023.docx
+++ b/notes_29May2023.docx
@@ -2470,171 +2470,253 @@
       <w:pPr>
         <w:pStyle w:val="ListParagraph"/>
         <w:rPr>
-          <w:lang w:val="en-US"/>
-        </w:rPr>
-      </w:pPr>
+          <w:b/>
+          <w:bCs/>
+          <w:sz w:val="20"/>
+          <w:szCs w:val="20"/>
+          <w:lang w:val="en-US"/>
+        </w:rPr>
+      </w:pPr>
+      <w:r>
+        <w:rPr>
+          <w:b/>
+          <w:bCs/>
+          <w:sz w:val="20"/>
+          <w:szCs w:val="20"/>
+          <w:lang w:val="en-US"/>
+        </w:rPr>
+        <w:t xml:space="preserve"> </w:t>
+      </w:r>
+      <w:r>
+        <w:rPr>
+          <w:b/>
+          <w:bCs/>
+          <w:sz w:val="20"/>
+          <w:szCs w:val="20"/>
+          <w:lang w:val="en-US"/>
+        </w:rPr>
+        <w:t>&lt;dependency&gt;</w:t>
+      </w:r>
+    </w:p>
+    <w:p>
+      <w:pPr>
+        <w:pStyle w:val="ListParagraph"/>
+        <w:rPr>
+          <w:b/>
+          <w:bCs/>
+          <w:sz w:val="20"/>
+          <w:szCs w:val="20"/>
+          <w:lang w:val="en-US"/>
+        </w:rPr>
+      </w:pPr>
+      <w:r>
+        <w:rPr>
+          <w:b/>
+          <w:bCs/>
+          <w:sz w:val="20"/>
+          <w:szCs w:val="20"/>
+          <w:lang w:val="en-US"/>
+        </w:rPr>
+        <w:t xml:space="preserve">            &lt;</w:t>
+      </w:r>
+      <w:proofErr w:type="spellStart"/>
+      <w:r>
+        <w:rPr>
+          <w:b/>
+          <w:bCs/>
+          <w:sz w:val="20"/>
+          <w:szCs w:val="20"/>
+          <w:lang w:val="en-US"/>
+        </w:rPr>
+        <w:t>groupId</w:t>
+      </w:r>
+      <w:proofErr w:type="spellEnd"/>
+      <w:r>
+        <w:rPr>
+          <w:b/>
+          <w:bCs/>
+          <w:sz w:val="20"/>
+          <w:szCs w:val="20"/>
+          <w:lang w:val="en-US"/>
+        </w:rPr>
+        <w:t>&gt;</w:t>
+      </w:r>
+      <w:proofErr w:type="spellStart"/>
+      <w:r>
+        <w:rPr>
+          <w:b/>
+          <w:bCs/>
+          <w:sz w:val="20"/>
+          <w:szCs w:val="20"/>
+          <w:lang w:val="en-US"/>
+        </w:rPr>
+        <w:t>org.springframework</w:t>
+      </w:r>
+      <w:proofErr w:type="spellEnd"/>
+      <w:r>
+        <w:rPr>
+          <w:b/>
+          <w:bCs/>
+          <w:sz w:val="20"/>
+          <w:szCs w:val="20"/>
+          <w:lang w:val="en-US"/>
+        </w:rPr>
+        <w:t>&lt;/</w:t>
+      </w:r>
+      <w:proofErr w:type="spellStart"/>
+      <w:r>
+        <w:rPr>
+          <w:b/>
+          <w:bCs/>
+          <w:sz w:val="20"/>
+          <w:szCs w:val="20"/>
+          <w:lang w:val="en-US"/>
+        </w:rPr>
+        <w:t>groupId</w:t>
+      </w:r>
+      <w:proofErr w:type="spellEnd"/>
+      <w:r>
+        <w:rPr>
+          <w:b/>
+          <w:bCs/>
+          <w:sz w:val="20"/>
+          <w:szCs w:val="20"/>
+          <w:lang w:val="en-US"/>
+        </w:rPr>
+        <w:t>&gt;</w:t>
+      </w:r>
+    </w:p>
+    <w:p>
+      <w:pPr>
+        <w:pStyle w:val="ListParagraph"/>
+        <w:rPr>
+          <w:b/>
+          <w:bCs/>
+          <w:sz w:val="20"/>
+          <w:szCs w:val="20"/>
+          <w:lang w:val="en-US"/>
+        </w:rPr>
+      </w:pPr>
+      <w:r>
+        <w:rPr>
+          <w:b/>
+          <w:bCs/>
+          <w:sz w:val="20"/>
+          <w:szCs w:val="20"/>
+          <w:lang w:val="en-US"/>
+        </w:rPr>
+        <w:t xml:space="preserve">            &lt;</w:t>
+      </w:r>
+      <w:proofErr w:type="spellStart"/>
+      <w:r>
+        <w:rPr>
+          <w:b/>
+          <w:bCs/>
+          <w:sz w:val="20"/>
+          <w:szCs w:val="20"/>
+          <w:lang w:val="en-US"/>
+        </w:rPr>
+        <w:t>artifactId</w:t>
+      </w:r>
+      <w:proofErr w:type="spellEnd"/>
+      <w:r>
+        <w:rPr>
+          <w:b/>
+          <w:bCs/>
+          <w:sz w:val="20"/>
+          <w:szCs w:val="20"/>
+          <w:lang w:val="en-US"/>
+        </w:rPr>
+        <w:t>&gt;spring-context&lt;/</w:t>
+      </w:r>
+      <w:proofErr w:type="spellStart"/>
+      <w:r>
+        <w:rPr>
+          <w:b/>
+          <w:bCs/>
+          <w:sz w:val="20"/>
+          <w:szCs w:val="20"/>
+          <w:lang w:val="en-US"/>
+        </w:rPr>
+        <w:t>artifactId</w:t>
+      </w:r>
+      <w:proofErr w:type="spellEnd"/>
+      <w:r>
+        <w:rPr>
+          <w:b/>
+          <w:bCs/>
+          <w:sz w:val="20"/>
+          <w:szCs w:val="20"/>
+          <w:lang w:val="en-US"/>
+        </w:rPr>
+        <w:t>&gt;</w:t>
+      </w:r>
+    </w:p>
+    <w:p>
+      <w:pPr>
+        <w:pStyle w:val="ListParagraph"/>
+        <w:rPr>
+          <w:b/>
+          <w:bCs/>
+          <w:sz w:val="20"/>
+          <w:szCs w:val="20"/>
+          <w:lang w:val="en-US"/>
+        </w:rPr>
+      </w:pPr>
+      <w:r>
+        <w:rPr>
+          <w:b/>
+          <w:bCs/>
+          <w:sz w:val="20"/>
+          <w:szCs w:val="20"/>
+          <w:lang w:val="en-US"/>
+        </w:rPr>
+        <w:t xml:space="preserve">            &lt;version&gt;4.3.</w:t>
+      </w:r>
       <w:proofErr w:type="gramStart"/>
       <w:r>
         <w:rPr>
-          <w:lang w:val="en-US"/>
-        </w:rPr>
-        <w:t>&lt;!--</w:t>
+          <w:b/>
+          <w:bCs/>
+          <w:sz w:val="20"/>
+          <w:szCs w:val="20"/>
+          <w:lang w:val="en-US"/>
+        </w:rPr>
+        <w:t>6.RELEASE</w:t>
       </w:r>
       <w:proofErr w:type="gramEnd"/>
       <w:r>
         <w:rPr>
-          <w:lang w:val="en-US"/>
-        </w:rPr>
-        <w:t xml:space="preserve"> https://mvnrepository.com/artifact/org.springframework/spring-core --&gt;</w:t>
-      </w:r>
-    </w:p>
-    <w:p>
-      <w:pPr>
-        <w:pStyle w:val="ListParagraph"/>
-        <w:rPr>
-          <w:lang w:val="en-US"/>
-        </w:rPr>
-      </w:pPr>
-      <w:r>
-        <w:rPr>
-          <w:lang w:val="en-US"/>
-        </w:rPr>
-        <w:t>&lt;dependency&gt;</w:t>
-      </w:r>
-    </w:p>
-    <w:p>
-      <w:pPr>
-        <w:pStyle w:val="ListParagraph"/>
-        <w:rPr>
-          <w:lang w:val="en-US"/>
-        </w:rPr>
-      </w:pPr>
-      <w:r>
-        <w:rPr>
-          <w:lang w:val="en-US"/>
-        </w:rPr>
-        <w:t xml:space="preserve">    &lt;</w:t>
-      </w:r>
-      <w:proofErr w:type="spellStart"/>
-      <w:r>
-        <w:rPr>
-          <w:lang w:val="en-US"/>
-        </w:rPr>
-        <w:t>groupId</w:t>
-      </w:r>
-      <w:proofErr w:type="spellEnd"/>
-      <w:r>
-        <w:rPr>
-          <w:lang w:val="en-US"/>
-        </w:rPr>
-        <w:t>&gt;</w:t>
-      </w:r>
-      <w:proofErr w:type="spellStart"/>
-      <w:r>
-        <w:rPr>
-          <w:lang w:val="en-US"/>
-        </w:rPr>
-        <w:t>org.springframework</w:t>
-      </w:r>
-      <w:proofErr w:type="spellEnd"/>
-      <w:r>
-        <w:rPr>
-          <w:lang w:val="en-US"/>
-        </w:rPr>
-        <w:t>&lt;/</w:t>
-      </w:r>
-      <w:proofErr w:type="spellStart"/>
-      <w:r>
-        <w:rPr>
-          <w:lang w:val="en-US"/>
-        </w:rPr>
-        <w:t>groupId</w:t>
-      </w:r>
-      <w:proofErr w:type="spellEnd"/>
-      <w:r>
-        <w:rPr>
-          <w:lang w:val="en-US"/>
-        </w:rPr>
-        <w:t>&gt;</w:t>
-      </w:r>
-    </w:p>
-    <w:p>
-      <w:pPr>
-        <w:pStyle w:val="ListParagraph"/>
-        <w:rPr>
-          <w:lang w:val="en-US"/>
-        </w:rPr>
-      </w:pPr>
-      <w:r>
-        <w:rPr>
-          <w:lang w:val="en-US"/>
-        </w:rPr>
-        <w:t xml:space="preserve">    &lt;</w:t>
-      </w:r>
-      <w:proofErr w:type="spellStart"/>
-      <w:r>
-        <w:rPr>
-          <w:lang w:val="en-US"/>
-        </w:rPr>
-        <w:t>artifactId</w:t>
-      </w:r>
-      <w:proofErr w:type="spellEnd"/>
-      <w:r>
-        <w:rPr>
-          <w:lang w:val="en-US"/>
-        </w:rPr>
-        <w:t>&gt;spring-core&lt;/</w:t>
-      </w:r>
-      <w:proofErr w:type="spellStart"/>
-      <w:r>
-        <w:rPr>
-          <w:lang w:val="en-US"/>
-        </w:rPr>
-        <w:t>artifactId</w:t>
-      </w:r>
-      <w:proofErr w:type="spellEnd"/>
-      <w:r>
-        <w:rPr>
-          <w:lang w:val="en-US"/>
-        </w:rPr>
-        <w:t>&gt;</w:t>
-      </w:r>
-    </w:p>
-    <w:p>
-      <w:pPr>
-        <w:pStyle w:val="ListParagraph"/>
-        <w:rPr>
-          <w:lang w:val="en-US"/>
-        </w:rPr>
-      </w:pPr>
-      <w:r>
-        <w:rPr>
-          <w:lang w:val="en-US"/>
-        </w:rPr>
-        <w:t xml:space="preserve">    &lt;version&gt;6.0.9&lt;/version&gt;</w:t>
-      </w:r>
-    </w:p>
-    <w:p>
-      <w:pPr>
-        <w:pStyle w:val="ListParagraph"/>
-        <w:rPr>
-          <w:lang w:val="en-US"/>
-        </w:rPr>
-      </w:pPr>
-      <w:r>
-        <w:rPr>
-          <w:lang w:val="en-US"/>
-        </w:rPr>
-        <w:t>&lt;/dependency&gt;</w:t>
-      </w:r>
-    </w:p>
-    <w:p>
-      <w:pPr>
-        <w:pStyle w:val="ListParagraph"/>
-        <w:rPr>
-          <w:lang w:val="en-US"/>
-        </w:rPr>
-      </w:pPr>
+          <w:b/>
+          <w:bCs/>
+          <w:sz w:val="20"/>
+          <w:szCs w:val="20"/>
+          <w:lang w:val="en-US"/>
+        </w:rPr>
+        <w:t>&lt;/version&gt;</w:t>
+      </w:r>
+    </w:p>
+    <w:p>
+      <w:pPr>
+        <w:pStyle w:val="ListParagraph"/>
+        <w:rPr>
+          <w:b/>
+          <w:bCs/>
+          <w:sz w:val="20"/>
+          <w:szCs w:val="20"/>
+          <w:lang w:val="en-US"/>
+        </w:rPr>
+      </w:pPr>
+      <w:r>
+        <w:rPr>
+          <w:b/>
+          <w:bCs/>
+          <w:sz w:val="20"/>
+          <w:szCs w:val="20"/>
+          <w:lang w:val="en-US"/>
+        </w:rPr>
+        <w:t xml:space="preserve">        &lt;/dependency&gt;</w:t>
+      </w:r>
     </w:p>
     <w:p>
       <w:pPr>
@@ -2886,7 +2968,6 @@
         <w:rPr>
           <w:lang w:val="en-US"/>
         </w:rPr>
-        <w:lastRenderedPageBreak/>
         <w:t>}</w:t>
       </w:r>
     </w:p>
@@ -3860,6 +3941,7 @@
         <w:rPr>
           <w:lang w:val="en-US"/>
         </w:rPr>
+        <w:lastRenderedPageBreak/>
         <w:t xml:space="preserve">   </w:t>
       </w:r>
       <w:r>
@@ -4947,35 +5029,35 @@
         <w:rPr>
           <w:lang w:val="en-US"/>
         </w:rPr>
+        <w:t xml:space="preserve">        car1.play();</w:t>
+      </w:r>
+    </w:p>
+    <w:p>
+      <w:pPr>
+        <w:pStyle w:val="ListParagraph"/>
+        <w:rPr>
+          <w:lang w:val="en-US"/>
+        </w:rPr>
+      </w:pPr>
+      <w:r>
+        <w:rPr>
+          <w:lang w:val="en-US"/>
+        </w:rPr>
+        <w:t xml:space="preserve">        </w:t>
+      </w:r>
+    </w:p>
+    <w:p>
+      <w:pPr>
+        <w:pStyle w:val="ListParagraph"/>
+        <w:rPr>
+          <w:lang w:val="en-US"/>
+        </w:rPr>
+      </w:pPr>
+      <w:r>
+        <w:rPr>
+          <w:lang w:val="en-US"/>
+        </w:rPr>
         <w:lastRenderedPageBreak/>
-        <w:t xml:space="preserve">        car1.play();</w:t>
-      </w:r>
-    </w:p>
-    <w:p>
-      <w:pPr>
-        <w:pStyle w:val="ListParagraph"/>
-        <w:rPr>
-          <w:lang w:val="en-US"/>
-        </w:rPr>
-      </w:pPr>
-      <w:r>
-        <w:rPr>
-          <w:lang w:val="en-US"/>
-        </w:rPr>
-        <w:t xml:space="preserve">        </w:t>
-      </w:r>
-    </w:p>
-    <w:p>
-      <w:pPr>
-        <w:pStyle w:val="ListParagraph"/>
-        <w:rPr>
-          <w:lang w:val="en-US"/>
-        </w:rPr>
-      </w:pPr>
-      <w:r>
-        <w:rPr>
-          <w:lang w:val="en-US"/>
-        </w:rPr>
         <w:t xml:space="preserve">    }</w:t>
       </w:r>
     </w:p>
@@ -5292,6 +5374,201 @@
     <w:p>
       <w:pPr>
         <w:pStyle w:val="ListParagraph"/>
+        <w:rPr>
+          <w:lang w:val="en-US"/>
+        </w:rPr>
+      </w:pPr>
+    </w:p>
+    <w:p>
+      <w:pPr>
+        <w:pStyle w:val="ListParagraph"/>
+        <w:numPr>
+          <w:ilvl w:val="0"/>
+          <w:numId w:val="26"/>
+        </w:numPr>
+        <w:rPr>
+          <w:lang w:val="en-US"/>
+        </w:rPr>
+      </w:pPr>
+      <w:r>
+        <w:rPr>
+          <w:lang w:val="en-US"/>
+        </w:rPr>
+        <w:t>Create a maven project (</w:t>
+      </w:r>
+      <w:proofErr w:type="spellStart"/>
+      <w:r>
+        <w:rPr>
+          <w:lang w:val="en-US"/>
+        </w:rPr>
+        <w:t>quickstart</w:t>
+      </w:r>
+      <w:proofErr w:type="spellEnd"/>
+      <w:r>
+        <w:rPr>
+          <w:lang w:val="en-US"/>
+        </w:rPr>
+        <w:t xml:space="preserve"> archetype / skip archetype)</w:t>
+      </w:r>
+    </w:p>
+    <w:p>
+      <w:pPr>
+        <w:pStyle w:val="ListParagraph"/>
+        <w:numPr>
+          <w:ilvl w:val="0"/>
+          <w:numId w:val="26"/>
+        </w:numPr>
+        <w:rPr>
+          <w:lang w:val="en-US"/>
+        </w:rPr>
+      </w:pPr>
+      <w:r>
+        <w:rPr>
+          <w:lang w:val="en-US"/>
+        </w:rPr>
+        <w:t>In pom.xml, add spring-context dependency</w:t>
+      </w:r>
+    </w:p>
+    <w:p>
+      <w:pPr>
+        <w:pStyle w:val="ListParagraph"/>
+        <w:numPr>
+          <w:ilvl w:val="0"/>
+          <w:numId w:val="26"/>
+        </w:numPr>
+        <w:rPr>
+          <w:lang w:val="en-US"/>
+        </w:rPr>
+      </w:pPr>
+      <w:r>
+        <w:rPr>
+          <w:lang w:val="en-US"/>
+        </w:rPr>
+        <w:t>Create Book class and Author class</w:t>
+      </w:r>
+    </w:p>
+    <w:p>
+      <w:pPr>
+        <w:pStyle w:val="ListParagraph"/>
+        <w:numPr>
+          <w:ilvl w:val="0"/>
+          <w:numId w:val="26"/>
+        </w:numPr>
+        <w:rPr>
+          <w:lang w:val="en-US"/>
+        </w:rPr>
+      </w:pPr>
+      <w:r>
+        <w:rPr>
+          <w:lang w:val="en-US"/>
+        </w:rPr>
+        <w:t>Create spring.xml and configure these 2 classes as beans</w:t>
+      </w:r>
+    </w:p>
+    <w:p>
+      <w:pPr>
+        <w:pStyle w:val="ListParagraph"/>
+        <w:numPr>
+          <w:ilvl w:val="0"/>
+          <w:numId w:val="26"/>
+        </w:numPr>
+        <w:rPr>
+          <w:lang w:val="en-US"/>
+        </w:rPr>
+      </w:pPr>
+      <w:r>
+        <w:rPr>
+          <w:lang w:val="en-US"/>
+        </w:rPr>
+        <w:t>App.java</w:t>
+      </w:r>
+      <w:r>
+        <w:rPr>
+          <w:lang w:val="en-US"/>
+        </w:rPr>
+        <w:tab/>
+      </w:r>
+      <w:r>
+        <w:rPr>
+          <w:lang w:val="en-US"/>
+        </w:rPr>
+        <w:tab/>
+        <w:t xml:space="preserve">main method, </w:t>
+      </w:r>
+    </w:p>
+    <w:p>
+      <w:pPr>
+        <w:ind w:left="1080" w:firstLine="360"/>
+        <w:rPr>
+          <w:lang w:val="en-US"/>
+        </w:rPr>
+      </w:pPr>
+      <w:r>
+        <w:rPr>
+          <w:lang w:val="en-US"/>
+        </w:rPr>
+        <w:t xml:space="preserve">Use </w:t>
+      </w:r>
+      <w:proofErr w:type="spellStart"/>
+      <w:r>
+        <w:rPr>
+          <w:lang w:val="en-US"/>
+        </w:rPr>
+        <w:t>ClassPathXmlApplicationContext</w:t>
+      </w:r>
+      <w:proofErr w:type="spellEnd"/>
+      <w:r>
+        <w:rPr>
+          <w:lang w:val="en-US"/>
+        </w:rPr>
+        <w:t xml:space="preserve"> to represent spring.xml as an object</w:t>
+      </w:r>
+    </w:p>
+    <w:p>
+      <w:pPr>
+        <w:ind w:left="1080" w:firstLine="360"/>
+        <w:rPr>
+          <w:lang w:val="en-US"/>
+        </w:rPr>
+      </w:pPr>
+      <w:r>
+        <w:rPr>
+          <w:lang w:val="en-US"/>
+        </w:rPr>
+        <w:t xml:space="preserve">Using that object, </w:t>
+      </w:r>
+      <w:proofErr w:type="spellStart"/>
+      <w:r>
+        <w:rPr>
+          <w:lang w:val="en-US"/>
+        </w:rPr>
+        <w:t>getBean</w:t>
+      </w:r>
+      <w:proofErr w:type="spellEnd"/>
+      <w:r>
+        <w:rPr>
+          <w:lang w:val="en-US"/>
+        </w:rPr>
+        <w:t xml:space="preserve"> of type Book</w:t>
+      </w:r>
+    </w:p>
+    <w:p>
+      <w:pPr>
+        <w:ind w:left="1080" w:firstLine="360"/>
+        <w:rPr>
+          <w:lang w:val="en-US"/>
+        </w:rPr>
+      </w:pPr>
+      <w:r>
+        <w:rPr>
+          <w:lang w:val="en-US"/>
+        </w:rPr>
+        <w:t>Display the author’s name from book instance</w:t>
+      </w:r>
+    </w:p>
+    <w:p>
+      <w:pPr>
+        <w:ind w:left="1080" w:firstLine="360"/>
         <w:rPr>
           <w:lang w:val="en-US"/>
         </w:rPr>
@@ -6991,6 +7268,95 @@
     </w:lvl>
   </w:abstractNum>
   <w:abstractNum w:abstractNumId="17" w15:restartNumberingAfterBreak="0">
+    <w:nsid w:val="4D4A61D0"/>
+    <w:multiLevelType w:val="hybridMultilevel"/>
+    <w:tmpl w:val="5D8AD1F8"/>
+    <w:lvl w:ilvl="0" w:tplc="4D82F94C">
+      <w:start w:val="1"/>
+      <w:numFmt w:val="decimal"/>
+      <w:lvlText w:val="%1)"/>
+      <w:lvlJc w:val="left"/>
+      <w:pPr>
+        <w:ind w:left="1080" w:hanging="360"/>
+      </w:pPr>
+      <w:rPr>
+        <w:rFonts w:hint="default"/>
+      </w:rPr>
+    </w:lvl>
+    <w:lvl w:ilvl="1" w:tplc="40090019">
+      <w:start w:val="1"/>
+      <w:numFmt w:val="lowerLetter"/>
+      <w:lvlText w:val="%2."/>
+      <w:lvlJc w:val="left"/>
+      <w:pPr>
+        <w:ind w:left="1800" w:hanging="360"/>
+      </w:pPr>
+    </w:lvl>
+    <w:lvl w:ilvl="2" w:tplc="4009001B" w:tentative="1">
+      <w:start w:val="1"/>
+      <w:numFmt w:val="lowerRoman"/>
+      <w:lvlText w:val="%3."/>
+      <w:lvlJc w:val="right"/>
+      <w:pPr>
+        <w:ind w:left="2520" w:hanging="180"/>
+      </w:pPr>
+    </w:lvl>
+    <w:lvl w:ilvl="3" w:tplc="4009000F" w:tentative="1">
+      <w:start w:val="1"/>
+      <w:numFmt w:val="decimal"/>
+      <w:lvlText w:val="%4."/>
+      <w:lvlJc w:val="left"/>
+      <w:pPr>
+        <w:ind w:left="3240" w:hanging="360"/>
+      </w:pPr>
+    </w:lvl>
+    <w:lvl w:ilvl="4" w:tplc="40090019" w:tentative="1">
+      <w:start w:val="1"/>
+      <w:numFmt w:val="lowerLetter"/>
+      <w:lvlText w:val="%5."/>
+      <w:lvlJc w:val="left"/>
+      <w:pPr>
+        <w:ind w:left="3960" w:hanging="360"/>
+      </w:pPr>
+    </w:lvl>
+    <w:lvl w:ilvl="5" w:tplc="4009001B" w:tentative="1">
+      <w:start w:val="1"/>
+      <w:numFmt w:val="lowerRoman"/>
+      <w:lvlText w:val="%6."/>
+      <w:lvlJc w:val="right"/>
+      <w:pPr>
+        <w:ind w:left="4680" w:hanging="180"/>
+      </w:pPr>
+    </w:lvl>
+    <w:lvl w:ilvl="6" w:tplc="4009000F" w:tentative="1">
+      <w:start w:val="1"/>
+      <w:numFmt w:val="decimal"/>
+      <w:lvlText w:val="%7."/>
+      <w:lvlJc w:val="left"/>
+      <w:pPr>
+        <w:ind w:left="5400" w:hanging="360"/>
+      </w:pPr>
+    </w:lvl>
+    <w:lvl w:ilvl="7" w:tplc="40090019" w:tentative="1">
+      <w:start w:val="1"/>
+      <w:numFmt w:val="lowerLetter"/>
+      <w:lvlText w:val="%8."/>
+      <w:lvlJc w:val="left"/>
+      <w:pPr>
+        <w:ind w:left="6120" w:hanging="360"/>
+      </w:pPr>
+    </w:lvl>
+    <w:lvl w:ilvl="8" w:tplc="4009001B" w:tentative="1">
+      <w:start w:val="1"/>
+      <w:numFmt w:val="lowerRoman"/>
+      <w:lvlText w:val="%9."/>
+      <w:lvlJc w:val="right"/>
+      <w:pPr>
+        <w:ind w:left="6840" w:hanging="180"/>
+      </w:pPr>
+    </w:lvl>
+  </w:abstractNum>
+  <w:abstractNum w:abstractNumId="18" w15:restartNumberingAfterBreak="0">
     <w:nsid w:val="4DEC2D73"/>
     <w:multiLevelType w:val="hybridMultilevel"/>
     <w:tmpl w:val="C7AEEE82"/>
@@ -7079,7 +7445,7 @@
       </w:pPr>
     </w:lvl>
   </w:abstractNum>
-  <w:abstractNum w:abstractNumId="18" w15:restartNumberingAfterBreak="0">
+  <w:abstractNum w:abstractNumId="19" w15:restartNumberingAfterBreak="0">
     <w:nsid w:val="4E623DFA"/>
     <w:multiLevelType w:val="hybridMultilevel"/>
     <w:tmpl w:val="021AF668"/>
@@ -7168,7 +7534,7 @@
       </w:pPr>
     </w:lvl>
   </w:abstractNum>
-  <w:abstractNum w:abstractNumId="19" w15:restartNumberingAfterBreak="0">
+  <w:abstractNum w:abstractNumId="20" w15:restartNumberingAfterBreak="0">
     <w:nsid w:val="54127FD6"/>
     <w:multiLevelType w:val="hybridMultilevel"/>
     <w:tmpl w:val="36FCCE30"/>
@@ -7257,7 +7623,7 @@
       </w:pPr>
     </w:lvl>
   </w:abstractNum>
-  <w:abstractNum w:abstractNumId="20" w15:restartNumberingAfterBreak="0">
+  <w:abstractNum w:abstractNumId="21" w15:restartNumberingAfterBreak="0">
     <w:nsid w:val="594E4C74"/>
     <w:multiLevelType w:val="multilevel"/>
     <w:tmpl w:val="8E90BD50"/>
@@ -7370,7 +7736,7 @@
       </w:pPr>
     </w:lvl>
   </w:abstractNum>
-  <w:abstractNum w:abstractNumId="21" w15:restartNumberingAfterBreak="0">
+  <w:abstractNum w:abstractNumId="22" w15:restartNumberingAfterBreak="0">
     <w:nsid w:val="606D0710"/>
     <w:multiLevelType w:val="hybridMultilevel"/>
     <w:tmpl w:val="EDF20E34"/>
@@ -7459,7 +7825,7 @@
       </w:pPr>
     </w:lvl>
   </w:abstractNum>
-  <w:abstractNum w:abstractNumId="22" w15:restartNumberingAfterBreak="0">
+  <w:abstractNum w:abstractNumId="23" w15:restartNumberingAfterBreak="0">
     <w:nsid w:val="69967D90"/>
     <w:multiLevelType w:val="hybridMultilevel"/>
     <w:tmpl w:val="1F2AE446"/>
@@ -7548,7 +7914,7 @@
       </w:pPr>
     </w:lvl>
   </w:abstractNum>
-  <w:abstractNum w:abstractNumId="23" w15:restartNumberingAfterBreak="0">
+  <w:abstractNum w:abstractNumId="24" w15:restartNumberingAfterBreak="0">
     <w:nsid w:val="6E4C1B67"/>
     <w:multiLevelType w:val="hybridMultilevel"/>
     <w:tmpl w:val="CAD033F6"/>
@@ -7637,7 +8003,7 @@
       </w:pPr>
     </w:lvl>
   </w:abstractNum>
-  <w:abstractNum w:abstractNumId="24" w15:restartNumberingAfterBreak="0">
+  <w:abstractNum w:abstractNumId="25" w15:restartNumberingAfterBreak="0">
     <w:nsid w:val="78D66A19"/>
     <w:multiLevelType w:val="hybridMultilevel"/>
     <w:tmpl w:val="4862567A"/>
@@ -7733,7 +8099,7 @@
     <w:abstractNumId w:val="7"/>
   </w:num>
   <w:num w:numId="3">
-    <w:abstractNumId w:val="18"/>
+    <w:abstractNumId w:val="19"/>
   </w:num>
   <w:num w:numId="4">
     <w:abstractNumId w:val="3"/>
@@ -7766,13 +8132,13 @@
     <w:abstractNumId w:val="13"/>
   </w:num>
   <w:num w:numId="14">
-    <w:abstractNumId w:val="20"/>
+    <w:abstractNumId w:val="21"/>
   </w:num>
   <w:num w:numId="15">
     <w:abstractNumId w:val="15"/>
   </w:num>
   <w:num w:numId="16">
-    <w:abstractNumId w:val="21"/>
+    <w:abstractNumId w:val="22"/>
   </w:num>
   <w:num w:numId="17">
     <w:abstractNumId w:val="2"/>
@@ -7781,25 +8147,28 @@
     <w:abstractNumId w:val="5"/>
   </w:num>
   <w:num w:numId="19">
-    <w:abstractNumId w:val="19"/>
+    <w:abstractNumId w:val="20"/>
   </w:num>
   <w:num w:numId="20">
     <w:abstractNumId w:val="0"/>
   </w:num>
   <w:num w:numId="21">
-    <w:abstractNumId w:val="23"/>
+    <w:abstractNumId w:val="24"/>
   </w:num>
   <w:num w:numId="22">
     <w:abstractNumId w:val="1"/>
   </w:num>
   <w:num w:numId="23">
-    <w:abstractNumId w:val="17"/>
+    <w:abstractNumId w:val="18"/>
   </w:num>
   <w:num w:numId="24">
-    <w:abstractNumId w:val="24"/>
+    <w:abstractNumId w:val="25"/>
   </w:num>
   <w:num w:numId="25">
-    <w:abstractNumId w:val="22"/>
+    <w:abstractNumId w:val="23"/>
+  </w:num>
+  <w:num w:numId="26">
+    <w:abstractNumId w:val="17"/>
   </w:num>
 </w:numbering>
 </file>

--- a/notes_29May2023.docx
+++ b/notes_29May2023.docx
@@ -12,85 +12,41 @@
         <w:rPr>
           <w:lang w:val="en-US"/>
         </w:rPr>
-        <w:t xml:space="preserve">Using </w:t>
-      </w:r>
-      <w:proofErr w:type="spellStart"/>
-      <w:r>
-        <w:rPr>
-          <w:lang w:val="en-US"/>
-        </w:rPr>
-        <w:t>javascript</w:t>
-      </w:r>
-      <w:proofErr w:type="spellEnd"/>
-      <w:r>
-        <w:rPr>
-          <w:lang w:val="en-US"/>
-        </w:rPr>
-        <w:t>, can you open a new window?</w:t>
-      </w:r>
-      <w:r>
-        <w:rPr>
-          <w:lang w:val="en-US"/>
-        </w:rPr>
-        <w:tab/>
-      </w:r>
-      <w:r>
-        <w:rPr>
-          <w:lang w:val="en-US"/>
-        </w:rPr>
-        <w:tab/>
-      </w:r>
-      <w:proofErr w:type="spellStart"/>
-      <w:proofErr w:type="gramStart"/>
-      <w:r>
-        <w:rPr>
-          <w:lang w:val="en-US"/>
-        </w:rPr>
+        <w:t>Using javascript, can you open a new window?</w:t>
+      </w:r>
+      <w:r>
+        <w:rPr>
+          <w:lang w:val="en-US"/>
+        </w:rPr>
+        <w:tab/>
+      </w:r>
+      <w:r>
+        <w:rPr>
+          <w:lang w:val="en-US"/>
+        </w:rPr>
+        <w:tab/>
         <w:t>window.open</w:t>
       </w:r>
-      <w:proofErr w:type="spellEnd"/>
-      <w:proofErr w:type="gramEnd"/>
-    </w:p>
-    <w:p>
-      <w:pPr>
-        <w:rPr>
-          <w:lang w:val="en-US"/>
-        </w:rPr>
-      </w:pPr>
-      <w:r>
-        <w:rPr>
-          <w:lang w:val="en-US"/>
-        </w:rPr>
-        <w:t xml:space="preserve">Using </w:t>
-      </w:r>
-      <w:proofErr w:type="spellStart"/>
-      <w:r>
-        <w:rPr>
-          <w:lang w:val="en-US"/>
-        </w:rPr>
-        <w:t>javascript</w:t>
-      </w:r>
-      <w:proofErr w:type="spellEnd"/>
-      <w:r>
-        <w:rPr>
-          <w:lang w:val="en-US"/>
-        </w:rPr>
-        <w:t>, can you access every element present in a html file?</w:t>
-      </w:r>
-      <w:r>
-        <w:rPr>
-          <w:lang w:val="en-US"/>
-        </w:rPr>
-        <w:tab/>
-      </w:r>
-      <w:proofErr w:type="spellStart"/>
-      <w:r>
-        <w:rPr>
-          <w:lang w:val="en-US"/>
-        </w:rPr>
+    </w:p>
+    <w:p>
+      <w:pPr>
+        <w:rPr>
+          <w:lang w:val="en-US"/>
+        </w:rPr>
+      </w:pPr>
+      <w:r>
+        <w:rPr>
+          <w:lang w:val="en-US"/>
+        </w:rPr>
+        <w:t>Using javascript, can you access every element present in a html file?</w:t>
+      </w:r>
+      <w:r>
+        <w:rPr>
+          <w:lang w:val="en-US"/>
+        </w:rPr>
+        <w:tab/>
         <w:t>Xpath</w:t>
       </w:r>
-      <w:proofErr w:type="spellEnd"/>
     </w:p>
     <w:p>
       <w:pPr>
@@ -208,25 +164,7 @@
                 <w:lang w:eastAsia="en-IN"/>
               </w:rPr>
               <w:br/>
-              <w:t xml:space="preserve">CSS3 Basics, CSS 3 </w:t>
-            </w:r>
-            <w:proofErr w:type="spellStart"/>
-            <w:r>
-              <w:rPr>
-                <w:rFonts w:ascii="Calibri" w:eastAsia="Times New Roman" w:hAnsi="Calibri" w:cs="Calibri"/>
-                <w:color w:val="000000"/>
-                <w:lang w:eastAsia="en-IN"/>
-              </w:rPr>
-              <w:t>Advacned</w:t>
-            </w:r>
-            <w:proofErr w:type="spellEnd"/>
-            <w:r>
-              <w:rPr>
-                <w:rFonts w:ascii="Calibri" w:eastAsia="Times New Roman" w:hAnsi="Calibri" w:cs="Calibri"/>
-                <w:color w:val="000000"/>
-                <w:lang w:eastAsia="en-IN"/>
-              </w:rPr>
-              <w:t>. Designing paper layout case study</w:t>
+              <w:t>CSS3 Basics, CSS 3 Advacned. Designing paper layout case study</w:t>
             </w:r>
           </w:p>
         </w:tc>
@@ -337,18 +275,8 @@
                 <w:color w:val="000000"/>
                 <w:lang w:eastAsia="en-IN"/>
               </w:rPr>
-              <w:t xml:space="preserve">Introduction to </w:t>
+              <w:t>Introduction to Javascript</w:t>
             </w:r>
-            <w:proofErr w:type="spellStart"/>
-            <w:r>
-              <w:rPr>
-                <w:rFonts w:ascii="Calibri" w:eastAsia="Times New Roman" w:hAnsi="Calibri" w:cs="Calibri"/>
-                <w:color w:val="000000"/>
-                <w:lang w:eastAsia="en-IN"/>
-              </w:rPr>
-              <w:t>Javascript</w:t>
-            </w:r>
-            <w:proofErr w:type="spellEnd"/>
             <w:r>
               <w:rPr>
                 <w:rFonts w:ascii="Calibri" w:eastAsia="Times New Roman" w:hAnsi="Calibri" w:cs="Calibri"/>
@@ -393,53 +321,7 @@
                 <w:color w:val="000000"/>
                 <w:lang w:eastAsia="en-IN"/>
               </w:rPr>
-              <w:t>Arrays (</w:t>
-            </w:r>
-            <w:proofErr w:type="spellStart"/>
-            <w:proofErr w:type="gramStart"/>
-            <w:r>
-              <w:rPr>
-                <w:rFonts w:ascii="Calibri" w:eastAsia="Times New Roman" w:hAnsi="Calibri" w:cs="Calibri"/>
-                <w:color w:val="000000"/>
-                <w:lang w:eastAsia="en-IN"/>
-              </w:rPr>
-              <w:t>traverse,map</w:t>
-            </w:r>
-            <w:proofErr w:type="gramEnd"/>
-            <w:r>
-              <w:rPr>
-                <w:rFonts w:ascii="Calibri" w:eastAsia="Times New Roman" w:hAnsi="Calibri" w:cs="Calibri"/>
-                <w:color w:val="000000"/>
-                <w:lang w:eastAsia="en-IN"/>
-              </w:rPr>
-              <w:t>,reduce</w:t>
-            </w:r>
-            <w:proofErr w:type="spellEnd"/>
-            <w:r>
-              <w:rPr>
-                <w:rFonts w:ascii="Calibri" w:eastAsia="Times New Roman" w:hAnsi="Calibri" w:cs="Calibri"/>
-                <w:color w:val="000000"/>
-                <w:lang w:eastAsia="en-IN"/>
-              </w:rPr>
-              <w:t xml:space="preserve">, foreach), chaining of functions, String functions, Accessing  </w:t>
-            </w:r>
-            <w:proofErr w:type="spellStart"/>
-            <w:r>
-              <w:rPr>
-                <w:rFonts w:ascii="Calibri" w:eastAsia="Times New Roman" w:hAnsi="Calibri" w:cs="Calibri"/>
-                <w:color w:val="000000"/>
-                <w:lang w:eastAsia="en-IN"/>
-              </w:rPr>
-              <w:t>Collections,Classes</w:t>
-            </w:r>
-            <w:proofErr w:type="spellEnd"/>
-            <w:r>
-              <w:rPr>
-                <w:rFonts w:ascii="Calibri" w:eastAsia="Times New Roman" w:hAnsi="Calibri" w:cs="Calibri"/>
-                <w:color w:val="000000"/>
-                <w:lang w:eastAsia="en-IN"/>
-              </w:rPr>
-              <w:t xml:space="preserve"> and objects</w:t>
+              <w:t>Arrays (traverse,map,reduce, foreach), chaining of functions, String functions, Accessing  Collections,Classes and objects</w:t>
             </w:r>
             <w:r>
               <w:rPr>
@@ -448,61 +330,7 @@
                 <w:lang w:eastAsia="en-IN"/>
               </w:rPr>
               <w:br/>
-              <w:t xml:space="preserve">Introduction to DOM, using </w:t>
-            </w:r>
-            <w:proofErr w:type="spellStart"/>
-            <w:r>
-              <w:rPr>
-                <w:rFonts w:ascii="Calibri" w:eastAsia="Times New Roman" w:hAnsi="Calibri" w:cs="Calibri"/>
-                <w:color w:val="000000"/>
-                <w:lang w:eastAsia="en-IN"/>
-              </w:rPr>
-              <w:t>getElementsBy</w:t>
-            </w:r>
-            <w:proofErr w:type="spellEnd"/>
-            <w:r>
-              <w:rPr>
-                <w:rFonts w:ascii="Calibri" w:eastAsia="Times New Roman" w:hAnsi="Calibri" w:cs="Calibri"/>
-                <w:color w:val="000000"/>
-                <w:lang w:eastAsia="en-IN"/>
-              </w:rPr>
-              <w:t xml:space="preserve"> </w:t>
-            </w:r>
-            <w:proofErr w:type="spellStart"/>
-            <w:r>
-              <w:rPr>
-                <w:rFonts w:ascii="Calibri" w:eastAsia="Times New Roman" w:hAnsi="Calibri" w:cs="Calibri"/>
-                <w:color w:val="000000"/>
-                <w:lang w:eastAsia="en-IN"/>
-              </w:rPr>
-              <w:t>tag,class,id</w:t>
-            </w:r>
-            <w:proofErr w:type="spellEnd"/>
-            <w:r>
-              <w:rPr>
-                <w:rFonts w:ascii="Calibri" w:eastAsia="Times New Roman" w:hAnsi="Calibri" w:cs="Calibri"/>
-                <w:color w:val="000000"/>
-                <w:lang w:eastAsia="en-IN"/>
-              </w:rPr>
-              <w:t xml:space="preserve"> ,</w:t>
-            </w:r>
-            <w:proofErr w:type="spellStart"/>
-            <w:r>
-              <w:rPr>
-                <w:rFonts w:ascii="Calibri" w:eastAsia="Times New Roman" w:hAnsi="Calibri" w:cs="Calibri"/>
-                <w:color w:val="000000"/>
-                <w:lang w:eastAsia="en-IN"/>
-              </w:rPr>
-              <w:t>innerText</w:t>
-            </w:r>
-            <w:proofErr w:type="spellEnd"/>
-            <w:r>
-              <w:rPr>
-                <w:rFonts w:ascii="Calibri" w:eastAsia="Times New Roman" w:hAnsi="Calibri" w:cs="Calibri"/>
-                <w:color w:val="000000"/>
-                <w:lang w:eastAsia="en-IN"/>
-              </w:rPr>
-              <w:t>/HTML</w:t>
+              <w:t>Introduction to DOM, using getElementsBy tag,class,id ,innerText/HTML</w:t>
             </w:r>
             <w:r>
               <w:rPr>
@@ -583,19 +411,11 @@
           <w:lang w:val="en-US"/>
         </w:rPr>
       </w:pPr>
-      <w:proofErr w:type="gramStart"/>
-      <w:r>
-        <w:rPr>
-          <w:lang w:val="en-US"/>
-        </w:rPr>
-        <w:t>So</w:t>
-      </w:r>
-      <w:proofErr w:type="gramEnd"/>
-      <w:r>
-        <w:rPr>
-          <w:lang w:val="en-US"/>
-        </w:rPr>
-        <w:t xml:space="preserve"> a new f/w was introduced to simplify the life of programmers:</w:t>
+      <w:r>
+        <w:rPr>
+          <w:lang w:val="en-US"/>
+        </w:rPr>
+        <w:t>So a new f/w was introduced to simplify the life of programmers:</w:t>
       </w:r>
       <w:r>
         <w:rPr>
@@ -690,16 +510,8 @@
         <w:rPr>
           <w:lang w:val="en-US"/>
         </w:rPr>
-        <w:t xml:space="preserve">interface </w:t>
-      </w:r>
-      <w:proofErr w:type="spellStart"/>
-      <w:r>
-        <w:rPr>
-          <w:lang w:val="en-US"/>
-        </w:rPr>
-        <w:t>EmployeDao</w:t>
-      </w:r>
-      <w:proofErr w:type="spellEnd"/>
+        <w:t>interface EmployeDao</w:t>
+      </w:r>
     </w:p>
     <w:p>
       <w:pPr>
@@ -725,29 +537,7 @@
         <w:rPr>
           <w:lang w:val="en-US"/>
         </w:rPr>
-        <w:t xml:space="preserve">Employee </w:t>
-      </w:r>
-      <w:proofErr w:type="spellStart"/>
-      <w:proofErr w:type="gramStart"/>
-      <w:r>
-        <w:rPr>
-          <w:lang w:val="en-US"/>
-        </w:rPr>
-        <w:t>addEmployee</w:t>
-      </w:r>
-      <w:proofErr w:type="spellEnd"/>
-      <w:r>
-        <w:rPr>
-          <w:lang w:val="en-US"/>
-        </w:rPr>
-        <w:t>(</w:t>
-      </w:r>
-      <w:proofErr w:type="gramEnd"/>
-      <w:r>
-        <w:rPr>
-          <w:lang w:val="en-US"/>
-        </w:rPr>
-        <w:t>Employee employee</w:t>
+        <w:t>Employee addEmployee(Employee employee</w:t>
       </w:r>
       <w:r>
         <w:rPr>
@@ -779,36 +569,14 @@
         <w:rPr>
           <w:lang w:val="en-US"/>
         </w:rPr>
-        <w:t xml:space="preserve">class </w:t>
-      </w:r>
-      <w:proofErr w:type="spellStart"/>
-      <w:r>
-        <w:rPr>
-          <w:lang w:val="en-US"/>
-        </w:rPr>
-        <w:t>EmployeeDao</w:t>
-      </w:r>
-      <w:r>
-        <w:rPr>
-          <w:lang w:val="en-US"/>
-        </w:rPr>
-        <w:t>Impl</w:t>
-      </w:r>
-      <w:proofErr w:type="spellEnd"/>
-      <w:r>
-        <w:rPr>
-          <w:lang w:val="en-US"/>
-        </w:rPr>
-        <w:t xml:space="preserve"> implements </w:t>
-      </w:r>
-      <w:proofErr w:type="spellStart"/>
-      <w:r>
-        <w:rPr>
-          <w:lang w:val="en-US"/>
-        </w:rPr>
-        <w:t>EmployeeDao</w:t>
-      </w:r>
-      <w:proofErr w:type="spellEnd"/>
+        <w:t>class EmployeeDao</w:t>
+      </w:r>
+      <w:r>
+        <w:rPr>
+          <w:lang w:val="en-US"/>
+        </w:rPr>
+        <w:t>Impl implements EmployeeDao</w:t>
+      </w:r>
     </w:p>
     <w:p>
       <w:pPr>
@@ -834,85 +602,21 @@
           <w:lang w:val="en-US"/>
         </w:rPr>
         <w:tab/>
-        <w:t xml:space="preserve">List&lt;Employee&gt; </w:t>
-      </w:r>
-      <w:proofErr w:type="spellStart"/>
-      <w:r>
-        <w:rPr>
-          <w:lang w:val="en-US"/>
-        </w:rPr>
-        <w:t>empList</w:t>
-      </w:r>
-      <w:proofErr w:type="spellEnd"/>
-      <w:r>
-        <w:rPr>
-          <w:lang w:val="en-US"/>
-        </w:rPr>
-        <w:t xml:space="preserve">=new </w:t>
-      </w:r>
-      <w:proofErr w:type="spellStart"/>
-      <w:r>
-        <w:rPr>
-          <w:lang w:val="en-US"/>
-        </w:rPr>
-        <w:t>ArrayList</w:t>
-      </w:r>
-      <w:proofErr w:type="spellEnd"/>
-      <w:r>
-        <w:rPr>
-          <w:lang w:val="en-US"/>
-        </w:rPr>
-        <w:t>&lt;</w:t>
-      </w:r>
-      <w:proofErr w:type="gramStart"/>
-      <w:r>
-        <w:rPr>
-          <w:lang w:val="en-US"/>
-        </w:rPr>
-        <w:t>&gt;(</w:t>
-      </w:r>
-      <w:proofErr w:type="gramEnd"/>
-      <w:r>
-        <w:rPr>
-          <w:lang w:val="en-US"/>
-        </w:rPr>
-        <w:t>);</w:t>
-      </w:r>
-    </w:p>
-    <w:p>
-      <w:pPr>
-        <w:rPr>
-          <w:lang w:val="en-US"/>
-        </w:rPr>
-      </w:pPr>
-      <w:r>
-        <w:rPr>
-          <w:lang w:val="en-US"/>
-        </w:rPr>
-        <w:tab/>
-        <w:t xml:space="preserve">public Employee </w:t>
-      </w:r>
-      <w:proofErr w:type="spellStart"/>
-      <w:proofErr w:type="gramStart"/>
-      <w:r>
-        <w:rPr>
-          <w:lang w:val="en-US"/>
-        </w:rPr>
-        <w:t>addEmployee</w:t>
-      </w:r>
-      <w:proofErr w:type="spellEnd"/>
-      <w:r>
-        <w:rPr>
-          <w:lang w:val="en-US"/>
-        </w:rPr>
-        <w:t>(</w:t>
-      </w:r>
-      <w:proofErr w:type="gramEnd"/>
-      <w:r>
-        <w:rPr>
-          <w:lang w:val="en-US"/>
-        </w:rPr>
-        <w:t>Employee employee)</w:t>
+        <w:t>List&lt;Employee&gt; empList=new ArrayList&lt;&gt;();</w:t>
+      </w:r>
+    </w:p>
+    <w:p>
+      <w:pPr>
+        <w:rPr>
+          <w:lang w:val="en-US"/>
+        </w:rPr>
+      </w:pPr>
+      <w:r>
+        <w:rPr>
+          <w:lang w:val="en-US"/>
+        </w:rPr>
+        <w:tab/>
+        <w:t>public Employee addEmployee(Employee employee)</w:t>
       </w:r>
     </w:p>
     <w:p>
@@ -1109,61 +813,33 @@
           <w:lang w:val="en-US"/>
         </w:rPr>
         <w:tab/>
-      </w:r>
-      <w:proofErr w:type="spellStart"/>
-      <w:r>
-        <w:rPr>
-          <w:lang w:val="en-US"/>
-        </w:rPr>
         <w:t>minPoolSize</w:t>
       </w:r>
-      <w:proofErr w:type="spellEnd"/>
-      <w:r>
-        <w:rPr>
-          <w:lang w:val="en-US"/>
-        </w:rPr>
-        <w:tab/>
-      </w:r>
-      <w:r>
-        <w:rPr>
-          <w:lang w:val="en-US"/>
-        </w:rPr>
-        <w:tab/>
-      </w:r>
-      <w:proofErr w:type="spellStart"/>
-      <w:r>
-        <w:rPr>
-          <w:lang w:val="en-US"/>
-        </w:rPr>
+      <w:r>
+        <w:rPr>
+          <w:lang w:val="en-US"/>
+        </w:rPr>
+        <w:tab/>
+      </w:r>
+      <w:r>
+        <w:rPr>
+          <w:lang w:val="en-US"/>
+        </w:rPr>
+        <w:tab/>
         <w:t>maxPoolSize</w:t>
       </w:r>
-      <w:proofErr w:type="spellEnd"/>
-    </w:p>
-    <w:p>
-      <w:pPr>
-        <w:rPr>
-          <w:lang w:val="en-US"/>
-        </w:rPr>
-      </w:pPr>
-      <w:r>
-        <w:rPr>
-          <w:lang w:val="en-US"/>
-        </w:rPr>
-        <w:t xml:space="preserve">When we use spring framework / </w:t>
-      </w:r>
-      <w:proofErr w:type="spellStart"/>
-      <w:r>
-        <w:rPr>
-          <w:lang w:val="en-US"/>
-        </w:rPr>
-        <w:t>ejb</w:t>
-      </w:r>
-      <w:proofErr w:type="spellEnd"/>
-      <w:r>
-        <w:rPr>
-          <w:lang w:val="en-US"/>
-        </w:rPr>
-        <w:t>, we do not create an object of a class (java bean)</w:t>
+    </w:p>
+    <w:p>
+      <w:pPr>
+        <w:rPr>
+          <w:lang w:val="en-US"/>
+        </w:rPr>
+      </w:pPr>
+      <w:r>
+        <w:rPr>
+          <w:lang w:val="en-US"/>
+        </w:rPr>
+        <w:t>When we use spring framework / ejb, we do not create an object of a class (java bean)</w:t>
       </w:r>
     </w:p>
     <w:p>
@@ -1338,21 +1014,7 @@
           <w:lang w:val="en-US"/>
         </w:rPr>
         <w:tab/>
-        <w:t xml:space="preserve">Inversion </w:t>
-      </w:r>
-      <w:proofErr w:type="gramStart"/>
-      <w:r>
-        <w:rPr>
-          <w:lang w:val="en-US"/>
-        </w:rPr>
-        <w:t>Of</w:t>
-      </w:r>
-      <w:proofErr w:type="gramEnd"/>
-      <w:r>
-        <w:rPr>
-          <w:lang w:val="en-US"/>
-        </w:rPr>
-        <w:t xml:space="preserve"> Control</w:t>
+        <w:t>Inversion Of Control</w:t>
       </w:r>
     </w:p>
     <w:p>
@@ -1405,49 +1067,21 @@
           <w:lang w:val="en-US"/>
         </w:rPr>
         <w:tab/>
-        <w:t xml:space="preserve">Engine </w:t>
-      </w:r>
-      <w:proofErr w:type="spellStart"/>
-      <w:r>
-        <w:rPr>
-          <w:lang w:val="en-US"/>
-        </w:rPr>
-        <w:t>engine</w:t>
-      </w:r>
-      <w:proofErr w:type="spellEnd"/>
-      <w:r>
-        <w:rPr>
-          <w:lang w:val="en-US"/>
-        </w:rPr>
-        <w:t>;</w:t>
-      </w:r>
-    </w:p>
-    <w:p>
-      <w:pPr>
-        <w:rPr>
-          <w:lang w:val="en-US"/>
-        </w:rPr>
-      </w:pPr>
-      <w:r>
-        <w:rPr>
-          <w:lang w:val="en-US"/>
-        </w:rPr>
-        <w:tab/>
-        <w:t xml:space="preserve">Audio </w:t>
-      </w:r>
-      <w:proofErr w:type="spellStart"/>
-      <w:r>
-        <w:rPr>
-          <w:lang w:val="en-US"/>
-        </w:rPr>
-        <w:t>audio</w:t>
-      </w:r>
-      <w:proofErr w:type="spellEnd"/>
-      <w:r>
-        <w:rPr>
-          <w:lang w:val="en-US"/>
-        </w:rPr>
-        <w:t>;</w:t>
+        <w:t>Engine engine;</w:t>
+      </w:r>
+    </w:p>
+    <w:p>
+      <w:pPr>
+        <w:rPr>
+          <w:lang w:val="en-US"/>
+        </w:rPr>
+      </w:pPr>
+      <w:r>
+        <w:rPr>
+          <w:lang w:val="en-US"/>
+        </w:rPr>
+        <w:tab/>
+        <w:t>Audio audio;</w:t>
       </w:r>
       <w:r>
         <w:rPr>
@@ -1526,34 +1160,169 @@
         <w:rPr>
           <w:lang w:val="en-US"/>
         </w:rPr>
-        <w:t xml:space="preserve">class </w:t>
-      </w:r>
-      <w:proofErr w:type="spellStart"/>
-      <w:r>
-        <w:rPr>
-          <w:lang w:val="en-US"/>
-        </w:rPr>
-        <w:t>Jbl</w:t>
-      </w:r>
-      <w:proofErr w:type="spellEnd"/>
-      <w:r>
-        <w:rPr>
-          <w:lang w:val="en-US"/>
-        </w:rPr>
-        <w:t xml:space="preserve"> implements </w:t>
-      </w:r>
-      <w:proofErr w:type="gramStart"/>
-      <w:r>
-        <w:rPr>
-          <w:lang w:val="en-US"/>
-        </w:rPr>
-        <w:t>Audio{</w:t>
-      </w:r>
-      <w:proofErr w:type="gramEnd"/>
-      <w:r>
-        <w:rPr>
-          <w:lang w:val="en-US"/>
-        </w:rPr>
+        <w:t>class Jbl implements Audio{}</w:t>
+      </w:r>
+    </w:p>
+    <w:p>
+      <w:pPr>
+        <w:rPr>
+          <w:lang w:val="en-US"/>
+        </w:rPr>
+      </w:pPr>
+      <w:r>
+        <w:rPr>
+          <w:lang w:val="en-US"/>
+        </w:rPr>
+        <w:t>class Sony implements Audio{}</w:t>
+      </w:r>
+    </w:p>
+    <w:p>
+      <w:pPr>
+        <w:rPr>
+          <w:lang w:val="en-US"/>
+        </w:rPr>
+      </w:pPr>
+    </w:p>
+    <w:p>
+      <w:pPr>
+        <w:rPr>
+          <w:lang w:val="en-US"/>
+        </w:rPr>
+      </w:pPr>
+      <w:r>
+        <w:rPr>
+          <w:lang w:val="en-US"/>
+        </w:rPr>
+        <w:t>class Car</w:t>
+      </w:r>
+    </w:p>
+    <w:p>
+      <w:pPr>
+        <w:rPr>
+          <w:lang w:val="en-US"/>
+        </w:rPr>
+      </w:pPr>
+      <w:r>
+        <w:rPr>
+          <w:lang w:val="en-US"/>
+        </w:rPr>
+        <w:t>{</w:t>
+      </w:r>
+    </w:p>
+    <w:p>
+      <w:pPr>
+        <w:rPr>
+          <w:lang w:val="en-US"/>
+        </w:rPr>
+      </w:pPr>
+      <w:r>
+        <w:rPr>
+          <w:lang w:val="en-US"/>
+        </w:rPr>
+        <w:tab/>
+        <w:t>private Engine engine;</w:t>
+      </w:r>
+    </w:p>
+    <w:p>
+      <w:pPr>
+        <w:rPr>
+          <w:lang w:val="en-US"/>
+        </w:rPr>
+      </w:pPr>
+      <w:r>
+        <w:rPr>
+          <w:lang w:val="en-US"/>
+        </w:rPr>
+        <w:tab/>
+        <w:t>private Audio audio;</w:t>
+      </w:r>
+    </w:p>
+    <w:p>
+      <w:pPr>
+        <w:rPr>
+          <w:lang w:val="en-US"/>
+        </w:rPr>
+      </w:pPr>
+    </w:p>
+    <w:p>
+      <w:pPr>
+        <w:rPr>
+          <w:lang w:val="en-US"/>
+        </w:rPr>
+      </w:pPr>
+      <w:r>
+        <w:rPr>
+          <w:lang w:val="en-US"/>
+        </w:rPr>
+        <w:tab/>
+        <w:t>public Car(){}</w:t>
+      </w:r>
+    </w:p>
+    <w:p>
+      <w:pPr>
+        <w:rPr>
+          <w:lang w:val="en-US"/>
+        </w:rPr>
+      </w:pPr>
+      <w:r>
+        <w:rPr>
+          <w:lang w:val="en-US"/>
+        </w:rPr>
+        <w:tab/>
+        <w:t>public Car(Audio audio)</w:t>
+      </w:r>
+    </w:p>
+    <w:p>
+      <w:pPr>
+        <w:rPr>
+          <w:lang w:val="en-US"/>
+        </w:rPr>
+      </w:pPr>
+      <w:r>
+        <w:rPr>
+          <w:lang w:val="en-US"/>
+        </w:rPr>
+        <w:tab/>
+        <w:t>{</w:t>
+      </w:r>
+      <w:r>
+        <w:rPr>
+          <w:lang w:val="en-US"/>
+        </w:rPr>
+        <w:tab/>
+      </w:r>
+    </w:p>
+    <w:p>
+      <w:pPr>
+        <w:rPr>
+          <w:lang w:val="en-US"/>
+        </w:rPr>
+      </w:pPr>
+      <w:r>
+        <w:rPr>
+          <w:lang w:val="en-US"/>
+        </w:rPr>
+        <w:tab/>
+      </w:r>
+      <w:r>
+        <w:rPr>
+          <w:lang w:val="en-US"/>
+        </w:rPr>
+        <w:tab/>
+        <w:t>this.audio=audio;</w:t>
+      </w:r>
+    </w:p>
+    <w:p>
+      <w:pPr>
+        <w:rPr>
+          <w:lang w:val="en-US"/>
+        </w:rPr>
+      </w:pPr>
+      <w:r>
+        <w:rPr>
+          <w:lang w:val="en-US"/>
+        </w:rPr>
+        <w:tab/>
         <w:t>}</w:t>
       </w:r>
     </w:p>
@@ -1563,24 +1332,66 @@
           <w:lang w:val="en-US"/>
         </w:rPr>
       </w:pPr>
-      <w:r>
-        <w:rPr>
-          <w:lang w:val="en-US"/>
-        </w:rPr>
-        <w:t xml:space="preserve">class Sony implements </w:t>
-      </w:r>
-      <w:proofErr w:type="gramStart"/>
-      <w:r>
-        <w:rPr>
-          <w:lang w:val="en-US"/>
-        </w:rPr>
-        <w:t>Audio{</w:t>
-      </w:r>
-      <w:proofErr w:type="gramEnd"/>
-      <w:r>
-        <w:rPr>
-          <w:lang w:val="en-US"/>
-        </w:rPr>
+    </w:p>
+    <w:p>
+      <w:pPr>
+        <w:rPr>
+          <w:lang w:val="en-US"/>
+        </w:rPr>
+      </w:pPr>
+      <w:r>
+        <w:rPr>
+          <w:lang w:val="en-US"/>
+        </w:rPr>
+        <w:tab/>
+        <w:t>public void setAudio(Audio audio)</w:t>
+      </w:r>
+    </w:p>
+    <w:p>
+      <w:pPr>
+        <w:rPr>
+          <w:lang w:val="en-US"/>
+        </w:rPr>
+      </w:pPr>
+      <w:r>
+        <w:rPr>
+          <w:lang w:val="en-US"/>
+        </w:rPr>
+        <w:tab/>
+        <w:t>{</w:t>
+      </w:r>
+    </w:p>
+    <w:p>
+      <w:pPr>
+        <w:rPr>
+          <w:lang w:val="en-US"/>
+        </w:rPr>
+      </w:pPr>
+      <w:r>
+        <w:rPr>
+          <w:lang w:val="en-US"/>
+        </w:rPr>
+        <w:tab/>
+      </w:r>
+      <w:r>
+        <w:rPr>
+          <w:lang w:val="en-US"/>
+        </w:rPr>
+        <w:tab/>
+        <w:t>this.audio=audio;</w:t>
+      </w:r>
+    </w:p>
+    <w:p>
+      <w:pPr>
+        <w:rPr>
+          <w:lang w:val="en-US"/>
+        </w:rPr>
+      </w:pPr>
+      <w:r>
+        <w:rPr>
+          <w:lang w:val="en-US"/>
+        </w:rPr>
+        <w:tab/>
         <w:t>}</w:t>
       </w:r>
     </w:p>
@@ -1590,218 +1401,10 @@
           <w:lang w:val="en-US"/>
         </w:rPr>
       </w:pPr>
-    </w:p>
-    <w:p>
-      <w:pPr>
-        <w:rPr>
-          <w:lang w:val="en-US"/>
-        </w:rPr>
-      </w:pPr>
-      <w:r>
-        <w:rPr>
-          <w:lang w:val="en-US"/>
-        </w:rPr>
-        <w:t>class Car</w:t>
-      </w:r>
-    </w:p>
-    <w:p>
-      <w:pPr>
-        <w:rPr>
-          <w:lang w:val="en-US"/>
-        </w:rPr>
-      </w:pPr>
-      <w:r>
-        <w:rPr>
-          <w:lang w:val="en-US"/>
-        </w:rPr>
-        <w:t>{</w:t>
-      </w:r>
-    </w:p>
-    <w:p>
-      <w:pPr>
-        <w:rPr>
-          <w:lang w:val="en-US"/>
-        </w:rPr>
-      </w:pPr>
-      <w:r>
-        <w:rPr>
-          <w:lang w:val="en-US"/>
-        </w:rPr>
-        <w:tab/>
-        <w:t xml:space="preserve">private Engine </w:t>
-      </w:r>
-      <w:proofErr w:type="spellStart"/>
-      <w:r>
-        <w:rPr>
-          <w:lang w:val="en-US"/>
-        </w:rPr>
-        <w:t>engine</w:t>
-      </w:r>
-      <w:proofErr w:type="spellEnd"/>
-      <w:r>
-        <w:rPr>
-          <w:lang w:val="en-US"/>
-        </w:rPr>
-        <w:t>;</w:t>
-      </w:r>
-    </w:p>
-    <w:p>
-      <w:pPr>
-        <w:rPr>
-          <w:lang w:val="en-US"/>
-        </w:rPr>
-      </w:pPr>
-      <w:r>
-        <w:rPr>
-          <w:lang w:val="en-US"/>
-        </w:rPr>
-        <w:tab/>
-        <w:t xml:space="preserve">private Audio </w:t>
-      </w:r>
-      <w:proofErr w:type="spellStart"/>
-      <w:r>
-        <w:rPr>
-          <w:lang w:val="en-US"/>
-        </w:rPr>
-        <w:t>audio</w:t>
-      </w:r>
-      <w:proofErr w:type="spellEnd"/>
-      <w:r>
-        <w:rPr>
-          <w:lang w:val="en-US"/>
-        </w:rPr>
-        <w:t>;</w:t>
-      </w:r>
-    </w:p>
-    <w:p>
-      <w:pPr>
-        <w:rPr>
-          <w:lang w:val="en-US"/>
-        </w:rPr>
-      </w:pPr>
-    </w:p>
-    <w:p>
-      <w:pPr>
-        <w:rPr>
-          <w:lang w:val="en-US"/>
-        </w:rPr>
-      </w:pPr>
-      <w:r>
-        <w:rPr>
-          <w:lang w:val="en-US"/>
-        </w:rPr>
-        <w:tab/>
-        <w:t xml:space="preserve">public </w:t>
-      </w:r>
-      <w:proofErr w:type="gramStart"/>
-      <w:r>
-        <w:rPr>
-          <w:lang w:val="en-US"/>
-        </w:rPr>
-        <w:t>Car(</w:t>
-      </w:r>
-      <w:proofErr w:type="gramEnd"/>
-      <w:r>
-        <w:rPr>
-          <w:lang w:val="en-US"/>
-        </w:rPr>
-        <w:t>){}</w:t>
-      </w:r>
-    </w:p>
-    <w:p>
-      <w:pPr>
-        <w:rPr>
-          <w:lang w:val="en-US"/>
-        </w:rPr>
-      </w:pPr>
-      <w:r>
-        <w:rPr>
-          <w:lang w:val="en-US"/>
-        </w:rPr>
-        <w:tab/>
-        <w:t xml:space="preserve">public </w:t>
-      </w:r>
-      <w:proofErr w:type="gramStart"/>
-      <w:r>
-        <w:rPr>
-          <w:lang w:val="en-US"/>
-        </w:rPr>
-        <w:t>Car(</w:t>
-      </w:r>
-      <w:proofErr w:type="gramEnd"/>
-      <w:r>
-        <w:rPr>
-          <w:lang w:val="en-US"/>
-        </w:rPr>
-        <w:t>Audio audio)</w:t>
-      </w:r>
-    </w:p>
-    <w:p>
-      <w:pPr>
-        <w:rPr>
-          <w:lang w:val="en-US"/>
-        </w:rPr>
-      </w:pPr>
-      <w:r>
-        <w:rPr>
-          <w:lang w:val="en-US"/>
-        </w:rPr>
-        <w:tab/>
-        <w:t>{</w:t>
-      </w:r>
-      <w:r>
-        <w:rPr>
-          <w:lang w:val="en-US"/>
-        </w:rPr>
-        <w:tab/>
-      </w:r>
-    </w:p>
-    <w:p>
-      <w:pPr>
-        <w:rPr>
-          <w:lang w:val="en-US"/>
-        </w:rPr>
-      </w:pPr>
-      <w:r>
-        <w:rPr>
-          <w:lang w:val="en-US"/>
-        </w:rPr>
-        <w:tab/>
-      </w:r>
-      <w:r>
-        <w:rPr>
-          <w:lang w:val="en-US"/>
-        </w:rPr>
-        <w:tab/>
-      </w:r>
-      <w:proofErr w:type="spellStart"/>
-      <w:proofErr w:type="gramStart"/>
-      <w:r>
-        <w:rPr>
-          <w:lang w:val="en-US"/>
-        </w:rPr>
-        <w:t>this.audio</w:t>
-      </w:r>
-      <w:proofErr w:type="spellEnd"/>
-      <w:proofErr w:type="gramEnd"/>
-      <w:r>
-        <w:rPr>
-          <w:lang w:val="en-US"/>
-        </w:rPr>
-        <w:t>=audio;</w:t>
-      </w:r>
-    </w:p>
-    <w:p>
-      <w:pPr>
-        <w:rPr>
-          <w:lang w:val="en-US"/>
-        </w:rPr>
-      </w:pPr>
-      <w:r>
-        <w:rPr>
-          <w:lang w:val="en-US"/>
-        </w:rPr>
-        <w:tab/>
+      <w:r>
+        <w:rPr>
+          <w:lang w:val="en-US"/>
+        </w:rPr>
         <w:t>}</w:t>
       </w:r>
     </w:p>
@@ -1822,177 +1425,20 @@
         <w:rPr>
           <w:lang w:val="en-US"/>
         </w:rPr>
-        <w:tab/>
-        <w:t xml:space="preserve">public void </w:t>
-      </w:r>
-      <w:proofErr w:type="spellStart"/>
-      <w:proofErr w:type="gramStart"/>
-      <w:r>
-        <w:rPr>
-          <w:lang w:val="en-US"/>
-        </w:rPr>
-        <w:t>setAudio</w:t>
-      </w:r>
-      <w:proofErr w:type="spellEnd"/>
-      <w:r>
-        <w:rPr>
-          <w:lang w:val="en-US"/>
-        </w:rPr>
-        <w:t>(</w:t>
-      </w:r>
-      <w:proofErr w:type="gramEnd"/>
-      <w:r>
-        <w:rPr>
-          <w:lang w:val="en-US"/>
-        </w:rPr>
-        <w:t>Audio audio)</w:t>
-      </w:r>
-    </w:p>
-    <w:p>
-      <w:pPr>
-        <w:rPr>
-          <w:lang w:val="en-US"/>
-        </w:rPr>
-      </w:pPr>
-      <w:r>
-        <w:rPr>
-          <w:lang w:val="en-US"/>
-        </w:rPr>
-        <w:tab/>
-        <w:t>{</w:t>
-      </w:r>
-    </w:p>
-    <w:p>
-      <w:pPr>
-        <w:rPr>
-          <w:lang w:val="en-US"/>
-        </w:rPr>
-      </w:pPr>
-      <w:r>
-        <w:rPr>
-          <w:lang w:val="en-US"/>
-        </w:rPr>
-        <w:tab/>
-      </w:r>
-      <w:r>
-        <w:rPr>
-          <w:lang w:val="en-US"/>
-        </w:rPr>
-        <w:tab/>
-      </w:r>
-      <w:proofErr w:type="spellStart"/>
-      <w:proofErr w:type="gramStart"/>
-      <w:r>
-        <w:rPr>
-          <w:lang w:val="en-US"/>
-        </w:rPr>
-        <w:t>this.audio</w:t>
-      </w:r>
-      <w:proofErr w:type="spellEnd"/>
-      <w:proofErr w:type="gramEnd"/>
-      <w:r>
-        <w:rPr>
-          <w:lang w:val="en-US"/>
-        </w:rPr>
-        <w:t>=audio;</w:t>
-      </w:r>
-    </w:p>
-    <w:p>
-      <w:pPr>
-        <w:rPr>
-          <w:lang w:val="en-US"/>
-        </w:rPr>
-      </w:pPr>
-      <w:r>
-        <w:rPr>
-          <w:lang w:val="en-US"/>
-        </w:rPr>
-        <w:tab/>
-        <w:t>}</w:t>
-      </w:r>
-    </w:p>
-    <w:p>
-      <w:pPr>
-        <w:rPr>
-          <w:lang w:val="en-US"/>
-        </w:rPr>
-      </w:pPr>
-      <w:r>
-        <w:rPr>
-          <w:lang w:val="en-US"/>
-        </w:rPr>
-        <w:t>}</w:t>
-      </w:r>
-    </w:p>
-    <w:p>
-      <w:pPr>
-        <w:rPr>
-          <w:lang w:val="en-US"/>
-        </w:rPr>
-      </w:pPr>
-    </w:p>
-    <w:p>
-      <w:pPr>
-        <w:rPr>
-          <w:lang w:val="en-US"/>
-        </w:rPr>
-      </w:pPr>
-      <w:r>
-        <w:rPr>
-          <w:lang w:val="en-US"/>
-        </w:rPr>
-        <w:t xml:space="preserve">Car </w:t>
-      </w:r>
-      <w:proofErr w:type="spellStart"/>
-      <w:r>
-        <w:rPr>
-          <w:lang w:val="en-US"/>
-        </w:rPr>
-        <w:t>bmw</w:t>
-      </w:r>
-      <w:proofErr w:type="spellEnd"/>
-      <w:r>
-        <w:rPr>
-          <w:lang w:val="en-US"/>
-        </w:rPr>
-        <w:t xml:space="preserve">=new </w:t>
-      </w:r>
-      <w:proofErr w:type="gramStart"/>
-      <w:r>
-        <w:rPr>
-          <w:lang w:val="en-US"/>
-        </w:rPr>
-        <w:t>Car(</w:t>
-      </w:r>
-      <w:proofErr w:type="gramEnd"/>
-      <w:r>
-        <w:rPr>
-          <w:lang w:val="en-US"/>
-        </w:rPr>
-        <w:t>);</w:t>
-      </w:r>
-    </w:p>
-    <w:p>
-      <w:pPr>
-        <w:rPr>
-          <w:lang w:val="en-US"/>
-        </w:rPr>
-      </w:pPr>
-      <w:proofErr w:type="spellStart"/>
-      <w:proofErr w:type="gramStart"/>
-      <w:r>
-        <w:rPr>
-          <w:lang w:val="en-US"/>
-        </w:rPr>
-        <w:t>bmw.audio</w:t>
-      </w:r>
-      <w:proofErr w:type="spellEnd"/>
-      <w:proofErr w:type="gramEnd"/>
-      <w:r>
-        <w:rPr>
-          <w:lang w:val="en-US"/>
-        </w:rPr>
-        <w:t>=new Sony();</w:t>
+        <w:t>Car bmw=new Car();</w:t>
+      </w:r>
+    </w:p>
+    <w:p>
+      <w:pPr>
+        <w:rPr>
+          <w:lang w:val="en-US"/>
+        </w:rPr>
+      </w:pPr>
+      <w:r>
+        <w:rPr>
+          <w:lang w:val="en-US"/>
+        </w:rPr>
+        <w:t>bmw.audio=new Sony();</w:t>
       </w:r>
       <w:r>
         <w:rPr>
@@ -2014,21 +1460,11 @@
           <w:lang w:val="en-US"/>
         </w:rPr>
       </w:pPr>
-      <w:proofErr w:type="spellStart"/>
-      <w:proofErr w:type="gramStart"/>
-      <w:r>
-        <w:rPr>
-          <w:lang w:val="en-US"/>
-        </w:rPr>
-        <w:t>bmw.setAudio</w:t>
-      </w:r>
-      <w:proofErr w:type="spellEnd"/>
-      <w:proofErr w:type="gramEnd"/>
-      <w:r>
-        <w:rPr>
-          <w:lang w:val="en-US"/>
-        </w:rPr>
-        <w:t>(new Sony());</w:t>
+      <w:r>
+        <w:rPr>
+          <w:lang w:val="en-US"/>
+        </w:rPr>
+        <w:t>bmw.setAudio(new Sony());</w:t>
       </w:r>
       <w:r>
         <w:rPr>
@@ -2061,49 +1497,7 @@
         <w:rPr>
           <w:lang w:val="en-US"/>
         </w:rPr>
-        <w:t xml:space="preserve">Car </w:t>
-      </w:r>
-      <w:proofErr w:type="spellStart"/>
-      <w:r>
-        <w:rPr>
-          <w:lang w:val="en-US"/>
-        </w:rPr>
-        <w:t>benz</w:t>
-      </w:r>
-      <w:proofErr w:type="spellEnd"/>
-      <w:r>
-        <w:rPr>
-          <w:lang w:val="en-US"/>
-        </w:rPr>
-        <w:t xml:space="preserve">=new </w:t>
-      </w:r>
-      <w:proofErr w:type="gramStart"/>
-      <w:r>
-        <w:rPr>
-          <w:lang w:val="en-US"/>
-        </w:rPr>
-        <w:t>Car(</w:t>
-      </w:r>
-      <w:proofErr w:type="gramEnd"/>
-      <w:r>
-        <w:rPr>
-          <w:lang w:val="en-US"/>
-        </w:rPr>
-        <w:t xml:space="preserve">new </w:t>
-      </w:r>
-      <w:proofErr w:type="spellStart"/>
-      <w:r>
-        <w:rPr>
-          <w:lang w:val="en-US"/>
-        </w:rPr>
-        <w:t>Jbl</w:t>
-      </w:r>
-      <w:proofErr w:type="spellEnd"/>
-      <w:r>
-        <w:rPr>
-          <w:lang w:val="en-US"/>
-        </w:rPr>
-        <w:t>());</w:t>
+        <w:t>Car benz=new Car(new Jbl());</w:t>
       </w:r>
       <w:r>
         <w:rPr>
@@ -2153,21 +1547,11 @@
           <w:lang w:val="en-US"/>
         </w:rPr>
       </w:pPr>
-      <w:proofErr w:type="spellStart"/>
-      <w:proofErr w:type="gramStart"/>
-      <w:r>
-        <w:rPr>
-          <w:lang w:val="en-US"/>
-        </w:rPr>
-        <w:t>Lets</w:t>
-      </w:r>
-      <w:proofErr w:type="spellEnd"/>
-      <w:proofErr w:type="gramEnd"/>
-      <w:r>
-        <w:rPr>
-          <w:lang w:val="en-US"/>
-        </w:rPr>
-        <w:t xml:space="preserve"> create a spring project.</w:t>
+      <w:r>
+        <w:rPr>
+          <w:lang w:val="en-US"/>
+        </w:rPr>
+        <w:t>Lets create a spring project.</w:t>
       </w:r>
     </w:p>
     <w:p>
@@ -2356,38 +1740,21 @@
           <w:lang w:val="en-US"/>
         </w:rPr>
         <w:tab/>
-      </w:r>
-      <w:proofErr w:type="spellStart"/>
-      <w:proofErr w:type="gramStart"/>
-      <w:r>
-        <w:rPr>
-          <w:lang w:val="en-US"/>
-        </w:rPr>
         <w:t>com.ust.spring</w:t>
       </w:r>
-      <w:proofErr w:type="spellEnd"/>
-      <w:proofErr w:type="gramEnd"/>
-    </w:p>
-    <w:p>
-      <w:pPr>
-        <w:pStyle w:val="ListParagraph"/>
-        <w:rPr>
-          <w:lang w:val="en-US"/>
-        </w:rPr>
-      </w:pPr>
-      <w:proofErr w:type="spellStart"/>
-      <w:r>
-        <w:rPr>
-          <w:lang w:val="en-US"/>
-        </w:rPr>
-        <w:t>Artifcat</w:t>
-      </w:r>
-      <w:proofErr w:type="spellEnd"/>
-      <w:r>
-        <w:rPr>
-          <w:lang w:val="en-US"/>
-        </w:rPr>
-        <w:t xml:space="preserve"> id:</w:t>
+    </w:p>
+    <w:p>
+      <w:pPr>
+        <w:pStyle w:val="ListParagraph"/>
+        <w:rPr>
+          <w:lang w:val="en-US"/>
+        </w:rPr>
+      </w:pPr>
+      <w:r>
+        <w:rPr>
+          <w:lang w:val="en-US"/>
+        </w:rPr>
+        <w:t>Artifcat id:</w:t>
       </w:r>
       <w:r>
         <w:rPr>
@@ -2517,10 +1884,12 @@
           <w:szCs w:val="20"/>
           <w:lang w:val="en-US"/>
         </w:rPr>
-        <w:t xml:space="preserve">            &lt;</w:t>
-      </w:r>
-      <w:proofErr w:type="spellStart"/>
-      <w:r>
+        <w:t xml:space="preserve">            &lt;groupId&gt;org.springframework&lt;/groupId&gt;</w:t>
+      </w:r>
+    </w:p>
+    <w:p>
+      <w:pPr>
+        <w:pStyle w:val="ListParagraph"/>
         <w:rPr>
           <w:b/>
           <w:bCs/>
@@ -2528,9 +1897,7 @@
           <w:szCs w:val="20"/>
           <w:lang w:val="en-US"/>
         </w:rPr>
-        <w:t>groupId</w:t>
-      </w:r>
-      <w:proofErr w:type="spellEnd"/>
+      </w:pPr>
       <w:r>
         <w:rPr>
           <w:b/>
@@ -2539,10 +1906,12 @@
           <w:szCs w:val="20"/>
           <w:lang w:val="en-US"/>
         </w:rPr>
-        <w:t>&gt;</w:t>
-      </w:r>
-      <w:proofErr w:type="spellStart"/>
-      <w:r>
+        <w:t xml:space="preserve">            &lt;artifactId&gt;spring-context&lt;/artifactId&gt;</w:t>
+      </w:r>
+    </w:p>
+    <w:p>
+      <w:pPr>
+        <w:pStyle w:val="ListParagraph"/>
         <w:rPr>
           <w:b/>
           <w:bCs/>
@@ -2550,9 +1919,7 @@
           <w:szCs w:val="20"/>
           <w:lang w:val="en-US"/>
         </w:rPr>
-        <w:t>org.springframework</w:t>
-      </w:r>
-      <w:proofErr w:type="spellEnd"/>
+      </w:pPr>
       <w:r>
         <w:rPr>
           <w:b/>
@@ -2561,10 +1928,12 @@
           <w:szCs w:val="20"/>
           <w:lang w:val="en-US"/>
         </w:rPr>
-        <w:t>&lt;/</w:t>
-      </w:r>
-      <w:proofErr w:type="spellStart"/>
-      <w:r>
+        <w:t xml:space="preserve">            &lt;version&gt;4.3.6.RELEASE&lt;/version&gt;</w:t>
+      </w:r>
+    </w:p>
+    <w:p>
+      <w:pPr>
+        <w:pStyle w:val="ListParagraph"/>
         <w:rPr>
           <w:b/>
           <w:bCs/>
@@ -2572,9 +1941,7 @@
           <w:szCs w:val="20"/>
           <w:lang w:val="en-US"/>
         </w:rPr>
-        <w:t>groupId</w:t>
-      </w:r>
-      <w:proofErr w:type="spellEnd"/>
+      </w:pPr>
       <w:r>
         <w:rPr>
           <w:b/>
@@ -2583,138 +1950,6 @@
           <w:szCs w:val="20"/>
           <w:lang w:val="en-US"/>
         </w:rPr>
-        <w:t>&gt;</w:t>
-      </w:r>
-    </w:p>
-    <w:p>
-      <w:pPr>
-        <w:pStyle w:val="ListParagraph"/>
-        <w:rPr>
-          <w:b/>
-          <w:bCs/>
-          <w:sz w:val="20"/>
-          <w:szCs w:val="20"/>
-          <w:lang w:val="en-US"/>
-        </w:rPr>
-      </w:pPr>
-      <w:r>
-        <w:rPr>
-          <w:b/>
-          <w:bCs/>
-          <w:sz w:val="20"/>
-          <w:szCs w:val="20"/>
-          <w:lang w:val="en-US"/>
-        </w:rPr>
-        <w:t xml:space="preserve">            &lt;</w:t>
-      </w:r>
-      <w:proofErr w:type="spellStart"/>
-      <w:r>
-        <w:rPr>
-          <w:b/>
-          <w:bCs/>
-          <w:sz w:val="20"/>
-          <w:szCs w:val="20"/>
-          <w:lang w:val="en-US"/>
-        </w:rPr>
-        <w:t>artifactId</w:t>
-      </w:r>
-      <w:proofErr w:type="spellEnd"/>
-      <w:r>
-        <w:rPr>
-          <w:b/>
-          <w:bCs/>
-          <w:sz w:val="20"/>
-          <w:szCs w:val="20"/>
-          <w:lang w:val="en-US"/>
-        </w:rPr>
-        <w:t>&gt;spring-context&lt;/</w:t>
-      </w:r>
-      <w:proofErr w:type="spellStart"/>
-      <w:r>
-        <w:rPr>
-          <w:b/>
-          <w:bCs/>
-          <w:sz w:val="20"/>
-          <w:szCs w:val="20"/>
-          <w:lang w:val="en-US"/>
-        </w:rPr>
-        <w:t>artifactId</w:t>
-      </w:r>
-      <w:proofErr w:type="spellEnd"/>
-      <w:r>
-        <w:rPr>
-          <w:b/>
-          <w:bCs/>
-          <w:sz w:val="20"/>
-          <w:szCs w:val="20"/>
-          <w:lang w:val="en-US"/>
-        </w:rPr>
-        <w:t>&gt;</w:t>
-      </w:r>
-    </w:p>
-    <w:p>
-      <w:pPr>
-        <w:pStyle w:val="ListParagraph"/>
-        <w:rPr>
-          <w:b/>
-          <w:bCs/>
-          <w:sz w:val="20"/>
-          <w:szCs w:val="20"/>
-          <w:lang w:val="en-US"/>
-        </w:rPr>
-      </w:pPr>
-      <w:r>
-        <w:rPr>
-          <w:b/>
-          <w:bCs/>
-          <w:sz w:val="20"/>
-          <w:szCs w:val="20"/>
-          <w:lang w:val="en-US"/>
-        </w:rPr>
-        <w:t xml:space="preserve">            &lt;version&gt;4.3.</w:t>
-      </w:r>
-      <w:proofErr w:type="gramStart"/>
-      <w:r>
-        <w:rPr>
-          <w:b/>
-          <w:bCs/>
-          <w:sz w:val="20"/>
-          <w:szCs w:val="20"/>
-          <w:lang w:val="en-US"/>
-        </w:rPr>
-        <w:t>6.RELEASE</w:t>
-      </w:r>
-      <w:proofErr w:type="gramEnd"/>
-      <w:r>
-        <w:rPr>
-          <w:b/>
-          <w:bCs/>
-          <w:sz w:val="20"/>
-          <w:szCs w:val="20"/>
-          <w:lang w:val="en-US"/>
-        </w:rPr>
-        <w:t>&lt;/version&gt;</w:t>
-      </w:r>
-    </w:p>
-    <w:p>
-      <w:pPr>
-        <w:pStyle w:val="ListParagraph"/>
-        <w:rPr>
-          <w:b/>
-          <w:bCs/>
-          <w:sz w:val="20"/>
-          <w:szCs w:val="20"/>
-          <w:lang w:val="en-US"/>
-        </w:rPr>
-      </w:pPr>
-      <w:r>
-        <w:rPr>
-          <w:b/>
-          <w:bCs/>
-          <w:sz w:val="20"/>
-          <w:szCs w:val="20"/>
-          <w:lang w:val="en-US"/>
-        </w:rPr>
         <w:t xml:space="preserve">        &lt;/dependency&gt;</w:t>
       </w:r>
     </w:p>
@@ -2729,87 +1964,47 @@
           <w:lang w:val="en-US"/>
         </w:rPr>
       </w:pPr>
-      <w:proofErr w:type="spellStart"/>
-      <w:proofErr w:type="gramStart"/>
-      <w:r>
-        <w:rPr>
-          <w:lang w:val="en-US"/>
-        </w:rPr>
-        <w:t>Lets</w:t>
-      </w:r>
-      <w:proofErr w:type="spellEnd"/>
-      <w:proofErr w:type="gramEnd"/>
-      <w:r>
-        <w:rPr>
-          <w:lang w:val="en-US"/>
-        </w:rPr>
-        <w:t xml:space="preserve"> create a java bean</w:t>
-      </w:r>
-    </w:p>
-    <w:p>
-      <w:pPr>
-        <w:pStyle w:val="ListParagraph"/>
-        <w:rPr>
-          <w:lang w:val="en-US"/>
-        </w:rPr>
-      </w:pPr>
-      <w:r>
-        <w:rPr>
-          <w:lang w:val="en-US"/>
-        </w:rPr>
-        <w:t xml:space="preserve">package </w:t>
-      </w:r>
-      <w:proofErr w:type="spellStart"/>
-      <w:proofErr w:type="gramStart"/>
-      <w:r>
-        <w:rPr>
-          <w:lang w:val="en-US"/>
-        </w:rPr>
-        <w:t>com.ust.spring</w:t>
-      </w:r>
-      <w:proofErr w:type="spellEnd"/>
-      <w:proofErr w:type="gramEnd"/>
-      <w:r>
-        <w:rPr>
-          <w:lang w:val="en-US"/>
-        </w:rPr>
-        <w:t>;</w:t>
-      </w:r>
-    </w:p>
-    <w:p>
-      <w:pPr>
-        <w:pStyle w:val="ListParagraph"/>
-        <w:rPr>
-          <w:lang w:val="en-US"/>
-        </w:rPr>
-      </w:pPr>
-    </w:p>
-    <w:p>
-      <w:pPr>
-        <w:pStyle w:val="ListParagraph"/>
-        <w:rPr>
-          <w:lang w:val="en-US"/>
-        </w:rPr>
-      </w:pPr>
-      <w:r>
-        <w:rPr>
-          <w:lang w:val="en-US"/>
-        </w:rPr>
-        <w:t xml:space="preserve">public class </w:t>
-      </w:r>
-      <w:proofErr w:type="spellStart"/>
-      <w:r>
-        <w:rPr>
-          <w:lang w:val="en-US"/>
-        </w:rPr>
-        <w:t>Jbl</w:t>
-      </w:r>
-      <w:proofErr w:type="spellEnd"/>
-      <w:r>
-        <w:rPr>
-          <w:lang w:val="en-US"/>
-        </w:rPr>
-        <w:t xml:space="preserve"> implements Audio</w:t>
+      <w:r>
+        <w:rPr>
+          <w:lang w:val="en-US"/>
+        </w:rPr>
+        <w:t>Lets create a java bean</w:t>
+      </w:r>
+    </w:p>
+    <w:p>
+      <w:pPr>
+        <w:pStyle w:val="ListParagraph"/>
+        <w:rPr>
+          <w:lang w:val="en-US"/>
+        </w:rPr>
+      </w:pPr>
+      <w:r>
+        <w:rPr>
+          <w:lang w:val="en-US"/>
+        </w:rPr>
+        <w:t>package com.ust.spring;</w:t>
+      </w:r>
+    </w:p>
+    <w:p>
+      <w:pPr>
+        <w:pStyle w:val="ListParagraph"/>
+        <w:rPr>
+          <w:lang w:val="en-US"/>
+        </w:rPr>
+      </w:pPr>
+    </w:p>
+    <w:p>
+      <w:pPr>
+        <w:pStyle w:val="ListParagraph"/>
+        <w:rPr>
+          <w:lang w:val="en-US"/>
+        </w:rPr>
+      </w:pPr>
+      <w:r>
+        <w:rPr>
+          <w:lang w:val="en-US"/>
+        </w:rPr>
+        <w:t>public class Jbl implements Audio</w:t>
       </w:r>
     </w:p>
     <w:p>
@@ -2861,77 +2056,28 @@
           <w:lang w:val="en-US"/>
         </w:rPr>
         <w:tab/>
-        <w:t xml:space="preserve">public void </w:t>
-      </w:r>
-      <w:proofErr w:type="spellStart"/>
-      <w:proofErr w:type="gramStart"/>
-      <w:r>
-        <w:rPr>
-          <w:lang w:val="en-US"/>
-        </w:rPr>
-        <w:t>playMusic</w:t>
-      </w:r>
-      <w:proofErr w:type="spellEnd"/>
-      <w:r>
-        <w:rPr>
-          <w:lang w:val="en-US"/>
-        </w:rPr>
-        <w:t>(</w:t>
-      </w:r>
-      <w:proofErr w:type="gramEnd"/>
-      <w:r>
-        <w:rPr>
-          <w:lang w:val="en-US"/>
-        </w:rPr>
-        <w:t>) {</w:t>
-      </w:r>
-    </w:p>
-    <w:p>
-      <w:pPr>
-        <w:pStyle w:val="ListParagraph"/>
-        <w:rPr>
-          <w:lang w:val="en-US"/>
-        </w:rPr>
-      </w:pPr>
-      <w:r>
-        <w:rPr>
-          <w:lang w:val="en-US"/>
-        </w:rPr>
-        <w:tab/>
-      </w:r>
-      <w:r>
-        <w:rPr>
-          <w:lang w:val="en-US"/>
-        </w:rPr>
-        <w:tab/>
-      </w:r>
-      <w:proofErr w:type="spellStart"/>
-      <w:r>
-        <w:rPr>
-          <w:lang w:val="en-US"/>
-        </w:rPr>
-        <w:t>System.out.println</w:t>
-      </w:r>
-      <w:proofErr w:type="spellEnd"/>
-      <w:r>
-        <w:rPr>
-          <w:lang w:val="en-US"/>
-        </w:rPr>
-        <w:t>("</w:t>
-      </w:r>
-      <w:proofErr w:type="spellStart"/>
-      <w:r>
-        <w:rPr>
-          <w:lang w:val="en-US"/>
-        </w:rPr>
-        <w:t>Jbl</w:t>
-      </w:r>
-      <w:proofErr w:type="spellEnd"/>
-      <w:r>
-        <w:rPr>
-          <w:lang w:val="en-US"/>
-        </w:rPr>
-        <w:t xml:space="preserve"> Makes noise");</w:t>
+        <w:t>public void playMusic() {</w:t>
+      </w:r>
+    </w:p>
+    <w:p>
+      <w:pPr>
+        <w:pStyle w:val="ListParagraph"/>
+        <w:rPr>
+          <w:lang w:val="en-US"/>
+        </w:rPr>
+      </w:pPr>
+      <w:r>
+        <w:rPr>
+          <w:lang w:val="en-US"/>
+        </w:rPr>
+        <w:tab/>
+      </w:r>
+      <w:r>
+        <w:rPr>
+          <w:lang w:val="en-US"/>
+        </w:rPr>
+        <w:tab/>
+        <w:t>System.out.println("Jbl Makes noise");</w:t>
       </w:r>
     </w:p>
     <w:p>
@@ -2998,23 +2144,7 @@
         <w:rPr>
           <w:lang w:val="en-US"/>
         </w:rPr>
-        <w:t xml:space="preserve">package </w:t>
-      </w:r>
-      <w:proofErr w:type="spellStart"/>
-      <w:proofErr w:type="gramStart"/>
-      <w:r>
-        <w:rPr>
-          <w:lang w:val="en-US"/>
-        </w:rPr>
-        <w:t>com.ust.spring</w:t>
-      </w:r>
-      <w:proofErr w:type="spellEnd"/>
-      <w:proofErr w:type="gramEnd"/>
-      <w:r>
-        <w:rPr>
-          <w:lang w:val="en-US"/>
-        </w:rPr>
-        <w:t>;</w:t>
+        <w:t>package com.ust.spring;</w:t>
       </w:r>
     </w:p>
     <w:p>
@@ -3074,63 +2204,28 @@
           <w:lang w:val="en-US"/>
         </w:rPr>
         <w:tab/>
-        <w:t xml:space="preserve">public void </w:t>
-      </w:r>
-      <w:proofErr w:type="spellStart"/>
-      <w:proofErr w:type="gramStart"/>
-      <w:r>
-        <w:rPr>
-          <w:lang w:val="en-US"/>
-        </w:rPr>
-        <w:t>playMusic</w:t>
-      </w:r>
-      <w:proofErr w:type="spellEnd"/>
-      <w:r>
-        <w:rPr>
-          <w:lang w:val="en-US"/>
-        </w:rPr>
-        <w:t>(</w:t>
-      </w:r>
-      <w:proofErr w:type="gramEnd"/>
-      <w:r>
-        <w:rPr>
-          <w:lang w:val="en-US"/>
-        </w:rPr>
-        <w:t>) {</w:t>
-      </w:r>
-    </w:p>
-    <w:p>
-      <w:pPr>
-        <w:pStyle w:val="ListParagraph"/>
-        <w:rPr>
-          <w:lang w:val="en-US"/>
-        </w:rPr>
-      </w:pPr>
-      <w:r>
-        <w:rPr>
-          <w:lang w:val="en-US"/>
-        </w:rPr>
-        <w:tab/>
-      </w:r>
-      <w:r>
-        <w:rPr>
-          <w:lang w:val="en-US"/>
-        </w:rPr>
-        <w:tab/>
-      </w:r>
-      <w:proofErr w:type="spellStart"/>
-      <w:r>
-        <w:rPr>
-          <w:lang w:val="en-US"/>
-        </w:rPr>
-        <w:t>System.out.println</w:t>
-      </w:r>
-      <w:proofErr w:type="spellEnd"/>
-      <w:r>
-        <w:rPr>
-          <w:lang w:val="en-US"/>
-        </w:rPr>
-        <w:t>("Sony makes good sound");</w:t>
+        <w:t>public void playMusic() {</w:t>
+      </w:r>
+    </w:p>
+    <w:p>
+      <w:pPr>
+        <w:pStyle w:val="ListParagraph"/>
+        <w:rPr>
+          <w:lang w:val="en-US"/>
+        </w:rPr>
+      </w:pPr>
+      <w:r>
+        <w:rPr>
+          <w:lang w:val="en-US"/>
+        </w:rPr>
+        <w:tab/>
+      </w:r>
+      <w:r>
+        <w:rPr>
+          <w:lang w:val="en-US"/>
+        </w:rPr>
+        <w:tab/>
+        <w:t>System.out.println("Sony makes good sound");</w:t>
       </w:r>
     </w:p>
     <w:p>
@@ -3197,23 +2292,7 @@
         <w:rPr>
           <w:lang w:val="en-US"/>
         </w:rPr>
-        <w:t xml:space="preserve">package </w:t>
-      </w:r>
-      <w:proofErr w:type="spellStart"/>
-      <w:proofErr w:type="gramStart"/>
-      <w:r>
-        <w:rPr>
-          <w:lang w:val="en-US"/>
-        </w:rPr>
-        <w:t>com.ust.spring</w:t>
-      </w:r>
-      <w:proofErr w:type="spellEnd"/>
-      <w:proofErr w:type="gramEnd"/>
-      <w:r>
-        <w:rPr>
-          <w:lang w:val="en-US"/>
-        </w:rPr>
-        <w:t>;</w:t>
+        <w:t>package com.ust.spring;</w:t>
       </w:r>
     </w:p>
     <w:p>
@@ -3250,171 +2329,101 @@
           <w:lang w:val="en-US"/>
         </w:rPr>
         <w:tab/>
-        <w:t xml:space="preserve">private Audio </w:t>
-      </w:r>
-      <w:proofErr w:type="spellStart"/>
-      <w:r>
-        <w:rPr>
-          <w:lang w:val="en-US"/>
-        </w:rPr>
-        <w:t>audio</w:t>
-      </w:r>
-      <w:proofErr w:type="spellEnd"/>
-      <w:r>
-        <w:rPr>
-          <w:lang w:val="en-US"/>
-        </w:rPr>
-        <w:t>;</w:t>
-      </w:r>
-    </w:p>
-    <w:p>
-      <w:pPr>
-        <w:pStyle w:val="ListParagraph"/>
-        <w:rPr>
-          <w:lang w:val="en-US"/>
-        </w:rPr>
-      </w:pPr>
-      <w:r>
-        <w:rPr>
-          <w:lang w:val="en-US"/>
-        </w:rPr>
-        <w:tab/>
-      </w:r>
-    </w:p>
-    <w:p>
-      <w:pPr>
-        <w:pStyle w:val="ListParagraph"/>
-        <w:rPr>
-          <w:lang w:val="en-US"/>
-        </w:rPr>
-      </w:pPr>
-      <w:r>
-        <w:rPr>
-          <w:lang w:val="en-US"/>
-        </w:rPr>
-        <w:tab/>
-        <w:t xml:space="preserve">public </w:t>
-      </w:r>
-      <w:proofErr w:type="gramStart"/>
-      <w:r>
-        <w:rPr>
-          <w:lang w:val="en-US"/>
-        </w:rPr>
-        <w:t>Car(</w:t>
-      </w:r>
-      <w:proofErr w:type="gramEnd"/>
-      <w:r>
-        <w:rPr>
-          <w:lang w:val="en-US"/>
-        </w:rPr>
-        <w:t>) {}</w:t>
-      </w:r>
-    </w:p>
-    <w:p>
-      <w:pPr>
-        <w:pStyle w:val="ListParagraph"/>
-        <w:rPr>
-          <w:lang w:val="en-US"/>
-        </w:rPr>
-      </w:pPr>
-    </w:p>
-    <w:p>
-      <w:pPr>
-        <w:pStyle w:val="ListParagraph"/>
-        <w:rPr>
-          <w:lang w:val="en-US"/>
-        </w:rPr>
-      </w:pPr>
-      <w:r>
-        <w:rPr>
-          <w:lang w:val="en-US"/>
-        </w:rPr>
-        <w:tab/>
-        <w:t xml:space="preserve">public </w:t>
-      </w:r>
-      <w:proofErr w:type="gramStart"/>
-      <w:r>
-        <w:rPr>
-          <w:lang w:val="en-US"/>
-        </w:rPr>
-        <w:t>Car(</w:t>
-      </w:r>
-      <w:proofErr w:type="gramEnd"/>
-      <w:r>
-        <w:rPr>
-          <w:lang w:val="en-US"/>
-        </w:rPr>
-        <w:t>Audio audio) {</w:t>
-      </w:r>
-    </w:p>
-    <w:p>
-      <w:pPr>
-        <w:pStyle w:val="ListParagraph"/>
-        <w:rPr>
-          <w:lang w:val="en-US"/>
-        </w:rPr>
-      </w:pPr>
-      <w:r>
-        <w:rPr>
-          <w:lang w:val="en-US"/>
-        </w:rPr>
-        <w:tab/>
-      </w:r>
-      <w:r>
-        <w:rPr>
-          <w:lang w:val="en-US"/>
-        </w:rPr>
-        <w:tab/>
-      </w:r>
-      <w:proofErr w:type="gramStart"/>
-      <w:r>
-        <w:rPr>
-          <w:lang w:val="en-US"/>
-        </w:rPr>
-        <w:t>super(</w:t>
-      </w:r>
-      <w:proofErr w:type="gramEnd"/>
-      <w:r>
-        <w:rPr>
-          <w:lang w:val="en-US"/>
-        </w:rPr>
-        <w:t>);</w:t>
-      </w:r>
-    </w:p>
-    <w:p>
-      <w:pPr>
-        <w:pStyle w:val="ListParagraph"/>
-        <w:rPr>
-          <w:lang w:val="en-US"/>
-        </w:rPr>
-      </w:pPr>
-      <w:r>
-        <w:rPr>
-          <w:lang w:val="en-US"/>
-        </w:rPr>
-        <w:tab/>
-      </w:r>
-      <w:r>
-        <w:rPr>
-          <w:lang w:val="en-US"/>
-        </w:rPr>
-        <w:tab/>
-      </w:r>
-      <w:proofErr w:type="spellStart"/>
-      <w:proofErr w:type="gramStart"/>
-      <w:r>
-        <w:rPr>
-          <w:lang w:val="en-US"/>
-        </w:rPr>
-        <w:t>this.audio</w:t>
-      </w:r>
-      <w:proofErr w:type="spellEnd"/>
-      <w:proofErr w:type="gramEnd"/>
-      <w:r>
-        <w:rPr>
-          <w:lang w:val="en-US"/>
-        </w:rPr>
-        <w:t xml:space="preserve"> = audio;</w:t>
+        <w:t>private Audio audio;</w:t>
+      </w:r>
+    </w:p>
+    <w:p>
+      <w:pPr>
+        <w:pStyle w:val="ListParagraph"/>
+        <w:rPr>
+          <w:lang w:val="en-US"/>
+        </w:rPr>
+      </w:pPr>
+      <w:r>
+        <w:rPr>
+          <w:lang w:val="en-US"/>
+        </w:rPr>
+        <w:tab/>
+      </w:r>
+    </w:p>
+    <w:p>
+      <w:pPr>
+        <w:pStyle w:val="ListParagraph"/>
+        <w:rPr>
+          <w:lang w:val="en-US"/>
+        </w:rPr>
+      </w:pPr>
+      <w:r>
+        <w:rPr>
+          <w:lang w:val="en-US"/>
+        </w:rPr>
+        <w:tab/>
+        <w:t>public Car() {}</w:t>
+      </w:r>
+    </w:p>
+    <w:p>
+      <w:pPr>
+        <w:pStyle w:val="ListParagraph"/>
+        <w:rPr>
+          <w:lang w:val="en-US"/>
+        </w:rPr>
+      </w:pPr>
+    </w:p>
+    <w:p>
+      <w:pPr>
+        <w:pStyle w:val="ListParagraph"/>
+        <w:rPr>
+          <w:lang w:val="en-US"/>
+        </w:rPr>
+      </w:pPr>
+      <w:r>
+        <w:rPr>
+          <w:lang w:val="en-US"/>
+        </w:rPr>
+        <w:tab/>
+        <w:t>public Car(Audio audio) {</w:t>
+      </w:r>
+    </w:p>
+    <w:p>
+      <w:pPr>
+        <w:pStyle w:val="ListParagraph"/>
+        <w:rPr>
+          <w:lang w:val="en-US"/>
+        </w:rPr>
+      </w:pPr>
+      <w:r>
+        <w:rPr>
+          <w:lang w:val="en-US"/>
+        </w:rPr>
+        <w:tab/>
+      </w:r>
+      <w:r>
+        <w:rPr>
+          <w:lang w:val="en-US"/>
+        </w:rPr>
+        <w:tab/>
+        <w:t>super();</w:t>
+      </w:r>
+    </w:p>
+    <w:p>
+      <w:pPr>
+        <w:pStyle w:val="ListParagraph"/>
+        <w:rPr>
+          <w:lang w:val="en-US"/>
+        </w:rPr>
+      </w:pPr>
+      <w:r>
+        <w:rPr>
+          <w:lang w:val="en-US"/>
+        </w:rPr>
+        <w:tab/>
+      </w:r>
+      <w:r>
+        <w:rPr>
+          <w:lang w:val="en-US"/>
+        </w:rPr>
+        <w:tab/>
+        <w:t>this.audio = audio;</w:t>
       </w:r>
     </w:p>
     <w:p>
@@ -3452,29 +2461,7 @@
           <w:lang w:val="en-US"/>
         </w:rPr>
         <w:tab/>
-        <w:t xml:space="preserve">public Audio </w:t>
-      </w:r>
-      <w:proofErr w:type="spellStart"/>
-      <w:proofErr w:type="gramStart"/>
-      <w:r>
-        <w:rPr>
-          <w:lang w:val="en-US"/>
-        </w:rPr>
-        <w:t>getAudio</w:t>
-      </w:r>
-      <w:proofErr w:type="spellEnd"/>
-      <w:r>
-        <w:rPr>
-          <w:lang w:val="en-US"/>
-        </w:rPr>
-        <w:t>(</w:t>
-      </w:r>
-      <w:proofErr w:type="gramEnd"/>
-      <w:r>
-        <w:rPr>
-          <w:lang w:val="en-US"/>
-        </w:rPr>
-        <w:t>) {</w:t>
+        <w:t>public Audio getAudio() {</w:t>
       </w:r>
     </w:p>
     <w:p>
@@ -3533,65 +2520,28 @@
           <w:lang w:val="en-US"/>
         </w:rPr>
         <w:tab/>
-        <w:t xml:space="preserve">public void </w:t>
-      </w:r>
-      <w:proofErr w:type="spellStart"/>
-      <w:proofErr w:type="gramStart"/>
-      <w:r>
-        <w:rPr>
-          <w:lang w:val="en-US"/>
-        </w:rPr>
-        <w:t>setAudio</w:t>
-      </w:r>
-      <w:proofErr w:type="spellEnd"/>
-      <w:r>
-        <w:rPr>
-          <w:lang w:val="en-US"/>
-        </w:rPr>
-        <w:t>(</w:t>
-      </w:r>
-      <w:proofErr w:type="gramEnd"/>
-      <w:r>
-        <w:rPr>
-          <w:lang w:val="en-US"/>
-        </w:rPr>
-        <w:t>Audio audio) {</w:t>
-      </w:r>
-    </w:p>
-    <w:p>
-      <w:pPr>
-        <w:pStyle w:val="ListParagraph"/>
-        <w:rPr>
-          <w:lang w:val="en-US"/>
-        </w:rPr>
-      </w:pPr>
-      <w:r>
-        <w:rPr>
-          <w:lang w:val="en-US"/>
-        </w:rPr>
-        <w:tab/>
-      </w:r>
-      <w:r>
-        <w:rPr>
-          <w:lang w:val="en-US"/>
-        </w:rPr>
-        <w:tab/>
-      </w:r>
-      <w:proofErr w:type="spellStart"/>
-      <w:proofErr w:type="gramStart"/>
-      <w:r>
-        <w:rPr>
-          <w:lang w:val="en-US"/>
-        </w:rPr>
-        <w:t>this.audio</w:t>
-      </w:r>
-      <w:proofErr w:type="spellEnd"/>
-      <w:proofErr w:type="gramEnd"/>
-      <w:r>
-        <w:rPr>
-          <w:lang w:val="en-US"/>
-        </w:rPr>
-        <w:t xml:space="preserve"> = audio;</w:t>
+        <w:t>public void setAudio(Audio audio) {</w:t>
+      </w:r>
+    </w:p>
+    <w:p>
+      <w:pPr>
+        <w:pStyle w:val="ListParagraph"/>
+        <w:rPr>
+          <w:lang w:val="en-US"/>
+        </w:rPr>
+      </w:pPr>
+      <w:r>
+        <w:rPr>
+          <w:lang w:val="en-US"/>
+        </w:rPr>
+        <w:tab/>
+      </w:r>
+      <w:r>
+        <w:rPr>
+          <w:lang w:val="en-US"/>
+        </w:rPr>
+        <w:tab/>
+        <w:t>this.audio = audio;</w:t>
       </w:r>
     </w:p>
     <w:p>
@@ -3635,21 +2585,7 @@
           <w:lang w:val="en-US"/>
         </w:rPr>
         <w:tab/>
-        <w:t xml:space="preserve">public void </w:t>
-      </w:r>
-      <w:proofErr w:type="gramStart"/>
-      <w:r>
-        <w:rPr>
-          <w:lang w:val="en-US"/>
-        </w:rPr>
-        <w:t>play(</w:t>
-      </w:r>
-      <w:proofErr w:type="gramEnd"/>
-      <w:r>
-        <w:rPr>
-          <w:lang w:val="en-US"/>
-        </w:rPr>
-        <w:t>)</w:t>
+        <w:t>public void play()</w:t>
       </w:r>
     </w:p>
     <w:p>
@@ -3685,22 +2621,7 @@
           <w:lang w:val="en-US"/>
         </w:rPr>
         <w:tab/>
-      </w:r>
-      <w:proofErr w:type="spellStart"/>
-      <w:proofErr w:type="gramStart"/>
-      <w:r>
-        <w:rPr>
-          <w:lang w:val="en-US"/>
-        </w:rPr>
-        <w:t>audio.playMusic</w:t>
-      </w:r>
-      <w:proofErr w:type="spellEnd"/>
-      <w:proofErr w:type="gramEnd"/>
-      <w:r>
-        <w:rPr>
-          <w:lang w:val="en-US"/>
-        </w:rPr>
-        <w:t>();</w:t>
+        <w:t>audio.playMusic();</w:t>
       </w:r>
     </w:p>
     <w:p>
@@ -3781,81 +2702,35 @@
         <w:rPr>
           <w:lang w:val="en-US"/>
         </w:rPr>
-        <w:t xml:space="preserve">&lt;beans </w:t>
-      </w:r>
-      <w:proofErr w:type="spellStart"/>
-      <w:r>
-        <w:rPr>
-          <w:lang w:val="en-US"/>
-        </w:rPr>
-        <w:t>xmlns</w:t>
-      </w:r>
-      <w:proofErr w:type="spellEnd"/>
-      <w:r>
-        <w:rPr>
-          <w:lang w:val="en-US"/>
-        </w:rPr>
-        <w:t xml:space="preserve"> = "http://www.springframework.org/schema/beans"</w:t>
-      </w:r>
-    </w:p>
-    <w:p>
-      <w:pPr>
-        <w:pStyle w:val="ListParagraph"/>
-        <w:rPr>
-          <w:lang w:val="en-US"/>
-        </w:rPr>
-      </w:pPr>
-      <w:r>
-        <w:rPr>
-          <w:lang w:val="en-US"/>
-        </w:rPr>
-        <w:t xml:space="preserve">   </w:t>
-      </w:r>
-      <w:proofErr w:type="spellStart"/>
-      <w:proofErr w:type="gramStart"/>
-      <w:r>
-        <w:rPr>
-          <w:lang w:val="en-US"/>
-        </w:rPr>
-        <w:t>xmlns:xsi</w:t>
-      </w:r>
-      <w:proofErr w:type="spellEnd"/>
-      <w:proofErr w:type="gramEnd"/>
-      <w:r>
-        <w:rPr>
-          <w:lang w:val="en-US"/>
-        </w:rPr>
-        <w:t xml:space="preserve"> = "http://www.w3.org/2001/XMLSchema-instance"</w:t>
-      </w:r>
-    </w:p>
-    <w:p>
-      <w:pPr>
-        <w:pStyle w:val="ListParagraph"/>
-        <w:rPr>
-          <w:lang w:val="en-US"/>
-        </w:rPr>
-      </w:pPr>
-      <w:r>
-        <w:rPr>
-          <w:lang w:val="en-US"/>
-        </w:rPr>
-        <w:t xml:space="preserve">   </w:t>
-      </w:r>
-      <w:proofErr w:type="spellStart"/>
-      <w:proofErr w:type="gramStart"/>
-      <w:r>
-        <w:rPr>
-          <w:lang w:val="en-US"/>
-        </w:rPr>
-        <w:t>xsi:schemaLocation</w:t>
-      </w:r>
-      <w:proofErr w:type="spellEnd"/>
-      <w:proofErr w:type="gramEnd"/>
-      <w:r>
-        <w:rPr>
-          <w:lang w:val="en-US"/>
-        </w:rPr>
-        <w:t xml:space="preserve"> = "http://www.springframework.org/schema/beans</w:t>
+        <w:t>&lt;beans xmlns = "http://www.springframework.org/schema/beans"</w:t>
+      </w:r>
+    </w:p>
+    <w:p>
+      <w:pPr>
+        <w:pStyle w:val="ListParagraph"/>
+        <w:rPr>
+          <w:lang w:val="en-US"/>
+        </w:rPr>
+      </w:pPr>
+      <w:r>
+        <w:rPr>
+          <w:lang w:val="en-US"/>
+        </w:rPr>
+        <w:t xml:space="preserve">   xmlns:xsi = "http://www.w3.org/2001/XMLSchema-instance"</w:t>
+      </w:r>
+    </w:p>
+    <w:p>
+      <w:pPr>
+        <w:pStyle w:val="ListParagraph"/>
+        <w:rPr>
+          <w:lang w:val="en-US"/>
+        </w:rPr>
+      </w:pPr>
+      <w:r>
+        <w:rPr>
+          <w:lang w:val="en-US"/>
+        </w:rPr>
+        <w:t xml:space="preserve">   xsi:schemaLocation = "http://www.springframework.org/schema/beans</w:t>
       </w:r>
     </w:p>
     <w:p>
@@ -3891,43 +2766,7 @@
         <w:rPr>
           <w:lang w:val="en-US"/>
         </w:rPr>
-        <w:t xml:space="preserve">   &lt;bean id="</w:t>
-      </w:r>
-      <w:proofErr w:type="spellStart"/>
-      <w:r>
-        <w:rPr>
-          <w:lang w:val="en-US"/>
-        </w:rPr>
-        <w:t>maths</w:t>
-      </w:r>
-      <w:proofErr w:type="spellEnd"/>
-      <w:r>
-        <w:rPr>
-          <w:lang w:val="en-US"/>
-        </w:rPr>
-        <w:t>" class="</w:t>
-      </w:r>
-      <w:proofErr w:type="spellStart"/>
-      <w:proofErr w:type="gramStart"/>
-      <w:r>
-        <w:rPr>
-          <w:lang w:val="en-US"/>
-        </w:rPr>
-        <w:t>com.ust.spring</w:t>
-      </w:r>
-      <w:proofErr w:type="gramEnd"/>
-      <w:r>
-        <w:rPr>
-          <w:lang w:val="en-US"/>
-        </w:rPr>
-        <w:t>.Mathematics</w:t>
-      </w:r>
-      <w:proofErr w:type="spellEnd"/>
-      <w:r>
-        <w:rPr>
-          <w:lang w:val="en-US"/>
-        </w:rPr>
-        <w:t>"&gt;</w:t>
+        <w:t xml:space="preserve">   &lt;bean id="maths" class="com.ust.spring.Mathematics"&gt;</w:t>
       </w:r>
     </w:p>
     <w:p>
@@ -4012,43 +2851,7 @@
         <w:rPr>
           <w:lang w:val="en-US"/>
         </w:rPr>
-        <w:t xml:space="preserve">   &lt;bean id="</w:t>
-      </w:r>
-      <w:proofErr w:type="spellStart"/>
-      <w:r>
-        <w:rPr>
-          <w:lang w:val="en-US"/>
-        </w:rPr>
-        <w:t>jbl</w:t>
-      </w:r>
-      <w:proofErr w:type="spellEnd"/>
-      <w:r>
-        <w:rPr>
-          <w:lang w:val="en-US"/>
-        </w:rPr>
-        <w:t>" class="</w:t>
-      </w:r>
-      <w:proofErr w:type="spellStart"/>
-      <w:proofErr w:type="gramStart"/>
-      <w:r>
-        <w:rPr>
-          <w:lang w:val="en-US"/>
-        </w:rPr>
-        <w:t>com.ust.spring</w:t>
-      </w:r>
-      <w:proofErr w:type="gramEnd"/>
-      <w:r>
-        <w:rPr>
-          <w:lang w:val="en-US"/>
-        </w:rPr>
-        <w:t>.Jbl</w:t>
-      </w:r>
-      <w:proofErr w:type="spellEnd"/>
-      <w:r>
-        <w:rPr>
-          <w:lang w:val="en-US"/>
-        </w:rPr>
-        <w:t>"&gt;</w:t>
+        <w:t xml:space="preserve">   &lt;bean id="jbl" class="com.ust.spring.Jbl"&gt;</w:t>
       </w:r>
     </w:p>
     <w:p>
@@ -4090,43 +2893,7 @@
         <w:rPr>
           <w:lang w:val="en-US"/>
         </w:rPr>
-        <w:t xml:space="preserve">   &lt;bean id="</w:t>
-      </w:r>
-      <w:proofErr w:type="spellStart"/>
-      <w:r>
-        <w:rPr>
-          <w:lang w:val="en-US"/>
-        </w:rPr>
-        <w:t>sony</w:t>
-      </w:r>
-      <w:proofErr w:type="spellEnd"/>
-      <w:r>
-        <w:rPr>
-          <w:lang w:val="en-US"/>
-        </w:rPr>
-        <w:t>" class="</w:t>
-      </w:r>
-      <w:proofErr w:type="spellStart"/>
-      <w:proofErr w:type="gramStart"/>
-      <w:r>
-        <w:rPr>
-          <w:lang w:val="en-US"/>
-        </w:rPr>
-        <w:t>com.ust.spring</w:t>
-      </w:r>
-      <w:proofErr w:type="gramEnd"/>
-      <w:r>
-        <w:rPr>
-          <w:lang w:val="en-US"/>
-        </w:rPr>
-        <w:t>.Sony</w:t>
-      </w:r>
-      <w:proofErr w:type="spellEnd"/>
-      <w:r>
-        <w:rPr>
-          <w:lang w:val="en-US"/>
-        </w:rPr>
-        <w:t>"&gt;</w:t>
+        <w:t xml:space="preserve">   &lt;bean id="sony" class="com.ust.spring.Sony"&gt;</w:t>
       </w:r>
     </w:p>
     <w:p>
@@ -4168,29 +2935,7 @@
         <w:rPr>
           <w:lang w:val="en-US"/>
         </w:rPr>
-        <w:t xml:space="preserve">   &lt;bean id="car1" class="</w:t>
-      </w:r>
-      <w:proofErr w:type="spellStart"/>
-      <w:proofErr w:type="gramStart"/>
-      <w:r>
-        <w:rPr>
-          <w:lang w:val="en-US"/>
-        </w:rPr>
-        <w:t>com.ust.spring</w:t>
-      </w:r>
-      <w:proofErr w:type="gramEnd"/>
-      <w:r>
-        <w:rPr>
-          <w:lang w:val="en-US"/>
-        </w:rPr>
-        <w:t>.Car</w:t>
-      </w:r>
-      <w:proofErr w:type="spellEnd"/>
-      <w:r>
-        <w:rPr>
-          <w:lang w:val="en-US"/>
-        </w:rPr>
-        <w:t>"&gt;</w:t>
+        <w:t xml:space="preserve">   &lt;bean id="car1" class="com.ust.spring.Car"&gt;</w:t>
       </w:r>
     </w:p>
     <w:p>
@@ -4211,21 +2956,7 @@
           <w:lang w:val="en-US"/>
         </w:rPr>
         <w:tab/>
-        <w:t>&lt;property name="audio" ref="</w:t>
-      </w:r>
-      <w:proofErr w:type="spellStart"/>
-      <w:r>
-        <w:rPr>
-          <w:lang w:val="en-US"/>
-        </w:rPr>
-        <w:t>sony</w:t>
-      </w:r>
-      <w:proofErr w:type="spellEnd"/>
-      <w:r>
-        <w:rPr>
-          <w:lang w:val="en-US"/>
-        </w:rPr>
-        <w:t>" /&gt;</w:t>
+        <w:t>&lt;property name="audio" ref="sony" /&gt;</w:t>
       </w:r>
     </w:p>
     <w:p>
@@ -4315,59 +3046,29 @@
         <w:rPr>
           <w:lang w:val="en-US"/>
         </w:rPr>
-        <w:t xml:space="preserve">package </w:t>
-      </w:r>
-      <w:proofErr w:type="spellStart"/>
-      <w:proofErr w:type="gramStart"/>
-      <w:r>
-        <w:rPr>
-          <w:lang w:val="en-US"/>
-        </w:rPr>
-        <w:t>com.ust.spring</w:t>
-      </w:r>
-      <w:proofErr w:type="spellEnd"/>
-      <w:proofErr w:type="gramEnd"/>
-      <w:r>
-        <w:rPr>
-          <w:lang w:val="en-US"/>
-        </w:rPr>
-        <w:t>;</w:t>
-      </w:r>
-    </w:p>
-    <w:p>
-      <w:pPr>
-        <w:pStyle w:val="ListParagraph"/>
-        <w:rPr>
-          <w:lang w:val="en-US"/>
-        </w:rPr>
-      </w:pPr>
-    </w:p>
-    <w:p>
-      <w:pPr>
-        <w:pStyle w:val="ListParagraph"/>
-        <w:rPr>
-          <w:lang w:val="en-US"/>
-        </w:rPr>
-      </w:pPr>
-      <w:r>
-        <w:rPr>
-          <w:lang w:val="en-US"/>
-        </w:rPr>
-        <w:t xml:space="preserve">import </w:t>
-      </w:r>
-      <w:proofErr w:type="gramStart"/>
-      <w:r>
-        <w:rPr>
-          <w:lang w:val="en-US"/>
-        </w:rPr>
-        <w:t>org.springframework</w:t>
-      </w:r>
-      <w:proofErr w:type="gramEnd"/>
-      <w:r>
-        <w:rPr>
-          <w:lang w:val="en-US"/>
-        </w:rPr>
-        <w:t>.context.support.ClassPathXmlApplicationContext;</w:t>
+        <w:t>package com.ust.spring;</w:t>
+      </w:r>
+    </w:p>
+    <w:p>
+      <w:pPr>
+        <w:pStyle w:val="ListParagraph"/>
+        <w:rPr>
+          <w:lang w:val="en-US"/>
+        </w:rPr>
+      </w:pPr>
+    </w:p>
+    <w:p>
+      <w:pPr>
+        <w:pStyle w:val="ListParagraph"/>
+        <w:rPr>
+          <w:lang w:val="en-US"/>
+        </w:rPr>
+      </w:pPr>
+      <w:r>
+        <w:rPr>
+          <w:lang w:val="en-US"/>
+        </w:rPr>
+        <w:t>import org.springframework.context.support.ClassPathXmlApplicationContext;</w:t>
       </w:r>
     </w:p>
     <w:p>
@@ -4473,35 +3174,7 @@
         <w:rPr>
           <w:lang w:val="en-US"/>
         </w:rPr>
-        <w:t xml:space="preserve">    public static void </w:t>
-      </w:r>
-      <w:proofErr w:type="gramStart"/>
-      <w:r>
-        <w:rPr>
-          <w:lang w:val="en-US"/>
-        </w:rPr>
-        <w:t>main( String</w:t>
-      </w:r>
-      <w:proofErr w:type="gramEnd"/>
-      <w:r>
-        <w:rPr>
-          <w:lang w:val="en-US"/>
-        </w:rPr>
-        <w:t xml:space="preserve">[] </w:t>
-      </w:r>
-      <w:proofErr w:type="spellStart"/>
-      <w:r>
-        <w:rPr>
-          <w:lang w:val="en-US"/>
-        </w:rPr>
-        <w:t>args</w:t>
-      </w:r>
-      <w:proofErr w:type="spellEnd"/>
-      <w:r>
-        <w:rPr>
-          <w:lang w:val="en-US"/>
-        </w:rPr>
-        <w:t xml:space="preserve"> )</w:t>
+        <w:t xml:space="preserve">    public static void main( String[] args )</w:t>
       </w:r>
     </w:p>
     <w:p>
@@ -4529,43 +3202,147 @@
         <w:rPr>
           <w:lang w:val="en-US"/>
         </w:rPr>
+        <w:t xml:space="preserve">        System.out.println( "Hello World!" );</w:t>
+      </w:r>
+    </w:p>
+    <w:p>
+      <w:pPr>
+        <w:pStyle w:val="ListParagraph"/>
+        <w:rPr>
+          <w:lang w:val="en-US"/>
+        </w:rPr>
+      </w:pPr>
+      <w:r>
+        <w:rPr>
+          <w:lang w:val="en-US"/>
+        </w:rPr>
+        <w:t xml:space="preserve">        //how to get an instance of bean???????</w:t>
+      </w:r>
+    </w:p>
+    <w:p>
+      <w:pPr>
+        <w:pStyle w:val="ListParagraph"/>
+        <w:rPr>
+          <w:lang w:val="en-US"/>
+        </w:rPr>
+      </w:pPr>
+      <w:r>
+        <w:rPr>
+          <w:lang w:val="en-US"/>
+        </w:rPr>
+        <w:t xml:space="preserve">        ClassPathXmlApplicationContext ctx=new ClassPathXmlApplicationContext("bean.xml");</w:t>
+      </w:r>
+    </w:p>
+    <w:p>
+      <w:pPr>
+        <w:pStyle w:val="ListParagraph"/>
+        <w:rPr>
+          <w:lang w:val="en-US"/>
+        </w:rPr>
+      </w:pPr>
+      <w:r>
+        <w:rPr>
+          <w:lang w:val="en-US"/>
+        </w:rPr>
+        <w:t>//        Mathematics maths= (Mathematics) ctx.getBean("maths");</w:t>
+      </w:r>
+    </w:p>
+    <w:p>
+      <w:pPr>
+        <w:pStyle w:val="ListParagraph"/>
+        <w:rPr>
+          <w:lang w:val="en-US"/>
+        </w:rPr>
+      </w:pPr>
+      <w:r>
+        <w:rPr>
+          <w:lang w:val="en-US"/>
+        </w:rPr>
+        <w:t>//        maths.setNo1(20);</w:t>
+      </w:r>
+    </w:p>
+    <w:p>
+      <w:pPr>
+        <w:pStyle w:val="ListParagraph"/>
+        <w:rPr>
+          <w:lang w:val="en-US"/>
+        </w:rPr>
+      </w:pPr>
+      <w:r>
+        <w:rPr>
+          <w:lang w:val="en-US"/>
+        </w:rPr>
+        <w:t>//        maths.setNo2(30);</w:t>
+      </w:r>
+    </w:p>
+    <w:p>
+      <w:pPr>
+        <w:pStyle w:val="ListParagraph"/>
+        <w:rPr>
+          <w:lang w:val="en-US"/>
+        </w:rPr>
+      </w:pPr>
+      <w:r>
+        <w:rPr>
+          <w:lang w:val="en-US"/>
+        </w:rPr>
+        <w:t>//        System.out.println(maths.sum());</w:t>
+      </w:r>
+    </w:p>
+    <w:p>
+      <w:pPr>
+        <w:pStyle w:val="ListParagraph"/>
+        <w:rPr>
+          <w:lang w:val="en-US"/>
+        </w:rPr>
+      </w:pPr>
+      <w:r>
+        <w:rPr>
+          <w:lang w:val="en-US"/>
+        </w:rPr>
         <w:t xml:space="preserve">        </w:t>
       </w:r>
-      <w:proofErr w:type="spellStart"/>
-      <w:r>
-        <w:rPr>
-          <w:lang w:val="en-US"/>
-        </w:rPr>
-        <w:t>System.out.println</w:t>
-      </w:r>
-      <w:proofErr w:type="spellEnd"/>
-      <w:proofErr w:type="gramStart"/>
-      <w:r>
-        <w:rPr>
-          <w:lang w:val="en-US"/>
-        </w:rPr>
-        <w:t>( "</w:t>
-      </w:r>
-      <w:proofErr w:type="gramEnd"/>
-      <w:r>
-        <w:rPr>
-          <w:lang w:val="en-US"/>
-        </w:rPr>
-        <w:t>Hello World!" );</w:t>
-      </w:r>
-    </w:p>
-    <w:p>
-      <w:pPr>
-        <w:pStyle w:val="ListParagraph"/>
-        <w:rPr>
-          <w:lang w:val="en-US"/>
-        </w:rPr>
-      </w:pPr>
-      <w:r>
-        <w:rPr>
-          <w:lang w:val="en-US"/>
-        </w:rPr>
-        <w:t xml:space="preserve">        //how to get an instance of bean???????</w:t>
+    </w:p>
+    <w:p>
+      <w:pPr>
+        <w:pStyle w:val="ListParagraph"/>
+        <w:rPr>
+          <w:lang w:val="en-US"/>
+        </w:rPr>
+      </w:pPr>
+      <w:r>
+        <w:rPr>
+          <w:lang w:val="en-US"/>
+        </w:rPr>
+        <w:t>//        ctx.getBean("car1");</w:t>
+      </w:r>
+    </w:p>
+    <w:p>
+      <w:pPr>
+        <w:pStyle w:val="ListParagraph"/>
+        <w:rPr>
+          <w:lang w:val="en-US"/>
+        </w:rPr>
+      </w:pPr>
+      <w:r>
+        <w:rPr>
+          <w:lang w:val="en-US"/>
+        </w:rPr>
+        <w:t xml:space="preserve">        Car car1 = ctx.getBean(Car.class);</w:t>
+      </w:r>
+    </w:p>
+    <w:p>
+      <w:pPr>
+        <w:pStyle w:val="ListParagraph"/>
+        <w:rPr>
+          <w:lang w:val="en-US"/>
+        </w:rPr>
+      </w:pPr>
+      <w:r>
+        <w:rPr>
+          <w:lang w:val="en-US"/>
+        </w:rPr>
+        <w:t xml:space="preserve">        car1.play();</w:t>
       </w:r>
     </w:p>
     <w:p>
@@ -4581,441 +3358,33 @@
         </w:rPr>
         <w:t xml:space="preserve">        </w:t>
       </w:r>
-      <w:proofErr w:type="spellStart"/>
-      <w:r>
-        <w:rPr>
-          <w:lang w:val="en-US"/>
-        </w:rPr>
-        <w:t>ClassPathXmlApplicationContext</w:t>
-      </w:r>
-      <w:proofErr w:type="spellEnd"/>
-      <w:r>
-        <w:rPr>
-          <w:lang w:val="en-US"/>
-        </w:rPr>
-        <w:t xml:space="preserve"> </w:t>
-      </w:r>
-      <w:proofErr w:type="spellStart"/>
-      <w:r>
-        <w:rPr>
-          <w:lang w:val="en-US"/>
-        </w:rPr>
-        <w:t>ctx</w:t>
-      </w:r>
-      <w:proofErr w:type="spellEnd"/>
-      <w:r>
-        <w:rPr>
-          <w:lang w:val="en-US"/>
-        </w:rPr>
-        <w:t xml:space="preserve">=new </w:t>
-      </w:r>
-      <w:proofErr w:type="spellStart"/>
-      <w:r>
-        <w:rPr>
-          <w:lang w:val="en-US"/>
-        </w:rPr>
-        <w:t>ClassPathXmlApplicationContext</w:t>
-      </w:r>
-      <w:proofErr w:type="spellEnd"/>
-      <w:r>
-        <w:rPr>
-          <w:lang w:val="en-US"/>
-        </w:rPr>
-        <w:t>("bean.xml");</w:t>
-      </w:r>
-    </w:p>
-    <w:p>
-      <w:pPr>
-        <w:pStyle w:val="ListParagraph"/>
-        <w:rPr>
-          <w:lang w:val="en-US"/>
-        </w:rPr>
-      </w:pPr>
-      <w:r>
-        <w:rPr>
-          <w:lang w:val="en-US"/>
-        </w:rPr>
-        <w:t xml:space="preserve">//        Mathematics </w:t>
-      </w:r>
-      <w:proofErr w:type="spellStart"/>
-      <w:r>
-        <w:rPr>
-          <w:lang w:val="en-US"/>
-        </w:rPr>
-        <w:t>maths</w:t>
-      </w:r>
-      <w:proofErr w:type="spellEnd"/>
-      <w:r>
-        <w:rPr>
-          <w:lang w:val="en-US"/>
-        </w:rPr>
-        <w:t xml:space="preserve">= (Mathematics) </w:t>
-      </w:r>
-      <w:proofErr w:type="spellStart"/>
-      <w:proofErr w:type="gramStart"/>
-      <w:r>
-        <w:rPr>
-          <w:lang w:val="en-US"/>
-        </w:rPr>
-        <w:t>ctx.getBean</w:t>
-      </w:r>
-      <w:proofErr w:type="spellEnd"/>
-      <w:proofErr w:type="gramEnd"/>
-      <w:r>
-        <w:rPr>
-          <w:lang w:val="en-US"/>
-        </w:rPr>
-        <w:t>("</w:t>
-      </w:r>
-      <w:proofErr w:type="spellStart"/>
-      <w:r>
-        <w:rPr>
-          <w:lang w:val="en-US"/>
-        </w:rPr>
-        <w:t>maths</w:t>
-      </w:r>
-      <w:proofErr w:type="spellEnd"/>
-      <w:r>
-        <w:rPr>
-          <w:lang w:val="en-US"/>
-        </w:rPr>
-        <w:t>");</w:t>
-      </w:r>
-    </w:p>
-    <w:p>
-      <w:pPr>
-        <w:pStyle w:val="ListParagraph"/>
-        <w:rPr>
-          <w:lang w:val="en-US"/>
-        </w:rPr>
-      </w:pPr>
-      <w:r>
-        <w:rPr>
-          <w:lang w:val="en-US"/>
-        </w:rPr>
-        <w:t xml:space="preserve">//        </w:t>
-      </w:r>
-      <w:proofErr w:type="gramStart"/>
-      <w:r>
-        <w:rPr>
-          <w:lang w:val="en-US"/>
-        </w:rPr>
-        <w:t>maths.setNo</w:t>
-      </w:r>
-      <w:proofErr w:type="gramEnd"/>
-      <w:r>
-        <w:rPr>
-          <w:lang w:val="en-US"/>
-        </w:rPr>
-        <w:t>1(20);</w:t>
-      </w:r>
-    </w:p>
-    <w:p>
-      <w:pPr>
-        <w:pStyle w:val="ListParagraph"/>
-        <w:rPr>
-          <w:lang w:val="en-US"/>
-        </w:rPr>
-      </w:pPr>
-      <w:r>
-        <w:rPr>
-          <w:lang w:val="en-US"/>
-        </w:rPr>
-        <w:t xml:space="preserve">//        </w:t>
-      </w:r>
-      <w:proofErr w:type="gramStart"/>
-      <w:r>
-        <w:rPr>
-          <w:lang w:val="en-US"/>
-        </w:rPr>
-        <w:t>maths.setNo</w:t>
-      </w:r>
-      <w:proofErr w:type="gramEnd"/>
-      <w:r>
-        <w:rPr>
-          <w:lang w:val="en-US"/>
-        </w:rPr>
-        <w:t>2(30);</w:t>
-      </w:r>
-    </w:p>
-    <w:p>
-      <w:pPr>
-        <w:pStyle w:val="ListParagraph"/>
-        <w:rPr>
-          <w:lang w:val="en-US"/>
-        </w:rPr>
-      </w:pPr>
-      <w:r>
-        <w:rPr>
-          <w:lang w:val="en-US"/>
-        </w:rPr>
-        <w:t xml:space="preserve">//        </w:t>
-      </w:r>
-      <w:proofErr w:type="spellStart"/>
-      <w:r>
-        <w:rPr>
-          <w:lang w:val="en-US"/>
-        </w:rPr>
-        <w:t>System.out.println</w:t>
-      </w:r>
-      <w:proofErr w:type="spellEnd"/>
-      <w:r>
-        <w:rPr>
-          <w:lang w:val="en-US"/>
-        </w:rPr>
-        <w:t>(</w:t>
-      </w:r>
-      <w:proofErr w:type="spellStart"/>
-      <w:proofErr w:type="gramStart"/>
-      <w:r>
-        <w:rPr>
-          <w:lang w:val="en-US"/>
-        </w:rPr>
-        <w:t>maths.sum</w:t>
-      </w:r>
-      <w:proofErr w:type="spellEnd"/>
-      <w:r>
-        <w:rPr>
-          <w:lang w:val="en-US"/>
-        </w:rPr>
-        <w:t>(</w:t>
-      </w:r>
-      <w:proofErr w:type="gramEnd"/>
-      <w:r>
-        <w:rPr>
-          <w:lang w:val="en-US"/>
-        </w:rPr>
-        <w:t>));</w:t>
-      </w:r>
-    </w:p>
-    <w:p>
-      <w:pPr>
-        <w:pStyle w:val="ListParagraph"/>
-        <w:rPr>
-          <w:lang w:val="en-US"/>
-        </w:rPr>
-      </w:pPr>
-      <w:r>
-        <w:rPr>
-          <w:lang w:val="en-US"/>
-        </w:rPr>
-        <w:t xml:space="preserve">        </w:t>
-      </w:r>
-    </w:p>
-    <w:p>
-      <w:pPr>
-        <w:pStyle w:val="ListParagraph"/>
-        <w:rPr>
-          <w:lang w:val="en-US"/>
-        </w:rPr>
-      </w:pPr>
-      <w:r>
-        <w:rPr>
-          <w:lang w:val="en-US"/>
-        </w:rPr>
-        <w:t xml:space="preserve">//        </w:t>
-      </w:r>
-      <w:proofErr w:type="spellStart"/>
-      <w:proofErr w:type="gramStart"/>
-      <w:r>
-        <w:rPr>
-          <w:lang w:val="en-US"/>
-        </w:rPr>
-        <w:t>ctx.getBean</w:t>
-      </w:r>
-      <w:proofErr w:type="spellEnd"/>
-      <w:proofErr w:type="gramEnd"/>
-      <w:r>
-        <w:rPr>
-          <w:lang w:val="en-US"/>
-        </w:rPr>
-        <w:t>("car1");</w:t>
-      </w:r>
-    </w:p>
-    <w:p>
-      <w:pPr>
-        <w:pStyle w:val="ListParagraph"/>
-        <w:rPr>
-          <w:lang w:val="en-US"/>
-        </w:rPr>
-      </w:pPr>
-      <w:r>
-        <w:rPr>
-          <w:lang w:val="en-US"/>
-        </w:rPr>
-        <w:t xml:space="preserve">        Car car1 = </w:t>
-      </w:r>
-      <w:proofErr w:type="spellStart"/>
-      <w:proofErr w:type="gramStart"/>
-      <w:r>
-        <w:rPr>
-          <w:lang w:val="en-US"/>
-        </w:rPr>
-        <w:t>ctx.getBean</w:t>
-      </w:r>
-      <w:proofErr w:type="spellEnd"/>
-      <w:proofErr w:type="gramEnd"/>
-      <w:r>
-        <w:rPr>
-          <w:lang w:val="en-US"/>
-        </w:rPr>
-        <w:t>(</w:t>
-      </w:r>
-      <w:proofErr w:type="spellStart"/>
-      <w:r>
-        <w:rPr>
-          <w:lang w:val="en-US"/>
-        </w:rPr>
-        <w:t>Car.class</w:t>
-      </w:r>
-      <w:proofErr w:type="spellEnd"/>
-      <w:r>
-        <w:rPr>
-          <w:lang w:val="en-US"/>
-        </w:rPr>
-        <w:t>);</w:t>
-      </w:r>
-    </w:p>
-    <w:p>
-      <w:pPr>
-        <w:pStyle w:val="ListParagraph"/>
-        <w:rPr>
-          <w:lang w:val="en-US"/>
-        </w:rPr>
-      </w:pPr>
-      <w:r>
-        <w:rPr>
-          <w:lang w:val="en-US"/>
-        </w:rPr>
-        <w:t xml:space="preserve">        car1.play();</w:t>
-      </w:r>
-    </w:p>
-    <w:p>
-      <w:pPr>
-        <w:pStyle w:val="ListParagraph"/>
-        <w:rPr>
-          <w:lang w:val="en-US"/>
-        </w:rPr>
-      </w:pPr>
-      <w:r>
-        <w:rPr>
-          <w:lang w:val="en-US"/>
-        </w:rPr>
-        <w:t xml:space="preserve">        </w:t>
-      </w:r>
-    </w:p>
-    <w:p>
-      <w:pPr>
-        <w:pStyle w:val="ListParagraph"/>
-        <w:rPr>
-          <w:lang w:val="en-US"/>
-        </w:rPr>
-      </w:pPr>
-      <w:r>
-        <w:rPr>
-          <w:lang w:val="en-US"/>
-        </w:rPr>
-        <w:t xml:space="preserve">        </w:t>
-      </w:r>
-      <w:proofErr w:type="spellStart"/>
-      <w:r>
-        <w:rPr>
-          <w:lang w:val="en-US"/>
-        </w:rPr>
-        <w:t>Jbl</w:t>
-      </w:r>
-      <w:proofErr w:type="spellEnd"/>
-      <w:r>
-        <w:rPr>
-          <w:lang w:val="en-US"/>
-        </w:rPr>
-        <w:t xml:space="preserve"> </w:t>
-      </w:r>
-      <w:proofErr w:type="spellStart"/>
-      <w:r>
-        <w:rPr>
-          <w:lang w:val="en-US"/>
-        </w:rPr>
-        <w:t>jbl</w:t>
-      </w:r>
-      <w:proofErr w:type="spellEnd"/>
-      <w:r>
-        <w:rPr>
-          <w:lang w:val="en-US"/>
-        </w:rPr>
-        <w:t>=(</w:t>
-      </w:r>
-      <w:proofErr w:type="spellStart"/>
-      <w:r>
-        <w:rPr>
-          <w:lang w:val="en-US"/>
-        </w:rPr>
-        <w:t>Jbl</w:t>
-      </w:r>
-      <w:proofErr w:type="spellEnd"/>
-      <w:r>
-        <w:rPr>
-          <w:lang w:val="en-US"/>
-        </w:rPr>
-        <w:t xml:space="preserve">) </w:t>
-      </w:r>
-      <w:proofErr w:type="spellStart"/>
-      <w:proofErr w:type="gramStart"/>
-      <w:r>
-        <w:rPr>
-          <w:lang w:val="en-US"/>
-        </w:rPr>
-        <w:t>ctx.getBean</w:t>
-      </w:r>
-      <w:proofErr w:type="spellEnd"/>
-      <w:proofErr w:type="gramEnd"/>
-      <w:r>
-        <w:rPr>
-          <w:lang w:val="en-US"/>
-        </w:rPr>
-        <w:t>("</w:t>
-      </w:r>
-      <w:proofErr w:type="spellStart"/>
-      <w:r>
-        <w:rPr>
-          <w:lang w:val="en-US"/>
-        </w:rPr>
-        <w:t>jbl</w:t>
-      </w:r>
-      <w:proofErr w:type="spellEnd"/>
-      <w:r>
-        <w:rPr>
-          <w:lang w:val="en-US"/>
-        </w:rPr>
-        <w:t>");</w:t>
-      </w:r>
-    </w:p>
-    <w:p>
-      <w:pPr>
-        <w:pStyle w:val="ListParagraph"/>
-        <w:rPr>
-          <w:lang w:val="en-US"/>
-        </w:rPr>
-      </w:pPr>
-      <w:r>
-        <w:rPr>
-          <w:lang w:val="en-US"/>
-        </w:rPr>
-        <w:t xml:space="preserve">        car1.setAudio(</w:t>
-      </w:r>
-      <w:proofErr w:type="spellStart"/>
-      <w:r>
-        <w:rPr>
-          <w:lang w:val="en-US"/>
-        </w:rPr>
-        <w:t>jbl</w:t>
-      </w:r>
-      <w:proofErr w:type="spellEnd"/>
-      <w:r>
-        <w:rPr>
-          <w:lang w:val="en-US"/>
-        </w:rPr>
-        <w:t>);</w:t>
+    </w:p>
+    <w:p>
+      <w:pPr>
+        <w:pStyle w:val="ListParagraph"/>
+        <w:rPr>
+          <w:lang w:val="en-US"/>
+        </w:rPr>
+      </w:pPr>
+      <w:r>
+        <w:rPr>
+          <w:lang w:val="en-US"/>
+        </w:rPr>
+        <w:t xml:space="preserve">        Jbl jbl=(Jbl) ctx.getBean("jbl");</w:t>
+      </w:r>
+    </w:p>
+    <w:p>
+      <w:pPr>
+        <w:pStyle w:val="ListParagraph"/>
+        <w:rPr>
+          <w:lang w:val="en-US"/>
+        </w:rPr>
+      </w:pPr>
+      <w:r>
+        <w:rPr>
+          <w:lang w:val="en-US"/>
+        </w:rPr>
+        <w:t xml:space="preserve">        car1.setAudio(jbl);</w:t>
       </w:r>
     </w:p>
     <w:p>
@@ -5217,33 +3586,7 @@
           <w:szCs w:val="40"/>
           <w:shd w:val="clear" w:color="auto" w:fill="E8F2FE"/>
         </w:rPr>
-        <w:t>"</w:t>
-      </w:r>
-      <w:proofErr w:type="spellStart"/>
-      <w:r>
-        <w:rPr>
-          <w:rFonts w:ascii="Consolas" w:hAnsi="Consolas" w:cs="Consolas"/>
-          <w:i/>
-          <w:iCs/>
-          <w:color w:val="2A00FF"/>
-          <w:sz w:val="40"/>
-          <w:szCs w:val="40"/>
-          <w:shd w:val="clear" w:color="auto" w:fill="E8F2FE"/>
-        </w:rPr>
-        <w:t>sony</w:t>
-      </w:r>
-      <w:proofErr w:type="spellEnd"/>
-      <w:r>
-        <w:rPr>
-          <w:rFonts w:ascii="Consolas" w:hAnsi="Consolas" w:cs="Consolas"/>
-          <w:i/>
-          <w:iCs/>
-          <w:color w:val="2A00FF"/>
-          <w:sz w:val="40"/>
-          <w:szCs w:val="40"/>
-          <w:shd w:val="clear" w:color="auto" w:fill="E8F2FE"/>
-        </w:rPr>
-        <w:t>"</w:t>
+        <w:t>"sony"</w:t>
       </w:r>
       <w:r>
         <w:rPr>
@@ -5394,21 +3737,7 @@
         <w:rPr>
           <w:lang w:val="en-US"/>
         </w:rPr>
-        <w:t>Create a maven project (</w:t>
-      </w:r>
-      <w:proofErr w:type="spellStart"/>
-      <w:r>
-        <w:rPr>
-          <w:lang w:val="en-US"/>
-        </w:rPr>
-        <w:t>quickstart</w:t>
-      </w:r>
-      <w:proofErr w:type="spellEnd"/>
-      <w:r>
-        <w:rPr>
-          <w:lang w:val="en-US"/>
-        </w:rPr>
-        <w:t xml:space="preserve"> archetype / skip archetype)</w:t>
+        <w:t>Create a maven project (quickstart archetype / skip archetype)</w:t>
       </w:r>
     </w:p>
     <w:p>
@@ -5432,6 +3761,90 @@
     <w:p>
       <w:pPr>
         <w:pStyle w:val="ListParagraph"/>
+        <w:ind w:left="1080"/>
+        <w:rPr>
+          <w:highlight w:val="yellow"/>
+          <w:lang w:val="en-US"/>
+        </w:rPr>
+      </w:pPr>
+      <w:r>
+        <w:rPr>
+          <w:highlight w:val="yellow"/>
+          <w:lang w:val="en-US"/>
+        </w:rPr>
+        <w:t>&lt;dependency&gt;</w:t>
+      </w:r>
+    </w:p>
+    <w:p>
+      <w:pPr>
+        <w:pStyle w:val="ListParagraph"/>
+        <w:ind w:left="1080"/>
+        <w:rPr>
+          <w:highlight w:val="yellow"/>
+          <w:lang w:val="en-US"/>
+        </w:rPr>
+      </w:pPr>
+      <w:r>
+        <w:rPr>
+          <w:highlight w:val="yellow"/>
+          <w:lang w:val="en-US"/>
+        </w:rPr>
+        <w:t xml:space="preserve">            &lt;groupId&gt;org.springframework&lt;/groupId&gt;</w:t>
+      </w:r>
+    </w:p>
+    <w:p>
+      <w:pPr>
+        <w:pStyle w:val="ListParagraph"/>
+        <w:ind w:left="1080"/>
+        <w:rPr>
+          <w:highlight w:val="yellow"/>
+          <w:lang w:val="en-US"/>
+        </w:rPr>
+      </w:pPr>
+      <w:r>
+        <w:rPr>
+          <w:highlight w:val="yellow"/>
+          <w:lang w:val="en-US"/>
+        </w:rPr>
+        <w:t xml:space="preserve">            &lt;artifactId&gt;spring-context&lt;/artifactId&gt;</w:t>
+      </w:r>
+    </w:p>
+    <w:p>
+      <w:pPr>
+        <w:pStyle w:val="ListParagraph"/>
+        <w:ind w:left="1080"/>
+        <w:rPr>
+          <w:highlight w:val="yellow"/>
+          <w:lang w:val="en-US"/>
+        </w:rPr>
+      </w:pPr>
+      <w:r>
+        <w:rPr>
+          <w:highlight w:val="yellow"/>
+          <w:lang w:val="en-US"/>
+        </w:rPr>
+        <w:t xml:space="preserve">            &lt;version&gt;4.3.6.RELEASE&lt;/version&gt;</w:t>
+      </w:r>
+    </w:p>
+    <w:p>
+      <w:pPr>
+        <w:pStyle w:val="ListParagraph"/>
+        <w:ind w:left="1080"/>
+        <w:rPr>
+          <w:lang w:val="en-US"/>
+        </w:rPr>
+      </w:pPr>
+      <w:r>
+        <w:rPr>
+          <w:highlight w:val="yellow"/>
+          <w:lang w:val="en-US"/>
+        </w:rPr>
+        <w:t xml:space="preserve">        &lt;/dependency&gt;</w:t>
+      </w:r>
+    </w:p>
+    <w:p>
+      <w:pPr>
+        <w:pStyle w:val="ListParagraph"/>
         <w:numPr>
           <w:ilvl w:val="0"/>
           <w:numId w:val="26"/>
@@ -5507,49 +3920,21 @@
         <w:rPr>
           <w:lang w:val="en-US"/>
         </w:rPr>
-        <w:t xml:space="preserve">Use </w:t>
-      </w:r>
-      <w:proofErr w:type="spellStart"/>
-      <w:r>
-        <w:rPr>
-          <w:lang w:val="en-US"/>
-        </w:rPr>
-        <w:t>ClassPathXmlApplicationContext</w:t>
-      </w:r>
-      <w:proofErr w:type="spellEnd"/>
-      <w:r>
-        <w:rPr>
-          <w:lang w:val="en-US"/>
-        </w:rPr>
-        <w:t xml:space="preserve"> to represent spring.xml as an object</w:t>
-      </w:r>
-    </w:p>
-    <w:p>
-      <w:pPr>
-        <w:ind w:left="1080" w:firstLine="360"/>
-        <w:rPr>
-          <w:lang w:val="en-US"/>
-        </w:rPr>
-      </w:pPr>
-      <w:r>
-        <w:rPr>
-          <w:lang w:val="en-US"/>
-        </w:rPr>
-        <w:t xml:space="preserve">Using that object, </w:t>
-      </w:r>
-      <w:proofErr w:type="spellStart"/>
-      <w:r>
-        <w:rPr>
-          <w:lang w:val="en-US"/>
-        </w:rPr>
-        <w:t>getBean</w:t>
-      </w:r>
-      <w:proofErr w:type="spellEnd"/>
-      <w:r>
-        <w:rPr>
-          <w:lang w:val="en-US"/>
-        </w:rPr>
-        <w:t xml:space="preserve"> of type Book</w:t>
+        <w:t>Use ClassPathXmlApplicationContext to represent spring.xml as an object</w:t>
+      </w:r>
+    </w:p>
+    <w:p>
+      <w:pPr>
+        <w:ind w:left="1080" w:firstLine="360"/>
+        <w:rPr>
+          <w:lang w:val="en-US"/>
+        </w:rPr>
+      </w:pPr>
+      <w:r>
+        <w:rPr>
+          <w:lang w:val="en-US"/>
+        </w:rPr>
+        <w:t>Using that object, getBean of type Book</w:t>
       </w:r>
     </w:p>
     <w:p>
@@ -5573,6 +3958,2738 @@
           <w:lang w:val="en-US"/>
         </w:rPr>
       </w:pPr>
+    </w:p>
+    <w:p>
+      <w:pPr>
+        <w:ind w:left="1080" w:firstLine="360"/>
+        <w:rPr>
+          <w:lang w:val="en-US"/>
+        </w:rPr>
+      </w:pPr>
+    </w:p>
+    <w:p>
+      <w:pPr>
+        <w:ind w:left="1080" w:firstLine="360"/>
+        <w:rPr>
+          <w:lang w:val="en-US"/>
+        </w:rPr>
+      </w:pPr>
+      <w:r>
+        <w:rPr>
+          <w:lang w:val="en-US"/>
+        </w:rPr>
+        <w:t>class Book</w:t>
+      </w:r>
+    </w:p>
+    <w:p>
+      <w:pPr>
+        <w:ind w:left="1080" w:firstLine="360"/>
+        <w:rPr>
+          <w:lang w:val="en-US"/>
+        </w:rPr>
+      </w:pPr>
+      <w:r>
+        <w:rPr>
+          <w:lang w:val="en-US"/>
+        </w:rPr>
+        <w:t>{</w:t>
+      </w:r>
+    </w:p>
+    <w:p>
+      <w:pPr>
+        <w:ind w:left="1080" w:firstLine="360"/>
+        <w:rPr>
+          <w:lang w:val="en-US"/>
+        </w:rPr>
+      </w:pPr>
+      <w:r>
+        <w:rPr>
+          <w:lang w:val="en-US"/>
+        </w:rPr>
+        <w:tab/>
+        <w:t>List&lt;Author&gt; authorList=new ArrayList&lt;&gt;();</w:t>
+      </w:r>
+    </w:p>
+    <w:p>
+      <w:pPr>
+        <w:ind w:left="1080" w:firstLine="360"/>
+        <w:rPr>
+          <w:lang w:val="en-US"/>
+        </w:rPr>
+      </w:pPr>
+      <w:r>
+        <w:rPr>
+          <w:lang w:val="en-US"/>
+        </w:rPr>
+        <w:t>}</w:t>
+      </w:r>
+    </w:p>
+    <w:p>
+      <w:pPr>
+        <w:ind w:left="1080" w:firstLine="360"/>
+        <w:rPr>
+          <w:lang w:val="en-US"/>
+        </w:rPr>
+      </w:pPr>
+    </w:p>
+    <w:p>
+      <w:pPr>
+        <w:ind w:left="1080" w:firstLine="360"/>
+        <w:rPr>
+          <w:lang w:val="en-US"/>
+        </w:rPr>
+      </w:pPr>
+      <w:r>
+        <w:rPr>
+          <w:lang w:val="en-US"/>
+        </w:rPr>
+        <w:t>By default, bean is singleton.</w:t>
+      </w:r>
+    </w:p>
+    <w:p>
+      <w:pPr>
+        <w:ind w:left="1080" w:firstLine="360"/>
+        <w:rPr>
+          <w:lang w:val="en-US"/>
+        </w:rPr>
+      </w:pPr>
+    </w:p>
+    <w:p>
+      <w:pPr>
+        <w:ind w:left="1080" w:firstLine="360"/>
+        <w:rPr>
+          <w:lang w:val="en-US"/>
+        </w:rPr>
+      </w:pPr>
+      <w:r>
+        <w:rPr>
+          <w:lang w:val="en-US"/>
+        </w:rPr>
+        <w:t>config.xml</w:t>
+      </w:r>
+    </w:p>
+    <w:p>
+      <w:pPr>
+        <w:ind w:left="1080" w:firstLine="360"/>
+        <w:rPr>
+          <w:lang w:val="en-US"/>
+        </w:rPr>
+      </w:pPr>
+      <w:r>
+        <w:rPr>
+          <w:lang w:val="en-US"/>
+        </w:rPr>
+        <w:t>--------</w:t>
+      </w:r>
+    </w:p>
+    <w:p>
+      <w:pPr>
+        <w:ind w:left="1080" w:firstLine="360"/>
+        <w:rPr>
+          <w:lang w:val="en-US"/>
+        </w:rPr>
+      </w:pPr>
+      <w:r>
+        <w:rPr>
+          <w:lang w:val="en-US"/>
+        </w:rPr>
+        <w:lastRenderedPageBreak/>
+        <w:t>&lt;?xml version="1.0" encoding="UTF-8"?&gt;</w:t>
+      </w:r>
+    </w:p>
+    <w:p>
+      <w:pPr>
+        <w:ind w:left="1080" w:firstLine="360"/>
+        <w:rPr>
+          <w:lang w:val="en-US"/>
+        </w:rPr>
+      </w:pPr>
+      <w:r>
+        <w:rPr>
+          <w:lang w:val="en-US"/>
+        </w:rPr>
+        <w:t>&lt;beans xmlns="http://www.springframework.org/schema/beans"</w:t>
+      </w:r>
+    </w:p>
+    <w:p>
+      <w:pPr>
+        <w:ind w:left="1080" w:firstLine="360"/>
+        <w:rPr>
+          <w:lang w:val="en-US"/>
+        </w:rPr>
+      </w:pPr>
+      <w:r>
+        <w:rPr>
+          <w:lang w:val="en-US"/>
+        </w:rPr>
+        <w:tab/>
+        <w:t>xmlns:xsi="http://www.w3.org/2001/XMLSchema-instance" xmlns:context="http://www.springframework.org/schema/context"</w:t>
+      </w:r>
+    </w:p>
+    <w:p>
+      <w:pPr>
+        <w:ind w:left="1080" w:firstLine="360"/>
+        <w:rPr>
+          <w:lang w:val="en-US"/>
+        </w:rPr>
+      </w:pPr>
+      <w:r>
+        <w:rPr>
+          <w:lang w:val="en-US"/>
+        </w:rPr>
+        <w:tab/>
+        <w:t>xmlns:p="http://www.springframework.org/schema/p"</w:t>
+      </w:r>
+    </w:p>
+    <w:p>
+      <w:pPr>
+        <w:ind w:left="1080" w:firstLine="360"/>
+        <w:rPr>
+          <w:lang w:val="en-US"/>
+        </w:rPr>
+      </w:pPr>
+      <w:r>
+        <w:rPr>
+          <w:lang w:val="en-US"/>
+        </w:rPr>
+        <w:tab/>
+        <w:t>xsi:schemaLocation="http://www.springframework.org/schema/beans</w:t>
+      </w:r>
+    </w:p>
+    <w:p>
+      <w:pPr>
+        <w:ind w:left="1080" w:firstLine="360"/>
+        <w:rPr>
+          <w:lang w:val="en-US"/>
+        </w:rPr>
+      </w:pPr>
+      <w:r>
+        <w:rPr>
+          <w:lang w:val="en-US"/>
+        </w:rPr>
+        <w:t xml:space="preserve">    http://www.springframework.org/schema/beans/spring-beans.xsd</w:t>
+      </w:r>
+    </w:p>
+    <w:p>
+      <w:pPr>
+        <w:ind w:left="1080" w:firstLine="360"/>
+        <w:rPr>
+          <w:lang w:val="en-US"/>
+        </w:rPr>
+      </w:pPr>
+      <w:r>
+        <w:rPr>
+          <w:lang w:val="en-US"/>
+        </w:rPr>
+        <w:t xml:space="preserve">    http://www.springframework.org/schema/context</w:t>
+      </w:r>
+    </w:p>
+    <w:p>
+      <w:pPr>
+        <w:ind w:left="1080" w:firstLine="360"/>
+        <w:rPr>
+          <w:lang w:val="en-US"/>
+        </w:rPr>
+      </w:pPr>
+      <w:r>
+        <w:rPr>
+          <w:lang w:val="en-US"/>
+        </w:rPr>
+        <w:t xml:space="preserve">    http://www.springframework.org/schema/context/spring-context.xsd"&gt;</w:t>
+      </w:r>
+    </w:p>
+    <w:p>
+      <w:pPr>
+        <w:ind w:left="1080" w:firstLine="360"/>
+        <w:rPr>
+          <w:lang w:val="en-US"/>
+        </w:rPr>
+      </w:pPr>
+    </w:p>
+    <w:p>
+      <w:pPr>
+        <w:ind w:left="1080" w:firstLine="360"/>
+        <w:rPr>
+          <w:lang w:val="en-US"/>
+        </w:rPr>
+      </w:pPr>
+      <w:r>
+        <w:rPr>
+          <w:lang w:val="en-US"/>
+        </w:rPr>
+        <w:t>&lt;/beans&gt;</w:t>
+      </w:r>
+    </w:p>
+    <w:p>
+      <w:pPr>
+        <w:ind w:left="1080" w:firstLine="360"/>
+        <w:rPr>
+          <w:lang w:val="en-US"/>
+        </w:rPr>
+      </w:pPr>
+    </w:p>
+    <w:p>
+      <w:pPr>
+        <w:ind w:left="1080" w:firstLine="360"/>
+        <w:rPr>
+          <w:lang w:val="en-US"/>
+        </w:rPr>
+      </w:pPr>
+      <w:r>
+        <w:rPr>
+          <w:lang w:val="en-US"/>
+        </w:rPr>
+        <w:t>----------------------------------</w:t>
+      </w:r>
+    </w:p>
+    <w:p>
+      <w:pPr>
+        <w:ind w:left="1080" w:firstLine="360"/>
+        <w:rPr>
+          <w:lang w:val="en-US"/>
+        </w:rPr>
+      </w:pPr>
+      <w:r>
+        <w:rPr>
+          <w:lang w:val="en-US"/>
+        </w:rPr>
+        <w:t>Singleton</w:t>
+      </w:r>
+      <w:r>
+        <w:rPr>
+          <w:lang w:val="en-US"/>
+        </w:rPr>
+        <w:tab/>
+        <w:t>(1) even if we dont get Bean</w:t>
+      </w:r>
+    </w:p>
+    <w:p>
+      <w:pPr>
+        <w:ind w:left="1080" w:firstLine="360"/>
+        <w:rPr>
+          <w:lang w:val="en-US"/>
+        </w:rPr>
+      </w:pPr>
+      <w:r>
+        <w:rPr>
+          <w:lang w:val="en-US"/>
+        </w:rPr>
+        <w:t>Prototype</w:t>
+      </w:r>
+      <w:r>
+        <w:rPr>
+          <w:lang w:val="en-US"/>
+        </w:rPr>
+        <w:tab/>
+      </w:r>
+    </w:p>
+    <w:p>
+      <w:pPr>
+        <w:ind w:left="1080" w:firstLine="360"/>
+        <w:rPr>
+          <w:lang w:val="en-US"/>
+        </w:rPr>
+      </w:pPr>
+    </w:p>
+    <w:p>
+      <w:pPr>
+        <w:ind w:left="1080" w:firstLine="360"/>
+        <w:rPr>
+          <w:lang w:val="en-US"/>
+        </w:rPr>
+      </w:pPr>
+    </w:p>
+    <w:p>
+      <w:pPr>
+        <w:ind w:left="1080" w:firstLine="360"/>
+        <w:rPr>
+          <w:lang w:val="en-US"/>
+        </w:rPr>
+      </w:pPr>
+      <w:r>
+        <w:rPr>
+          <w:lang w:val="en-US"/>
+        </w:rPr>
+        <w:t>&lt;bean name="" class=""&gt;</w:t>
+      </w:r>
+    </w:p>
+    <w:p>
+      <w:pPr>
+        <w:ind w:left="1080" w:firstLine="360"/>
+        <w:rPr>
+          <w:lang w:val="en-US"/>
+        </w:rPr>
+      </w:pPr>
+      <w:r>
+        <w:rPr>
+          <w:lang w:val="en-US"/>
+        </w:rPr>
+        <w:tab/>
+        <w:t>&lt;property name=""&gt;</w:t>
+      </w:r>
+    </w:p>
+    <w:p>
+      <w:pPr>
+        <w:ind w:left="1080" w:firstLine="360"/>
+        <w:rPr>
+          <w:lang w:val="en-US"/>
+        </w:rPr>
+      </w:pPr>
+      <w:r>
+        <w:rPr>
+          <w:lang w:val="en-US"/>
+        </w:rPr>
+        <w:tab/>
+      </w:r>
+      <w:r>
+        <w:rPr>
+          <w:lang w:val="en-US"/>
+        </w:rPr>
+        <w:tab/>
+        <w:t>&lt;value&gt;&lt;/value&gt;</w:t>
+      </w:r>
+    </w:p>
+    <w:p>
+      <w:pPr>
+        <w:ind w:left="1080" w:firstLine="360"/>
+        <w:rPr>
+          <w:lang w:val="en-US"/>
+        </w:rPr>
+      </w:pPr>
+      <w:r>
+        <w:rPr>
+          <w:lang w:val="en-US"/>
+        </w:rPr>
+        <w:tab/>
+        <w:t>&lt;/property&gt;</w:t>
+      </w:r>
+    </w:p>
+    <w:p>
+      <w:pPr>
+        <w:ind w:left="1080" w:firstLine="360"/>
+        <w:rPr>
+          <w:lang w:val="en-US"/>
+        </w:rPr>
+      </w:pPr>
+      <w:r>
+        <w:rPr>
+          <w:lang w:val="en-US"/>
+        </w:rPr>
+        <w:t>&lt;/bean&gt;</w:t>
+      </w:r>
+    </w:p>
+    <w:p>
+      <w:pPr>
+        <w:ind w:left="1080" w:firstLine="360"/>
+        <w:rPr>
+          <w:lang w:val="en-US"/>
+        </w:rPr>
+      </w:pPr>
+    </w:p>
+    <w:p>
+      <w:pPr>
+        <w:ind w:left="1080" w:firstLine="360"/>
+        <w:rPr>
+          <w:lang w:val="en-US"/>
+        </w:rPr>
+      </w:pPr>
+      <w:r>
+        <w:rPr>
+          <w:lang w:val="en-US"/>
+        </w:rPr>
+        <w:t>---------------------</w:t>
+      </w:r>
+    </w:p>
+    <w:p>
+      <w:pPr>
+        <w:ind w:left="1080" w:firstLine="360"/>
+        <w:rPr>
+          <w:lang w:val="en-US"/>
+        </w:rPr>
+      </w:pPr>
+      <w:r>
+        <w:rPr>
+          <w:lang w:val="en-US"/>
+        </w:rPr>
+        <w:t>&lt;bean name="" class=""&gt;</w:t>
+      </w:r>
+    </w:p>
+    <w:p>
+      <w:pPr>
+        <w:ind w:left="1080" w:firstLine="360"/>
+        <w:rPr>
+          <w:lang w:val="en-US"/>
+        </w:rPr>
+      </w:pPr>
+      <w:r>
+        <w:rPr>
+          <w:lang w:val="en-US"/>
+        </w:rPr>
+        <w:tab/>
+        <w:t>&lt;property name="" value="" /&gt;</w:t>
+      </w:r>
+    </w:p>
+    <w:p>
+      <w:pPr>
+        <w:ind w:left="1080" w:firstLine="360"/>
+        <w:rPr>
+          <w:lang w:val="en-US"/>
+        </w:rPr>
+      </w:pPr>
+      <w:r>
+        <w:rPr>
+          <w:lang w:val="en-US"/>
+        </w:rPr>
+        <w:t>&lt;/bean&gt;</w:t>
+      </w:r>
+    </w:p>
+    <w:p>
+      <w:pPr>
+        <w:ind w:left="1080" w:firstLine="360"/>
+        <w:rPr>
+          <w:lang w:val="en-US"/>
+        </w:rPr>
+      </w:pPr>
+      <w:r>
+        <w:rPr>
+          <w:lang w:val="en-US"/>
+        </w:rPr>
+        <w:t>-----------------------</w:t>
+      </w:r>
+    </w:p>
+    <w:p>
+      <w:pPr>
+        <w:ind w:left="1080" w:firstLine="360"/>
+        <w:rPr>
+          <w:lang w:val="en-US"/>
+        </w:rPr>
+      </w:pPr>
+    </w:p>
+    <w:p>
+      <w:pPr>
+        <w:ind w:left="1080" w:firstLine="360"/>
+        <w:rPr>
+          <w:lang w:val="en-US"/>
+        </w:rPr>
+      </w:pPr>
+      <w:r>
+        <w:rPr>
+          <w:lang w:val="en-US"/>
+        </w:rPr>
+        <w:t>&lt;bean name="" class="" p:name="value" /&gt;</w:t>
+      </w:r>
+    </w:p>
+    <w:p>
+      <w:pPr>
+        <w:ind w:left="1080" w:firstLine="360"/>
+        <w:rPr>
+          <w:lang w:val="en-US"/>
+        </w:rPr>
+      </w:pPr>
+    </w:p>
+    <w:p>
+      <w:pPr>
+        <w:ind w:left="1080" w:firstLine="360"/>
+        <w:rPr>
+          <w:lang w:val="en-US"/>
+        </w:rPr>
+      </w:pPr>
+      <w:r>
+        <w:rPr>
+          <w:lang w:val="en-US"/>
+        </w:rPr>
+        <w:lastRenderedPageBreak/>
+        <w:t>-----------------------------</w:t>
+      </w:r>
+    </w:p>
+    <w:p>
+      <w:pPr>
+        <w:ind w:left="1080" w:firstLine="360"/>
+        <w:rPr>
+          <w:lang w:val="en-US"/>
+        </w:rPr>
+      </w:pPr>
+    </w:p>
+    <w:p>
+      <w:pPr>
+        <w:ind w:left="1080" w:firstLine="360"/>
+        <w:rPr>
+          <w:lang w:val="en-US"/>
+        </w:rPr>
+      </w:pPr>
+    </w:p>
+    <w:p>
+      <w:pPr>
+        <w:ind w:left="1080" w:firstLine="360"/>
+        <w:rPr>
+          <w:lang w:val="en-US"/>
+        </w:rPr>
+      </w:pPr>
+      <w:r>
+        <w:rPr>
+          <w:lang w:val="en-US"/>
+        </w:rPr>
+        <w:t>&lt;bean name="" class=""&gt;</w:t>
+      </w:r>
+    </w:p>
+    <w:p>
+      <w:pPr>
+        <w:ind w:left="1080" w:firstLine="360"/>
+        <w:rPr>
+          <w:lang w:val="en-US"/>
+        </w:rPr>
+      </w:pPr>
+      <w:r>
+        <w:rPr>
+          <w:lang w:val="en-US"/>
+        </w:rPr>
+        <w:tab/>
+        <w:t>&lt;property name=""&gt;</w:t>
+      </w:r>
+    </w:p>
+    <w:p>
+      <w:pPr>
+        <w:ind w:left="1080" w:firstLine="360"/>
+        <w:rPr>
+          <w:lang w:val="en-US"/>
+        </w:rPr>
+      </w:pPr>
+      <w:r>
+        <w:rPr>
+          <w:lang w:val="en-US"/>
+        </w:rPr>
+        <w:tab/>
+      </w:r>
+      <w:r>
+        <w:rPr>
+          <w:lang w:val="en-US"/>
+        </w:rPr>
+        <w:tab/>
+        <w:t>&lt;list&gt;</w:t>
+      </w:r>
+    </w:p>
+    <w:p>
+      <w:pPr>
+        <w:ind w:left="1080" w:firstLine="360"/>
+        <w:rPr>
+          <w:lang w:val="en-US"/>
+        </w:rPr>
+      </w:pPr>
+      <w:r>
+        <w:rPr>
+          <w:lang w:val="en-US"/>
+        </w:rPr>
+        <w:tab/>
+      </w:r>
+      <w:r>
+        <w:rPr>
+          <w:lang w:val="en-US"/>
+        </w:rPr>
+        <w:tab/>
+      </w:r>
+      <w:r>
+        <w:rPr>
+          <w:lang w:val="en-US"/>
+        </w:rPr>
+        <w:tab/>
+        <w:t>&lt;value&gt;&lt;/value&gt;</w:t>
+      </w:r>
+    </w:p>
+    <w:p>
+      <w:pPr>
+        <w:ind w:left="1080" w:firstLine="360"/>
+        <w:rPr>
+          <w:lang w:val="en-US"/>
+        </w:rPr>
+      </w:pPr>
+      <w:r>
+        <w:rPr>
+          <w:lang w:val="en-US"/>
+        </w:rPr>
+        <w:tab/>
+      </w:r>
+      <w:r>
+        <w:rPr>
+          <w:lang w:val="en-US"/>
+        </w:rPr>
+        <w:tab/>
+      </w:r>
+      <w:r>
+        <w:rPr>
+          <w:lang w:val="en-US"/>
+        </w:rPr>
+        <w:tab/>
+        <w:t>&lt;value&gt;&lt;/value&gt;</w:t>
+      </w:r>
+    </w:p>
+    <w:p>
+      <w:pPr>
+        <w:ind w:left="1080" w:firstLine="360"/>
+        <w:rPr>
+          <w:lang w:val="en-US"/>
+        </w:rPr>
+      </w:pPr>
+      <w:r>
+        <w:rPr>
+          <w:lang w:val="en-US"/>
+        </w:rPr>
+        <w:tab/>
+      </w:r>
+      <w:r>
+        <w:rPr>
+          <w:lang w:val="en-US"/>
+        </w:rPr>
+        <w:tab/>
+        <w:t>&lt;/list&gt;</w:t>
+      </w:r>
+    </w:p>
+    <w:p>
+      <w:pPr>
+        <w:ind w:left="1080" w:firstLine="360"/>
+        <w:rPr>
+          <w:lang w:val="en-US"/>
+        </w:rPr>
+      </w:pPr>
+      <w:r>
+        <w:rPr>
+          <w:lang w:val="en-US"/>
+        </w:rPr>
+        <w:tab/>
+        <w:t>&lt;/property&gt;</w:t>
+      </w:r>
+    </w:p>
+    <w:p>
+      <w:pPr>
+        <w:ind w:left="1080" w:firstLine="360"/>
+        <w:rPr>
+          <w:lang w:val="en-US"/>
+        </w:rPr>
+      </w:pPr>
+      <w:r>
+        <w:rPr>
+          <w:lang w:val="en-US"/>
+        </w:rPr>
+        <w:t>&lt;/bean&gt;</w:t>
+      </w:r>
+    </w:p>
+    <w:p>
+      <w:pPr>
+        <w:ind w:left="1080" w:firstLine="360"/>
+        <w:rPr>
+          <w:lang w:val="en-US"/>
+        </w:rPr>
+      </w:pPr>
+      <w:r>
+        <w:rPr>
+          <w:lang w:val="en-US"/>
+        </w:rPr>
+        <w:t>--------------------------------------------</w:t>
+      </w:r>
+    </w:p>
+    <w:p>
+      <w:pPr>
+        <w:ind w:left="1080" w:firstLine="360"/>
+        <w:rPr>
+          <w:lang w:val="en-US"/>
+        </w:rPr>
+      </w:pPr>
+    </w:p>
+    <w:p>
+      <w:pPr>
+        <w:ind w:left="1080" w:firstLine="360"/>
+        <w:rPr>
+          <w:lang w:val="en-US"/>
+        </w:rPr>
+      </w:pPr>
+      <w:r>
+        <w:rPr>
+          <w:lang w:val="en-US"/>
+        </w:rPr>
+        <w:t>&lt;bean name="" class=""&gt;</w:t>
+      </w:r>
+    </w:p>
+    <w:p>
+      <w:pPr>
+        <w:ind w:left="1080" w:firstLine="360"/>
+        <w:rPr>
+          <w:lang w:val="en-US"/>
+        </w:rPr>
+      </w:pPr>
+      <w:r>
+        <w:rPr>
+          <w:lang w:val="en-US"/>
+        </w:rPr>
+        <w:tab/>
+        <w:t>&lt;property name=""&gt;</w:t>
+      </w:r>
+    </w:p>
+    <w:p>
+      <w:pPr>
+        <w:ind w:left="1080" w:firstLine="360"/>
+        <w:rPr>
+          <w:lang w:val="en-US"/>
+        </w:rPr>
+      </w:pPr>
+      <w:r>
+        <w:rPr>
+          <w:lang w:val="en-US"/>
+        </w:rPr>
+        <w:tab/>
+      </w:r>
+      <w:r>
+        <w:rPr>
+          <w:lang w:val="en-US"/>
+        </w:rPr>
+        <w:tab/>
+        <w:t>&lt;list&gt;</w:t>
+      </w:r>
+    </w:p>
+    <w:p>
+      <w:pPr>
+        <w:ind w:left="1080" w:firstLine="360"/>
+        <w:rPr>
+          <w:lang w:val="en-US"/>
+        </w:rPr>
+      </w:pPr>
+      <w:r>
+        <w:rPr>
+          <w:lang w:val="en-US"/>
+        </w:rPr>
+        <w:tab/>
+      </w:r>
+      <w:r>
+        <w:rPr>
+          <w:lang w:val="en-US"/>
+        </w:rPr>
+        <w:tab/>
+      </w:r>
+      <w:r>
+        <w:rPr>
+          <w:lang w:val="en-US"/>
+        </w:rPr>
+        <w:tab/>
+        <w:t>&lt;ref bean="" /&gt;</w:t>
+      </w:r>
+    </w:p>
+    <w:p>
+      <w:pPr>
+        <w:ind w:left="1080" w:firstLine="360"/>
+        <w:rPr>
+          <w:lang w:val="en-US"/>
+        </w:rPr>
+      </w:pPr>
+      <w:r>
+        <w:rPr>
+          <w:lang w:val="en-US"/>
+        </w:rPr>
+        <w:tab/>
+      </w:r>
+      <w:r>
+        <w:rPr>
+          <w:lang w:val="en-US"/>
+        </w:rPr>
+        <w:tab/>
+      </w:r>
+      <w:r>
+        <w:rPr>
+          <w:lang w:val="en-US"/>
+        </w:rPr>
+        <w:tab/>
+        <w:t>&lt;ref bean="" /&gt;</w:t>
+      </w:r>
+    </w:p>
+    <w:p>
+      <w:pPr>
+        <w:ind w:left="1080" w:firstLine="360"/>
+        <w:rPr>
+          <w:lang w:val="en-US"/>
+        </w:rPr>
+      </w:pPr>
+      <w:r>
+        <w:rPr>
+          <w:lang w:val="en-US"/>
+        </w:rPr>
+        <w:tab/>
+      </w:r>
+      <w:r>
+        <w:rPr>
+          <w:lang w:val="en-US"/>
+        </w:rPr>
+        <w:tab/>
+        <w:t>&lt;/list&gt;</w:t>
+      </w:r>
+    </w:p>
+    <w:p>
+      <w:pPr>
+        <w:ind w:left="1080" w:firstLine="360"/>
+        <w:rPr>
+          <w:lang w:val="en-US"/>
+        </w:rPr>
+      </w:pPr>
+      <w:r>
+        <w:rPr>
+          <w:lang w:val="en-US"/>
+        </w:rPr>
+        <w:tab/>
+        <w:t>&lt;/property&gt;</w:t>
+      </w:r>
+    </w:p>
+    <w:p>
+      <w:pPr>
+        <w:ind w:left="1080" w:firstLine="360"/>
+        <w:rPr>
+          <w:lang w:val="en-US"/>
+        </w:rPr>
+      </w:pPr>
+      <w:r>
+        <w:rPr>
+          <w:lang w:val="en-US"/>
+        </w:rPr>
+        <w:t>&lt;/bean&gt;</w:t>
+      </w:r>
+    </w:p>
+    <w:p>
+      <w:pPr>
+        <w:ind w:left="1080" w:firstLine="360"/>
+        <w:rPr>
+          <w:lang w:val="en-US"/>
+        </w:rPr>
+      </w:pPr>
+      <w:r>
+        <w:rPr>
+          <w:lang w:val="en-US"/>
+        </w:rPr>
+        <w:t>------------------------------------</w:t>
+      </w:r>
+    </w:p>
+    <w:p>
+      <w:pPr>
+        <w:ind w:left="1080" w:firstLine="360"/>
+        <w:rPr>
+          <w:lang w:val="en-US"/>
+        </w:rPr>
+      </w:pPr>
+      <w:r>
+        <w:rPr>
+          <w:lang w:val="en-US"/>
+        </w:rPr>
+        <w:t>&lt;bean name="" class=""&gt;</w:t>
+      </w:r>
+    </w:p>
+    <w:p>
+      <w:pPr>
+        <w:ind w:left="1080" w:firstLine="360"/>
+        <w:rPr>
+          <w:lang w:val="en-US"/>
+        </w:rPr>
+      </w:pPr>
+      <w:r>
+        <w:rPr>
+          <w:lang w:val="en-US"/>
+        </w:rPr>
+        <w:tab/>
+        <w:t>&lt;property name=""&gt;</w:t>
+      </w:r>
+    </w:p>
+    <w:p>
+      <w:pPr>
+        <w:ind w:left="1080" w:firstLine="360"/>
+        <w:rPr>
+          <w:lang w:val="en-US"/>
+        </w:rPr>
+      </w:pPr>
+      <w:r>
+        <w:rPr>
+          <w:lang w:val="en-US"/>
+        </w:rPr>
+        <w:tab/>
+      </w:r>
+      <w:r>
+        <w:rPr>
+          <w:lang w:val="en-US"/>
+        </w:rPr>
+        <w:tab/>
+        <w:t>&lt;set&gt;</w:t>
+      </w:r>
+    </w:p>
+    <w:p>
+      <w:pPr>
+        <w:ind w:left="1080" w:firstLine="360"/>
+        <w:rPr>
+          <w:lang w:val="en-US"/>
+        </w:rPr>
+      </w:pPr>
+      <w:r>
+        <w:rPr>
+          <w:lang w:val="en-US"/>
+        </w:rPr>
+        <w:tab/>
+      </w:r>
+      <w:r>
+        <w:rPr>
+          <w:lang w:val="en-US"/>
+        </w:rPr>
+        <w:tab/>
+      </w:r>
+      <w:r>
+        <w:rPr>
+          <w:lang w:val="en-US"/>
+        </w:rPr>
+        <w:tab/>
+        <w:t>&lt;ref bean="" /&gt;</w:t>
+      </w:r>
+    </w:p>
+    <w:p>
+      <w:pPr>
+        <w:ind w:left="1080" w:firstLine="360"/>
+        <w:rPr>
+          <w:lang w:val="en-US"/>
+        </w:rPr>
+      </w:pPr>
+      <w:r>
+        <w:rPr>
+          <w:lang w:val="en-US"/>
+        </w:rPr>
+        <w:tab/>
+      </w:r>
+      <w:r>
+        <w:rPr>
+          <w:lang w:val="en-US"/>
+        </w:rPr>
+        <w:tab/>
+      </w:r>
+      <w:r>
+        <w:rPr>
+          <w:lang w:val="en-US"/>
+        </w:rPr>
+        <w:tab/>
+        <w:t>&lt;ref bean="" /&gt;</w:t>
+      </w:r>
+    </w:p>
+    <w:p>
+      <w:pPr>
+        <w:ind w:left="1080" w:firstLine="360"/>
+        <w:rPr>
+          <w:lang w:val="en-US"/>
+        </w:rPr>
+      </w:pPr>
+      <w:r>
+        <w:rPr>
+          <w:lang w:val="en-US"/>
+        </w:rPr>
+        <w:tab/>
+      </w:r>
+      <w:r>
+        <w:rPr>
+          <w:lang w:val="en-US"/>
+        </w:rPr>
+        <w:tab/>
+        <w:t>&lt;/set&gt;</w:t>
+      </w:r>
+    </w:p>
+    <w:p>
+      <w:pPr>
+        <w:ind w:left="1080" w:firstLine="360"/>
+        <w:rPr>
+          <w:lang w:val="en-US"/>
+        </w:rPr>
+      </w:pPr>
+      <w:r>
+        <w:rPr>
+          <w:lang w:val="en-US"/>
+        </w:rPr>
+        <w:tab/>
+        <w:t>&lt;/property&gt;</w:t>
+      </w:r>
+    </w:p>
+    <w:p>
+      <w:pPr>
+        <w:ind w:left="1080" w:firstLine="360"/>
+        <w:rPr>
+          <w:lang w:val="en-US"/>
+        </w:rPr>
+      </w:pPr>
+      <w:r>
+        <w:rPr>
+          <w:lang w:val="en-US"/>
+        </w:rPr>
+        <w:t>&lt;/bean&gt;</w:t>
+      </w:r>
+    </w:p>
+    <w:p>
+      <w:pPr>
+        <w:ind w:left="1080" w:firstLine="360"/>
+        <w:rPr>
+          <w:lang w:val="en-US"/>
+        </w:rPr>
+      </w:pPr>
+      <w:r>
+        <w:rPr>
+          <w:lang w:val="en-US"/>
+        </w:rPr>
+        <w:t>--------------------------</w:t>
+      </w:r>
+    </w:p>
+    <w:p>
+      <w:pPr>
+        <w:ind w:left="1080" w:firstLine="360"/>
+        <w:rPr>
+          <w:lang w:val="en-US"/>
+        </w:rPr>
+      </w:pPr>
+      <w:r>
+        <w:rPr>
+          <w:lang w:val="en-US"/>
+        </w:rPr>
+        <w:lastRenderedPageBreak/>
+        <w:t>&lt;bean name="" class=""&gt;</w:t>
+      </w:r>
+    </w:p>
+    <w:p>
+      <w:pPr>
+        <w:ind w:left="1080" w:firstLine="360"/>
+        <w:rPr>
+          <w:lang w:val="en-US"/>
+        </w:rPr>
+      </w:pPr>
+      <w:r>
+        <w:rPr>
+          <w:lang w:val="en-US"/>
+        </w:rPr>
+        <w:tab/>
+        <w:t>&lt;property name=""&gt;</w:t>
+      </w:r>
+    </w:p>
+    <w:p>
+      <w:pPr>
+        <w:ind w:left="1080" w:firstLine="360"/>
+        <w:rPr>
+          <w:lang w:val="en-US"/>
+        </w:rPr>
+      </w:pPr>
+      <w:r>
+        <w:rPr>
+          <w:lang w:val="en-US"/>
+        </w:rPr>
+        <w:tab/>
+      </w:r>
+      <w:r>
+        <w:rPr>
+          <w:lang w:val="en-US"/>
+        </w:rPr>
+        <w:tab/>
+        <w:t>&lt;map&gt;</w:t>
+      </w:r>
+    </w:p>
+    <w:p>
+      <w:pPr>
+        <w:ind w:left="1080" w:firstLine="360"/>
+        <w:rPr>
+          <w:lang w:val="en-US"/>
+        </w:rPr>
+      </w:pPr>
+      <w:r>
+        <w:rPr>
+          <w:lang w:val="en-US"/>
+        </w:rPr>
+        <w:tab/>
+      </w:r>
+      <w:r>
+        <w:rPr>
+          <w:lang w:val="en-US"/>
+        </w:rPr>
+        <w:tab/>
+      </w:r>
+      <w:r>
+        <w:rPr>
+          <w:lang w:val="en-US"/>
+        </w:rPr>
+        <w:tab/>
+        <w:t>&lt;entry key="" value="" /&gt;</w:t>
+      </w:r>
+    </w:p>
+    <w:p>
+      <w:pPr>
+        <w:ind w:left="1080" w:firstLine="360"/>
+        <w:rPr>
+          <w:lang w:val="en-US"/>
+        </w:rPr>
+      </w:pPr>
+      <w:r>
+        <w:rPr>
+          <w:lang w:val="en-US"/>
+        </w:rPr>
+        <w:tab/>
+      </w:r>
+      <w:r>
+        <w:rPr>
+          <w:lang w:val="en-US"/>
+        </w:rPr>
+        <w:tab/>
+      </w:r>
+      <w:r>
+        <w:rPr>
+          <w:lang w:val="en-US"/>
+        </w:rPr>
+        <w:tab/>
+        <w:t>&lt;entry key=""&gt;</w:t>
+      </w:r>
+    </w:p>
+    <w:p>
+      <w:pPr>
+        <w:ind w:left="1080" w:firstLine="360"/>
+        <w:rPr>
+          <w:lang w:val="en-US"/>
+        </w:rPr>
+      </w:pPr>
+      <w:r>
+        <w:rPr>
+          <w:lang w:val="en-US"/>
+        </w:rPr>
+        <w:tab/>
+      </w:r>
+      <w:r>
+        <w:rPr>
+          <w:lang w:val="en-US"/>
+        </w:rPr>
+        <w:tab/>
+      </w:r>
+      <w:r>
+        <w:rPr>
+          <w:lang w:val="en-US"/>
+        </w:rPr>
+        <w:tab/>
+      </w:r>
+      <w:r>
+        <w:rPr>
+          <w:lang w:val="en-US"/>
+        </w:rPr>
+        <w:tab/>
+        <w:t>&lt;value&gt;&lt;/value&gt;</w:t>
+      </w:r>
+    </w:p>
+    <w:p>
+      <w:pPr>
+        <w:ind w:left="1080" w:firstLine="360"/>
+        <w:rPr>
+          <w:lang w:val="en-US"/>
+        </w:rPr>
+      </w:pPr>
+      <w:r>
+        <w:rPr>
+          <w:lang w:val="en-US"/>
+        </w:rPr>
+        <w:tab/>
+      </w:r>
+      <w:r>
+        <w:rPr>
+          <w:lang w:val="en-US"/>
+        </w:rPr>
+        <w:tab/>
+      </w:r>
+      <w:r>
+        <w:rPr>
+          <w:lang w:val="en-US"/>
+        </w:rPr>
+        <w:tab/>
+        <w:t>&lt;/entry&gt;</w:t>
+      </w:r>
+    </w:p>
+    <w:p>
+      <w:pPr>
+        <w:ind w:left="1080" w:firstLine="360"/>
+        <w:rPr>
+          <w:lang w:val="en-US"/>
+        </w:rPr>
+      </w:pPr>
+      <w:r>
+        <w:rPr>
+          <w:lang w:val="en-US"/>
+        </w:rPr>
+        <w:tab/>
+      </w:r>
+      <w:r>
+        <w:rPr>
+          <w:lang w:val="en-US"/>
+        </w:rPr>
+        <w:tab/>
+        <w:t>&lt;/map&gt;</w:t>
+      </w:r>
+    </w:p>
+    <w:p>
+      <w:pPr>
+        <w:ind w:left="1080" w:firstLine="360"/>
+        <w:rPr>
+          <w:lang w:val="en-US"/>
+        </w:rPr>
+      </w:pPr>
+      <w:r>
+        <w:rPr>
+          <w:lang w:val="en-US"/>
+        </w:rPr>
+        <w:tab/>
+        <w:t>&lt;/property&gt;</w:t>
+      </w:r>
+    </w:p>
+    <w:p>
+      <w:pPr>
+        <w:pBdr>
+          <w:bottom w:val="single" w:sz="6" w:space="1" w:color="auto"/>
+        </w:pBdr>
+        <w:ind w:left="1080" w:firstLine="360"/>
+        <w:rPr>
+          <w:lang w:val="en-US"/>
+        </w:rPr>
+      </w:pPr>
+      <w:r>
+        <w:rPr>
+          <w:lang w:val="en-US"/>
+        </w:rPr>
+        <w:t>&lt;/bean&gt;</w:t>
+      </w:r>
+    </w:p>
+    <w:p>
+      <w:pPr>
+        <w:ind w:left="1080" w:firstLine="360"/>
+        <w:rPr>
+          <w:lang w:val="en-US"/>
+        </w:rPr>
+      </w:pPr>
+      <w:r>
+        <w:rPr>
+          <w:lang w:val="en-US"/>
+        </w:rPr>
+        <w:t>Instead of using xml configuration file,</w:t>
+      </w:r>
+    </w:p>
+    <w:p>
+      <w:pPr>
+        <w:ind w:left="1080" w:firstLine="360"/>
+        <w:rPr>
+          <w:lang w:val="en-US"/>
+        </w:rPr>
+      </w:pPr>
+      <w:r>
+        <w:rPr>
+          <w:lang w:val="en-US"/>
+        </w:rPr>
+        <w:t>We can configure the beans, using “Annotation”s</w:t>
+      </w:r>
+    </w:p>
+    <w:p>
+      <w:pPr>
+        <w:ind w:left="1080" w:firstLine="360"/>
+        <w:rPr>
+          <w:lang w:val="en-US"/>
+        </w:rPr>
+      </w:pPr>
+    </w:p>
+    <w:p>
+      <w:pPr>
+        <w:ind w:left="1080" w:firstLine="360"/>
+        <w:rPr>
+          <w:lang w:val="en-US"/>
+        </w:rPr>
+      </w:pPr>
+      <w:r>
+        <w:rPr>
+          <w:lang w:val="en-US"/>
+        </w:rPr>
+        <w:t>To configure a bean, we can use:</w:t>
+      </w:r>
+    </w:p>
+    <w:p>
+      <w:pPr>
+        <w:ind w:left="1080" w:firstLine="360"/>
+        <w:rPr>
+          <w:lang w:val="en-US"/>
+        </w:rPr>
+      </w:pPr>
+      <w:r>
+        <w:rPr>
+          <w:lang w:val="en-US"/>
+        </w:rPr>
+        <w:tab/>
+        <w:t>@Bean</w:t>
+      </w:r>
+    </w:p>
+    <w:p>
+      <w:pPr>
+        <w:ind w:left="1080" w:firstLine="360"/>
+        <w:rPr>
+          <w:lang w:val="en-US"/>
+        </w:rPr>
+      </w:pPr>
+      <w:r>
+        <w:rPr>
+          <w:lang w:val="en-US"/>
+        </w:rPr>
+        <w:tab/>
+        <w:t>@Component</w:t>
+      </w:r>
+    </w:p>
+    <w:p>
+      <w:pPr>
+        <w:ind w:left="1080" w:firstLine="360"/>
+        <w:rPr>
+          <w:lang w:val="en-US"/>
+        </w:rPr>
+      </w:pPr>
+    </w:p>
+    <w:p>
+      <w:pPr>
+        <w:ind w:left="1080" w:firstLine="360"/>
+        <w:rPr>
+          <w:lang w:val="en-US"/>
+        </w:rPr>
+      </w:pPr>
+      <w:r>
+        <w:rPr>
+          <w:lang w:val="en-US"/>
+        </w:rPr>
+        <w:t xml:space="preserve">If you want to declare a class as a bean, </w:t>
+      </w:r>
+    </w:p>
+    <w:p>
+      <w:pPr>
+        <w:pBdr>
+          <w:bottom w:val="single" w:sz="6" w:space="1" w:color="auto"/>
+        </w:pBdr>
+        <w:ind w:left="1080" w:firstLine="360"/>
+        <w:rPr>
+          <w:lang w:val="en-US"/>
+        </w:rPr>
+      </w:pPr>
+      <w:r>
+        <w:rPr>
+          <w:lang w:val="en-US"/>
+        </w:rPr>
+        <w:tab/>
+        <w:t>@Component</w:t>
+      </w:r>
+    </w:p>
+    <w:p>
+      <w:pPr>
+        <w:pBdr>
+          <w:bottom w:val="single" w:sz="6" w:space="1" w:color="auto"/>
+        </w:pBdr>
+        <w:ind w:left="1080" w:firstLine="360"/>
+        <w:rPr>
+          <w:lang w:val="en-US"/>
+        </w:rPr>
+      </w:pPr>
+    </w:p>
+    <w:p>
+      <w:pPr>
+        <w:pBdr>
+          <w:bottom w:val="single" w:sz="6" w:space="1" w:color="auto"/>
+        </w:pBdr>
+        <w:ind w:left="1080" w:firstLine="360"/>
+        <w:rPr>
+          <w:lang w:val="en-US"/>
+        </w:rPr>
+      </w:pPr>
+      <w:r>
+        <w:rPr>
+          <w:lang w:val="en-US"/>
+        </w:rPr>
+        <w:t xml:space="preserve">@Component </w:t>
+      </w:r>
+    </w:p>
+    <w:p>
+      <w:pPr>
+        <w:pBdr>
+          <w:bottom w:val="single" w:sz="6" w:space="1" w:color="auto"/>
+        </w:pBdr>
+        <w:ind w:left="1080" w:firstLine="360"/>
+        <w:rPr>
+          <w:lang w:val="en-US"/>
+        </w:rPr>
+      </w:pPr>
+      <w:r>
+        <w:rPr>
+          <w:lang w:val="en-US"/>
+        </w:rPr>
+        <w:t>public class Book</w:t>
+      </w:r>
+    </w:p>
+    <w:p>
+      <w:pPr>
+        <w:pBdr>
+          <w:bottom w:val="single" w:sz="6" w:space="1" w:color="auto"/>
+        </w:pBdr>
+        <w:ind w:left="1080" w:firstLine="360"/>
+        <w:rPr>
+          <w:lang w:val="en-US"/>
+        </w:rPr>
+      </w:pPr>
+      <w:r>
+        <w:rPr>
+          <w:lang w:val="en-US"/>
+        </w:rPr>
+        <w:t>{}</w:t>
+      </w:r>
+    </w:p>
+    <w:p>
+      <w:pPr>
+        <w:ind w:left="1080" w:firstLine="360"/>
+        <w:rPr>
+          <w:lang w:val="en-US"/>
+        </w:rPr>
+      </w:pPr>
+      <w:r>
+        <w:rPr>
+          <w:lang w:val="en-US"/>
+        </w:rPr>
+        <w:t>Suppose, if there is a built-in class</w:t>
+      </w:r>
+      <w:r>
+        <w:rPr>
+          <w:lang w:val="en-US"/>
+        </w:rPr>
+        <w:tab/>
+        <w:t>JdbcTemplate</w:t>
+      </w:r>
+    </w:p>
+    <w:p>
+      <w:pPr>
+        <w:ind w:left="1080" w:firstLine="360"/>
+        <w:rPr>
+          <w:lang w:val="en-US"/>
+        </w:rPr>
+      </w:pPr>
+      <w:r>
+        <w:rPr>
+          <w:lang w:val="en-US"/>
+        </w:rPr>
+        <w:t>We are not the owner of the class: we cannot modify the source code of that class</w:t>
+      </w:r>
+    </w:p>
+    <w:p>
+      <w:pPr>
+        <w:ind w:left="1080" w:firstLine="360"/>
+        <w:rPr>
+          <w:lang w:val="en-US"/>
+        </w:rPr>
+      </w:pPr>
+      <w:r>
+        <w:rPr>
+          <w:lang w:val="en-US"/>
+        </w:rPr>
+        <w:t>@Component</w:t>
+      </w:r>
+    </w:p>
+    <w:p>
+      <w:pPr>
+        <w:ind w:left="1080" w:firstLine="360"/>
+        <w:rPr>
+          <w:lang w:val="en-US"/>
+        </w:rPr>
+      </w:pPr>
+      <w:r>
+        <w:rPr>
+          <w:lang w:val="en-US"/>
+        </w:rPr>
+        <w:t>public class JdbcTemplate</w:t>
+      </w:r>
+      <w:r>
+        <w:rPr>
+          <w:lang w:val="en-US"/>
+        </w:rPr>
+        <w:tab/>
+      </w:r>
+      <w:r>
+        <w:rPr>
+          <w:lang w:val="en-US"/>
+        </w:rPr>
+        <w:tab/>
+        <w:t>//NOT POSSIBLE</w:t>
+      </w:r>
+    </w:p>
+    <w:p>
+      <w:pPr>
+        <w:ind w:left="1080" w:firstLine="360"/>
+        <w:rPr>
+          <w:lang w:val="en-US"/>
+        </w:rPr>
+      </w:pPr>
+    </w:p>
+    <w:p>
+      <w:pPr>
+        <w:ind w:left="1080" w:firstLine="360"/>
+        <w:rPr>
+          <w:lang w:val="en-US"/>
+        </w:rPr>
+      </w:pPr>
+      <w:r>
+        <w:rPr>
+          <w:lang w:val="en-US"/>
+        </w:rPr>
+        <w:t>@Bean</w:t>
+      </w:r>
+    </w:p>
+    <w:p>
+      <w:pPr>
+        <w:ind w:left="1080" w:firstLine="360"/>
+        <w:rPr>
+          <w:lang w:val="en-US"/>
+        </w:rPr>
+      </w:pPr>
+      <w:r>
+        <w:rPr>
+          <w:lang w:val="en-US"/>
+        </w:rPr>
+        <w:t>public JdbcTemplate jt()</w:t>
+      </w:r>
+    </w:p>
+    <w:p>
+      <w:pPr>
+        <w:ind w:left="1080" w:firstLine="360"/>
+        <w:rPr>
+          <w:lang w:val="en-US"/>
+        </w:rPr>
+      </w:pPr>
+      <w:r>
+        <w:rPr>
+          <w:lang w:val="en-US"/>
+        </w:rPr>
+        <w:t>{}</w:t>
+      </w:r>
+    </w:p>
+    <w:p>
+      <w:pPr>
+        <w:ind w:left="1080" w:firstLine="360"/>
+        <w:rPr>
+          <w:lang w:val="en-US"/>
+        </w:rPr>
+      </w:pPr>
+      <w:r>
+        <w:rPr>
+          <w:lang w:val="en-US"/>
+        </w:rPr>
+        <w:lastRenderedPageBreak/>
+        <w:tab/>
+      </w:r>
+      <w:r>
+        <w:rPr>
+          <w:lang w:val="en-US"/>
+        </w:rPr>
+        <w:t>--------------------------</w:t>
+      </w:r>
+    </w:p>
+    <w:p>
+      <w:pPr>
+        <w:ind w:left="1080" w:firstLine="360"/>
+        <w:rPr>
+          <w:lang w:val="en-US"/>
+        </w:rPr>
+      </w:pPr>
+      <w:r>
+        <w:rPr>
+          <w:lang w:val="en-US"/>
+        </w:rPr>
+        <w:t>Spring core without xml configuration file / config class:</w:t>
+      </w:r>
+    </w:p>
+    <w:p>
+      <w:pPr>
+        <w:ind w:left="1080" w:firstLine="360"/>
+        <w:rPr>
+          <w:lang w:val="en-US"/>
+        </w:rPr>
+      </w:pPr>
+      <w:r>
+        <w:rPr>
+          <w:lang w:val="en-US"/>
+        </w:rPr>
+        <w:t>package com.ust.spring;</w:t>
+      </w:r>
+    </w:p>
+    <w:p>
+      <w:pPr>
+        <w:ind w:left="1080" w:firstLine="360"/>
+        <w:rPr>
+          <w:lang w:val="en-US"/>
+        </w:rPr>
+      </w:pPr>
+    </w:p>
+    <w:p>
+      <w:pPr>
+        <w:ind w:left="1080" w:firstLine="360"/>
+        <w:rPr>
+          <w:lang w:val="en-US"/>
+        </w:rPr>
+      </w:pPr>
+      <w:r>
+        <w:rPr>
+          <w:lang w:val="en-US"/>
+        </w:rPr>
+        <w:t>import org.springframework.stereotype.Component;</w:t>
+      </w:r>
+    </w:p>
+    <w:p>
+      <w:pPr>
+        <w:ind w:left="1080" w:firstLine="360"/>
+        <w:rPr>
+          <w:lang w:val="en-US"/>
+        </w:rPr>
+      </w:pPr>
+    </w:p>
+    <w:p>
+      <w:pPr>
+        <w:ind w:left="1080" w:firstLine="360"/>
+        <w:rPr>
+          <w:lang w:val="en-US"/>
+        </w:rPr>
+      </w:pPr>
+      <w:r>
+        <w:rPr>
+          <w:lang w:val="en-US"/>
+        </w:rPr>
+        <w:t>@Component("emp")</w:t>
+      </w:r>
+    </w:p>
+    <w:p>
+      <w:pPr>
+        <w:ind w:left="1080" w:firstLine="360"/>
+        <w:rPr>
+          <w:lang w:val="en-US"/>
+        </w:rPr>
+      </w:pPr>
+      <w:r>
+        <w:rPr>
+          <w:lang w:val="en-US"/>
+        </w:rPr>
+        <w:t>public class Employee {</w:t>
+      </w:r>
+    </w:p>
+    <w:p>
+      <w:pPr>
+        <w:ind w:left="1080" w:firstLine="360"/>
+        <w:rPr>
+          <w:lang w:val="en-US"/>
+        </w:rPr>
+      </w:pPr>
+      <w:r>
+        <w:rPr>
+          <w:lang w:val="en-US"/>
+        </w:rPr>
+        <w:tab/>
+        <w:t>private Integer id;</w:t>
+      </w:r>
+    </w:p>
+    <w:p>
+      <w:pPr>
+        <w:ind w:left="1080" w:firstLine="360"/>
+        <w:rPr>
+          <w:lang w:val="en-US"/>
+        </w:rPr>
+      </w:pPr>
+      <w:r>
+        <w:rPr>
+          <w:lang w:val="en-US"/>
+        </w:rPr>
+        <w:tab/>
+        <w:t>private String name;</w:t>
+      </w:r>
+    </w:p>
+    <w:p>
+      <w:pPr>
+        <w:ind w:left="1080" w:firstLine="360"/>
+        <w:rPr>
+          <w:lang w:val="en-US"/>
+        </w:rPr>
+      </w:pPr>
+      <w:r>
+        <w:rPr>
+          <w:lang w:val="en-US"/>
+        </w:rPr>
+        <w:tab/>
+        <w:t>private String department;</w:t>
+      </w:r>
+    </w:p>
+    <w:p>
+      <w:pPr>
+        <w:ind w:left="1080" w:firstLine="360"/>
+        <w:rPr>
+          <w:lang w:val="en-US"/>
+        </w:rPr>
+      </w:pPr>
+      <w:r>
+        <w:rPr>
+          <w:lang w:val="en-US"/>
+        </w:rPr>
+        <w:tab/>
+      </w:r>
+    </w:p>
+    <w:p>
+      <w:pPr>
+        <w:ind w:left="1080" w:firstLine="360"/>
+        <w:rPr>
+          <w:lang w:val="en-US"/>
+        </w:rPr>
+      </w:pPr>
+      <w:r>
+        <w:rPr>
+          <w:lang w:val="en-US"/>
+        </w:rPr>
+        <w:tab/>
+        <w:t>public Employee() {}</w:t>
+      </w:r>
+    </w:p>
+    <w:p>
+      <w:pPr>
+        <w:ind w:left="1080" w:firstLine="360"/>
+        <w:rPr>
+          <w:lang w:val="en-US"/>
+        </w:rPr>
+      </w:pPr>
+    </w:p>
+    <w:p>
+      <w:pPr>
+        <w:ind w:left="1080" w:firstLine="360"/>
+        <w:rPr>
+          <w:lang w:val="en-US"/>
+        </w:rPr>
+      </w:pPr>
+      <w:r>
+        <w:rPr>
+          <w:lang w:val="en-US"/>
+        </w:rPr>
+        <w:tab/>
+        <w:t>public Employee(Integer id, String name, String department) {</w:t>
+      </w:r>
+    </w:p>
+    <w:p>
+      <w:pPr>
+        <w:ind w:left="1080" w:firstLine="360"/>
+        <w:rPr>
+          <w:lang w:val="en-US"/>
+        </w:rPr>
+      </w:pPr>
+      <w:r>
+        <w:rPr>
+          <w:lang w:val="en-US"/>
+        </w:rPr>
+        <w:tab/>
+      </w:r>
+      <w:r>
+        <w:rPr>
+          <w:lang w:val="en-US"/>
+        </w:rPr>
+        <w:tab/>
+        <w:t>super();</w:t>
+      </w:r>
+    </w:p>
+    <w:p>
+      <w:pPr>
+        <w:ind w:left="1080" w:firstLine="360"/>
+        <w:rPr>
+          <w:lang w:val="en-US"/>
+        </w:rPr>
+      </w:pPr>
+      <w:r>
+        <w:rPr>
+          <w:lang w:val="en-US"/>
+        </w:rPr>
+        <w:tab/>
+      </w:r>
+      <w:r>
+        <w:rPr>
+          <w:lang w:val="en-US"/>
+        </w:rPr>
+        <w:tab/>
+        <w:t>this.id = id;</w:t>
+      </w:r>
+    </w:p>
+    <w:p>
+      <w:pPr>
+        <w:ind w:left="1080" w:firstLine="360"/>
+        <w:rPr>
+          <w:lang w:val="en-US"/>
+        </w:rPr>
+      </w:pPr>
+      <w:r>
+        <w:rPr>
+          <w:lang w:val="en-US"/>
+        </w:rPr>
+        <w:tab/>
+      </w:r>
+      <w:r>
+        <w:rPr>
+          <w:lang w:val="en-US"/>
+        </w:rPr>
+        <w:tab/>
+        <w:t>this.name = name;</w:t>
+      </w:r>
+    </w:p>
+    <w:p>
+      <w:pPr>
+        <w:ind w:left="1080" w:firstLine="360"/>
+        <w:rPr>
+          <w:lang w:val="en-US"/>
+        </w:rPr>
+      </w:pPr>
+      <w:r>
+        <w:rPr>
+          <w:lang w:val="en-US"/>
+        </w:rPr>
+        <w:tab/>
+      </w:r>
+      <w:r>
+        <w:rPr>
+          <w:lang w:val="en-US"/>
+        </w:rPr>
+        <w:tab/>
+        <w:t>this.department = department;</w:t>
+      </w:r>
+    </w:p>
+    <w:p>
+      <w:pPr>
+        <w:ind w:left="1080" w:firstLine="360"/>
+        <w:rPr>
+          <w:lang w:val="en-US"/>
+        </w:rPr>
+      </w:pPr>
+      <w:r>
+        <w:rPr>
+          <w:lang w:val="en-US"/>
+        </w:rPr>
+        <w:tab/>
+        <w:t>}</w:t>
+      </w:r>
+    </w:p>
+    <w:p>
+      <w:pPr>
+        <w:ind w:left="1080" w:firstLine="360"/>
+        <w:rPr>
+          <w:lang w:val="en-US"/>
+        </w:rPr>
+      </w:pPr>
+    </w:p>
+    <w:p>
+      <w:pPr>
+        <w:ind w:left="1080" w:firstLine="360"/>
+        <w:rPr>
+          <w:lang w:val="en-US"/>
+        </w:rPr>
+      </w:pPr>
+      <w:r>
+        <w:rPr>
+          <w:lang w:val="en-US"/>
+        </w:rPr>
+        <w:tab/>
+        <w:t>public Integer getId() {</w:t>
+      </w:r>
+    </w:p>
+    <w:p>
+      <w:pPr>
+        <w:ind w:left="1080" w:firstLine="360"/>
+        <w:rPr>
+          <w:lang w:val="en-US"/>
+        </w:rPr>
+      </w:pPr>
+      <w:r>
+        <w:rPr>
+          <w:lang w:val="en-US"/>
+        </w:rPr>
+        <w:tab/>
+      </w:r>
+      <w:r>
+        <w:rPr>
+          <w:lang w:val="en-US"/>
+        </w:rPr>
+        <w:tab/>
+        <w:t>return id;</w:t>
+      </w:r>
+    </w:p>
+    <w:p>
+      <w:pPr>
+        <w:ind w:left="1080" w:firstLine="360"/>
+        <w:rPr>
+          <w:lang w:val="en-US"/>
+        </w:rPr>
+      </w:pPr>
+      <w:r>
+        <w:rPr>
+          <w:lang w:val="en-US"/>
+        </w:rPr>
+        <w:tab/>
+        <w:t>}</w:t>
+      </w:r>
+    </w:p>
+    <w:p>
+      <w:pPr>
+        <w:ind w:left="1080" w:firstLine="360"/>
+        <w:rPr>
+          <w:lang w:val="en-US"/>
+        </w:rPr>
+      </w:pPr>
+    </w:p>
+    <w:p>
+      <w:pPr>
+        <w:ind w:left="1080" w:firstLine="360"/>
+        <w:rPr>
+          <w:lang w:val="en-US"/>
+        </w:rPr>
+      </w:pPr>
+      <w:r>
+        <w:rPr>
+          <w:lang w:val="en-US"/>
+        </w:rPr>
+        <w:tab/>
+        <w:t>public void setId(Integer id) {</w:t>
+      </w:r>
+    </w:p>
+    <w:p>
+      <w:pPr>
+        <w:ind w:left="1080" w:firstLine="360"/>
+        <w:rPr>
+          <w:lang w:val="en-US"/>
+        </w:rPr>
+      </w:pPr>
+      <w:r>
+        <w:rPr>
+          <w:lang w:val="en-US"/>
+        </w:rPr>
+        <w:tab/>
+      </w:r>
+      <w:r>
+        <w:rPr>
+          <w:lang w:val="en-US"/>
+        </w:rPr>
+        <w:tab/>
+        <w:t>this.id = id;</w:t>
+      </w:r>
+    </w:p>
+    <w:p>
+      <w:pPr>
+        <w:ind w:left="1080" w:firstLine="360"/>
+        <w:rPr>
+          <w:lang w:val="en-US"/>
+        </w:rPr>
+      </w:pPr>
+      <w:r>
+        <w:rPr>
+          <w:lang w:val="en-US"/>
+        </w:rPr>
+        <w:tab/>
+        <w:t>}</w:t>
+      </w:r>
+    </w:p>
+    <w:p>
+      <w:pPr>
+        <w:ind w:left="1080" w:firstLine="360"/>
+        <w:rPr>
+          <w:lang w:val="en-US"/>
+        </w:rPr>
+      </w:pPr>
+    </w:p>
+    <w:p>
+      <w:pPr>
+        <w:ind w:left="1080" w:firstLine="360"/>
+        <w:rPr>
+          <w:lang w:val="en-US"/>
+        </w:rPr>
+      </w:pPr>
+      <w:r>
+        <w:rPr>
+          <w:lang w:val="en-US"/>
+        </w:rPr>
+        <w:tab/>
+        <w:t>public String getName() {</w:t>
+      </w:r>
+    </w:p>
+    <w:p>
+      <w:pPr>
+        <w:ind w:left="1080" w:firstLine="360"/>
+        <w:rPr>
+          <w:lang w:val="en-US"/>
+        </w:rPr>
+      </w:pPr>
+      <w:r>
+        <w:rPr>
+          <w:lang w:val="en-US"/>
+        </w:rPr>
+        <w:tab/>
+      </w:r>
+      <w:r>
+        <w:rPr>
+          <w:lang w:val="en-US"/>
+        </w:rPr>
+        <w:tab/>
+        <w:t>return name;</w:t>
+      </w:r>
+    </w:p>
+    <w:p>
+      <w:pPr>
+        <w:ind w:left="1080" w:firstLine="360"/>
+        <w:rPr>
+          <w:lang w:val="en-US"/>
+        </w:rPr>
+      </w:pPr>
+      <w:r>
+        <w:rPr>
+          <w:lang w:val="en-US"/>
+        </w:rPr>
+        <w:lastRenderedPageBreak/>
+        <w:tab/>
+        <w:t>}</w:t>
+      </w:r>
+    </w:p>
+    <w:p>
+      <w:pPr>
+        <w:ind w:left="1080" w:firstLine="360"/>
+        <w:rPr>
+          <w:lang w:val="en-US"/>
+        </w:rPr>
+      </w:pPr>
+    </w:p>
+    <w:p>
+      <w:pPr>
+        <w:ind w:left="1080" w:firstLine="360"/>
+        <w:rPr>
+          <w:lang w:val="en-US"/>
+        </w:rPr>
+      </w:pPr>
+      <w:r>
+        <w:rPr>
+          <w:lang w:val="en-US"/>
+        </w:rPr>
+        <w:tab/>
+        <w:t>public void setName(String name) {</w:t>
+      </w:r>
+    </w:p>
+    <w:p>
+      <w:pPr>
+        <w:ind w:left="1080" w:firstLine="360"/>
+        <w:rPr>
+          <w:lang w:val="en-US"/>
+        </w:rPr>
+      </w:pPr>
+      <w:r>
+        <w:rPr>
+          <w:lang w:val="en-US"/>
+        </w:rPr>
+        <w:tab/>
+      </w:r>
+      <w:r>
+        <w:rPr>
+          <w:lang w:val="en-US"/>
+        </w:rPr>
+        <w:tab/>
+        <w:t>this.name = name;</w:t>
+      </w:r>
+    </w:p>
+    <w:p>
+      <w:pPr>
+        <w:ind w:left="1080" w:firstLine="360"/>
+        <w:rPr>
+          <w:lang w:val="en-US"/>
+        </w:rPr>
+      </w:pPr>
+      <w:r>
+        <w:rPr>
+          <w:lang w:val="en-US"/>
+        </w:rPr>
+        <w:tab/>
+        <w:t>}</w:t>
+      </w:r>
+    </w:p>
+    <w:p>
+      <w:pPr>
+        <w:ind w:left="1080" w:firstLine="360"/>
+        <w:rPr>
+          <w:lang w:val="en-US"/>
+        </w:rPr>
+      </w:pPr>
+    </w:p>
+    <w:p>
+      <w:pPr>
+        <w:ind w:left="1080" w:firstLine="360"/>
+        <w:rPr>
+          <w:lang w:val="en-US"/>
+        </w:rPr>
+      </w:pPr>
+      <w:r>
+        <w:rPr>
+          <w:lang w:val="en-US"/>
+        </w:rPr>
+        <w:tab/>
+        <w:t>public String getDepartment() {</w:t>
+      </w:r>
+    </w:p>
+    <w:p>
+      <w:pPr>
+        <w:ind w:left="1080" w:firstLine="360"/>
+        <w:rPr>
+          <w:lang w:val="en-US"/>
+        </w:rPr>
+      </w:pPr>
+      <w:r>
+        <w:rPr>
+          <w:lang w:val="en-US"/>
+        </w:rPr>
+        <w:tab/>
+      </w:r>
+      <w:r>
+        <w:rPr>
+          <w:lang w:val="en-US"/>
+        </w:rPr>
+        <w:tab/>
+        <w:t>return department;</w:t>
+      </w:r>
+    </w:p>
+    <w:p>
+      <w:pPr>
+        <w:ind w:left="1080" w:firstLine="360"/>
+        <w:rPr>
+          <w:lang w:val="en-US"/>
+        </w:rPr>
+      </w:pPr>
+      <w:r>
+        <w:rPr>
+          <w:lang w:val="en-US"/>
+        </w:rPr>
+        <w:tab/>
+        <w:t>}</w:t>
+      </w:r>
+    </w:p>
+    <w:p>
+      <w:pPr>
+        <w:ind w:left="1080" w:firstLine="360"/>
+        <w:rPr>
+          <w:lang w:val="en-US"/>
+        </w:rPr>
+      </w:pPr>
+    </w:p>
+    <w:p>
+      <w:pPr>
+        <w:ind w:left="1080" w:firstLine="360"/>
+        <w:rPr>
+          <w:lang w:val="en-US"/>
+        </w:rPr>
+      </w:pPr>
+      <w:r>
+        <w:rPr>
+          <w:lang w:val="en-US"/>
+        </w:rPr>
+        <w:tab/>
+        <w:t>public void setDepartment(String department) {</w:t>
+      </w:r>
+    </w:p>
+    <w:p>
+      <w:pPr>
+        <w:ind w:left="1080" w:firstLine="360"/>
+        <w:rPr>
+          <w:lang w:val="en-US"/>
+        </w:rPr>
+      </w:pPr>
+      <w:r>
+        <w:rPr>
+          <w:lang w:val="en-US"/>
+        </w:rPr>
+        <w:tab/>
+      </w:r>
+      <w:r>
+        <w:rPr>
+          <w:lang w:val="en-US"/>
+        </w:rPr>
+        <w:tab/>
+        <w:t>this.department = department;</w:t>
+      </w:r>
+    </w:p>
+    <w:p>
+      <w:pPr>
+        <w:ind w:left="1080" w:firstLine="360"/>
+        <w:rPr>
+          <w:lang w:val="en-US"/>
+        </w:rPr>
+      </w:pPr>
+      <w:r>
+        <w:rPr>
+          <w:lang w:val="en-US"/>
+        </w:rPr>
+        <w:tab/>
+        <w:t>}</w:t>
+      </w:r>
+    </w:p>
+    <w:p>
+      <w:pPr>
+        <w:ind w:left="1080" w:firstLine="360"/>
+        <w:rPr>
+          <w:lang w:val="en-US"/>
+        </w:rPr>
+      </w:pPr>
+    </w:p>
+    <w:p>
+      <w:pPr>
+        <w:ind w:left="1080" w:firstLine="360"/>
+        <w:rPr>
+          <w:lang w:val="en-US"/>
+        </w:rPr>
+      </w:pPr>
+      <w:r>
+        <w:rPr>
+          <w:lang w:val="en-US"/>
+        </w:rPr>
+        <w:tab/>
+        <w:t>@Override</w:t>
+      </w:r>
+    </w:p>
+    <w:p>
+      <w:pPr>
+        <w:ind w:left="1080" w:firstLine="360"/>
+        <w:rPr>
+          <w:lang w:val="en-US"/>
+        </w:rPr>
+      </w:pPr>
+      <w:r>
+        <w:rPr>
+          <w:lang w:val="en-US"/>
+        </w:rPr>
+        <w:tab/>
+        <w:t>public String toString() {</w:t>
+      </w:r>
+    </w:p>
+    <w:p>
+      <w:pPr>
+        <w:ind w:left="1080" w:firstLine="360"/>
+        <w:rPr>
+          <w:lang w:val="en-US"/>
+        </w:rPr>
+      </w:pPr>
+      <w:r>
+        <w:rPr>
+          <w:lang w:val="en-US"/>
+        </w:rPr>
+        <w:tab/>
+      </w:r>
+      <w:r>
+        <w:rPr>
+          <w:lang w:val="en-US"/>
+        </w:rPr>
+        <w:tab/>
+        <w:t>return "Employee [id=" + id + ", name=" + name + ", department=" + department + "]";</w:t>
+      </w:r>
+    </w:p>
+    <w:p>
+      <w:pPr>
+        <w:ind w:left="1080" w:firstLine="360"/>
+        <w:rPr>
+          <w:lang w:val="en-US"/>
+        </w:rPr>
+      </w:pPr>
+      <w:r>
+        <w:rPr>
+          <w:lang w:val="en-US"/>
+        </w:rPr>
+        <w:tab/>
+        <w:t>}</w:t>
+      </w:r>
+    </w:p>
+    <w:p>
+      <w:pPr>
+        <w:ind w:left="1080" w:firstLine="360"/>
+        <w:rPr>
+          <w:lang w:val="en-US"/>
+        </w:rPr>
+      </w:pPr>
+      <w:r>
+        <w:rPr>
+          <w:lang w:val="en-US"/>
+        </w:rPr>
+        <w:tab/>
+      </w:r>
+    </w:p>
+    <w:p>
+      <w:pPr>
+        <w:ind w:left="1080" w:firstLine="360"/>
+        <w:rPr>
+          <w:lang w:val="en-US"/>
+        </w:rPr>
+      </w:pPr>
+      <w:r>
+        <w:rPr>
+          <w:lang w:val="en-US"/>
+        </w:rPr>
+        <w:t>}</w:t>
+      </w:r>
+    </w:p>
+    <w:p>
+      <w:pPr>
+        <w:ind w:left="1080" w:firstLine="360"/>
+        <w:rPr>
+          <w:lang w:val="en-US"/>
+        </w:rPr>
+      </w:pPr>
+    </w:p>
+    <w:p>
+      <w:pPr>
+        <w:ind w:left="1080" w:firstLine="360"/>
+        <w:rPr>
+          <w:lang w:val="en-US"/>
+        </w:rPr>
+      </w:pPr>
+      <w:r>
+        <w:rPr>
+          <w:lang w:val="en-US"/>
+        </w:rPr>
+        <w:t>package com.ust.spring;</w:t>
+      </w:r>
+    </w:p>
+    <w:p>
+      <w:pPr>
+        <w:ind w:left="1080" w:firstLine="360"/>
+        <w:rPr>
+          <w:lang w:val="en-US"/>
+        </w:rPr>
+      </w:pPr>
+    </w:p>
+    <w:p>
+      <w:pPr>
+        <w:ind w:left="1080" w:firstLine="360"/>
+        <w:rPr>
+          <w:lang w:val="en-US"/>
+        </w:rPr>
+      </w:pPr>
+      <w:r>
+        <w:rPr>
+          <w:lang w:val="en-US"/>
+        </w:rPr>
+        <w:t>import org.springframework.context.annotation.AnnotationConfigApplicationContext;</w:t>
+      </w:r>
+    </w:p>
+    <w:p>
+      <w:pPr>
+        <w:ind w:left="1080" w:firstLine="360"/>
+        <w:rPr>
+          <w:lang w:val="en-US"/>
+        </w:rPr>
+      </w:pPr>
+      <w:r>
+        <w:rPr>
+          <w:lang w:val="en-US"/>
+        </w:rPr>
+        <w:t>import org.springframework.context.support.ClassPathXmlApplicationContext;</w:t>
+      </w:r>
+    </w:p>
+    <w:p>
+      <w:pPr>
+        <w:ind w:left="1080" w:firstLine="360"/>
+        <w:rPr>
+          <w:lang w:val="en-US"/>
+        </w:rPr>
+      </w:pPr>
+    </w:p>
+    <w:p>
+      <w:pPr>
+        <w:ind w:left="1080" w:firstLine="360"/>
+        <w:rPr>
+          <w:lang w:val="en-US"/>
+        </w:rPr>
+      </w:pPr>
+      <w:r>
+        <w:rPr>
+          <w:lang w:val="en-US"/>
+        </w:rPr>
+        <w:t>/**</w:t>
+      </w:r>
+    </w:p>
+    <w:p>
+      <w:pPr>
+        <w:ind w:left="1080" w:firstLine="360"/>
+        <w:rPr>
+          <w:lang w:val="en-US"/>
+        </w:rPr>
+      </w:pPr>
+      <w:r>
+        <w:rPr>
+          <w:lang w:val="en-US"/>
+        </w:rPr>
+        <w:t xml:space="preserve"> * Hello world!</w:t>
+      </w:r>
+    </w:p>
+    <w:p>
+      <w:pPr>
+        <w:ind w:left="1080" w:firstLine="360"/>
+        <w:rPr>
+          <w:lang w:val="en-US"/>
+        </w:rPr>
+      </w:pPr>
+      <w:r>
+        <w:rPr>
+          <w:lang w:val="en-US"/>
+        </w:rPr>
+        <w:t xml:space="preserve"> *</w:t>
+      </w:r>
+    </w:p>
+    <w:p>
+      <w:pPr>
+        <w:ind w:left="1080" w:firstLine="360"/>
+        <w:rPr>
+          <w:lang w:val="en-US"/>
+        </w:rPr>
+      </w:pPr>
+      <w:r>
+        <w:rPr>
+          <w:lang w:val="en-US"/>
+        </w:rPr>
+        <w:t xml:space="preserve"> */</w:t>
+      </w:r>
+    </w:p>
+    <w:p>
+      <w:pPr>
+        <w:ind w:left="1080" w:firstLine="360"/>
+        <w:rPr>
+          <w:lang w:val="en-US"/>
+        </w:rPr>
+      </w:pPr>
+      <w:r>
+        <w:rPr>
+          <w:lang w:val="en-US"/>
+        </w:rPr>
+        <w:lastRenderedPageBreak/>
+        <w:t xml:space="preserve">public class App </w:t>
+      </w:r>
+    </w:p>
+    <w:p>
+      <w:pPr>
+        <w:ind w:left="1080" w:firstLine="360"/>
+        <w:rPr>
+          <w:lang w:val="en-US"/>
+        </w:rPr>
+      </w:pPr>
+      <w:r>
+        <w:rPr>
+          <w:lang w:val="en-US"/>
+        </w:rPr>
+        <w:t>{</w:t>
+      </w:r>
+    </w:p>
+    <w:p>
+      <w:pPr>
+        <w:ind w:left="1080" w:firstLine="360"/>
+        <w:rPr>
+          <w:lang w:val="en-US"/>
+        </w:rPr>
+      </w:pPr>
+      <w:r>
+        <w:rPr>
+          <w:lang w:val="en-US"/>
+        </w:rPr>
+        <w:t xml:space="preserve">    public static void main( String[] args )</w:t>
+      </w:r>
+    </w:p>
+    <w:p>
+      <w:pPr>
+        <w:ind w:left="1080" w:firstLine="360"/>
+        <w:rPr>
+          <w:lang w:val="en-US"/>
+        </w:rPr>
+      </w:pPr>
+      <w:r>
+        <w:rPr>
+          <w:lang w:val="en-US"/>
+        </w:rPr>
+        <w:t xml:space="preserve">    {</w:t>
+      </w:r>
+    </w:p>
+    <w:p>
+      <w:pPr>
+        <w:ind w:left="1080" w:firstLine="360"/>
+        <w:rPr>
+          <w:lang w:val="en-US"/>
+        </w:rPr>
+      </w:pPr>
+      <w:r>
+        <w:rPr>
+          <w:lang w:val="en-US"/>
+        </w:rPr>
+        <w:t xml:space="preserve">        System.out.println( "Hello World!" );</w:t>
+      </w:r>
+    </w:p>
+    <w:p>
+      <w:pPr>
+        <w:ind w:left="1080" w:firstLine="360"/>
+        <w:rPr>
+          <w:lang w:val="en-US"/>
+        </w:rPr>
+      </w:pPr>
+      <w:r>
+        <w:rPr>
+          <w:lang w:val="en-US"/>
+        </w:rPr>
+        <w:t>//        ClassPathXmlApplicationContext ctx=new ClassPathXmlApplicationContext("spring.xml");</w:t>
+      </w:r>
+    </w:p>
+    <w:p>
+      <w:pPr>
+        <w:ind w:left="1080" w:firstLine="360"/>
+        <w:rPr>
+          <w:lang w:val="en-US"/>
+        </w:rPr>
+      </w:pPr>
+      <w:r>
+        <w:rPr>
+          <w:lang w:val="en-US"/>
+        </w:rPr>
+        <w:t xml:space="preserve">        AnnotationConfigApplicationContext ctx=new AnnotationConfigApplicationContext();</w:t>
+      </w:r>
+    </w:p>
+    <w:p>
+      <w:pPr>
+        <w:ind w:left="1080" w:firstLine="360"/>
+        <w:rPr>
+          <w:lang w:val="en-US"/>
+        </w:rPr>
+      </w:pPr>
+      <w:r>
+        <w:rPr>
+          <w:lang w:val="en-US"/>
+        </w:rPr>
+        <w:t xml:space="preserve">        ctx.scan("com");</w:t>
+      </w:r>
+    </w:p>
+    <w:p>
+      <w:pPr>
+        <w:ind w:left="1080" w:firstLine="360"/>
+        <w:rPr>
+          <w:lang w:val="en-US"/>
+        </w:rPr>
+      </w:pPr>
+      <w:r>
+        <w:rPr>
+          <w:lang w:val="en-US"/>
+        </w:rPr>
+        <w:t xml:space="preserve">        ctx.refresh();</w:t>
+      </w:r>
+    </w:p>
+    <w:p>
+      <w:pPr>
+        <w:ind w:left="1080" w:firstLine="360"/>
+        <w:rPr>
+          <w:lang w:val="en-US"/>
+        </w:rPr>
+      </w:pPr>
+      <w:r>
+        <w:rPr>
+          <w:lang w:val="en-US"/>
+        </w:rPr>
+        <w:t xml:space="preserve">        </w:t>
+      </w:r>
+    </w:p>
+    <w:p>
+      <w:pPr>
+        <w:ind w:left="1080" w:firstLine="360"/>
+        <w:rPr>
+          <w:lang w:val="en-US"/>
+        </w:rPr>
+      </w:pPr>
+      <w:r>
+        <w:rPr>
+          <w:lang w:val="en-US"/>
+        </w:rPr>
+        <w:t>//        ctx.getBean(Employee.class);</w:t>
+      </w:r>
+    </w:p>
+    <w:p>
+      <w:pPr>
+        <w:ind w:left="1080" w:firstLine="360"/>
+        <w:rPr>
+          <w:lang w:val="en-US"/>
+        </w:rPr>
+      </w:pPr>
+      <w:r>
+        <w:rPr>
+          <w:lang w:val="en-US"/>
+        </w:rPr>
+        <w:t xml:space="preserve">        Employee emp=(Employee) ctx.getBean("emp");</w:t>
+      </w:r>
+    </w:p>
+    <w:p>
+      <w:pPr>
+        <w:ind w:left="1080" w:firstLine="360"/>
+        <w:rPr>
+          <w:lang w:val="en-US"/>
+        </w:rPr>
+      </w:pPr>
+      <w:r>
+        <w:rPr>
+          <w:lang w:val="en-US"/>
+        </w:rPr>
+        <w:t xml:space="preserve">        emp.setId(20);</w:t>
+      </w:r>
+    </w:p>
+    <w:p>
+      <w:pPr>
+        <w:ind w:left="1080" w:firstLine="360"/>
+        <w:rPr>
+          <w:lang w:val="en-US"/>
+        </w:rPr>
+      </w:pPr>
+      <w:r>
+        <w:rPr>
+          <w:lang w:val="en-US"/>
+        </w:rPr>
+        <w:t xml:space="preserve">        emp.setName("Jag");</w:t>
+      </w:r>
+    </w:p>
+    <w:p>
+      <w:pPr>
+        <w:ind w:left="1080" w:firstLine="360"/>
+        <w:rPr>
+          <w:lang w:val="en-US"/>
+        </w:rPr>
+      </w:pPr>
+      <w:r>
+        <w:rPr>
+          <w:lang w:val="en-US"/>
+        </w:rPr>
+        <w:t xml:space="preserve">        emp.setDepartment("Training");</w:t>
+      </w:r>
+    </w:p>
+    <w:p>
+      <w:pPr>
+        <w:ind w:left="1080" w:firstLine="360"/>
+        <w:rPr>
+          <w:lang w:val="en-US"/>
+        </w:rPr>
+      </w:pPr>
+      <w:r>
+        <w:rPr>
+          <w:lang w:val="en-US"/>
+        </w:rPr>
+        <w:t xml:space="preserve">        System.out.println(emp);</w:t>
+      </w:r>
+    </w:p>
+    <w:p>
+      <w:pPr>
+        <w:ind w:left="1080" w:firstLine="360"/>
+        <w:rPr>
+          <w:lang w:val="en-US"/>
+        </w:rPr>
+      </w:pPr>
+      <w:r>
+        <w:rPr>
+          <w:lang w:val="en-US"/>
+        </w:rPr>
+        <w:t xml:space="preserve">    }</w:t>
+      </w:r>
+    </w:p>
+    <w:p>
+      <w:pPr>
+        <w:ind w:left="1080" w:firstLine="360"/>
+        <w:rPr>
+          <w:lang w:val="en-US"/>
+        </w:rPr>
+      </w:pPr>
+      <w:r>
+        <w:rPr>
+          <w:lang w:val="en-US"/>
+        </w:rPr>
+        <w:t>}</w:t>
+      </w:r>
     </w:p>
     <w:sectPr>
       <w:pgSz w:w="11906" w:h="16838"/>

--- a/notes_29May2023.docx
+++ b/notes_29May2023.docx
@@ -12,41 +12,85 @@
         <w:rPr>
           <w:lang w:val="en-US"/>
         </w:rPr>
-        <w:t>Using javascript, can you open a new window?</w:t>
-      </w:r>
-      <w:r>
-        <w:rPr>
-          <w:lang w:val="en-US"/>
-        </w:rPr>
-        <w:tab/>
-      </w:r>
-      <w:r>
-        <w:rPr>
-          <w:lang w:val="en-US"/>
-        </w:rPr>
-        <w:tab/>
+        <w:t xml:space="preserve">Using </w:t>
+      </w:r>
+      <w:proofErr w:type="spellStart"/>
+      <w:r>
+        <w:rPr>
+          <w:lang w:val="en-US"/>
+        </w:rPr>
+        <w:t>javascript</w:t>
+      </w:r>
+      <w:proofErr w:type="spellEnd"/>
+      <w:r>
+        <w:rPr>
+          <w:lang w:val="en-US"/>
+        </w:rPr>
+        <w:t>, can you open a new window?</w:t>
+      </w:r>
+      <w:r>
+        <w:rPr>
+          <w:lang w:val="en-US"/>
+        </w:rPr>
+        <w:tab/>
+      </w:r>
+      <w:r>
+        <w:rPr>
+          <w:lang w:val="en-US"/>
+        </w:rPr>
+        <w:tab/>
+      </w:r>
+      <w:proofErr w:type="spellStart"/>
+      <w:proofErr w:type="gramStart"/>
+      <w:r>
+        <w:rPr>
+          <w:lang w:val="en-US"/>
+        </w:rPr>
         <w:t>window.open</w:t>
       </w:r>
-    </w:p>
-    <w:p>
-      <w:pPr>
-        <w:rPr>
-          <w:lang w:val="en-US"/>
-        </w:rPr>
-      </w:pPr>
-      <w:r>
-        <w:rPr>
-          <w:lang w:val="en-US"/>
-        </w:rPr>
-        <w:t>Using javascript, can you access every element present in a html file?</w:t>
-      </w:r>
-      <w:r>
-        <w:rPr>
-          <w:lang w:val="en-US"/>
-        </w:rPr>
-        <w:tab/>
+      <w:proofErr w:type="spellEnd"/>
+      <w:proofErr w:type="gramEnd"/>
+    </w:p>
+    <w:p>
+      <w:pPr>
+        <w:rPr>
+          <w:lang w:val="en-US"/>
+        </w:rPr>
+      </w:pPr>
+      <w:r>
+        <w:rPr>
+          <w:lang w:val="en-US"/>
+        </w:rPr>
+        <w:t xml:space="preserve">Using </w:t>
+      </w:r>
+      <w:proofErr w:type="spellStart"/>
+      <w:r>
+        <w:rPr>
+          <w:lang w:val="en-US"/>
+        </w:rPr>
+        <w:t>javascript</w:t>
+      </w:r>
+      <w:proofErr w:type="spellEnd"/>
+      <w:r>
+        <w:rPr>
+          <w:lang w:val="en-US"/>
+        </w:rPr>
+        <w:t>, can you access every element present in a html file?</w:t>
+      </w:r>
+      <w:r>
+        <w:rPr>
+          <w:lang w:val="en-US"/>
+        </w:rPr>
+        <w:tab/>
+      </w:r>
+      <w:proofErr w:type="spellStart"/>
+      <w:r>
+        <w:rPr>
+          <w:lang w:val="en-US"/>
+        </w:rPr>
         <w:t>Xpath</w:t>
       </w:r>
+      <w:proofErr w:type="spellEnd"/>
     </w:p>
     <w:p>
       <w:pPr>
@@ -164,7 +208,25 @@
                 <w:lang w:eastAsia="en-IN"/>
               </w:rPr>
               <w:br/>
-              <w:t>CSS3 Basics, CSS 3 Advacned. Designing paper layout case study</w:t>
+              <w:t xml:space="preserve">CSS3 Basics, CSS 3 </w:t>
+            </w:r>
+            <w:proofErr w:type="spellStart"/>
+            <w:r>
+              <w:rPr>
+                <w:rFonts w:ascii="Calibri" w:eastAsia="Times New Roman" w:hAnsi="Calibri" w:cs="Calibri"/>
+                <w:color w:val="000000"/>
+                <w:lang w:eastAsia="en-IN"/>
+              </w:rPr>
+              <w:t>Advacned</w:t>
+            </w:r>
+            <w:proofErr w:type="spellEnd"/>
+            <w:r>
+              <w:rPr>
+                <w:rFonts w:ascii="Calibri" w:eastAsia="Times New Roman" w:hAnsi="Calibri" w:cs="Calibri"/>
+                <w:color w:val="000000"/>
+                <w:lang w:eastAsia="en-IN"/>
+              </w:rPr>
+              <w:t>. Designing paper layout case study</w:t>
             </w:r>
           </w:p>
         </w:tc>
@@ -275,8 +337,18 @@
                 <w:color w:val="000000"/>
                 <w:lang w:eastAsia="en-IN"/>
               </w:rPr>
-              <w:t>Introduction to Javascript</w:t>
+              <w:t xml:space="preserve">Introduction to </w:t>
             </w:r>
+            <w:proofErr w:type="spellStart"/>
+            <w:r>
+              <w:rPr>
+                <w:rFonts w:ascii="Calibri" w:eastAsia="Times New Roman" w:hAnsi="Calibri" w:cs="Calibri"/>
+                <w:color w:val="000000"/>
+                <w:lang w:eastAsia="en-IN"/>
+              </w:rPr>
+              <w:t>Javascript</w:t>
+            </w:r>
+            <w:proofErr w:type="spellEnd"/>
             <w:r>
               <w:rPr>
                 <w:rFonts w:ascii="Calibri" w:eastAsia="Times New Roman" w:hAnsi="Calibri" w:cs="Calibri"/>
@@ -321,7 +393,53 @@
                 <w:color w:val="000000"/>
                 <w:lang w:eastAsia="en-IN"/>
               </w:rPr>
-              <w:t>Arrays (traverse,map,reduce, foreach), chaining of functions, String functions, Accessing  Collections,Classes and objects</w:t>
+              <w:t>Arrays (</w:t>
+            </w:r>
+            <w:proofErr w:type="spellStart"/>
+            <w:proofErr w:type="gramStart"/>
+            <w:r>
+              <w:rPr>
+                <w:rFonts w:ascii="Calibri" w:eastAsia="Times New Roman" w:hAnsi="Calibri" w:cs="Calibri"/>
+                <w:color w:val="000000"/>
+                <w:lang w:eastAsia="en-IN"/>
+              </w:rPr>
+              <w:t>traverse,map</w:t>
+            </w:r>
+            <w:proofErr w:type="gramEnd"/>
+            <w:r>
+              <w:rPr>
+                <w:rFonts w:ascii="Calibri" w:eastAsia="Times New Roman" w:hAnsi="Calibri" w:cs="Calibri"/>
+                <w:color w:val="000000"/>
+                <w:lang w:eastAsia="en-IN"/>
+              </w:rPr>
+              <w:t>,reduce</w:t>
+            </w:r>
+            <w:proofErr w:type="spellEnd"/>
+            <w:r>
+              <w:rPr>
+                <w:rFonts w:ascii="Calibri" w:eastAsia="Times New Roman" w:hAnsi="Calibri" w:cs="Calibri"/>
+                <w:color w:val="000000"/>
+                <w:lang w:eastAsia="en-IN"/>
+              </w:rPr>
+              <w:t xml:space="preserve">, foreach), chaining of functions, String functions, Accessing  </w:t>
+            </w:r>
+            <w:proofErr w:type="spellStart"/>
+            <w:r>
+              <w:rPr>
+                <w:rFonts w:ascii="Calibri" w:eastAsia="Times New Roman" w:hAnsi="Calibri" w:cs="Calibri"/>
+                <w:color w:val="000000"/>
+                <w:lang w:eastAsia="en-IN"/>
+              </w:rPr>
+              <w:t>Collections,Classes</w:t>
+            </w:r>
+            <w:proofErr w:type="spellEnd"/>
+            <w:r>
+              <w:rPr>
+                <w:rFonts w:ascii="Calibri" w:eastAsia="Times New Roman" w:hAnsi="Calibri" w:cs="Calibri"/>
+                <w:color w:val="000000"/>
+                <w:lang w:eastAsia="en-IN"/>
+              </w:rPr>
+              <w:t xml:space="preserve"> and objects</w:t>
             </w:r>
             <w:r>
               <w:rPr>
@@ -330,7 +448,61 @@
                 <w:lang w:eastAsia="en-IN"/>
               </w:rPr>
               <w:br/>
-              <w:t>Introduction to DOM, using getElementsBy tag,class,id ,innerText/HTML</w:t>
+              <w:t xml:space="preserve">Introduction to DOM, using </w:t>
+            </w:r>
+            <w:proofErr w:type="spellStart"/>
+            <w:r>
+              <w:rPr>
+                <w:rFonts w:ascii="Calibri" w:eastAsia="Times New Roman" w:hAnsi="Calibri" w:cs="Calibri"/>
+                <w:color w:val="000000"/>
+                <w:lang w:eastAsia="en-IN"/>
+              </w:rPr>
+              <w:t>getElementsBy</w:t>
+            </w:r>
+            <w:proofErr w:type="spellEnd"/>
+            <w:r>
+              <w:rPr>
+                <w:rFonts w:ascii="Calibri" w:eastAsia="Times New Roman" w:hAnsi="Calibri" w:cs="Calibri"/>
+                <w:color w:val="000000"/>
+                <w:lang w:eastAsia="en-IN"/>
+              </w:rPr>
+              <w:t xml:space="preserve"> </w:t>
+            </w:r>
+            <w:proofErr w:type="spellStart"/>
+            <w:r>
+              <w:rPr>
+                <w:rFonts w:ascii="Calibri" w:eastAsia="Times New Roman" w:hAnsi="Calibri" w:cs="Calibri"/>
+                <w:color w:val="000000"/>
+                <w:lang w:eastAsia="en-IN"/>
+              </w:rPr>
+              <w:t>tag,class,id</w:t>
+            </w:r>
+            <w:proofErr w:type="spellEnd"/>
+            <w:r>
+              <w:rPr>
+                <w:rFonts w:ascii="Calibri" w:eastAsia="Times New Roman" w:hAnsi="Calibri" w:cs="Calibri"/>
+                <w:color w:val="000000"/>
+                <w:lang w:eastAsia="en-IN"/>
+              </w:rPr>
+              <w:t xml:space="preserve"> ,</w:t>
+            </w:r>
+            <w:proofErr w:type="spellStart"/>
+            <w:r>
+              <w:rPr>
+                <w:rFonts w:ascii="Calibri" w:eastAsia="Times New Roman" w:hAnsi="Calibri" w:cs="Calibri"/>
+                <w:color w:val="000000"/>
+                <w:lang w:eastAsia="en-IN"/>
+              </w:rPr>
+              <w:t>innerText</w:t>
+            </w:r>
+            <w:proofErr w:type="spellEnd"/>
+            <w:r>
+              <w:rPr>
+                <w:rFonts w:ascii="Calibri" w:eastAsia="Times New Roman" w:hAnsi="Calibri" w:cs="Calibri"/>
+                <w:color w:val="000000"/>
+                <w:lang w:eastAsia="en-IN"/>
+              </w:rPr>
+              <w:t>/HTML</w:t>
             </w:r>
             <w:r>
               <w:rPr>
@@ -411,11 +583,19 @@
           <w:lang w:val="en-US"/>
         </w:rPr>
       </w:pPr>
-      <w:r>
-        <w:rPr>
-          <w:lang w:val="en-US"/>
-        </w:rPr>
-        <w:t>So a new f/w was introduced to simplify the life of programmers:</w:t>
+      <w:proofErr w:type="gramStart"/>
+      <w:r>
+        <w:rPr>
+          <w:lang w:val="en-US"/>
+        </w:rPr>
+        <w:t>So</w:t>
+      </w:r>
+      <w:proofErr w:type="gramEnd"/>
+      <w:r>
+        <w:rPr>
+          <w:lang w:val="en-US"/>
+        </w:rPr>
+        <w:t xml:space="preserve"> a new f/w was introduced to simplify the life of programmers:</w:t>
       </w:r>
       <w:r>
         <w:rPr>
@@ -510,8 +690,16 @@
         <w:rPr>
           <w:lang w:val="en-US"/>
         </w:rPr>
-        <w:t>interface EmployeDao</w:t>
-      </w:r>
+        <w:t xml:space="preserve">interface </w:t>
+      </w:r>
+      <w:proofErr w:type="spellStart"/>
+      <w:r>
+        <w:rPr>
+          <w:lang w:val="en-US"/>
+        </w:rPr>
+        <w:t>EmployeDao</w:t>
+      </w:r>
+      <w:proofErr w:type="spellEnd"/>
     </w:p>
     <w:p>
       <w:pPr>
@@ -537,7 +725,29 @@
         <w:rPr>
           <w:lang w:val="en-US"/>
         </w:rPr>
-        <w:t>Employee addEmployee(Employee employee</w:t>
+        <w:t xml:space="preserve">Employee </w:t>
+      </w:r>
+      <w:proofErr w:type="spellStart"/>
+      <w:proofErr w:type="gramStart"/>
+      <w:r>
+        <w:rPr>
+          <w:lang w:val="en-US"/>
+        </w:rPr>
+        <w:t>addEmployee</w:t>
+      </w:r>
+      <w:proofErr w:type="spellEnd"/>
+      <w:r>
+        <w:rPr>
+          <w:lang w:val="en-US"/>
+        </w:rPr>
+        <w:t>(</w:t>
+      </w:r>
+      <w:proofErr w:type="gramEnd"/>
+      <w:r>
+        <w:rPr>
+          <w:lang w:val="en-US"/>
+        </w:rPr>
+        <w:t>Employee employee</w:t>
       </w:r>
       <w:r>
         <w:rPr>
@@ -569,14 +779,36 @@
         <w:rPr>
           <w:lang w:val="en-US"/>
         </w:rPr>
-        <w:t>class EmployeeDao</w:t>
-      </w:r>
-      <w:r>
-        <w:rPr>
-          <w:lang w:val="en-US"/>
-        </w:rPr>
-        <w:t>Impl implements EmployeeDao</w:t>
-      </w:r>
+        <w:t xml:space="preserve">class </w:t>
+      </w:r>
+      <w:proofErr w:type="spellStart"/>
+      <w:r>
+        <w:rPr>
+          <w:lang w:val="en-US"/>
+        </w:rPr>
+        <w:t>EmployeeDao</w:t>
+      </w:r>
+      <w:r>
+        <w:rPr>
+          <w:lang w:val="en-US"/>
+        </w:rPr>
+        <w:t>Impl</w:t>
+      </w:r>
+      <w:proofErr w:type="spellEnd"/>
+      <w:r>
+        <w:rPr>
+          <w:lang w:val="en-US"/>
+        </w:rPr>
+        <w:t xml:space="preserve"> implements </w:t>
+      </w:r>
+      <w:proofErr w:type="spellStart"/>
+      <w:r>
+        <w:rPr>
+          <w:lang w:val="en-US"/>
+        </w:rPr>
+        <w:t>EmployeeDao</w:t>
+      </w:r>
+      <w:proofErr w:type="spellEnd"/>
     </w:p>
     <w:p>
       <w:pPr>
@@ -602,21 +834,85 @@
           <w:lang w:val="en-US"/>
         </w:rPr>
         <w:tab/>
-        <w:t>List&lt;Employee&gt; empList=new ArrayList&lt;&gt;();</w:t>
-      </w:r>
-    </w:p>
-    <w:p>
-      <w:pPr>
-        <w:rPr>
-          <w:lang w:val="en-US"/>
-        </w:rPr>
-      </w:pPr>
-      <w:r>
-        <w:rPr>
-          <w:lang w:val="en-US"/>
-        </w:rPr>
-        <w:tab/>
-        <w:t>public Employee addEmployee(Employee employee)</w:t>
+        <w:t xml:space="preserve">List&lt;Employee&gt; </w:t>
+      </w:r>
+      <w:proofErr w:type="spellStart"/>
+      <w:r>
+        <w:rPr>
+          <w:lang w:val="en-US"/>
+        </w:rPr>
+        <w:t>empList</w:t>
+      </w:r>
+      <w:proofErr w:type="spellEnd"/>
+      <w:r>
+        <w:rPr>
+          <w:lang w:val="en-US"/>
+        </w:rPr>
+        <w:t xml:space="preserve">=new </w:t>
+      </w:r>
+      <w:proofErr w:type="spellStart"/>
+      <w:r>
+        <w:rPr>
+          <w:lang w:val="en-US"/>
+        </w:rPr>
+        <w:t>ArrayList</w:t>
+      </w:r>
+      <w:proofErr w:type="spellEnd"/>
+      <w:r>
+        <w:rPr>
+          <w:lang w:val="en-US"/>
+        </w:rPr>
+        <w:t>&lt;</w:t>
+      </w:r>
+      <w:proofErr w:type="gramStart"/>
+      <w:r>
+        <w:rPr>
+          <w:lang w:val="en-US"/>
+        </w:rPr>
+        <w:t>&gt;(</w:t>
+      </w:r>
+      <w:proofErr w:type="gramEnd"/>
+      <w:r>
+        <w:rPr>
+          <w:lang w:val="en-US"/>
+        </w:rPr>
+        <w:t>);</w:t>
+      </w:r>
+    </w:p>
+    <w:p>
+      <w:pPr>
+        <w:rPr>
+          <w:lang w:val="en-US"/>
+        </w:rPr>
+      </w:pPr>
+      <w:r>
+        <w:rPr>
+          <w:lang w:val="en-US"/>
+        </w:rPr>
+        <w:tab/>
+        <w:t xml:space="preserve">public Employee </w:t>
+      </w:r>
+      <w:proofErr w:type="spellStart"/>
+      <w:proofErr w:type="gramStart"/>
+      <w:r>
+        <w:rPr>
+          <w:lang w:val="en-US"/>
+        </w:rPr>
+        <w:t>addEmployee</w:t>
+      </w:r>
+      <w:proofErr w:type="spellEnd"/>
+      <w:r>
+        <w:rPr>
+          <w:lang w:val="en-US"/>
+        </w:rPr>
+        <w:t>(</w:t>
+      </w:r>
+      <w:proofErr w:type="gramEnd"/>
+      <w:r>
+        <w:rPr>
+          <w:lang w:val="en-US"/>
+        </w:rPr>
+        <w:t>Employee employee)</w:t>
       </w:r>
     </w:p>
     <w:p>
@@ -813,33 +1109,61 @@
           <w:lang w:val="en-US"/>
         </w:rPr>
         <w:tab/>
+      </w:r>
+      <w:proofErr w:type="spellStart"/>
+      <w:r>
+        <w:rPr>
+          <w:lang w:val="en-US"/>
+        </w:rPr>
         <w:t>minPoolSize</w:t>
       </w:r>
-      <w:r>
-        <w:rPr>
-          <w:lang w:val="en-US"/>
-        </w:rPr>
-        <w:tab/>
-      </w:r>
-      <w:r>
-        <w:rPr>
-          <w:lang w:val="en-US"/>
-        </w:rPr>
-        <w:tab/>
+      <w:proofErr w:type="spellEnd"/>
+      <w:r>
+        <w:rPr>
+          <w:lang w:val="en-US"/>
+        </w:rPr>
+        <w:tab/>
+      </w:r>
+      <w:r>
+        <w:rPr>
+          <w:lang w:val="en-US"/>
+        </w:rPr>
+        <w:tab/>
+      </w:r>
+      <w:proofErr w:type="spellStart"/>
+      <w:r>
+        <w:rPr>
+          <w:lang w:val="en-US"/>
+        </w:rPr>
         <w:t>maxPoolSize</w:t>
       </w:r>
-    </w:p>
-    <w:p>
-      <w:pPr>
-        <w:rPr>
-          <w:lang w:val="en-US"/>
-        </w:rPr>
-      </w:pPr>
-      <w:r>
-        <w:rPr>
-          <w:lang w:val="en-US"/>
-        </w:rPr>
-        <w:t>When we use spring framework / ejb, we do not create an object of a class (java bean)</w:t>
+      <w:proofErr w:type="spellEnd"/>
+    </w:p>
+    <w:p>
+      <w:pPr>
+        <w:rPr>
+          <w:lang w:val="en-US"/>
+        </w:rPr>
+      </w:pPr>
+      <w:r>
+        <w:rPr>
+          <w:lang w:val="en-US"/>
+        </w:rPr>
+        <w:t xml:space="preserve">When we use spring framework / </w:t>
+      </w:r>
+      <w:proofErr w:type="spellStart"/>
+      <w:r>
+        <w:rPr>
+          <w:lang w:val="en-US"/>
+        </w:rPr>
+        <w:t>ejb</w:t>
+      </w:r>
+      <w:proofErr w:type="spellEnd"/>
+      <w:r>
+        <w:rPr>
+          <w:lang w:val="en-US"/>
+        </w:rPr>
+        <w:t>, we do not create an object of a class (java bean)</w:t>
       </w:r>
     </w:p>
     <w:p>
@@ -1014,7 +1338,21 @@
           <w:lang w:val="en-US"/>
         </w:rPr>
         <w:tab/>
-        <w:t>Inversion Of Control</w:t>
+        <w:t xml:space="preserve">Inversion </w:t>
+      </w:r>
+      <w:proofErr w:type="gramStart"/>
+      <w:r>
+        <w:rPr>
+          <w:lang w:val="en-US"/>
+        </w:rPr>
+        <w:t>Of</w:t>
+      </w:r>
+      <w:proofErr w:type="gramEnd"/>
+      <w:r>
+        <w:rPr>
+          <w:lang w:val="en-US"/>
+        </w:rPr>
+        <w:t xml:space="preserve"> Control</w:t>
       </w:r>
     </w:p>
     <w:p>
@@ -1067,21 +1405,49 @@
           <w:lang w:val="en-US"/>
         </w:rPr>
         <w:tab/>
-        <w:t>Engine engine;</w:t>
-      </w:r>
-    </w:p>
-    <w:p>
-      <w:pPr>
-        <w:rPr>
-          <w:lang w:val="en-US"/>
-        </w:rPr>
-      </w:pPr>
-      <w:r>
-        <w:rPr>
-          <w:lang w:val="en-US"/>
-        </w:rPr>
-        <w:tab/>
-        <w:t>Audio audio;</w:t>
+        <w:t xml:space="preserve">Engine </w:t>
+      </w:r>
+      <w:proofErr w:type="spellStart"/>
+      <w:r>
+        <w:rPr>
+          <w:lang w:val="en-US"/>
+        </w:rPr>
+        <w:t>engine</w:t>
+      </w:r>
+      <w:proofErr w:type="spellEnd"/>
+      <w:r>
+        <w:rPr>
+          <w:lang w:val="en-US"/>
+        </w:rPr>
+        <w:t>;</w:t>
+      </w:r>
+    </w:p>
+    <w:p>
+      <w:pPr>
+        <w:rPr>
+          <w:lang w:val="en-US"/>
+        </w:rPr>
+      </w:pPr>
+      <w:r>
+        <w:rPr>
+          <w:lang w:val="en-US"/>
+        </w:rPr>
+        <w:tab/>
+        <w:t xml:space="preserve">Audio </w:t>
+      </w:r>
+      <w:proofErr w:type="spellStart"/>
+      <w:r>
+        <w:rPr>
+          <w:lang w:val="en-US"/>
+        </w:rPr>
+        <w:t>audio</w:t>
+      </w:r>
+      <w:proofErr w:type="spellEnd"/>
+      <w:r>
+        <w:rPr>
+          <w:lang w:val="en-US"/>
+        </w:rPr>
+        <w:t>;</w:t>
       </w:r>
       <w:r>
         <w:rPr>
@@ -1160,20 +1526,62 @@
         <w:rPr>
           <w:lang w:val="en-US"/>
         </w:rPr>
-        <w:t>class Jbl implements Audio{}</w:t>
-      </w:r>
-    </w:p>
-    <w:p>
-      <w:pPr>
-        <w:rPr>
-          <w:lang w:val="en-US"/>
-        </w:rPr>
-      </w:pPr>
-      <w:r>
-        <w:rPr>
-          <w:lang w:val="en-US"/>
-        </w:rPr>
-        <w:t>class Sony implements Audio{}</w:t>
+        <w:t xml:space="preserve">class </w:t>
+      </w:r>
+      <w:proofErr w:type="spellStart"/>
+      <w:r>
+        <w:rPr>
+          <w:lang w:val="en-US"/>
+        </w:rPr>
+        <w:t>Jbl</w:t>
+      </w:r>
+      <w:proofErr w:type="spellEnd"/>
+      <w:r>
+        <w:rPr>
+          <w:lang w:val="en-US"/>
+        </w:rPr>
+        <w:t xml:space="preserve"> implements </w:t>
+      </w:r>
+      <w:proofErr w:type="gramStart"/>
+      <w:r>
+        <w:rPr>
+          <w:lang w:val="en-US"/>
+        </w:rPr>
+        <w:t>Audio{</w:t>
+      </w:r>
+      <w:proofErr w:type="gramEnd"/>
+      <w:r>
+        <w:rPr>
+          <w:lang w:val="en-US"/>
+        </w:rPr>
+        <w:t>}</w:t>
+      </w:r>
+    </w:p>
+    <w:p>
+      <w:pPr>
+        <w:rPr>
+          <w:lang w:val="en-US"/>
+        </w:rPr>
+      </w:pPr>
+      <w:r>
+        <w:rPr>
+          <w:lang w:val="en-US"/>
+        </w:rPr>
+        <w:t xml:space="preserve">class Sony implements </w:t>
+      </w:r>
+      <w:proofErr w:type="gramStart"/>
+      <w:r>
+        <w:rPr>
+          <w:lang w:val="en-US"/>
+        </w:rPr>
+        <w:t>Audio{</w:t>
+      </w:r>
+      <w:proofErr w:type="gramEnd"/>
+      <w:r>
+        <w:rPr>
+          <w:lang w:val="en-US"/>
+        </w:rPr>
+        <w:t>}</w:t>
       </w:r>
     </w:p>
     <w:p>
@@ -1220,56 +1628,112 @@
           <w:lang w:val="en-US"/>
         </w:rPr>
         <w:tab/>
-        <w:t>private Engine engine;</w:t>
-      </w:r>
-    </w:p>
-    <w:p>
-      <w:pPr>
-        <w:rPr>
-          <w:lang w:val="en-US"/>
-        </w:rPr>
-      </w:pPr>
-      <w:r>
-        <w:rPr>
-          <w:lang w:val="en-US"/>
-        </w:rPr>
-        <w:tab/>
-        <w:t>private Audio audio;</w:t>
-      </w:r>
-    </w:p>
-    <w:p>
-      <w:pPr>
-        <w:rPr>
-          <w:lang w:val="en-US"/>
-        </w:rPr>
-      </w:pPr>
-    </w:p>
-    <w:p>
-      <w:pPr>
-        <w:rPr>
-          <w:lang w:val="en-US"/>
-        </w:rPr>
-      </w:pPr>
-      <w:r>
-        <w:rPr>
-          <w:lang w:val="en-US"/>
-        </w:rPr>
-        <w:tab/>
-        <w:t>public Car(){}</w:t>
-      </w:r>
-    </w:p>
-    <w:p>
-      <w:pPr>
-        <w:rPr>
-          <w:lang w:val="en-US"/>
-        </w:rPr>
-      </w:pPr>
-      <w:r>
-        <w:rPr>
-          <w:lang w:val="en-US"/>
-        </w:rPr>
-        <w:tab/>
-        <w:t>public Car(Audio audio)</w:t>
+        <w:t xml:space="preserve">private Engine </w:t>
+      </w:r>
+      <w:proofErr w:type="spellStart"/>
+      <w:r>
+        <w:rPr>
+          <w:lang w:val="en-US"/>
+        </w:rPr>
+        <w:t>engine</w:t>
+      </w:r>
+      <w:proofErr w:type="spellEnd"/>
+      <w:r>
+        <w:rPr>
+          <w:lang w:val="en-US"/>
+        </w:rPr>
+        <w:t>;</w:t>
+      </w:r>
+    </w:p>
+    <w:p>
+      <w:pPr>
+        <w:rPr>
+          <w:lang w:val="en-US"/>
+        </w:rPr>
+      </w:pPr>
+      <w:r>
+        <w:rPr>
+          <w:lang w:val="en-US"/>
+        </w:rPr>
+        <w:tab/>
+        <w:t xml:space="preserve">private Audio </w:t>
+      </w:r>
+      <w:proofErr w:type="spellStart"/>
+      <w:r>
+        <w:rPr>
+          <w:lang w:val="en-US"/>
+        </w:rPr>
+        <w:t>audio</w:t>
+      </w:r>
+      <w:proofErr w:type="spellEnd"/>
+      <w:r>
+        <w:rPr>
+          <w:lang w:val="en-US"/>
+        </w:rPr>
+        <w:t>;</w:t>
+      </w:r>
+    </w:p>
+    <w:p>
+      <w:pPr>
+        <w:rPr>
+          <w:lang w:val="en-US"/>
+        </w:rPr>
+      </w:pPr>
+    </w:p>
+    <w:p>
+      <w:pPr>
+        <w:rPr>
+          <w:lang w:val="en-US"/>
+        </w:rPr>
+      </w:pPr>
+      <w:r>
+        <w:rPr>
+          <w:lang w:val="en-US"/>
+        </w:rPr>
+        <w:tab/>
+        <w:t xml:space="preserve">public </w:t>
+      </w:r>
+      <w:proofErr w:type="gramStart"/>
+      <w:r>
+        <w:rPr>
+          <w:lang w:val="en-US"/>
+        </w:rPr>
+        <w:t>Car(</w:t>
+      </w:r>
+      <w:proofErr w:type="gramEnd"/>
+      <w:r>
+        <w:rPr>
+          <w:lang w:val="en-US"/>
+        </w:rPr>
+        <w:t>){}</w:t>
+      </w:r>
+    </w:p>
+    <w:p>
+      <w:pPr>
+        <w:rPr>
+          <w:lang w:val="en-US"/>
+        </w:rPr>
+      </w:pPr>
+      <w:r>
+        <w:rPr>
+          <w:lang w:val="en-US"/>
+        </w:rPr>
+        <w:tab/>
+        <w:t xml:space="preserve">public </w:t>
+      </w:r>
+      <w:proofErr w:type="gramStart"/>
+      <w:r>
+        <w:rPr>
+          <w:lang w:val="en-US"/>
+        </w:rPr>
+        <w:t>Car(</w:t>
+      </w:r>
+      <w:proofErr w:type="gramEnd"/>
+      <w:r>
+        <w:rPr>
+          <w:lang w:val="en-US"/>
+        </w:rPr>
+        <w:t>Audio audio)</w:t>
       </w:r>
     </w:p>
     <w:p>
@@ -1309,7 +1773,22 @@
           <w:lang w:val="en-US"/>
         </w:rPr>
         <w:tab/>
-        <w:t>this.audio=audio;</w:t>
+      </w:r>
+      <w:proofErr w:type="spellStart"/>
+      <w:proofErr w:type="gramStart"/>
+      <w:r>
+        <w:rPr>
+          <w:lang w:val="en-US"/>
+        </w:rPr>
+        <w:t>this.audio</w:t>
+      </w:r>
+      <w:proofErr w:type="spellEnd"/>
+      <w:proofErr w:type="gramEnd"/>
+      <w:r>
+        <w:rPr>
+          <w:lang w:val="en-US"/>
+        </w:rPr>
+        <w:t>=audio;</w:t>
       </w:r>
     </w:p>
     <w:p>
@@ -1344,7 +1823,29 @@
           <w:lang w:val="en-US"/>
         </w:rPr>
         <w:tab/>
-        <w:t>public void setAudio(Audio audio)</w:t>
+        <w:t xml:space="preserve">public void </w:t>
+      </w:r>
+      <w:proofErr w:type="spellStart"/>
+      <w:proofErr w:type="gramStart"/>
+      <w:r>
+        <w:rPr>
+          <w:lang w:val="en-US"/>
+        </w:rPr>
+        <w:t>setAudio</w:t>
+      </w:r>
+      <w:proofErr w:type="spellEnd"/>
+      <w:r>
+        <w:rPr>
+          <w:lang w:val="en-US"/>
+        </w:rPr>
+        <w:t>(</w:t>
+      </w:r>
+      <w:proofErr w:type="gramEnd"/>
+      <w:r>
+        <w:rPr>
+          <w:lang w:val="en-US"/>
+        </w:rPr>
+        <w:t>Audio audio)</w:t>
       </w:r>
     </w:p>
     <w:p>
@@ -1378,7 +1879,22 @@
           <w:lang w:val="en-US"/>
         </w:rPr>
         <w:tab/>
-        <w:t>this.audio=audio;</w:t>
+      </w:r>
+      <w:proofErr w:type="spellStart"/>
+      <w:proofErr w:type="gramStart"/>
+      <w:r>
+        <w:rPr>
+          <w:lang w:val="en-US"/>
+        </w:rPr>
+        <w:t>this.audio</w:t>
+      </w:r>
+      <w:proofErr w:type="spellEnd"/>
+      <w:proofErr w:type="gramEnd"/>
+      <w:r>
+        <w:rPr>
+          <w:lang w:val="en-US"/>
+        </w:rPr>
+        <w:t>=audio;</w:t>
       </w:r>
     </w:p>
     <w:p>
@@ -1425,20 +1941,58 @@
         <w:rPr>
           <w:lang w:val="en-US"/>
         </w:rPr>
-        <w:t>Car bmw=new Car();</w:t>
-      </w:r>
-    </w:p>
-    <w:p>
-      <w:pPr>
-        <w:rPr>
-          <w:lang w:val="en-US"/>
-        </w:rPr>
-      </w:pPr>
-      <w:r>
-        <w:rPr>
-          <w:lang w:val="en-US"/>
-        </w:rPr>
-        <w:t>bmw.audio=new Sony();</w:t>
+        <w:t xml:space="preserve">Car </w:t>
+      </w:r>
+      <w:proofErr w:type="spellStart"/>
+      <w:r>
+        <w:rPr>
+          <w:lang w:val="en-US"/>
+        </w:rPr>
+        <w:t>bmw</w:t>
+      </w:r>
+      <w:proofErr w:type="spellEnd"/>
+      <w:r>
+        <w:rPr>
+          <w:lang w:val="en-US"/>
+        </w:rPr>
+        <w:t xml:space="preserve">=new </w:t>
+      </w:r>
+      <w:proofErr w:type="gramStart"/>
+      <w:r>
+        <w:rPr>
+          <w:lang w:val="en-US"/>
+        </w:rPr>
+        <w:t>Car(</w:t>
+      </w:r>
+      <w:proofErr w:type="gramEnd"/>
+      <w:r>
+        <w:rPr>
+          <w:lang w:val="en-US"/>
+        </w:rPr>
+        <w:t>);</w:t>
+      </w:r>
+    </w:p>
+    <w:p>
+      <w:pPr>
+        <w:rPr>
+          <w:lang w:val="en-US"/>
+        </w:rPr>
+      </w:pPr>
+      <w:proofErr w:type="spellStart"/>
+      <w:proofErr w:type="gramStart"/>
+      <w:r>
+        <w:rPr>
+          <w:lang w:val="en-US"/>
+        </w:rPr>
+        <w:t>bmw.audio</w:t>
+      </w:r>
+      <w:proofErr w:type="spellEnd"/>
+      <w:proofErr w:type="gramEnd"/>
+      <w:r>
+        <w:rPr>
+          <w:lang w:val="en-US"/>
+        </w:rPr>
+        <w:t>=new Sony();</w:t>
       </w:r>
       <w:r>
         <w:rPr>
@@ -1460,11 +2014,21 @@
           <w:lang w:val="en-US"/>
         </w:rPr>
       </w:pPr>
-      <w:r>
-        <w:rPr>
-          <w:lang w:val="en-US"/>
-        </w:rPr>
-        <w:t>bmw.setAudio(new Sony());</w:t>
+      <w:proofErr w:type="spellStart"/>
+      <w:proofErr w:type="gramStart"/>
+      <w:r>
+        <w:rPr>
+          <w:lang w:val="en-US"/>
+        </w:rPr>
+        <w:t>bmw.setAudio</w:t>
+      </w:r>
+      <w:proofErr w:type="spellEnd"/>
+      <w:proofErr w:type="gramEnd"/>
+      <w:r>
+        <w:rPr>
+          <w:lang w:val="en-US"/>
+        </w:rPr>
+        <w:t>(new Sony());</w:t>
       </w:r>
       <w:r>
         <w:rPr>
@@ -1497,7 +2061,49 @@
         <w:rPr>
           <w:lang w:val="en-US"/>
         </w:rPr>
-        <w:t>Car benz=new Car(new Jbl());</w:t>
+        <w:t xml:space="preserve">Car </w:t>
+      </w:r>
+      <w:proofErr w:type="spellStart"/>
+      <w:r>
+        <w:rPr>
+          <w:lang w:val="en-US"/>
+        </w:rPr>
+        <w:t>benz</w:t>
+      </w:r>
+      <w:proofErr w:type="spellEnd"/>
+      <w:r>
+        <w:rPr>
+          <w:lang w:val="en-US"/>
+        </w:rPr>
+        <w:t xml:space="preserve">=new </w:t>
+      </w:r>
+      <w:proofErr w:type="gramStart"/>
+      <w:r>
+        <w:rPr>
+          <w:lang w:val="en-US"/>
+        </w:rPr>
+        <w:t>Car(</w:t>
+      </w:r>
+      <w:proofErr w:type="gramEnd"/>
+      <w:r>
+        <w:rPr>
+          <w:lang w:val="en-US"/>
+        </w:rPr>
+        <w:t xml:space="preserve">new </w:t>
+      </w:r>
+      <w:proofErr w:type="spellStart"/>
+      <w:r>
+        <w:rPr>
+          <w:lang w:val="en-US"/>
+        </w:rPr>
+        <w:t>Jbl</w:t>
+      </w:r>
+      <w:proofErr w:type="spellEnd"/>
+      <w:r>
+        <w:rPr>
+          <w:lang w:val="en-US"/>
+        </w:rPr>
+        <w:t>());</w:t>
       </w:r>
       <w:r>
         <w:rPr>
@@ -1547,11 +2153,21 @@
           <w:lang w:val="en-US"/>
         </w:rPr>
       </w:pPr>
-      <w:r>
-        <w:rPr>
-          <w:lang w:val="en-US"/>
-        </w:rPr>
-        <w:t>Lets create a spring project.</w:t>
+      <w:proofErr w:type="spellStart"/>
+      <w:proofErr w:type="gramStart"/>
+      <w:r>
+        <w:rPr>
+          <w:lang w:val="en-US"/>
+        </w:rPr>
+        <w:t>Lets</w:t>
+      </w:r>
+      <w:proofErr w:type="spellEnd"/>
+      <w:proofErr w:type="gramEnd"/>
+      <w:r>
+        <w:rPr>
+          <w:lang w:val="en-US"/>
+        </w:rPr>
+        <w:t xml:space="preserve"> create a spring project.</w:t>
       </w:r>
     </w:p>
     <w:p>
@@ -1740,21 +2356,38 @@
           <w:lang w:val="en-US"/>
         </w:rPr>
         <w:tab/>
+      </w:r>
+      <w:proofErr w:type="spellStart"/>
+      <w:proofErr w:type="gramStart"/>
+      <w:r>
+        <w:rPr>
+          <w:lang w:val="en-US"/>
+        </w:rPr>
         <w:t>com.ust.spring</w:t>
       </w:r>
-    </w:p>
-    <w:p>
-      <w:pPr>
-        <w:pStyle w:val="ListParagraph"/>
-        <w:rPr>
-          <w:lang w:val="en-US"/>
-        </w:rPr>
-      </w:pPr>
-      <w:r>
-        <w:rPr>
-          <w:lang w:val="en-US"/>
-        </w:rPr>
-        <w:t>Artifcat id:</w:t>
+      <w:proofErr w:type="spellEnd"/>
+      <w:proofErr w:type="gramEnd"/>
+    </w:p>
+    <w:p>
+      <w:pPr>
+        <w:pStyle w:val="ListParagraph"/>
+        <w:rPr>
+          <w:lang w:val="en-US"/>
+        </w:rPr>
+      </w:pPr>
+      <w:proofErr w:type="spellStart"/>
+      <w:r>
+        <w:rPr>
+          <w:lang w:val="en-US"/>
+        </w:rPr>
+        <w:t>Artifcat</w:t>
+      </w:r>
+      <w:proofErr w:type="spellEnd"/>
+      <w:r>
+        <w:rPr>
+          <w:lang w:val="en-US"/>
+        </w:rPr>
+        <w:t xml:space="preserve"> id:</w:t>
       </w:r>
       <w:r>
         <w:rPr>
@@ -1884,12 +2517,10 @@
           <w:szCs w:val="20"/>
           <w:lang w:val="en-US"/>
         </w:rPr>
-        <w:t xml:space="preserve">            &lt;groupId&gt;org.springframework&lt;/groupId&gt;</w:t>
-      </w:r>
-    </w:p>
-    <w:p>
-      <w:pPr>
-        <w:pStyle w:val="ListParagraph"/>
+        <w:t xml:space="preserve">            &lt;</w:t>
+      </w:r>
+      <w:proofErr w:type="spellStart"/>
+      <w:r>
         <w:rPr>
           <w:b/>
           <w:bCs/>
@@ -1897,7 +2528,9 @@
           <w:szCs w:val="20"/>
           <w:lang w:val="en-US"/>
         </w:rPr>
-      </w:pPr>
+        <w:t>groupId</w:t>
+      </w:r>
+      <w:proofErr w:type="spellEnd"/>
       <w:r>
         <w:rPr>
           <w:b/>
@@ -1906,12 +2539,10 @@
           <w:szCs w:val="20"/>
           <w:lang w:val="en-US"/>
         </w:rPr>
-        <w:t xml:space="preserve">            &lt;artifactId&gt;spring-context&lt;/artifactId&gt;</w:t>
-      </w:r>
-    </w:p>
-    <w:p>
-      <w:pPr>
-        <w:pStyle w:val="ListParagraph"/>
+        <w:t>&gt;</w:t>
+      </w:r>
+      <w:proofErr w:type="spellStart"/>
+      <w:r>
         <w:rPr>
           <w:b/>
           <w:bCs/>
@@ -1919,7 +2550,9 @@
           <w:szCs w:val="20"/>
           <w:lang w:val="en-US"/>
         </w:rPr>
-      </w:pPr>
+        <w:t>org.springframework</w:t>
+      </w:r>
+      <w:proofErr w:type="spellEnd"/>
       <w:r>
         <w:rPr>
           <w:b/>
@@ -1928,12 +2561,10 @@
           <w:szCs w:val="20"/>
           <w:lang w:val="en-US"/>
         </w:rPr>
-        <w:t xml:space="preserve">            &lt;version&gt;4.3.6.RELEASE&lt;/version&gt;</w:t>
-      </w:r>
-    </w:p>
-    <w:p>
-      <w:pPr>
-        <w:pStyle w:val="ListParagraph"/>
+        <w:t>&lt;/</w:t>
+      </w:r>
+      <w:proofErr w:type="spellStart"/>
+      <w:r>
         <w:rPr>
           <w:b/>
           <w:bCs/>
@@ -1941,7 +2572,9 @@
           <w:szCs w:val="20"/>
           <w:lang w:val="en-US"/>
         </w:rPr>
-      </w:pPr>
+        <w:t>groupId</w:t>
+      </w:r>
+      <w:proofErr w:type="spellEnd"/>
       <w:r>
         <w:rPr>
           <w:b/>
@@ -1950,6 +2583,138 @@
           <w:szCs w:val="20"/>
           <w:lang w:val="en-US"/>
         </w:rPr>
+        <w:t>&gt;</w:t>
+      </w:r>
+    </w:p>
+    <w:p>
+      <w:pPr>
+        <w:pStyle w:val="ListParagraph"/>
+        <w:rPr>
+          <w:b/>
+          <w:bCs/>
+          <w:sz w:val="20"/>
+          <w:szCs w:val="20"/>
+          <w:lang w:val="en-US"/>
+        </w:rPr>
+      </w:pPr>
+      <w:r>
+        <w:rPr>
+          <w:b/>
+          <w:bCs/>
+          <w:sz w:val="20"/>
+          <w:szCs w:val="20"/>
+          <w:lang w:val="en-US"/>
+        </w:rPr>
+        <w:t xml:space="preserve">            &lt;</w:t>
+      </w:r>
+      <w:proofErr w:type="spellStart"/>
+      <w:r>
+        <w:rPr>
+          <w:b/>
+          <w:bCs/>
+          <w:sz w:val="20"/>
+          <w:szCs w:val="20"/>
+          <w:lang w:val="en-US"/>
+        </w:rPr>
+        <w:t>artifactId</w:t>
+      </w:r>
+      <w:proofErr w:type="spellEnd"/>
+      <w:r>
+        <w:rPr>
+          <w:b/>
+          <w:bCs/>
+          <w:sz w:val="20"/>
+          <w:szCs w:val="20"/>
+          <w:lang w:val="en-US"/>
+        </w:rPr>
+        <w:t>&gt;spring-context&lt;/</w:t>
+      </w:r>
+      <w:proofErr w:type="spellStart"/>
+      <w:r>
+        <w:rPr>
+          <w:b/>
+          <w:bCs/>
+          <w:sz w:val="20"/>
+          <w:szCs w:val="20"/>
+          <w:lang w:val="en-US"/>
+        </w:rPr>
+        <w:t>artifactId</w:t>
+      </w:r>
+      <w:proofErr w:type="spellEnd"/>
+      <w:r>
+        <w:rPr>
+          <w:b/>
+          <w:bCs/>
+          <w:sz w:val="20"/>
+          <w:szCs w:val="20"/>
+          <w:lang w:val="en-US"/>
+        </w:rPr>
+        <w:t>&gt;</w:t>
+      </w:r>
+    </w:p>
+    <w:p>
+      <w:pPr>
+        <w:pStyle w:val="ListParagraph"/>
+        <w:rPr>
+          <w:b/>
+          <w:bCs/>
+          <w:sz w:val="20"/>
+          <w:szCs w:val="20"/>
+          <w:lang w:val="en-US"/>
+        </w:rPr>
+      </w:pPr>
+      <w:r>
+        <w:rPr>
+          <w:b/>
+          <w:bCs/>
+          <w:sz w:val="20"/>
+          <w:szCs w:val="20"/>
+          <w:lang w:val="en-US"/>
+        </w:rPr>
+        <w:t xml:space="preserve">            &lt;version&gt;4.3.</w:t>
+      </w:r>
+      <w:proofErr w:type="gramStart"/>
+      <w:r>
+        <w:rPr>
+          <w:b/>
+          <w:bCs/>
+          <w:sz w:val="20"/>
+          <w:szCs w:val="20"/>
+          <w:lang w:val="en-US"/>
+        </w:rPr>
+        <w:t>6.RELEASE</w:t>
+      </w:r>
+      <w:proofErr w:type="gramEnd"/>
+      <w:r>
+        <w:rPr>
+          <w:b/>
+          <w:bCs/>
+          <w:sz w:val="20"/>
+          <w:szCs w:val="20"/>
+          <w:lang w:val="en-US"/>
+        </w:rPr>
+        <w:t>&lt;/version&gt;</w:t>
+      </w:r>
+    </w:p>
+    <w:p>
+      <w:pPr>
+        <w:pStyle w:val="ListParagraph"/>
+        <w:rPr>
+          <w:b/>
+          <w:bCs/>
+          <w:sz w:val="20"/>
+          <w:szCs w:val="20"/>
+          <w:lang w:val="en-US"/>
+        </w:rPr>
+      </w:pPr>
+      <w:r>
+        <w:rPr>
+          <w:b/>
+          <w:bCs/>
+          <w:sz w:val="20"/>
+          <w:szCs w:val="20"/>
+          <w:lang w:val="en-US"/>
+        </w:rPr>
         <w:t xml:space="preserve">        &lt;/dependency&gt;</w:t>
       </w:r>
     </w:p>
@@ -1964,47 +2729,87 @@
           <w:lang w:val="en-US"/>
         </w:rPr>
       </w:pPr>
-      <w:r>
-        <w:rPr>
-          <w:lang w:val="en-US"/>
-        </w:rPr>
-        <w:t>Lets create a java bean</w:t>
-      </w:r>
-    </w:p>
-    <w:p>
-      <w:pPr>
-        <w:pStyle w:val="ListParagraph"/>
-        <w:rPr>
-          <w:lang w:val="en-US"/>
-        </w:rPr>
-      </w:pPr>
-      <w:r>
-        <w:rPr>
-          <w:lang w:val="en-US"/>
-        </w:rPr>
-        <w:t>package com.ust.spring;</w:t>
-      </w:r>
-    </w:p>
-    <w:p>
-      <w:pPr>
-        <w:pStyle w:val="ListParagraph"/>
-        <w:rPr>
-          <w:lang w:val="en-US"/>
-        </w:rPr>
-      </w:pPr>
-    </w:p>
-    <w:p>
-      <w:pPr>
-        <w:pStyle w:val="ListParagraph"/>
-        <w:rPr>
-          <w:lang w:val="en-US"/>
-        </w:rPr>
-      </w:pPr>
-      <w:r>
-        <w:rPr>
-          <w:lang w:val="en-US"/>
-        </w:rPr>
-        <w:t>public class Jbl implements Audio</w:t>
+      <w:proofErr w:type="spellStart"/>
+      <w:proofErr w:type="gramStart"/>
+      <w:r>
+        <w:rPr>
+          <w:lang w:val="en-US"/>
+        </w:rPr>
+        <w:t>Lets</w:t>
+      </w:r>
+      <w:proofErr w:type="spellEnd"/>
+      <w:proofErr w:type="gramEnd"/>
+      <w:r>
+        <w:rPr>
+          <w:lang w:val="en-US"/>
+        </w:rPr>
+        <w:t xml:space="preserve"> create a java bean</w:t>
+      </w:r>
+    </w:p>
+    <w:p>
+      <w:pPr>
+        <w:pStyle w:val="ListParagraph"/>
+        <w:rPr>
+          <w:lang w:val="en-US"/>
+        </w:rPr>
+      </w:pPr>
+      <w:r>
+        <w:rPr>
+          <w:lang w:val="en-US"/>
+        </w:rPr>
+        <w:t xml:space="preserve">package </w:t>
+      </w:r>
+      <w:proofErr w:type="spellStart"/>
+      <w:proofErr w:type="gramStart"/>
+      <w:r>
+        <w:rPr>
+          <w:lang w:val="en-US"/>
+        </w:rPr>
+        <w:t>com.ust.spring</w:t>
+      </w:r>
+      <w:proofErr w:type="spellEnd"/>
+      <w:proofErr w:type="gramEnd"/>
+      <w:r>
+        <w:rPr>
+          <w:lang w:val="en-US"/>
+        </w:rPr>
+        <w:t>;</w:t>
+      </w:r>
+    </w:p>
+    <w:p>
+      <w:pPr>
+        <w:pStyle w:val="ListParagraph"/>
+        <w:rPr>
+          <w:lang w:val="en-US"/>
+        </w:rPr>
+      </w:pPr>
+    </w:p>
+    <w:p>
+      <w:pPr>
+        <w:pStyle w:val="ListParagraph"/>
+        <w:rPr>
+          <w:lang w:val="en-US"/>
+        </w:rPr>
+      </w:pPr>
+      <w:r>
+        <w:rPr>
+          <w:lang w:val="en-US"/>
+        </w:rPr>
+        <w:t xml:space="preserve">public class </w:t>
+      </w:r>
+      <w:proofErr w:type="spellStart"/>
+      <w:r>
+        <w:rPr>
+          <w:lang w:val="en-US"/>
+        </w:rPr>
+        <w:t>Jbl</w:t>
+      </w:r>
+      <w:proofErr w:type="spellEnd"/>
+      <w:r>
+        <w:rPr>
+          <w:lang w:val="en-US"/>
+        </w:rPr>
+        <w:t xml:space="preserve"> implements Audio</w:t>
       </w:r>
     </w:p>
     <w:p>
@@ -2056,28 +2861,77 @@
           <w:lang w:val="en-US"/>
         </w:rPr>
         <w:tab/>
-        <w:t>public void playMusic() {</w:t>
-      </w:r>
-    </w:p>
-    <w:p>
-      <w:pPr>
-        <w:pStyle w:val="ListParagraph"/>
-        <w:rPr>
-          <w:lang w:val="en-US"/>
-        </w:rPr>
-      </w:pPr>
-      <w:r>
-        <w:rPr>
-          <w:lang w:val="en-US"/>
-        </w:rPr>
-        <w:tab/>
-      </w:r>
-      <w:r>
-        <w:rPr>
-          <w:lang w:val="en-US"/>
-        </w:rPr>
-        <w:tab/>
-        <w:t>System.out.println("Jbl Makes noise");</w:t>
+        <w:t xml:space="preserve">public void </w:t>
+      </w:r>
+      <w:proofErr w:type="spellStart"/>
+      <w:proofErr w:type="gramStart"/>
+      <w:r>
+        <w:rPr>
+          <w:lang w:val="en-US"/>
+        </w:rPr>
+        <w:t>playMusic</w:t>
+      </w:r>
+      <w:proofErr w:type="spellEnd"/>
+      <w:r>
+        <w:rPr>
+          <w:lang w:val="en-US"/>
+        </w:rPr>
+        <w:t>(</w:t>
+      </w:r>
+      <w:proofErr w:type="gramEnd"/>
+      <w:r>
+        <w:rPr>
+          <w:lang w:val="en-US"/>
+        </w:rPr>
+        <w:t>) {</w:t>
+      </w:r>
+    </w:p>
+    <w:p>
+      <w:pPr>
+        <w:pStyle w:val="ListParagraph"/>
+        <w:rPr>
+          <w:lang w:val="en-US"/>
+        </w:rPr>
+      </w:pPr>
+      <w:r>
+        <w:rPr>
+          <w:lang w:val="en-US"/>
+        </w:rPr>
+        <w:tab/>
+      </w:r>
+      <w:r>
+        <w:rPr>
+          <w:lang w:val="en-US"/>
+        </w:rPr>
+        <w:tab/>
+      </w:r>
+      <w:proofErr w:type="spellStart"/>
+      <w:r>
+        <w:rPr>
+          <w:lang w:val="en-US"/>
+        </w:rPr>
+        <w:t>System.out.println</w:t>
+      </w:r>
+      <w:proofErr w:type="spellEnd"/>
+      <w:r>
+        <w:rPr>
+          <w:lang w:val="en-US"/>
+        </w:rPr>
+        <w:t>("</w:t>
+      </w:r>
+      <w:proofErr w:type="spellStart"/>
+      <w:r>
+        <w:rPr>
+          <w:lang w:val="en-US"/>
+        </w:rPr>
+        <w:t>Jbl</w:t>
+      </w:r>
+      <w:proofErr w:type="spellEnd"/>
+      <w:r>
+        <w:rPr>
+          <w:lang w:val="en-US"/>
+        </w:rPr>
+        <w:t xml:space="preserve"> Makes noise");</w:t>
       </w:r>
     </w:p>
     <w:p>
@@ -2144,7 +2998,23 @@
         <w:rPr>
           <w:lang w:val="en-US"/>
         </w:rPr>
-        <w:t>package com.ust.spring;</w:t>
+        <w:t xml:space="preserve">package </w:t>
+      </w:r>
+      <w:proofErr w:type="spellStart"/>
+      <w:proofErr w:type="gramStart"/>
+      <w:r>
+        <w:rPr>
+          <w:lang w:val="en-US"/>
+        </w:rPr>
+        <w:t>com.ust.spring</w:t>
+      </w:r>
+      <w:proofErr w:type="spellEnd"/>
+      <w:proofErr w:type="gramEnd"/>
+      <w:r>
+        <w:rPr>
+          <w:lang w:val="en-US"/>
+        </w:rPr>
+        <w:t>;</w:t>
       </w:r>
     </w:p>
     <w:p>
@@ -2204,28 +3074,63 @@
           <w:lang w:val="en-US"/>
         </w:rPr>
         <w:tab/>
-        <w:t>public void playMusic() {</w:t>
-      </w:r>
-    </w:p>
-    <w:p>
-      <w:pPr>
-        <w:pStyle w:val="ListParagraph"/>
-        <w:rPr>
-          <w:lang w:val="en-US"/>
-        </w:rPr>
-      </w:pPr>
-      <w:r>
-        <w:rPr>
-          <w:lang w:val="en-US"/>
-        </w:rPr>
-        <w:tab/>
-      </w:r>
-      <w:r>
-        <w:rPr>
-          <w:lang w:val="en-US"/>
-        </w:rPr>
-        <w:tab/>
-        <w:t>System.out.println("Sony makes good sound");</w:t>
+        <w:t xml:space="preserve">public void </w:t>
+      </w:r>
+      <w:proofErr w:type="spellStart"/>
+      <w:proofErr w:type="gramStart"/>
+      <w:r>
+        <w:rPr>
+          <w:lang w:val="en-US"/>
+        </w:rPr>
+        <w:t>playMusic</w:t>
+      </w:r>
+      <w:proofErr w:type="spellEnd"/>
+      <w:r>
+        <w:rPr>
+          <w:lang w:val="en-US"/>
+        </w:rPr>
+        <w:t>(</w:t>
+      </w:r>
+      <w:proofErr w:type="gramEnd"/>
+      <w:r>
+        <w:rPr>
+          <w:lang w:val="en-US"/>
+        </w:rPr>
+        <w:t>) {</w:t>
+      </w:r>
+    </w:p>
+    <w:p>
+      <w:pPr>
+        <w:pStyle w:val="ListParagraph"/>
+        <w:rPr>
+          <w:lang w:val="en-US"/>
+        </w:rPr>
+      </w:pPr>
+      <w:r>
+        <w:rPr>
+          <w:lang w:val="en-US"/>
+        </w:rPr>
+        <w:tab/>
+      </w:r>
+      <w:r>
+        <w:rPr>
+          <w:lang w:val="en-US"/>
+        </w:rPr>
+        <w:tab/>
+      </w:r>
+      <w:proofErr w:type="spellStart"/>
+      <w:r>
+        <w:rPr>
+          <w:lang w:val="en-US"/>
+        </w:rPr>
+        <w:t>System.out.println</w:t>
+      </w:r>
+      <w:proofErr w:type="spellEnd"/>
+      <w:r>
+        <w:rPr>
+          <w:lang w:val="en-US"/>
+        </w:rPr>
+        <w:t>("Sony makes good sound");</w:t>
       </w:r>
     </w:p>
     <w:p>
@@ -2292,7 +3197,23 @@
         <w:rPr>
           <w:lang w:val="en-US"/>
         </w:rPr>
-        <w:t>package com.ust.spring;</w:t>
+        <w:t xml:space="preserve">package </w:t>
+      </w:r>
+      <w:proofErr w:type="spellStart"/>
+      <w:proofErr w:type="gramStart"/>
+      <w:r>
+        <w:rPr>
+          <w:lang w:val="en-US"/>
+        </w:rPr>
+        <w:t>com.ust.spring</w:t>
+      </w:r>
+      <w:proofErr w:type="spellEnd"/>
+      <w:proofErr w:type="gramEnd"/>
+      <w:r>
+        <w:rPr>
+          <w:lang w:val="en-US"/>
+        </w:rPr>
+        <w:t>;</w:t>
       </w:r>
     </w:p>
     <w:p>
@@ -2329,101 +3250,171 @@
           <w:lang w:val="en-US"/>
         </w:rPr>
         <w:tab/>
-        <w:t>private Audio audio;</w:t>
-      </w:r>
-    </w:p>
-    <w:p>
-      <w:pPr>
-        <w:pStyle w:val="ListParagraph"/>
-        <w:rPr>
-          <w:lang w:val="en-US"/>
-        </w:rPr>
-      </w:pPr>
-      <w:r>
-        <w:rPr>
-          <w:lang w:val="en-US"/>
-        </w:rPr>
-        <w:tab/>
-      </w:r>
-    </w:p>
-    <w:p>
-      <w:pPr>
-        <w:pStyle w:val="ListParagraph"/>
-        <w:rPr>
-          <w:lang w:val="en-US"/>
-        </w:rPr>
-      </w:pPr>
-      <w:r>
-        <w:rPr>
-          <w:lang w:val="en-US"/>
-        </w:rPr>
-        <w:tab/>
-        <w:t>public Car() {}</w:t>
-      </w:r>
-    </w:p>
-    <w:p>
-      <w:pPr>
-        <w:pStyle w:val="ListParagraph"/>
-        <w:rPr>
-          <w:lang w:val="en-US"/>
-        </w:rPr>
-      </w:pPr>
-    </w:p>
-    <w:p>
-      <w:pPr>
-        <w:pStyle w:val="ListParagraph"/>
-        <w:rPr>
-          <w:lang w:val="en-US"/>
-        </w:rPr>
-      </w:pPr>
-      <w:r>
-        <w:rPr>
-          <w:lang w:val="en-US"/>
-        </w:rPr>
-        <w:tab/>
-        <w:t>public Car(Audio audio) {</w:t>
-      </w:r>
-    </w:p>
-    <w:p>
-      <w:pPr>
-        <w:pStyle w:val="ListParagraph"/>
-        <w:rPr>
-          <w:lang w:val="en-US"/>
-        </w:rPr>
-      </w:pPr>
-      <w:r>
-        <w:rPr>
-          <w:lang w:val="en-US"/>
-        </w:rPr>
-        <w:tab/>
-      </w:r>
-      <w:r>
-        <w:rPr>
-          <w:lang w:val="en-US"/>
-        </w:rPr>
-        <w:tab/>
-        <w:t>super();</w:t>
-      </w:r>
-    </w:p>
-    <w:p>
-      <w:pPr>
-        <w:pStyle w:val="ListParagraph"/>
-        <w:rPr>
-          <w:lang w:val="en-US"/>
-        </w:rPr>
-      </w:pPr>
-      <w:r>
-        <w:rPr>
-          <w:lang w:val="en-US"/>
-        </w:rPr>
-        <w:tab/>
-      </w:r>
-      <w:r>
-        <w:rPr>
-          <w:lang w:val="en-US"/>
-        </w:rPr>
-        <w:tab/>
-        <w:t>this.audio = audio;</w:t>
+        <w:t xml:space="preserve">private Audio </w:t>
+      </w:r>
+      <w:proofErr w:type="spellStart"/>
+      <w:r>
+        <w:rPr>
+          <w:lang w:val="en-US"/>
+        </w:rPr>
+        <w:t>audio</w:t>
+      </w:r>
+      <w:proofErr w:type="spellEnd"/>
+      <w:r>
+        <w:rPr>
+          <w:lang w:val="en-US"/>
+        </w:rPr>
+        <w:t>;</w:t>
+      </w:r>
+    </w:p>
+    <w:p>
+      <w:pPr>
+        <w:pStyle w:val="ListParagraph"/>
+        <w:rPr>
+          <w:lang w:val="en-US"/>
+        </w:rPr>
+      </w:pPr>
+      <w:r>
+        <w:rPr>
+          <w:lang w:val="en-US"/>
+        </w:rPr>
+        <w:tab/>
+      </w:r>
+    </w:p>
+    <w:p>
+      <w:pPr>
+        <w:pStyle w:val="ListParagraph"/>
+        <w:rPr>
+          <w:lang w:val="en-US"/>
+        </w:rPr>
+      </w:pPr>
+      <w:r>
+        <w:rPr>
+          <w:lang w:val="en-US"/>
+        </w:rPr>
+        <w:tab/>
+        <w:t xml:space="preserve">public </w:t>
+      </w:r>
+      <w:proofErr w:type="gramStart"/>
+      <w:r>
+        <w:rPr>
+          <w:lang w:val="en-US"/>
+        </w:rPr>
+        <w:t>Car(</w:t>
+      </w:r>
+      <w:proofErr w:type="gramEnd"/>
+      <w:r>
+        <w:rPr>
+          <w:lang w:val="en-US"/>
+        </w:rPr>
+        <w:t>) {}</w:t>
+      </w:r>
+    </w:p>
+    <w:p>
+      <w:pPr>
+        <w:pStyle w:val="ListParagraph"/>
+        <w:rPr>
+          <w:lang w:val="en-US"/>
+        </w:rPr>
+      </w:pPr>
+    </w:p>
+    <w:p>
+      <w:pPr>
+        <w:pStyle w:val="ListParagraph"/>
+        <w:rPr>
+          <w:lang w:val="en-US"/>
+        </w:rPr>
+      </w:pPr>
+      <w:r>
+        <w:rPr>
+          <w:lang w:val="en-US"/>
+        </w:rPr>
+        <w:tab/>
+        <w:t xml:space="preserve">public </w:t>
+      </w:r>
+      <w:proofErr w:type="gramStart"/>
+      <w:r>
+        <w:rPr>
+          <w:lang w:val="en-US"/>
+        </w:rPr>
+        <w:t>Car(</w:t>
+      </w:r>
+      <w:proofErr w:type="gramEnd"/>
+      <w:r>
+        <w:rPr>
+          <w:lang w:val="en-US"/>
+        </w:rPr>
+        <w:t>Audio audio) {</w:t>
+      </w:r>
+    </w:p>
+    <w:p>
+      <w:pPr>
+        <w:pStyle w:val="ListParagraph"/>
+        <w:rPr>
+          <w:lang w:val="en-US"/>
+        </w:rPr>
+      </w:pPr>
+      <w:r>
+        <w:rPr>
+          <w:lang w:val="en-US"/>
+        </w:rPr>
+        <w:tab/>
+      </w:r>
+      <w:r>
+        <w:rPr>
+          <w:lang w:val="en-US"/>
+        </w:rPr>
+        <w:tab/>
+      </w:r>
+      <w:proofErr w:type="gramStart"/>
+      <w:r>
+        <w:rPr>
+          <w:lang w:val="en-US"/>
+        </w:rPr>
+        <w:t>super(</w:t>
+      </w:r>
+      <w:proofErr w:type="gramEnd"/>
+      <w:r>
+        <w:rPr>
+          <w:lang w:val="en-US"/>
+        </w:rPr>
+        <w:t>);</w:t>
+      </w:r>
+    </w:p>
+    <w:p>
+      <w:pPr>
+        <w:pStyle w:val="ListParagraph"/>
+        <w:rPr>
+          <w:lang w:val="en-US"/>
+        </w:rPr>
+      </w:pPr>
+      <w:r>
+        <w:rPr>
+          <w:lang w:val="en-US"/>
+        </w:rPr>
+        <w:tab/>
+      </w:r>
+      <w:r>
+        <w:rPr>
+          <w:lang w:val="en-US"/>
+        </w:rPr>
+        <w:tab/>
+      </w:r>
+      <w:proofErr w:type="spellStart"/>
+      <w:proofErr w:type="gramStart"/>
+      <w:r>
+        <w:rPr>
+          <w:lang w:val="en-US"/>
+        </w:rPr>
+        <w:t>this.audio</w:t>
+      </w:r>
+      <w:proofErr w:type="spellEnd"/>
+      <w:proofErr w:type="gramEnd"/>
+      <w:r>
+        <w:rPr>
+          <w:lang w:val="en-US"/>
+        </w:rPr>
+        <w:t xml:space="preserve"> = audio;</w:t>
       </w:r>
     </w:p>
     <w:p>
@@ -2461,7 +3452,29 @@
           <w:lang w:val="en-US"/>
         </w:rPr>
         <w:tab/>
-        <w:t>public Audio getAudio() {</w:t>
+        <w:t xml:space="preserve">public Audio </w:t>
+      </w:r>
+      <w:proofErr w:type="spellStart"/>
+      <w:proofErr w:type="gramStart"/>
+      <w:r>
+        <w:rPr>
+          <w:lang w:val="en-US"/>
+        </w:rPr>
+        <w:t>getAudio</w:t>
+      </w:r>
+      <w:proofErr w:type="spellEnd"/>
+      <w:r>
+        <w:rPr>
+          <w:lang w:val="en-US"/>
+        </w:rPr>
+        <w:t>(</w:t>
+      </w:r>
+      <w:proofErr w:type="gramEnd"/>
+      <w:r>
+        <w:rPr>
+          <w:lang w:val="en-US"/>
+        </w:rPr>
+        <w:t>) {</w:t>
       </w:r>
     </w:p>
     <w:p>
@@ -2520,28 +3533,65 @@
           <w:lang w:val="en-US"/>
         </w:rPr>
         <w:tab/>
-        <w:t>public void setAudio(Audio audio) {</w:t>
-      </w:r>
-    </w:p>
-    <w:p>
-      <w:pPr>
-        <w:pStyle w:val="ListParagraph"/>
-        <w:rPr>
-          <w:lang w:val="en-US"/>
-        </w:rPr>
-      </w:pPr>
-      <w:r>
-        <w:rPr>
-          <w:lang w:val="en-US"/>
-        </w:rPr>
-        <w:tab/>
-      </w:r>
-      <w:r>
-        <w:rPr>
-          <w:lang w:val="en-US"/>
-        </w:rPr>
-        <w:tab/>
-        <w:t>this.audio = audio;</w:t>
+        <w:t xml:space="preserve">public void </w:t>
+      </w:r>
+      <w:proofErr w:type="spellStart"/>
+      <w:proofErr w:type="gramStart"/>
+      <w:r>
+        <w:rPr>
+          <w:lang w:val="en-US"/>
+        </w:rPr>
+        <w:t>setAudio</w:t>
+      </w:r>
+      <w:proofErr w:type="spellEnd"/>
+      <w:r>
+        <w:rPr>
+          <w:lang w:val="en-US"/>
+        </w:rPr>
+        <w:t>(</w:t>
+      </w:r>
+      <w:proofErr w:type="gramEnd"/>
+      <w:r>
+        <w:rPr>
+          <w:lang w:val="en-US"/>
+        </w:rPr>
+        <w:t>Audio audio) {</w:t>
+      </w:r>
+    </w:p>
+    <w:p>
+      <w:pPr>
+        <w:pStyle w:val="ListParagraph"/>
+        <w:rPr>
+          <w:lang w:val="en-US"/>
+        </w:rPr>
+      </w:pPr>
+      <w:r>
+        <w:rPr>
+          <w:lang w:val="en-US"/>
+        </w:rPr>
+        <w:tab/>
+      </w:r>
+      <w:r>
+        <w:rPr>
+          <w:lang w:val="en-US"/>
+        </w:rPr>
+        <w:tab/>
+      </w:r>
+      <w:proofErr w:type="spellStart"/>
+      <w:proofErr w:type="gramStart"/>
+      <w:r>
+        <w:rPr>
+          <w:lang w:val="en-US"/>
+        </w:rPr>
+        <w:t>this.audio</w:t>
+      </w:r>
+      <w:proofErr w:type="spellEnd"/>
+      <w:proofErr w:type="gramEnd"/>
+      <w:r>
+        <w:rPr>
+          <w:lang w:val="en-US"/>
+        </w:rPr>
+        <w:t xml:space="preserve"> = audio;</w:t>
       </w:r>
     </w:p>
     <w:p>
@@ -2585,7 +3635,21 @@
           <w:lang w:val="en-US"/>
         </w:rPr>
         <w:tab/>
-        <w:t>public void play()</w:t>
+        <w:t xml:space="preserve">public void </w:t>
+      </w:r>
+      <w:proofErr w:type="gramStart"/>
+      <w:r>
+        <w:rPr>
+          <w:lang w:val="en-US"/>
+        </w:rPr>
+        <w:t>play(</w:t>
+      </w:r>
+      <w:proofErr w:type="gramEnd"/>
+      <w:r>
+        <w:rPr>
+          <w:lang w:val="en-US"/>
+        </w:rPr>
+        <w:t>)</w:t>
       </w:r>
     </w:p>
     <w:p>
@@ -2621,7 +3685,22 @@
           <w:lang w:val="en-US"/>
         </w:rPr>
         <w:tab/>
-        <w:t>audio.playMusic();</w:t>
+      </w:r>
+      <w:proofErr w:type="spellStart"/>
+      <w:proofErr w:type="gramStart"/>
+      <w:r>
+        <w:rPr>
+          <w:lang w:val="en-US"/>
+        </w:rPr>
+        <w:t>audio.playMusic</w:t>
+      </w:r>
+      <w:proofErr w:type="spellEnd"/>
+      <w:proofErr w:type="gramEnd"/>
+      <w:r>
+        <w:rPr>
+          <w:lang w:val="en-US"/>
+        </w:rPr>
+        <w:t>();</w:t>
       </w:r>
     </w:p>
     <w:p>
@@ -2702,35 +3781,81 @@
         <w:rPr>
           <w:lang w:val="en-US"/>
         </w:rPr>
-        <w:t>&lt;beans xmlns = "http://www.springframework.org/schema/beans"</w:t>
-      </w:r>
-    </w:p>
-    <w:p>
-      <w:pPr>
-        <w:pStyle w:val="ListParagraph"/>
-        <w:rPr>
-          <w:lang w:val="en-US"/>
-        </w:rPr>
-      </w:pPr>
-      <w:r>
-        <w:rPr>
-          <w:lang w:val="en-US"/>
-        </w:rPr>
-        <w:t xml:space="preserve">   xmlns:xsi = "http://www.w3.org/2001/XMLSchema-instance"</w:t>
-      </w:r>
-    </w:p>
-    <w:p>
-      <w:pPr>
-        <w:pStyle w:val="ListParagraph"/>
-        <w:rPr>
-          <w:lang w:val="en-US"/>
-        </w:rPr>
-      </w:pPr>
-      <w:r>
-        <w:rPr>
-          <w:lang w:val="en-US"/>
-        </w:rPr>
-        <w:t xml:space="preserve">   xsi:schemaLocation = "http://www.springframework.org/schema/beans</w:t>
+        <w:t xml:space="preserve">&lt;beans </w:t>
+      </w:r>
+      <w:proofErr w:type="spellStart"/>
+      <w:r>
+        <w:rPr>
+          <w:lang w:val="en-US"/>
+        </w:rPr>
+        <w:t>xmlns</w:t>
+      </w:r>
+      <w:proofErr w:type="spellEnd"/>
+      <w:r>
+        <w:rPr>
+          <w:lang w:val="en-US"/>
+        </w:rPr>
+        <w:t xml:space="preserve"> = "http://www.springframework.org/schema/beans"</w:t>
+      </w:r>
+    </w:p>
+    <w:p>
+      <w:pPr>
+        <w:pStyle w:val="ListParagraph"/>
+        <w:rPr>
+          <w:lang w:val="en-US"/>
+        </w:rPr>
+      </w:pPr>
+      <w:r>
+        <w:rPr>
+          <w:lang w:val="en-US"/>
+        </w:rPr>
+        <w:t xml:space="preserve">   </w:t>
+      </w:r>
+      <w:proofErr w:type="spellStart"/>
+      <w:proofErr w:type="gramStart"/>
+      <w:r>
+        <w:rPr>
+          <w:lang w:val="en-US"/>
+        </w:rPr>
+        <w:t>xmlns:xsi</w:t>
+      </w:r>
+      <w:proofErr w:type="spellEnd"/>
+      <w:proofErr w:type="gramEnd"/>
+      <w:r>
+        <w:rPr>
+          <w:lang w:val="en-US"/>
+        </w:rPr>
+        <w:t xml:space="preserve"> = "http://www.w3.org/2001/XMLSchema-instance"</w:t>
+      </w:r>
+    </w:p>
+    <w:p>
+      <w:pPr>
+        <w:pStyle w:val="ListParagraph"/>
+        <w:rPr>
+          <w:lang w:val="en-US"/>
+        </w:rPr>
+      </w:pPr>
+      <w:r>
+        <w:rPr>
+          <w:lang w:val="en-US"/>
+        </w:rPr>
+        <w:t xml:space="preserve">   </w:t>
+      </w:r>
+      <w:proofErr w:type="spellStart"/>
+      <w:proofErr w:type="gramStart"/>
+      <w:r>
+        <w:rPr>
+          <w:lang w:val="en-US"/>
+        </w:rPr>
+        <w:t>xsi:schemaLocation</w:t>
+      </w:r>
+      <w:proofErr w:type="spellEnd"/>
+      <w:proofErr w:type="gramEnd"/>
+      <w:r>
+        <w:rPr>
+          <w:lang w:val="en-US"/>
+        </w:rPr>
+        <w:t xml:space="preserve"> = "http://www.springframework.org/schema/beans</w:t>
       </w:r>
     </w:p>
     <w:p>
@@ -2766,7 +3891,43 @@
         <w:rPr>
           <w:lang w:val="en-US"/>
         </w:rPr>
-        <w:t xml:space="preserve">   &lt;bean id="maths" class="com.ust.spring.Mathematics"&gt;</w:t>
+        <w:t xml:space="preserve">   &lt;bean id="</w:t>
+      </w:r>
+      <w:proofErr w:type="spellStart"/>
+      <w:r>
+        <w:rPr>
+          <w:lang w:val="en-US"/>
+        </w:rPr>
+        <w:t>maths</w:t>
+      </w:r>
+      <w:proofErr w:type="spellEnd"/>
+      <w:r>
+        <w:rPr>
+          <w:lang w:val="en-US"/>
+        </w:rPr>
+        <w:t>" class="</w:t>
+      </w:r>
+      <w:proofErr w:type="spellStart"/>
+      <w:proofErr w:type="gramStart"/>
+      <w:r>
+        <w:rPr>
+          <w:lang w:val="en-US"/>
+        </w:rPr>
+        <w:t>com.ust.spring</w:t>
+      </w:r>
+      <w:proofErr w:type="gramEnd"/>
+      <w:r>
+        <w:rPr>
+          <w:lang w:val="en-US"/>
+        </w:rPr>
+        <w:t>.Mathematics</w:t>
+      </w:r>
+      <w:proofErr w:type="spellEnd"/>
+      <w:r>
+        <w:rPr>
+          <w:lang w:val="en-US"/>
+        </w:rPr>
+        <w:t>"&gt;</w:t>
       </w:r>
     </w:p>
     <w:p>
@@ -2851,7 +4012,43 @@
         <w:rPr>
           <w:lang w:val="en-US"/>
         </w:rPr>
-        <w:t xml:space="preserve">   &lt;bean id="jbl" class="com.ust.spring.Jbl"&gt;</w:t>
+        <w:t xml:space="preserve">   &lt;bean id="</w:t>
+      </w:r>
+      <w:proofErr w:type="spellStart"/>
+      <w:r>
+        <w:rPr>
+          <w:lang w:val="en-US"/>
+        </w:rPr>
+        <w:t>jbl</w:t>
+      </w:r>
+      <w:proofErr w:type="spellEnd"/>
+      <w:r>
+        <w:rPr>
+          <w:lang w:val="en-US"/>
+        </w:rPr>
+        <w:t>" class="</w:t>
+      </w:r>
+      <w:proofErr w:type="spellStart"/>
+      <w:proofErr w:type="gramStart"/>
+      <w:r>
+        <w:rPr>
+          <w:lang w:val="en-US"/>
+        </w:rPr>
+        <w:t>com.ust.spring</w:t>
+      </w:r>
+      <w:proofErr w:type="gramEnd"/>
+      <w:r>
+        <w:rPr>
+          <w:lang w:val="en-US"/>
+        </w:rPr>
+        <w:t>.Jbl</w:t>
+      </w:r>
+      <w:proofErr w:type="spellEnd"/>
+      <w:r>
+        <w:rPr>
+          <w:lang w:val="en-US"/>
+        </w:rPr>
+        <w:t>"&gt;</w:t>
       </w:r>
     </w:p>
     <w:p>
@@ -2893,7 +4090,43 @@
         <w:rPr>
           <w:lang w:val="en-US"/>
         </w:rPr>
-        <w:t xml:space="preserve">   &lt;bean id="sony" class="com.ust.spring.Sony"&gt;</w:t>
+        <w:t xml:space="preserve">   &lt;bean id="</w:t>
+      </w:r>
+      <w:proofErr w:type="spellStart"/>
+      <w:r>
+        <w:rPr>
+          <w:lang w:val="en-US"/>
+        </w:rPr>
+        <w:t>sony</w:t>
+      </w:r>
+      <w:proofErr w:type="spellEnd"/>
+      <w:r>
+        <w:rPr>
+          <w:lang w:val="en-US"/>
+        </w:rPr>
+        <w:t>" class="</w:t>
+      </w:r>
+      <w:proofErr w:type="spellStart"/>
+      <w:proofErr w:type="gramStart"/>
+      <w:r>
+        <w:rPr>
+          <w:lang w:val="en-US"/>
+        </w:rPr>
+        <w:t>com.ust.spring</w:t>
+      </w:r>
+      <w:proofErr w:type="gramEnd"/>
+      <w:r>
+        <w:rPr>
+          <w:lang w:val="en-US"/>
+        </w:rPr>
+        <w:t>.Sony</w:t>
+      </w:r>
+      <w:proofErr w:type="spellEnd"/>
+      <w:r>
+        <w:rPr>
+          <w:lang w:val="en-US"/>
+        </w:rPr>
+        <w:t>"&gt;</w:t>
       </w:r>
     </w:p>
     <w:p>
@@ -2935,7 +4168,29 @@
         <w:rPr>
           <w:lang w:val="en-US"/>
         </w:rPr>
-        <w:t xml:space="preserve">   &lt;bean id="car1" class="com.ust.spring.Car"&gt;</w:t>
+        <w:t xml:space="preserve">   &lt;bean id="car1" class="</w:t>
+      </w:r>
+      <w:proofErr w:type="spellStart"/>
+      <w:proofErr w:type="gramStart"/>
+      <w:r>
+        <w:rPr>
+          <w:lang w:val="en-US"/>
+        </w:rPr>
+        <w:t>com.ust.spring</w:t>
+      </w:r>
+      <w:proofErr w:type="gramEnd"/>
+      <w:r>
+        <w:rPr>
+          <w:lang w:val="en-US"/>
+        </w:rPr>
+        <w:t>.Car</w:t>
+      </w:r>
+      <w:proofErr w:type="spellEnd"/>
+      <w:r>
+        <w:rPr>
+          <w:lang w:val="en-US"/>
+        </w:rPr>
+        <w:t>"&gt;</w:t>
       </w:r>
     </w:p>
     <w:p>
@@ -2956,7 +4211,21 @@
           <w:lang w:val="en-US"/>
         </w:rPr>
         <w:tab/>
-        <w:t>&lt;property name="audio" ref="sony" /&gt;</w:t>
+        <w:t>&lt;property name="audio" ref="</w:t>
+      </w:r>
+      <w:proofErr w:type="spellStart"/>
+      <w:r>
+        <w:rPr>
+          <w:lang w:val="en-US"/>
+        </w:rPr>
+        <w:t>sony</w:t>
+      </w:r>
+      <w:proofErr w:type="spellEnd"/>
+      <w:r>
+        <w:rPr>
+          <w:lang w:val="en-US"/>
+        </w:rPr>
+        <w:t>" /&gt;</w:t>
       </w:r>
     </w:p>
     <w:p>
@@ -3046,29 +4315,59 @@
         <w:rPr>
           <w:lang w:val="en-US"/>
         </w:rPr>
-        <w:t>package com.ust.spring;</w:t>
-      </w:r>
-    </w:p>
-    <w:p>
-      <w:pPr>
-        <w:pStyle w:val="ListParagraph"/>
-        <w:rPr>
-          <w:lang w:val="en-US"/>
-        </w:rPr>
-      </w:pPr>
-    </w:p>
-    <w:p>
-      <w:pPr>
-        <w:pStyle w:val="ListParagraph"/>
-        <w:rPr>
-          <w:lang w:val="en-US"/>
-        </w:rPr>
-      </w:pPr>
-      <w:r>
-        <w:rPr>
-          <w:lang w:val="en-US"/>
-        </w:rPr>
-        <w:t>import org.springframework.context.support.ClassPathXmlApplicationContext;</w:t>
+        <w:t xml:space="preserve">package </w:t>
+      </w:r>
+      <w:proofErr w:type="spellStart"/>
+      <w:proofErr w:type="gramStart"/>
+      <w:r>
+        <w:rPr>
+          <w:lang w:val="en-US"/>
+        </w:rPr>
+        <w:t>com.ust.spring</w:t>
+      </w:r>
+      <w:proofErr w:type="spellEnd"/>
+      <w:proofErr w:type="gramEnd"/>
+      <w:r>
+        <w:rPr>
+          <w:lang w:val="en-US"/>
+        </w:rPr>
+        <w:t>;</w:t>
+      </w:r>
+    </w:p>
+    <w:p>
+      <w:pPr>
+        <w:pStyle w:val="ListParagraph"/>
+        <w:rPr>
+          <w:lang w:val="en-US"/>
+        </w:rPr>
+      </w:pPr>
+    </w:p>
+    <w:p>
+      <w:pPr>
+        <w:pStyle w:val="ListParagraph"/>
+        <w:rPr>
+          <w:lang w:val="en-US"/>
+        </w:rPr>
+      </w:pPr>
+      <w:r>
+        <w:rPr>
+          <w:lang w:val="en-US"/>
+        </w:rPr>
+        <w:t xml:space="preserve">import </w:t>
+      </w:r>
+      <w:proofErr w:type="gramStart"/>
+      <w:r>
+        <w:rPr>
+          <w:lang w:val="en-US"/>
+        </w:rPr>
+        <w:t>org.springframework</w:t>
+      </w:r>
+      <w:proofErr w:type="gramEnd"/>
+      <w:r>
+        <w:rPr>
+          <w:lang w:val="en-US"/>
+        </w:rPr>
+        <w:t>.context.support.ClassPathXmlApplicationContext;</w:t>
       </w:r>
     </w:p>
     <w:p>
@@ -3174,7 +4473,35 @@
         <w:rPr>
           <w:lang w:val="en-US"/>
         </w:rPr>
-        <w:t xml:space="preserve">    public static void main( String[] args )</w:t>
+        <w:t xml:space="preserve">    public static void </w:t>
+      </w:r>
+      <w:proofErr w:type="gramStart"/>
+      <w:r>
+        <w:rPr>
+          <w:lang w:val="en-US"/>
+        </w:rPr>
+        <w:t>main( String</w:t>
+      </w:r>
+      <w:proofErr w:type="gramEnd"/>
+      <w:r>
+        <w:rPr>
+          <w:lang w:val="en-US"/>
+        </w:rPr>
+        <w:t xml:space="preserve">[] </w:t>
+      </w:r>
+      <w:proofErr w:type="spellStart"/>
+      <w:r>
+        <w:rPr>
+          <w:lang w:val="en-US"/>
+        </w:rPr>
+        <w:t>args</w:t>
+      </w:r>
+      <w:proofErr w:type="spellEnd"/>
+      <w:r>
+        <w:rPr>
+          <w:lang w:val="en-US"/>
+        </w:rPr>
+        <w:t xml:space="preserve"> )</w:t>
       </w:r>
     </w:p>
     <w:p>
@@ -3202,7 +4529,29 @@
         <w:rPr>
           <w:lang w:val="en-US"/>
         </w:rPr>
-        <w:t xml:space="preserve">        System.out.println( "Hello World!" );</w:t>
+        <w:t xml:space="preserve">        </w:t>
+      </w:r>
+      <w:proofErr w:type="spellStart"/>
+      <w:r>
+        <w:rPr>
+          <w:lang w:val="en-US"/>
+        </w:rPr>
+        <w:t>System.out.println</w:t>
+      </w:r>
+      <w:proofErr w:type="spellEnd"/>
+      <w:proofErr w:type="gramStart"/>
+      <w:r>
+        <w:rPr>
+          <w:lang w:val="en-US"/>
+        </w:rPr>
+        <w:t>( "</w:t>
+      </w:r>
+      <w:proofErr w:type="gramEnd"/>
+      <w:r>
+        <w:rPr>
+          <w:lang w:val="en-US"/>
+        </w:rPr>
+        <w:t>Hello World!" );</w:t>
       </w:r>
     </w:p>
     <w:p>
@@ -3230,105 +4579,301 @@
         <w:rPr>
           <w:lang w:val="en-US"/>
         </w:rPr>
-        <w:t xml:space="preserve">        ClassPathXmlApplicationContext ctx=new ClassPathXmlApplicationContext("bean.xml");</w:t>
-      </w:r>
-    </w:p>
-    <w:p>
-      <w:pPr>
-        <w:pStyle w:val="ListParagraph"/>
-        <w:rPr>
-          <w:lang w:val="en-US"/>
-        </w:rPr>
-      </w:pPr>
-      <w:r>
-        <w:rPr>
-          <w:lang w:val="en-US"/>
-        </w:rPr>
-        <w:t>//        Mathematics maths= (Mathematics) ctx.getBean("maths");</w:t>
-      </w:r>
-    </w:p>
-    <w:p>
-      <w:pPr>
-        <w:pStyle w:val="ListParagraph"/>
-        <w:rPr>
-          <w:lang w:val="en-US"/>
-        </w:rPr>
-      </w:pPr>
-      <w:r>
-        <w:rPr>
-          <w:lang w:val="en-US"/>
-        </w:rPr>
-        <w:t>//        maths.setNo1(20);</w:t>
-      </w:r>
-    </w:p>
-    <w:p>
-      <w:pPr>
-        <w:pStyle w:val="ListParagraph"/>
-        <w:rPr>
-          <w:lang w:val="en-US"/>
-        </w:rPr>
-      </w:pPr>
-      <w:r>
-        <w:rPr>
-          <w:lang w:val="en-US"/>
-        </w:rPr>
-        <w:t>//        maths.setNo2(30);</w:t>
-      </w:r>
-    </w:p>
-    <w:p>
-      <w:pPr>
-        <w:pStyle w:val="ListParagraph"/>
-        <w:rPr>
-          <w:lang w:val="en-US"/>
-        </w:rPr>
-      </w:pPr>
-      <w:r>
-        <w:rPr>
-          <w:lang w:val="en-US"/>
-        </w:rPr>
-        <w:t>//        System.out.println(maths.sum());</w:t>
-      </w:r>
-    </w:p>
-    <w:p>
-      <w:pPr>
-        <w:pStyle w:val="ListParagraph"/>
-        <w:rPr>
-          <w:lang w:val="en-US"/>
-        </w:rPr>
-      </w:pPr>
-      <w:r>
-        <w:rPr>
-          <w:lang w:val="en-US"/>
-        </w:rPr>
         <w:t xml:space="preserve">        </w:t>
       </w:r>
-    </w:p>
-    <w:p>
-      <w:pPr>
-        <w:pStyle w:val="ListParagraph"/>
-        <w:rPr>
-          <w:lang w:val="en-US"/>
-        </w:rPr>
-      </w:pPr>
-      <w:r>
-        <w:rPr>
-          <w:lang w:val="en-US"/>
-        </w:rPr>
-        <w:t>//        ctx.getBean("car1");</w:t>
-      </w:r>
-    </w:p>
-    <w:p>
-      <w:pPr>
-        <w:pStyle w:val="ListParagraph"/>
-        <w:rPr>
-          <w:lang w:val="en-US"/>
-        </w:rPr>
-      </w:pPr>
-      <w:r>
-        <w:rPr>
-          <w:lang w:val="en-US"/>
-        </w:rPr>
-        <w:t xml:space="preserve">        Car car1 = ctx.getBean(Car.class);</w:t>
+      <w:proofErr w:type="spellStart"/>
+      <w:r>
+        <w:rPr>
+          <w:lang w:val="en-US"/>
+        </w:rPr>
+        <w:t>ClassPathXmlApplicationContext</w:t>
+      </w:r>
+      <w:proofErr w:type="spellEnd"/>
+      <w:r>
+        <w:rPr>
+          <w:lang w:val="en-US"/>
+        </w:rPr>
+        <w:t xml:space="preserve"> </w:t>
+      </w:r>
+      <w:proofErr w:type="spellStart"/>
+      <w:r>
+        <w:rPr>
+          <w:lang w:val="en-US"/>
+        </w:rPr>
+        <w:t>ctx</w:t>
+      </w:r>
+      <w:proofErr w:type="spellEnd"/>
+      <w:r>
+        <w:rPr>
+          <w:lang w:val="en-US"/>
+        </w:rPr>
+        <w:t xml:space="preserve">=new </w:t>
+      </w:r>
+      <w:proofErr w:type="spellStart"/>
+      <w:r>
+        <w:rPr>
+          <w:lang w:val="en-US"/>
+        </w:rPr>
+        <w:t>ClassPathXmlApplicationContext</w:t>
+      </w:r>
+      <w:proofErr w:type="spellEnd"/>
+      <w:r>
+        <w:rPr>
+          <w:lang w:val="en-US"/>
+        </w:rPr>
+        <w:t>("bean.xml");</w:t>
+      </w:r>
+    </w:p>
+    <w:p>
+      <w:pPr>
+        <w:pStyle w:val="ListParagraph"/>
+        <w:rPr>
+          <w:lang w:val="en-US"/>
+        </w:rPr>
+      </w:pPr>
+      <w:r>
+        <w:rPr>
+          <w:lang w:val="en-US"/>
+        </w:rPr>
+        <w:t xml:space="preserve">//        Mathematics </w:t>
+      </w:r>
+      <w:proofErr w:type="spellStart"/>
+      <w:r>
+        <w:rPr>
+          <w:lang w:val="en-US"/>
+        </w:rPr>
+        <w:t>maths</w:t>
+      </w:r>
+      <w:proofErr w:type="spellEnd"/>
+      <w:r>
+        <w:rPr>
+          <w:lang w:val="en-US"/>
+        </w:rPr>
+        <w:t xml:space="preserve">= (Mathematics) </w:t>
+      </w:r>
+      <w:proofErr w:type="spellStart"/>
+      <w:proofErr w:type="gramStart"/>
+      <w:r>
+        <w:rPr>
+          <w:lang w:val="en-US"/>
+        </w:rPr>
+        <w:t>ctx.getBean</w:t>
+      </w:r>
+      <w:proofErr w:type="spellEnd"/>
+      <w:proofErr w:type="gramEnd"/>
+      <w:r>
+        <w:rPr>
+          <w:lang w:val="en-US"/>
+        </w:rPr>
+        <w:t>("</w:t>
+      </w:r>
+      <w:proofErr w:type="spellStart"/>
+      <w:r>
+        <w:rPr>
+          <w:lang w:val="en-US"/>
+        </w:rPr>
+        <w:t>maths</w:t>
+      </w:r>
+      <w:proofErr w:type="spellEnd"/>
+      <w:r>
+        <w:rPr>
+          <w:lang w:val="en-US"/>
+        </w:rPr>
+        <w:t>");</w:t>
+      </w:r>
+    </w:p>
+    <w:p>
+      <w:pPr>
+        <w:pStyle w:val="ListParagraph"/>
+        <w:rPr>
+          <w:lang w:val="en-US"/>
+        </w:rPr>
+      </w:pPr>
+      <w:r>
+        <w:rPr>
+          <w:lang w:val="en-US"/>
+        </w:rPr>
+        <w:t xml:space="preserve">//        </w:t>
+      </w:r>
+      <w:proofErr w:type="gramStart"/>
+      <w:r>
+        <w:rPr>
+          <w:lang w:val="en-US"/>
+        </w:rPr>
+        <w:t>maths.setNo</w:t>
+      </w:r>
+      <w:proofErr w:type="gramEnd"/>
+      <w:r>
+        <w:rPr>
+          <w:lang w:val="en-US"/>
+        </w:rPr>
+        <w:t>1(20);</w:t>
+      </w:r>
+    </w:p>
+    <w:p>
+      <w:pPr>
+        <w:pStyle w:val="ListParagraph"/>
+        <w:rPr>
+          <w:lang w:val="en-US"/>
+        </w:rPr>
+      </w:pPr>
+      <w:r>
+        <w:rPr>
+          <w:lang w:val="en-US"/>
+        </w:rPr>
+        <w:t xml:space="preserve">//        </w:t>
+      </w:r>
+      <w:proofErr w:type="gramStart"/>
+      <w:r>
+        <w:rPr>
+          <w:lang w:val="en-US"/>
+        </w:rPr>
+        <w:t>maths.setNo</w:t>
+      </w:r>
+      <w:proofErr w:type="gramEnd"/>
+      <w:r>
+        <w:rPr>
+          <w:lang w:val="en-US"/>
+        </w:rPr>
+        <w:t>2(30);</w:t>
+      </w:r>
+    </w:p>
+    <w:p>
+      <w:pPr>
+        <w:pStyle w:val="ListParagraph"/>
+        <w:rPr>
+          <w:lang w:val="en-US"/>
+        </w:rPr>
+      </w:pPr>
+      <w:r>
+        <w:rPr>
+          <w:lang w:val="en-US"/>
+        </w:rPr>
+        <w:t xml:space="preserve">//        </w:t>
+      </w:r>
+      <w:proofErr w:type="spellStart"/>
+      <w:r>
+        <w:rPr>
+          <w:lang w:val="en-US"/>
+        </w:rPr>
+        <w:t>System.out.println</w:t>
+      </w:r>
+      <w:proofErr w:type="spellEnd"/>
+      <w:r>
+        <w:rPr>
+          <w:lang w:val="en-US"/>
+        </w:rPr>
+        <w:t>(</w:t>
+      </w:r>
+      <w:proofErr w:type="spellStart"/>
+      <w:proofErr w:type="gramStart"/>
+      <w:r>
+        <w:rPr>
+          <w:lang w:val="en-US"/>
+        </w:rPr>
+        <w:t>maths.sum</w:t>
+      </w:r>
+      <w:proofErr w:type="spellEnd"/>
+      <w:r>
+        <w:rPr>
+          <w:lang w:val="en-US"/>
+        </w:rPr>
+        <w:t>(</w:t>
+      </w:r>
+      <w:proofErr w:type="gramEnd"/>
+      <w:r>
+        <w:rPr>
+          <w:lang w:val="en-US"/>
+        </w:rPr>
+        <w:t>));</w:t>
+      </w:r>
+    </w:p>
+    <w:p>
+      <w:pPr>
+        <w:pStyle w:val="ListParagraph"/>
+        <w:rPr>
+          <w:lang w:val="en-US"/>
+        </w:rPr>
+      </w:pPr>
+      <w:r>
+        <w:rPr>
+          <w:lang w:val="en-US"/>
+        </w:rPr>
+        <w:t xml:space="preserve">        </w:t>
+      </w:r>
+    </w:p>
+    <w:p>
+      <w:pPr>
+        <w:pStyle w:val="ListParagraph"/>
+        <w:rPr>
+          <w:lang w:val="en-US"/>
+        </w:rPr>
+      </w:pPr>
+      <w:r>
+        <w:rPr>
+          <w:lang w:val="en-US"/>
+        </w:rPr>
+        <w:t xml:space="preserve">//        </w:t>
+      </w:r>
+      <w:proofErr w:type="spellStart"/>
+      <w:proofErr w:type="gramStart"/>
+      <w:r>
+        <w:rPr>
+          <w:lang w:val="en-US"/>
+        </w:rPr>
+        <w:t>ctx.getBean</w:t>
+      </w:r>
+      <w:proofErr w:type="spellEnd"/>
+      <w:proofErr w:type="gramEnd"/>
+      <w:r>
+        <w:rPr>
+          <w:lang w:val="en-US"/>
+        </w:rPr>
+        <w:t>("car1");</w:t>
+      </w:r>
+    </w:p>
+    <w:p>
+      <w:pPr>
+        <w:pStyle w:val="ListParagraph"/>
+        <w:rPr>
+          <w:lang w:val="en-US"/>
+        </w:rPr>
+      </w:pPr>
+      <w:r>
+        <w:rPr>
+          <w:lang w:val="en-US"/>
+        </w:rPr>
+        <w:t xml:space="preserve">        Car car1 = </w:t>
+      </w:r>
+      <w:proofErr w:type="spellStart"/>
+      <w:proofErr w:type="gramStart"/>
+      <w:r>
+        <w:rPr>
+          <w:lang w:val="en-US"/>
+        </w:rPr>
+        <w:t>ctx.getBean</w:t>
+      </w:r>
+      <w:proofErr w:type="spellEnd"/>
+      <w:proofErr w:type="gramEnd"/>
+      <w:r>
+        <w:rPr>
+          <w:lang w:val="en-US"/>
+        </w:rPr>
+        <w:t>(</w:t>
+      </w:r>
+      <w:proofErr w:type="spellStart"/>
+      <w:r>
+        <w:rPr>
+          <w:lang w:val="en-US"/>
+        </w:rPr>
+        <w:t>Car.class</w:t>
+      </w:r>
+      <w:proofErr w:type="spellEnd"/>
+      <w:r>
+        <w:rPr>
+          <w:lang w:val="en-US"/>
+        </w:rPr>
+        <w:t>);</w:t>
       </w:r>
     </w:p>
     <w:p>
@@ -3370,21 +4915,107 @@
         <w:rPr>
           <w:lang w:val="en-US"/>
         </w:rPr>
-        <w:t xml:space="preserve">        Jbl jbl=(Jbl) ctx.getBean("jbl");</w:t>
-      </w:r>
-    </w:p>
-    <w:p>
-      <w:pPr>
-        <w:pStyle w:val="ListParagraph"/>
-        <w:rPr>
-          <w:lang w:val="en-US"/>
-        </w:rPr>
-      </w:pPr>
-      <w:r>
-        <w:rPr>
-          <w:lang w:val="en-US"/>
-        </w:rPr>
-        <w:t xml:space="preserve">        car1.setAudio(jbl);</w:t>
+        <w:t xml:space="preserve">        </w:t>
+      </w:r>
+      <w:proofErr w:type="spellStart"/>
+      <w:r>
+        <w:rPr>
+          <w:lang w:val="en-US"/>
+        </w:rPr>
+        <w:t>Jbl</w:t>
+      </w:r>
+      <w:proofErr w:type="spellEnd"/>
+      <w:r>
+        <w:rPr>
+          <w:lang w:val="en-US"/>
+        </w:rPr>
+        <w:t xml:space="preserve"> </w:t>
+      </w:r>
+      <w:proofErr w:type="spellStart"/>
+      <w:r>
+        <w:rPr>
+          <w:lang w:val="en-US"/>
+        </w:rPr>
+        <w:t>jbl</w:t>
+      </w:r>
+      <w:proofErr w:type="spellEnd"/>
+      <w:r>
+        <w:rPr>
+          <w:lang w:val="en-US"/>
+        </w:rPr>
+        <w:t>=(</w:t>
+      </w:r>
+      <w:proofErr w:type="spellStart"/>
+      <w:r>
+        <w:rPr>
+          <w:lang w:val="en-US"/>
+        </w:rPr>
+        <w:t>Jbl</w:t>
+      </w:r>
+      <w:proofErr w:type="spellEnd"/>
+      <w:r>
+        <w:rPr>
+          <w:lang w:val="en-US"/>
+        </w:rPr>
+        <w:t xml:space="preserve">) </w:t>
+      </w:r>
+      <w:proofErr w:type="spellStart"/>
+      <w:proofErr w:type="gramStart"/>
+      <w:r>
+        <w:rPr>
+          <w:lang w:val="en-US"/>
+        </w:rPr>
+        <w:t>ctx.getBean</w:t>
+      </w:r>
+      <w:proofErr w:type="spellEnd"/>
+      <w:proofErr w:type="gramEnd"/>
+      <w:r>
+        <w:rPr>
+          <w:lang w:val="en-US"/>
+        </w:rPr>
+        <w:t>("</w:t>
+      </w:r>
+      <w:proofErr w:type="spellStart"/>
+      <w:r>
+        <w:rPr>
+          <w:lang w:val="en-US"/>
+        </w:rPr>
+        <w:t>jbl</w:t>
+      </w:r>
+      <w:proofErr w:type="spellEnd"/>
+      <w:r>
+        <w:rPr>
+          <w:lang w:val="en-US"/>
+        </w:rPr>
+        <w:t>");</w:t>
+      </w:r>
+    </w:p>
+    <w:p>
+      <w:pPr>
+        <w:pStyle w:val="ListParagraph"/>
+        <w:rPr>
+          <w:lang w:val="en-US"/>
+        </w:rPr>
+      </w:pPr>
+      <w:r>
+        <w:rPr>
+          <w:lang w:val="en-US"/>
+        </w:rPr>
+        <w:t xml:space="preserve">        car1.setAudio(</w:t>
+      </w:r>
+      <w:proofErr w:type="spellStart"/>
+      <w:r>
+        <w:rPr>
+          <w:lang w:val="en-US"/>
+        </w:rPr>
+        <w:t>jbl</w:t>
+      </w:r>
+      <w:proofErr w:type="spellEnd"/>
+      <w:r>
+        <w:rPr>
+          <w:lang w:val="en-US"/>
+        </w:rPr>
+        <w:t>);</w:t>
       </w:r>
     </w:p>
     <w:p>
@@ -3586,7 +5217,33 @@
           <w:szCs w:val="40"/>
           <w:shd w:val="clear" w:color="auto" w:fill="E8F2FE"/>
         </w:rPr>
-        <w:t>"sony"</w:t>
+        <w:t>"</w:t>
+      </w:r>
+      <w:proofErr w:type="spellStart"/>
+      <w:r>
+        <w:rPr>
+          <w:rFonts w:ascii="Consolas" w:hAnsi="Consolas" w:cs="Consolas"/>
+          <w:i/>
+          <w:iCs/>
+          <w:color w:val="2A00FF"/>
+          <w:sz w:val="40"/>
+          <w:szCs w:val="40"/>
+          <w:shd w:val="clear" w:color="auto" w:fill="E8F2FE"/>
+        </w:rPr>
+        <w:t>sony</w:t>
+      </w:r>
+      <w:proofErr w:type="spellEnd"/>
+      <w:r>
+        <w:rPr>
+          <w:rFonts w:ascii="Consolas" w:hAnsi="Consolas" w:cs="Consolas"/>
+          <w:i/>
+          <w:iCs/>
+          <w:color w:val="2A00FF"/>
+          <w:sz w:val="40"/>
+          <w:szCs w:val="40"/>
+          <w:shd w:val="clear" w:color="auto" w:fill="E8F2FE"/>
+        </w:rPr>
+        <w:t>"</w:t>
       </w:r>
       <w:r>
         <w:rPr>
@@ -3737,7 +5394,21 @@
         <w:rPr>
           <w:lang w:val="en-US"/>
         </w:rPr>
-        <w:t>Create a maven project (quickstart archetype / skip archetype)</w:t>
+        <w:t>Create a maven project (</w:t>
+      </w:r>
+      <w:proofErr w:type="spellStart"/>
+      <w:r>
+        <w:rPr>
+          <w:lang w:val="en-US"/>
+        </w:rPr>
+        <w:t>quickstart</w:t>
+      </w:r>
+      <w:proofErr w:type="spellEnd"/>
+      <w:r>
+        <w:rPr>
+          <w:lang w:val="en-US"/>
+        </w:rPr>
+        <w:t xml:space="preserve"> archetype / skip archetype)</w:t>
       </w:r>
     </w:p>
     <w:p>
@@ -3789,7 +5460,55 @@
           <w:highlight w:val="yellow"/>
           <w:lang w:val="en-US"/>
         </w:rPr>
-        <w:t xml:space="preserve">            &lt;groupId&gt;org.springframework&lt;/groupId&gt;</w:t>
+        <w:t xml:space="preserve">            &lt;</w:t>
+      </w:r>
+      <w:proofErr w:type="spellStart"/>
+      <w:r>
+        <w:rPr>
+          <w:highlight w:val="yellow"/>
+          <w:lang w:val="en-US"/>
+        </w:rPr>
+        <w:t>groupId</w:t>
+      </w:r>
+      <w:proofErr w:type="spellEnd"/>
+      <w:r>
+        <w:rPr>
+          <w:highlight w:val="yellow"/>
+          <w:lang w:val="en-US"/>
+        </w:rPr>
+        <w:t>&gt;</w:t>
+      </w:r>
+      <w:proofErr w:type="spellStart"/>
+      <w:r>
+        <w:rPr>
+          <w:highlight w:val="yellow"/>
+          <w:lang w:val="en-US"/>
+        </w:rPr>
+        <w:t>org.springframework</w:t>
+      </w:r>
+      <w:proofErr w:type="spellEnd"/>
+      <w:r>
+        <w:rPr>
+          <w:highlight w:val="yellow"/>
+          <w:lang w:val="en-US"/>
+        </w:rPr>
+        <w:t>&lt;/</w:t>
+      </w:r>
+      <w:proofErr w:type="spellStart"/>
+      <w:r>
+        <w:rPr>
+          <w:highlight w:val="yellow"/>
+          <w:lang w:val="en-US"/>
+        </w:rPr>
+        <w:t>groupId</w:t>
+      </w:r>
+      <w:proofErr w:type="spellEnd"/>
+      <w:r>
+        <w:rPr>
+          <w:highlight w:val="yellow"/>
+          <w:lang w:val="en-US"/>
+        </w:rPr>
+        <w:t>&gt;</w:t>
       </w:r>
     </w:p>
     <w:p>
@@ -3806,7 +5525,39 @@
           <w:highlight w:val="yellow"/>
           <w:lang w:val="en-US"/>
         </w:rPr>
-        <w:t xml:space="preserve">            &lt;artifactId&gt;spring-context&lt;/artifactId&gt;</w:t>
+        <w:t xml:space="preserve">            &lt;</w:t>
+      </w:r>
+      <w:proofErr w:type="spellStart"/>
+      <w:r>
+        <w:rPr>
+          <w:highlight w:val="yellow"/>
+          <w:lang w:val="en-US"/>
+        </w:rPr>
+        <w:t>artifactId</w:t>
+      </w:r>
+      <w:proofErr w:type="spellEnd"/>
+      <w:r>
+        <w:rPr>
+          <w:highlight w:val="yellow"/>
+          <w:lang w:val="en-US"/>
+        </w:rPr>
+        <w:t>&gt;spring-context&lt;/</w:t>
+      </w:r>
+      <w:proofErr w:type="spellStart"/>
+      <w:r>
+        <w:rPr>
+          <w:highlight w:val="yellow"/>
+          <w:lang w:val="en-US"/>
+        </w:rPr>
+        <w:t>artifactId</w:t>
+      </w:r>
+      <w:proofErr w:type="spellEnd"/>
+      <w:r>
+        <w:rPr>
+          <w:highlight w:val="yellow"/>
+          <w:lang w:val="en-US"/>
+        </w:rPr>
+        <w:t>&gt;</w:t>
       </w:r>
     </w:p>
     <w:p>
@@ -3823,7 +5574,23 @@
           <w:highlight w:val="yellow"/>
           <w:lang w:val="en-US"/>
         </w:rPr>
-        <w:t xml:space="preserve">            &lt;version&gt;4.3.6.RELEASE&lt;/version&gt;</w:t>
+        <w:t xml:space="preserve">            &lt;version&gt;4.3.</w:t>
+      </w:r>
+      <w:proofErr w:type="gramStart"/>
+      <w:r>
+        <w:rPr>
+          <w:highlight w:val="yellow"/>
+          <w:lang w:val="en-US"/>
+        </w:rPr>
+        <w:t>6.RELEASE</w:t>
+      </w:r>
+      <w:proofErr w:type="gramEnd"/>
+      <w:r>
+        <w:rPr>
+          <w:highlight w:val="yellow"/>
+          <w:lang w:val="en-US"/>
+        </w:rPr>
+        <w:t>&lt;/version&gt;</w:t>
       </w:r>
     </w:p>
     <w:p>
@@ -3920,21 +5687,49 @@
         <w:rPr>
           <w:lang w:val="en-US"/>
         </w:rPr>
-        <w:t>Use ClassPathXmlApplicationContext to represent spring.xml as an object</w:t>
-      </w:r>
-    </w:p>
-    <w:p>
-      <w:pPr>
-        <w:ind w:left="1080" w:firstLine="360"/>
-        <w:rPr>
-          <w:lang w:val="en-US"/>
-        </w:rPr>
-      </w:pPr>
-      <w:r>
-        <w:rPr>
-          <w:lang w:val="en-US"/>
-        </w:rPr>
-        <w:t>Using that object, getBean of type Book</w:t>
+        <w:t xml:space="preserve">Use </w:t>
+      </w:r>
+      <w:proofErr w:type="spellStart"/>
+      <w:r>
+        <w:rPr>
+          <w:lang w:val="en-US"/>
+        </w:rPr>
+        <w:t>ClassPathXmlApplicationContext</w:t>
+      </w:r>
+      <w:proofErr w:type="spellEnd"/>
+      <w:r>
+        <w:rPr>
+          <w:lang w:val="en-US"/>
+        </w:rPr>
+        <w:t xml:space="preserve"> to represent spring.xml as an object</w:t>
+      </w:r>
+    </w:p>
+    <w:p>
+      <w:pPr>
+        <w:ind w:left="1080" w:firstLine="360"/>
+        <w:rPr>
+          <w:lang w:val="en-US"/>
+        </w:rPr>
+      </w:pPr>
+      <w:r>
+        <w:rPr>
+          <w:lang w:val="en-US"/>
+        </w:rPr>
+        <w:t xml:space="preserve">Using that object, </w:t>
+      </w:r>
+      <w:proofErr w:type="spellStart"/>
+      <w:r>
+        <w:rPr>
+          <w:lang w:val="en-US"/>
+        </w:rPr>
+        <w:t>getBean</w:t>
+      </w:r>
+      <w:proofErr w:type="spellEnd"/>
+      <w:r>
+        <w:rPr>
+          <w:lang w:val="en-US"/>
+        </w:rPr>
+        <w:t xml:space="preserve"> of type Book</w:t>
       </w:r>
     </w:p>
     <w:p>
@@ -4007,7 +5802,49 @@
           <w:lang w:val="en-US"/>
         </w:rPr>
         <w:tab/>
-        <w:t>List&lt;Author&gt; authorList=new ArrayList&lt;&gt;();</w:t>
+        <w:t xml:space="preserve">List&lt;Author&gt; </w:t>
+      </w:r>
+      <w:proofErr w:type="spellStart"/>
+      <w:r>
+        <w:rPr>
+          <w:lang w:val="en-US"/>
+        </w:rPr>
+        <w:t>authorList</w:t>
+      </w:r>
+      <w:proofErr w:type="spellEnd"/>
+      <w:r>
+        <w:rPr>
+          <w:lang w:val="en-US"/>
+        </w:rPr>
+        <w:t xml:space="preserve">=new </w:t>
+      </w:r>
+      <w:proofErr w:type="spellStart"/>
+      <w:r>
+        <w:rPr>
+          <w:lang w:val="en-US"/>
+        </w:rPr>
+        <w:t>ArrayList</w:t>
+      </w:r>
+      <w:proofErr w:type="spellEnd"/>
+      <w:r>
+        <w:rPr>
+          <w:lang w:val="en-US"/>
+        </w:rPr>
+        <w:t>&lt;</w:t>
+      </w:r>
+      <w:proofErr w:type="gramStart"/>
+      <w:r>
+        <w:rPr>
+          <w:lang w:val="en-US"/>
+        </w:rPr>
+        <w:t>&gt;(</w:t>
+      </w:r>
+      <w:proofErr w:type="gramEnd"/>
+      <w:r>
+        <w:rPr>
+          <w:lang w:val="en-US"/>
+        </w:rPr>
+        <w:t>);</w:t>
       </w:r>
     </w:p>
     <w:p>
@@ -4108,52 +5945,125 @@
         <w:rPr>
           <w:lang w:val="en-US"/>
         </w:rPr>
-        <w:t>&lt;beans xmlns="http://www.springframework.org/schema/beans"</w:t>
-      </w:r>
-    </w:p>
-    <w:p>
-      <w:pPr>
-        <w:ind w:left="1080" w:firstLine="360"/>
-        <w:rPr>
-          <w:lang w:val="en-US"/>
-        </w:rPr>
-      </w:pPr>
-      <w:r>
-        <w:rPr>
-          <w:lang w:val="en-US"/>
-        </w:rPr>
-        <w:tab/>
-        <w:t>xmlns:xsi="http://www.w3.org/2001/XMLSchema-instance" xmlns:context="http://www.springframework.org/schema/context"</w:t>
-      </w:r>
-    </w:p>
-    <w:p>
-      <w:pPr>
-        <w:ind w:left="1080" w:firstLine="360"/>
-        <w:rPr>
-          <w:lang w:val="en-US"/>
-        </w:rPr>
-      </w:pPr>
-      <w:r>
-        <w:rPr>
-          <w:lang w:val="en-US"/>
-        </w:rPr>
-        <w:tab/>
-        <w:t>xmlns:p="http://www.springframework.org/schema/p"</w:t>
-      </w:r>
-    </w:p>
-    <w:p>
-      <w:pPr>
-        <w:ind w:left="1080" w:firstLine="360"/>
-        <w:rPr>
-          <w:lang w:val="en-US"/>
-        </w:rPr>
-      </w:pPr>
-      <w:r>
-        <w:rPr>
-          <w:lang w:val="en-US"/>
-        </w:rPr>
-        <w:tab/>
-        <w:t>xsi:schemaLocation="http://www.springframework.org/schema/beans</w:t>
+        <w:t xml:space="preserve">&lt;beans </w:t>
+      </w:r>
+      <w:proofErr w:type="spellStart"/>
+      <w:r>
+        <w:rPr>
+          <w:lang w:val="en-US"/>
+        </w:rPr>
+        <w:t>xmlns</w:t>
+      </w:r>
+      <w:proofErr w:type="spellEnd"/>
+      <w:r>
+        <w:rPr>
+          <w:lang w:val="en-US"/>
+        </w:rPr>
+        <w:t>="http://www.springframework.org/schema/beans"</w:t>
+      </w:r>
+    </w:p>
+    <w:p>
+      <w:pPr>
+        <w:ind w:left="1080" w:firstLine="360"/>
+        <w:rPr>
+          <w:lang w:val="en-US"/>
+        </w:rPr>
+      </w:pPr>
+      <w:r>
+        <w:rPr>
+          <w:lang w:val="en-US"/>
+        </w:rPr>
+        <w:tab/>
+      </w:r>
+      <w:proofErr w:type="spellStart"/>
+      <w:proofErr w:type="gramStart"/>
+      <w:r>
+        <w:rPr>
+          <w:lang w:val="en-US"/>
+        </w:rPr>
+        <w:t>xmlns:xsi</w:t>
+      </w:r>
+      <w:proofErr w:type="spellEnd"/>
+      <w:proofErr w:type="gramEnd"/>
+      <w:r>
+        <w:rPr>
+          <w:lang w:val="en-US"/>
+        </w:rPr>
+        <w:t xml:space="preserve">="http://www.w3.org/2001/XMLSchema-instance" </w:t>
+      </w:r>
+      <w:proofErr w:type="spellStart"/>
+      <w:r>
+        <w:rPr>
+          <w:lang w:val="en-US"/>
+        </w:rPr>
+        <w:t>xmlns:context</w:t>
+      </w:r>
+      <w:proofErr w:type="spellEnd"/>
+      <w:r>
+        <w:rPr>
+          <w:lang w:val="en-US"/>
+        </w:rPr>
+        <w:t>="http://www.springframework.org/schema/context"</w:t>
+      </w:r>
+    </w:p>
+    <w:p>
+      <w:pPr>
+        <w:ind w:left="1080" w:firstLine="360"/>
+        <w:rPr>
+          <w:lang w:val="en-US"/>
+        </w:rPr>
+      </w:pPr>
+      <w:r>
+        <w:rPr>
+          <w:lang w:val="en-US"/>
+        </w:rPr>
+        <w:tab/>
+      </w:r>
+      <w:proofErr w:type="spellStart"/>
+      <w:proofErr w:type="gramStart"/>
+      <w:r>
+        <w:rPr>
+          <w:lang w:val="en-US"/>
+        </w:rPr>
+        <w:t>xmlns:p</w:t>
+      </w:r>
+      <w:proofErr w:type="spellEnd"/>
+      <w:proofErr w:type="gramEnd"/>
+      <w:r>
+        <w:rPr>
+          <w:lang w:val="en-US"/>
+        </w:rPr>
+        <w:t>="http://www.springframework.org/schema/p"</w:t>
+      </w:r>
+    </w:p>
+    <w:p>
+      <w:pPr>
+        <w:ind w:left="1080" w:firstLine="360"/>
+        <w:rPr>
+          <w:lang w:val="en-US"/>
+        </w:rPr>
+      </w:pPr>
+      <w:r>
+        <w:rPr>
+          <w:lang w:val="en-US"/>
+        </w:rPr>
+        <w:tab/>
+      </w:r>
+      <w:proofErr w:type="spellStart"/>
+      <w:proofErr w:type="gramStart"/>
+      <w:r>
+        <w:rPr>
+          <w:lang w:val="en-US"/>
+        </w:rPr>
+        <w:t>xsi:schemaLocation</w:t>
+      </w:r>
+      <w:proofErr w:type="spellEnd"/>
+      <w:proofErr w:type="gramEnd"/>
+      <w:r>
+        <w:rPr>
+          <w:lang w:val="en-US"/>
+        </w:rPr>
+        <w:t>="http://www.springframework.org/schema/beans</w:t>
       </w:r>
     </w:p>
     <w:p>
@@ -4260,7 +6170,21 @@
           <w:lang w:val="en-US"/>
         </w:rPr>
         <w:tab/>
-        <w:t>(1) even if we dont get Bean</w:t>
+        <w:t xml:space="preserve">(1) even if we </w:t>
+      </w:r>
+      <w:proofErr w:type="spellStart"/>
+      <w:r>
+        <w:rPr>
+          <w:lang w:val="en-US"/>
+        </w:rPr>
+        <w:t>dont</w:t>
+      </w:r>
+      <w:proofErr w:type="spellEnd"/>
+      <w:r>
+        <w:rPr>
+          <w:lang w:val="en-US"/>
+        </w:rPr>
+        <w:t xml:space="preserve"> get Bean</w:t>
       </w:r>
     </w:p>
     <w:p>
@@ -5273,8 +7197,18 @@
         <w:rPr>
           <w:lang w:val="en-US"/>
         </w:rPr>
-        <w:t>We can configure the beans, using “Annotation”s</w:t>
-      </w:r>
+        <w:t>We can configure the beans, using “</w:t>
+      </w:r>
+      <w:proofErr w:type="spellStart"/>
+      <w:proofErr w:type="gramStart"/>
+      <w:r>
+        <w:rPr>
+          <w:lang w:val="en-US"/>
+        </w:rPr>
+        <w:t>Annotation”s</w:t>
+      </w:r>
+      <w:proofErr w:type="spellEnd"/>
+      <w:proofErr w:type="gramEnd"/>
     </w:p>
     <w:p>
       <w:pPr>
@@ -5448,8 +7382,15 @@
           <w:lang w:val="en-US"/>
         </w:rPr>
         <w:tab/>
+      </w:r>
+      <w:proofErr w:type="spellStart"/>
+      <w:r>
+        <w:rPr>
+          <w:lang w:val="en-US"/>
+        </w:rPr>
         <w:t>JdbcTemplate</w:t>
       </w:r>
+      <w:proofErr w:type="spellEnd"/>
     </w:p>
     <w:p>
       <w:pPr>
@@ -5490,8 +7431,16 @@
         <w:rPr>
           <w:lang w:val="en-US"/>
         </w:rPr>
-        <w:t>public class JdbcTemplate</w:t>
-      </w:r>
+        <w:t xml:space="preserve">public class </w:t>
+      </w:r>
+      <w:proofErr w:type="spellStart"/>
+      <w:r>
+        <w:rPr>
+          <w:lang w:val="en-US"/>
+        </w:rPr>
+        <w:t>JdbcTemplate</w:t>
+      </w:r>
+      <w:proofErr w:type="spellEnd"/>
       <w:r>
         <w:rPr>
           <w:lang w:val="en-US"/>
@@ -5539,7 +7488,43 @@
         <w:rPr>
           <w:lang w:val="en-US"/>
         </w:rPr>
-        <w:t>public JdbcTemplate jt()</w:t>
+        <w:t xml:space="preserve">public </w:t>
+      </w:r>
+      <w:proofErr w:type="spellStart"/>
+      <w:r>
+        <w:rPr>
+          <w:lang w:val="en-US"/>
+        </w:rPr>
+        <w:t>JdbcTemplate</w:t>
+      </w:r>
+      <w:proofErr w:type="spellEnd"/>
+      <w:r>
+        <w:rPr>
+          <w:lang w:val="en-US"/>
+        </w:rPr>
+        <w:t xml:space="preserve"> </w:t>
+      </w:r>
+      <w:proofErr w:type="spellStart"/>
+      <w:proofErr w:type="gramStart"/>
+      <w:r>
+        <w:rPr>
+          <w:lang w:val="en-US"/>
+        </w:rPr>
+        <w:t>jt</w:t>
+      </w:r>
+      <w:proofErr w:type="spellEnd"/>
+      <w:r>
+        <w:rPr>
+          <w:lang w:val="en-US"/>
+        </w:rPr>
+        <w:t>(</w:t>
+      </w:r>
+      <w:proofErr w:type="gramEnd"/>
+      <w:r>
+        <w:rPr>
+          <w:lang w:val="en-US"/>
+        </w:rPr>
+        <w:t>)</w:t>
       </w:r>
     </w:p>
     <w:p>
@@ -5602,29 +7587,67 @@
         <w:rPr>
           <w:lang w:val="en-US"/>
         </w:rPr>
-        <w:t>package com.ust.spring;</w:t>
-      </w:r>
-    </w:p>
-    <w:p>
-      <w:pPr>
-        <w:ind w:left="1080" w:firstLine="360"/>
-        <w:rPr>
-          <w:lang w:val="en-US"/>
-        </w:rPr>
-      </w:pPr>
-    </w:p>
-    <w:p>
-      <w:pPr>
-        <w:ind w:left="1080" w:firstLine="360"/>
-        <w:rPr>
-          <w:lang w:val="en-US"/>
-        </w:rPr>
-      </w:pPr>
-      <w:r>
-        <w:rPr>
-          <w:lang w:val="en-US"/>
-        </w:rPr>
-        <w:t>import org.springframework.stereotype.Component;</w:t>
+        <w:t xml:space="preserve">package </w:t>
+      </w:r>
+      <w:proofErr w:type="spellStart"/>
+      <w:proofErr w:type="gramStart"/>
+      <w:r>
+        <w:rPr>
+          <w:lang w:val="en-US"/>
+        </w:rPr>
+        <w:t>com.ust.spring</w:t>
+      </w:r>
+      <w:proofErr w:type="spellEnd"/>
+      <w:proofErr w:type="gramEnd"/>
+      <w:r>
+        <w:rPr>
+          <w:lang w:val="en-US"/>
+        </w:rPr>
+        <w:t>;</w:t>
+      </w:r>
+    </w:p>
+    <w:p>
+      <w:pPr>
+        <w:ind w:left="1080" w:firstLine="360"/>
+        <w:rPr>
+          <w:lang w:val="en-US"/>
+        </w:rPr>
+      </w:pPr>
+    </w:p>
+    <w:p>
+      <w:pPr>
+        <w:ind w:left="1080" w:firstLine="360"/>
+        <w:rPr>
+          <w:lang w:val="en-US"/>
+        </w:rPr>
+      </w:pPr>
+      <w:r>
+        <w:rPr>
+          <w:lang w:val="en-US"/>
+        </w:rPr>
+        <w:t xml:space="preserve">import </w:t>
+      </w:r>
+      <w:proofErr w:type="spellStart"/>
+      <w:proofErr w:type="gramStart"/>
+      <w:r>
+        <w:rPr>
+          <w:lang w:val="en-US"/>
+        </w:rPr>
+        <w:t>org.springframework</w:t>
+      </w:r>
+      <w:proofErr w:type="gramEnd"/>
+      <w:r>
+        <w:rPr>
+          <w:lang w:val="en-US"/>
+        </w:rPr>
+        <w:t>.stereotype.Component</w:t>
+      </w:r>
+      <w:proofErr w:type="spellEnd"/>
+      <w:r>
+        <w:rPr>
+          <w:lang w:val="en-US"/>
+        </w:rPr>
+        <w:t>;</w:t>
       </w:r>
     </w:p>
     <w:p>
@@ -5734,51 +7757,92 @@
           <w:lang w:val="en-US"/>
         </w:rPr>
         <w:tab/>
-        <w:t>public Employee() {}</w:t>
-      </w:r>
-    </w:p>
-    <w:p>
-      <w:pPr>
-        <w:ind w:left="1080" w:firstLine="360"/>
-        <w:rPr>
-          <w:lang w:val="en-US"/>
-        </w:rPr>
-      </w:pPr>
-    </w:p>
-    <w:p>
-      <w:pPr>
-        <w:ind w:left="1080" w:firstLine="360"/>
-        <w:rPr>
-          <w:lang w:val="en-US"/>
-        </w:rPr>
-      </w:pPr>
-      <w:r>
-        <w:rPr>
-          <w:lang w:val="en-US"/>
-        </w:rPr>
-        <w:tab/>
-        <w:t>public Employee(Integer id, String name, String department) {</w:t>
-      </w:r>
-    </w:p>
-    <w:p>
-      <w:pPr>
-        <w:ind w:left="1080" w:firstLine="360"/>
-        <w:rPr>
-          <w:lang w:val="en-US"/>
-        </w:rPr>
-      </w:pPr>
-      <w:r>
-        <w:rPr>
-          <w:lang w:val="en-US"/>
-        </w:rPr>
-        <w:tab/>
-      </w:r>
-      <w:r>
-        <w:rPr>
-          <w:lang w:val="en-US"/>
-        </w:rPr>
-        <w:tab/>
-        <w:t>super();</w:t>
+        <w:t xml:space="preserve">public </w:t>
+      </w:r>
+      <w:proofErr w:type="gramStart"/>
+      <w:r>
+        <w:rPr>
+          <w:lang w:val="en-US"/>
+        </w:rPr>
+        <w:t>Employee(</w:t>
+      </w:r>
+      <w:proofErr w:type="gramEnd"/>
+      <w:r>
+        <w:rPr>
+          <w:lang w:val="en-US"/>
+        </w:rPr>
+        <w:t>) {}</w:t>
+      </w:r>
+    </w:p>
+    <w:p>
+      <w:pPr>
+        <w:ind w:left="1080" w:firstLine="360"/>
+        <w:rPr>
+          <w:lang w:val="en-US"/>
+        </w:rPr>
+      </w:pPr>
+    </w:p>
+    <w:p>
+      <w:pPr>
+        <w:ind w:left="1080" w:firstLine="360"/>
+        <w:rPr>
+          <w:lang w:val="en-US"/>
+        </w:rPr>
+      </w:pPr>
+      <w:r>
+        <w:rPr>
+          <w:lang w:val="en-US"/>
+        </w:rPr>
+        <w:tab/>
+        <w:t xml:space="preserve">public </w:t>
+      </w:r>
+      <w:proofErr w:type="gramStart"/>
+      <w:r>
+        <w:rPr>
+          <w:lang w:val="en-US"/>
+        </w:rPr>
+        <w:t>Employee(</w:t>
+      </w:r>
+      <w:proofErr w:type="gramEnd"/>
+      <w:r>
+        <w:rPr>
+          <w:lang w:val="en-US"/>
+        </w:rPr>
+        <w:t>Integer id, String name, String department) {</w:t>
+      </w:r>
+    </w:p>
+    <w:p>
+      <w:pPr>
+        <w:ind w:left="1080" w:firstLine="360"/>
+        <w:rPr>
+          <w:lang w:val="en-US"/>
+        </w:rPr>
+      </w:pPr>
+      <w:r>
+        <w:rPr>
+          <w:lang w:val="en-US"/>
+        </w:rPr>
+        <w:tab/>
+      </w:r>
+      <w:r>
+        <w:rPr>
+          <w:lang w:val="en-US"/>
+        </w:rPr>
+        <w:tab/>
+      </w:r>
+      <w:proofErr w:type="gramStart"/>
+      <w:r>
+        <w:rPr>
+          <w:lang w:val="en-US"/>
+        </w:rPr>
+        <w:t>super(</w:t>
+      </w:r>
+      <w:proofErr w:type="gramEnd"/>
+      <w:r>
+        <w:rPr>
+          <w:lang w:val="en-US"/>
+        </w:rPr>
+        <w:t>);</w:t>
       </w:r>
     </w:p>
     <w:p>
@@ -5841,7 +7905,22 @@
           <w:lang w:val="en-US"/>
         </w:rPr>
         <w:tab/>
-        <w:t>this.department = department;</w:t>
+      </w:r>
+      <w:proofErr w:type="spellStart"/>
+      <w:proofErr w:type="gramStart"/>
+      <w:r>
+        <w:rPr>
+          <w:lang w:val="en-US"/>
+        </w:rPr>
+        <w:t>this.department</w:t>
+      </w:r>
+      <w:proofErr w:type="spellEnd"/>
+      <w:proofErr w:type="gramEnd"/>
+      <w:r>
+        <w:rPr>
+          <w:lang w:val="en-US"/>
+        </w:rPr>
+        <w:t xml:space="preserve"> = department;</w:t>
       </w:r>
     </w:p>
     <w:p>
@@ -5879,7 +7958,29 @@
           <w:lang w:val="en-US"/>
         </w:rPr>
         <w:tab/>
-        <w:t>public Integer getId() {</w:t>
+        <w:t xml:space="preserve">public Integer </w:t>
+      </w:r>
+      <w:proofErr w:type="spellStart"/>
+      <w:proofErr w:type="gramStart"/>
+      <w:r>
+        <w:rPr>
+          <w:lang w:val="en-US"/>
+        </w:rPr>
+        <w:t>getId</w:t>
+      </w:r>
+      <w:proofErr w:type="spellEnd"/>
+      <w:r>
+        <w:rPr>
+          <w:lang w:val="en-US"/>
+        </w:rPr>
+        <w:t>(</w:t>
+      </w:r>
+      <w:proofErr w:type="gramEnd"/>
+      <w:r>
+        <w:rPr>
+          <w:lang w:val="en-US"/>
+        </w:rPr>
+        <w:t>) {</w:t>
       </w:r>
     </w:p>
     <w:p>
@@ -5938,7 +8039,29 @@
           <w:lang w:val="en-US"/>
         </w:rPr>
         <w:tab/>
-        <w:t>public void setId(Integer id) {</w:t>
+        <w:t xml:space="preserve">public void </w:t>
+      </w:r>
+      <w:proofErr w:type="spellStart"/>
+      <w:proofErr w:type="gramStart"/>
+      <w:r>
+        <w:rPr>
+          <w:lang w:val="en-US"/>
+        </w:rPr>
+        <w:t>setId</w:t>
+      </w:r>
+      <w:proofErr w:type="spellEnd"/>
+      <w:r>
+        <w:rPr>
+          <w:lang w:val="en-US"/>
+        </w:rPr>
+        <w:t>(</w:t>
+      </w:r>
+      <w:proofErr w:type="gramEnd"/>
+      <w:r>
+        <w:rPr>
+          <w:lang w:val="en-US"/>
+        </w:rPr>
+        <w:t>Integer id) {</w:t>
       </w:r>
     </w:p>
     <w:p>
@@ -5997,7 +8120,29 @@
           <w:lang w:val="en-US"/>
         </w:rPr>
         <w:tab/>
-        <w:t>public String getName() {</w:t>
+        <w:t xml:space="preserve">public String </w:t>
+      </w:r>
+      <w:proofErr w:type="spellStart"/>
+      <w:proofErr w:type="gramStart"/>
+      <w:r>
+        <w:rPr>
+          <w:lang w:val="en-US"/>
+        </w:rPr>
+        <w:t>getName</w:t>
+      </w:r>
+      <w:proofErr w:type="spellEnd"/>
+      <w:r>
+        <w:rPr>
+          <w:lang w:val="en-US"/>
+        </w:rPr>
+        <w:t>(</w:t>
+      </w:r>
+      <w:proofErr w:type="gramEnd"/>
+      <w:r>
+        <w:rPr>
+          <w:lang w:val="en-US"/>
+        </w:rPr>
+        <w:t>) {</w:t>
       </w:r>
     </w:p>
     <w:p>
@@ -6057,7 +8202,29 @@
           <w:lang w:val="en-US"/>
         </w:rPr>
         <w:tab/>
-        <w:t>public void setName(String name) {</w:t>
+        <w:t xml:space="preserve">public void </w:t>
+      </w:r>
+      <w:proofErr w:type="spellStart"/>
+      <w:proofErr w:type="gramStart"/>
+      <w:r>
+        <w:rPr>
+          <w:lang w:val="en-US"/>
+        </w:rPr>
+        <w:t>setName</w:t>
+      </w:r>
+      <w:proofErr w:type="spellEnd"/>
+      <w:r>
+        <w:rPr>
+          <w:lang w:val="en-US"/>
+        </w:rPr>
+        <w:t>(</w:t>
+      </w:r>
+      <w:proofErr w:type="gramEnd"/>
+      <w:r>
+        <w:rPr>
+          <w:lang w:val="en-US"/>
+        </w:rPr>
+        <w:t>String name) {</w:t>
       </w:r>
     </w:p>
     <w:p>
@@ -6116,7 +8283,29 @@
           <w:lang w:val="en-US"/>
         </w:rPr>
         <w:tab/>
-        <w:t>public String getDepartment() {</w:t>
+        <w:t xml:space="preserve">public String </w:t>
+      </w:r>
+      <w:proofErr w:type="spellStart"/>
+      <w:proofErr w:type="gramStart"/>
+      <w:r>
+        <w:rPr>
+          <w:lang w:val="en-US"/>
+        </w:rPr>
+        <w:t>getDepartment</w:t>
+      </w:r>
+      <w:proofErr w:type="spellEnd"/>
+      <w:r>
+        <w:rPr>
+          <w:lang w:val="en-US"/>
+        </w:rPr>
+        <w:t>(</w:t>
+      </w:r>
+      <w:proofErr w:type="gramEnd"/>
+      <w:r>
+        <w:rPr>
+          <w:lang w:val="en-US"/>
+        </w:rPr>
+        <w:t>) {</w:t>
       </w:r>
     </w:p>
     <w:p>
@@ -6175,28 +8364,65 @@
           <w:lang w:val="en-US"/>
         </w:rPr>
         <w:tab/>
-        <w:t>public void setDepartment(String department) {</w:t>
-      </w:r>
-    </w:p>
-    <w:p>
-      <w:pPr>
-        <w:ind w:left="1080" w:firstLine="360"/>
-        <w:rPr>
-          <w:lang w:val="en-US"/>
-        </w:rPr>
-      </w:pPr>
-      <w:r>
-        <w:rPr>
-          <w:lang w:val="en-US"/>
-        </w:rPr>
-        <w:tab/>
-      </w:r>
-      <w:r>
-        <w:rPr>
-          <w:lang w:val="en-US"/>
-        </w:rPr>
-        <w:tab/>
-        <w:t>this.department = department;</w:t>
+        <w:t xml:space="preserve">public void </w:t>
+      </w:r>
+      <w:proofErr w:type="spellStart"/>
+      <w:proofErr w:type="gramStart"/>
+      <w:r>
+        <w:rPr>
+          <w:lang w:val="en-US"/>
+        </w:rPr>
+        <w:t>setDepartment</w:t>
+      </w:r>
+      <w:proofErr w:type="spellEnd"/>
+      <w:r>
+        <w:rPr>
+          <w:lang w:val="en-US"/>
+        </w:rPr>
+        <w:t>(</w:t>
+      </w:r>
+      <w:proofErr w:type="gramEnd"/>
+      <w:r>
+        <w:rPr>
+          <w:lang w:val="en-US"/>
+        </w:rPr>
+        <w:t>String department) {</w:t>
+      </w:r>
+    </w:p>
+    <w:p>
+      <w:pPr>
+        <w:ind w:left="1080" w:firstLine="360"/>
+        <w:rPr>
+          <w:lang w:val="en-US"/>
+        </w:rPr>
+      </w:pPr>
+      <w:r>
+        <w:rPr>
+          <w:lang w:val="en-US"/>
+        </w:rPr>
+        <w:tab/>
+      </w:r>
+      <w:r>
+        <w:rPr>
+          <w:lang w:val="en-US"/>
+        </w:rPr>
+        <w:tab/>
+      </w:r>
+      <w:proofErr w:type="spellStart"/>
+      <w:proofErr w:type="gramStart"/>
+      <w:r>
+        <w:rPr>
+          <w:lang w:val="en-US"/>
+        </w:rPr>
+        <w:t>this.department</w:t>
+      </w:r>
+      <w:proofErr w:type="spellEnd"/>
+      <w:proofErr w:type="gramEnd"/>
+      <w:r>
+        <w:rPr>
+          <w:lang w:val="en-US"/>
+        </w:rPr>
+        <w:t xml:space="preserve"> = department;</w:t>
       </w:r>
     </w:p>
     <w:p>
@@ -6249,7 +8475,29 @@
           <w:lang w:val="en-US"/>
         </w:rPr>
         <w:tab/>
-        <w:t>public String toString() {</w:t>
+        <w:t xml:space="preserve">public String </w:t>
+      </w:r>
+      <w:proofErr w:type="spellStart"/>
+      <w:proofErr w:type="gramStart"/>
+      <w:r>
+        <w:rPr>
+          <w:lang w:val="en-US"/>
+        </w:rPr>
+        <w:t>toString</w:t>
+      </w:r>
+      <w:proofErr w:type="spellEnd"/>
+      <w:r>
+        <w:rPr>
+          <w:lang w:val="en-US"/>
+        </w:rPr>
+        <w:t>(</w:t>
+      </w:r>
+      <w:proofErr w:type="gramEnd"/>
+      <w:r>
+        <w:rPr>
+          <w:lang w:val="en-US"/>
+        </w:rPr>
+        <w:t>) {</w:t>
       </w:r>
     </w:p>
     <w:p>
@@ -6335,43 +8583,87 @@
         <w:rPr>
           <w:lang w:val="en-US"/>
         </w:rPr>
-        <w:t>package com.ust.spring;</w:t>
-      </w:r>
-    </w:p>
-    <w:p>
-      <w:pPr>
-        <w:ind w:left="1080" w:firstLine="360"/>
-        <w:rPr>
-          <w:lang w:val="en-US"/>
-        </w:rPr>
-      </w:pPr>
-    </w:p>
-    <w:p>
-      <w:pPr>
-        <w:ind w:left="1080" w:firstLine="360"/>
-        <w:rPr>
-          <w:lang w:val="en-US"/>
-        </w:rPr>
-      </w:pPr>
-      <w:r>
-        <w:rPr>
-          <w:lang w:val="en-US"/>
-        </w:rPr>
-        <w:t>import org.springframework.context.annotation.AnnotationConfigApplicationContext;</w:t>
-      </w:r>
-    </w:p>
-    <w:p>
-      <w:pPr>
-        <w:ind w:left="1080" w:firstLine="360"/>
-        <w:rPr>
-          <w:lang w:val="en-US"/>
-        </w:rPr>
-      </w:pPr>
-      <w:r>
-        <w:rPr>
-          <w:lang w:val="en-US"/>
-        </w:rPr>
-        <w:t>import org.springframework.context.support.ClassPathXmlApplicationContext;</w:t>
+        <w:t xml:space="preserve">package </w:t>
+      </w:r>
+      <w:proofErr w:type="spellStart"/>
+      <w:proofErr w:type="gramStart"/>
+      <w:r>
+        <w:rPr>
+          <w:lang w:val="en-US"/>
+        </w:rPr>
+        <w:t>com.ust.spring</w:t>
+      </w:r>
+      <w:proofErr w:type="spellEnd"/>
+      <w:proofErr w:type="gramEnd"/>
+      <w:r>
+        <w:rPr>
+          <w:lang w:val="en-US"/>
+        </w:rPr>
+        <w:t>;</w:t>
+      </w:r>
+    </w:p>
+    <w:p>
+      <w:pPr>
+        <w:ind w:left="1080" w:firstLine="360"/>
+        <w:rPr>
+          <w:lang w:val="en-US"/>
+        </w:rPr>
+      </w:pPr>
+    </w:p>
+    <w:p>
+      <w:pPr>
+        <w:ind w:left="1080" w:firstLine="360"/>
+        <w:rPr>
+          <w:lang w:val="en-US"/>
+        </w:rPr>
+      </w:pPr>
+      <w:r>
+        <w:rPr>
+          <w:lang w:val="en-US"/>
+        </w:rPr>
+        <w:t xml:space="preserve">import </w:t>
+      </w:r>
+      <w:proofErr w:type="gramStart"/>
+      <w:r>
+        <w:rPr>
+          <w:lang w:val="en-US"/>
+        </w:rPr>
+        <w:t>org.springframework</w:t>
+      </w:r>
+      <w:proofErr w:type="gramEnd"/>
+      <w:r>
+        <w:rPr>
+          <w:lang w:val="en-US"/>
+        </w:rPr>
+        <w:t>.context.annotation.AnnotationConfigApplicationContext;</w:t>
+      </w:r>
+    </w:p>
+    <w:p>
+      <w:pPr>
+        <w:ind w:left="1080" w:firstLine="360"/>
+        <w:rPr>
+          <w:lang w:val="en-US"/>
+        </w:rPr>
+      </w:pPr>
+      <w:r>
+        <w:rPr>
+          <w:lang w:val="en-US"/>
+        </w:rPr>
+        <w:t xml:space="preserve">import </w:t>
+      </w:r>
+      <w:proofErr w:type="gramStart"/>
+      <w:r>
+        <w:rPr>
+          <w:lang w:val="en-US"/>
+        </w:rPr>
+        <w:t>org.springframework</w:t>
+      </w:r>
+      <w:proofErr w:type="gramEnd"/>
+      <w:r>
+        <w:rPr>
+          <w:lang w:val="en-US"/>
+        </w:rPr>
+        <w:t>.context.support.ClassPathXmlApplicationContext;</w:t>
       </w:r>
     </w:p>
     <w:p>
@@ -6478,7 +8770,35 @@
         <w:rPr>
           <w:lang w:val="en-US"/>
         </w:rPr>
-        <w:t xml:space="preserve">    public static void main( String[] args )</w:t>
+        <w:t xml:space="preserve">    public static void </w:t>
+      </w:r>
+      <w:proofErr w:type="gramStart"/>
+      <w:r>
+        <w:rPr>
+          <w:lang w:val="en-US"/>
+        </w:rPr>
+        <w:t>main( String</w:t>
+      </w:r>
+      <w:proofErr w:type="gramEnd"/>
+      <w:r>
+        <w:rPr>
+          <w:lang w:val="en-US"/>
+        </w:rPr>
+        <w:t xml:space="preserve">[] </w:t>
+      </w:r>
+      <w:proofErr w:type="spellStart"/>
+      <w:r>
+        <w:rPr>
+          <w:lang w:val="en-US"/>
+        </w:rPr>
+        <w:t>args</w:t>
+      </w:r>
+      <w:proofErr w:type="spellEnd"/>
+      <w:r>
+        <w:rPr>
+          <w:lang w:val="en-US"/>
+        </w:rPr>
+        <w:t xml:space="preserve"> )</w:t>
       </w:r>
     </w:p>
     <w:p>
@@ -6506,161 +8826,415 @@
         <w:rPr>
           <w:lang w:val="en-US"/>
         </w:rPr>
-        <w:t xml:space="preserve">        System.out.println( "Hello World!" );</w:t>
-      </w:r>
-    </w:p>
-    <w:p>
-      <w:pPr>
-        <w:ind w:left="1080" w:firstLine="360"/>
-        <w:rPr>
-          <w:lang w:val="en-US"/>
-        </w:rPr>
-      </w:pPr>
-      <w:r>
-        <w:rPr>
-          <w:lang w:val="en-US"/>
-        </w:rPr>
-        <w:t>//        ClassPathXmlApplicationContext ctx=new ClassPathXmlApplicationContext("spring.xml");</w:t>
-      </w:r>
-    </w:p>
-    <w:p>
-      <w:pPr>
-        <w:ind w:left="1080" w:firstLine="360"/>
-        <w:rPr>
-          <w:lang w:val="en-US"/>
-        </w:rPr>
-      </w:pPr>
-      <w:r>
-        <w:rPr>
-          <w:lang w:val="en-US"/>
-        </w:rPr>
-        <w:t xml:space="preserve">        AnnotationConfigApplicationContext ctx=new AnnotationConfigApplicationContext();</w:t>
-      </w:r>
-    </w:p>
-    <w:p>
-      <w:pPr>
-        <w:ind w:left="1080" w:firstLine="360"/>
-        <w:rPr>
-          <w:lang w:val="en-US"/>
-        </w:rPr>
-      </w:pPr>
-      <w:r>
-        <w:rPr>
-          <w:lang w:val="en-US"/>
-        </w:rPr>
-        <w:t xml:space="preserve">        ctx.scan("com");</w:t>
-      </w:r>
-    </w:p>
-    <w:p>
-      <w:pPr>
-        <w:ind w:left="1080" w:firstLine="360"/>
-        <w:rPr>
-          <w:lang w:val="en-US"/>
-        </w:rPr>
-      </w:pPr>
-      <w:r>
-        <w:rPr>
-          <w:lang w:val="en-US"/>
-        </w:rPr>
-        <w:t xml:space="preserve">        ctx.refresh();</w:t>
-      </w:r>
-    </w:p>
-    <w:p>
-      <w:pPr>
-        <w:ind w:left="1080" w:firstLine="360"/>
-        <w:rPr>
-          <w:lang w:val="en-US"/>
-        </w:rPr>
-      </w:pPr>
-      <w:r>
-        <w:rPr>
-          <w:lang w:val="en-US"/>
-        </w:rPr>
         <w:t xml:space="preserve">        </w:t>
       </w:r>
-    </w:p>
-    <w:p>
-      <w:pPr>
-        <w:ind w:left="1080" w:firstLine="360"/>
-        <w:rPr>
-          <w:lang w:val="en-US"/>
-        </w:rPr>
-      </w:pPr>
-      <w:r>
-        <w:rPr>
-          <w:lang w:val="en-US"/>
-        </w:rPr>
-        <w:t>//        ctx.getBean(Employee.class);</w:t>
-      </w:r>
-    </w:p>
-    <w:p>
-      <w:pPr>
-        <w:ind w:left="1080" w:firstLine="360"/>
-        <w:rPr>
-          <w:lang w:val="en-US"/>
-        </w:rPr>
-      </w:pPr>
-      <w:r>
-        <w:rPr>
-          <w:lang w:val="en-US"/>
-        </w:rPr>
-        <w:t xml:space="preserve">        Employee emp=(Employee) ctx.getBean("emp");</w:t>
-      </w:r>
-    </w:p>
-    <w:p>
-      <w:pPr>
-        <w:ind w:left="1080" w:firstLine="360"/>
-        <w:rPr>
-          <w:lang w:val="en-US"/>
-        </w:rPr>
-      </w:pPr>
-      <w:r>
-        <w:rPr>
-          <w:lang w:val="en-US"/>
-        </w:rPr>
-        <w:t xml:space="preserve">        emp.setId(20);</w:t>
-      </w:r>
-    </w:p>
-    <w:p>
-      <w:pPr>
-        <w:ind w:left="1080" w:firstLine="360"/>
-        <w:rPr>
-          <w:lang w:val="en-US"/>
-        </w:rPr>
-      </w:pPr>
-      <w:r>
-        <w:rPr>
-          <w:lang w:val="en-US"/>
-        </w:rPr>
-        <w:t xml:space="preserve">        emp.setName("Jag");</w:t>
-      </w:r>
-    </w:p>
-    <w:p>
-      <w:pPr>
-        <w:ind w:left="1080" w:firstLine="360"/>
-        <w:rPr>
-          <w:lang w:val="en-US"/>
-        </w:rPr>
-      </w:pPr>
-      <w:r>
-        <w:rPr>
-          <w:lang w:val="en-US"/>
-        </w:rPr>
-        <w:t xml:space="preserve">        emp.setDepartment("Training");</w:t>
-      </w:r>
-    </w:p>
-    <w:p>
-      <w:pPr>
-        <w:ind w:left="1080" w:firstLine="360"/>
-        <w:rPr>
-          <w:lang w:val="en-US"/>
-        </w:rPr>
-      </w:pPr>
-      <w:r>
-        <w:rPr>
-          <w:lang w:val="en-US"/>
-        </w:rPr>
-        <w:t xml:space="preserve">        System.out.println(emp);</w:t>
+      <w:proofErr w:type="spellStart"/>
+      <w:r>
+        <w:rPr>
+          <w:lang w:val="en-US"/>
+        </w:rPr>
+        <w:t>System.out.println</w:t>
+      </w:r>
+      <w:proofErr w:type="spellEnd"/>
+      <w:proofErr w:type="gramStart"/>
+      <w:r>
+        <w:rPr>
+          <w:lang w:val="en-US"/>
+        </w:rPr>
+        <w:t>( "</w:t>
+      </w:r>
+      <w:proofErr w:type="gramEnd"/>
+      <w:r>
+        <w:rPr>
+          <w:lang w:val="en-US"/>
+        </w:rPr>
+        <w:t>Hello World!" );</w:t>
+      </w:r>
+    </w:p>
+    <w:p>
+      <w:pPr>
+        <w:ind w:left="1080" w:firstLine="360"/>
+        <w:rPr>
+          <w:lang w:val="en-US"/>
+        </w:rPr>
+      </w:pPr>
+      <w:r>
+        <w:rPr>
+          <w:lang w:val="en-US"/>
+        </w:rPr>
+        <w:t xml:space="preserve">//        </w:t>
+      </w:r>
+      <w:proofErr w:type="spellStart"/>
+      <w:r>
+        <w:rPr>
+          <w:lang w:val="en-US"/>
+        </w:rPr>
+        <w:t>ClassPathXmlApplicationContext</w:t>
+      </w:r>
+      <w:proofErr w:type="spellEnd"/>
+      <w:r>
+        <w:rPr>
+          <w:lang w:val="en-US"/>
+        </w:rPr>
+        <w:t xml:space="preserve"> </w:t>
+      </w:r>
+      <w:proofErr w:type="spellStart"/>
+      <w:r>
+        <w:rPr>
+          <w:lang w:val="en-US"/>
+        </w:rPr>
+        <w:t>ctx</w:t>
+      </w:r>
+      <w:proofErr w:type="spellEnd"/>
+      <w:r>
+        <w:rPr>
+          <w:lang w:val="en-US"/>
+        </w:rPr>
+        <w:t xml:space="preserve">=new </w:t>
+      </w:r>
+      <w:proofErr w:type="spellStart"/>
+      <w:r>
+        <w:rPr>
+          <w:lang w:val="en-US"/>
+        </w:rPr>
+        <w:t>ClassPathXmlApplicationContext</w:t>
+      </w:r>
+      <w:proofErr w:type="spellEnd"/>
+      <w:r>
+        <w:rPr>
+          <w:lang w:val="en-US"/>
+        </w:rPr>
+        <w:t>("spring.xml");</w:t>
+      </w:r>
+    </w:p>
+    <w:p>
+      <w:pPr>
+        <w:ind w:left="1080" w:firstLine="360"/>
+        <w:rPr>
+          <w:lang w:val="en-US"/>
+        </w:rPr>
+      </w:pPr>
+      <w:r>
+        <w:rPr>
+          <w:lang w:val="en-US"/>
+        </w:rPr>
+        <w:t xml:space="preserve">        </w:t>
+      </w:r>
+      <w:proofErr w:type="spellStart"/>
+      <w:r>
+        <w:rPr>
+          <w:lang w:val="en-US"/>
+        </w:rPr>
+        <w:t>AnnotationConfigApplicationContext</w:t>
+      </w:r>
+      <w:proofErr w:type="spellEnd"/>
+      <w:r>
+        <w:rPr>
+          <w:lang w:val="en-US"/>
+        </w:rPr>
+        <w:t xml:space="preserve"> </w:t>
+      </w:r>
+      <w:proofErr w:type="spellStart"/>
+      <w:r>
+        <w:rPr>
+          <w:lang w:val="en-US"/>
+        </w:rPr>
+        <w:t>ctx</w:t>
+      </w:r>
+      <w:proofErr w:type="spellEnd"/>
+      <w:r>
+        <w:rPr>
+          <w:lang w:val="en-US"/>
+        </w:rPr>
+        <w:t xml:space="preserve">=new </w:t>
+      </w:r>
+      <w:proofErr w:type="spellStart"/>
+      <w:proofErr w:type="gramStart"/>
+      <w:r>
+        <w:rPr>
+          <w:lang w:val="en-US"/>
+        </w:rPr>
+        <w:t>AnnotationConfigApplicationContext</w:t>
+      </w:r>
+      <w:proofErr w:type="spellEnd"/>
+      <w:r>
+        <w:rPr>
+          <w:lang w:val="en-US"/>
+        </w:rPr>
+        <w:t>(</w:t>
+      </w:r>
+      <w:proofErr w:type="gramEnd"/>
+      <w:r>
+        <w:rPr>
+          <w:lang w:val="en-US"/>
+        </w:rPr>
+        <w:t>);</w:t>
+      </w:r>
+    </w:p>
+    <w:p>
+      <w:pPr>
+        <w:ind w:left="1080" w:firstLine="360"/>
+        <w:rPr>
+          <w:lang w:val="en-US"/>
+        </w:rPr>
+      </w:pPr>
+      <w:r>
+        <w:rPr>
+          <w:lang w:val="en-US"/>
+        </w:rPr>
+        <w:t xml:space="preserve">        </w:t>
+      </w:r>
+      <w:proofErr w:type="spellStart"/>
+      <w:proofErr w:type="gramStart"/>
+      <w:r>
+        <w:rPr>
+          <w:lang w:val="en-US"/>
+        </w:rPr>
+        <w:t>ctx.scan</w:t>
+      </w:r>
+      <w:proofErr w:type="spellEnd"/>
+      <w:proofErr w:type="gramEnd"/>
+      <w:r>
+        <w:rPr>
+          <w:lang w:val="en-US"/>
+        </w:rPr>
+        <w:t>("com");</w:t>
+      </w:r>
+    </w:p>
+    <w:p>
+      <w:pPr>
+        <w:ind w:left="1080" w:firstLine="360"/>
+        <w:rPr>
+          <w:lang w:val="en-US"/>
+        </w:rPr>
+      </w:pPr>
+      <w:r>
+        <w:rPr>
+          <w:lang w:val="en-US"/>
+        </w:rPr>
+        <w:t xml:space="preserve">        </w:t>
+      </w:r>
+      <w:proofErr w:type="spellStart"/>
+      <w:proofErr w:type="gramStart"/>
+      <w:r>
+        <w:rPr>
+          <w:lang w:val="en-US"/>
+        </w:rPr>
+        <w:t>ctx.refresh</w:t>
+      </w:r>
+      <w:proofErr w:type="spellEnd"/>
+      <w:proofErr w:type="gramEnd"/>
+      <w:r>
+        <w:rPr>
+          <w:lang w:val="en-US"/>
+        </w:rPr>
+        <w:t>();</w:t>
+      </w:r>
+    </w:p>
+    <w:p>
+      <w:pPr>
+        <w:ind w:left="1080" w:firstLine="360"/>
+        <w:rPr>
+          <w:lang w:val="en-US"/>
+        </w:rPr>
+      </w:pPr>
+      <w:r>
+        <w:rPr>
+          <w:lang w:val="en-US"/>
+        </w:rPr>
+        <w:t xml:space="preserve">        </w:t>
+      </w:r>
+    </w:p>
+    <w:p>
+      <w:pPr>
+        <w:ind w:left="1080" w:firstLine="360"/>
+        <w:rPr>
+          <w:lang w:val="en-US"/>
+        </w:rPr>
+      </w:pPr>
+      <w:r>
+        <w:rPr>
+          <w:lang w:val="en-US"/>
+        </w:rPr>
+        <w:t xml:space="preserve">//        </w:t>
+      </w:r>
+      <w:proofErr w:type="spellStart"/>
+      <w:proofErr w:type="gramStart"/>
+      <w:r>
+        <w:rPr>
+          <w:lang w:val="en-US"/>
+        </w:rPr>
+        <w:t>ctx.getBean</w:t>
+      </w:r>
+      <w:proofErr w:type="spellEnd"/>
+      <w:proofErr w:type="gramEnd"/>
+      <w:r>
+        <w:rPr>
+          <w:lang w:val="en-US"/>
+        </w:rPr>
+        <w:t>(</w:t>
+      </w:r>
+      <w:proofErr w:type="spellStart"/>
+      <w:r>
+        <w:rPr>
+          <w:lang w:val="en-US"/>
+        </w:rPr>
+        <w:t>Employee.class</w:t>
+      </w:r>
+      <w:proofErr w:type="spellEnd"/>
+      <w:r>
+        <w:rPr>
+          <w:lang w:val="en-US"/>
+        </w:rPr>
+        <w:t>);</w:t>
+      </w:r>
+    </w:p>
+    <w:p>
+      <w:pPr>
+        <w:ind w:left="1080" w:firstLine="360"/>
+        <w:rPr>
+          <w:lang w:val="en-US"/>
+        </w:rPr>
+      </w:pPr>
+      <w:r>
+        <w:rPr>
+          <w:lang w:val="en-US"/>
+        </w:rPr>
+        <w:t xml:space="preserve">        Employee emp=(Employee) </w:t>
+      </w:r>
+      <w:proofErr w:type="spellStart"/>
+      <w:proofErr w:type="gramStart"/>
+      <w:r>
+        <w:rPr>
+          <w:lang w:val="en-US"/>
+        </w:rPr>
+        <w:t>ctx.getBean</w:t>
+      </w:r>
+      <w:proofErr w:type="spellEnd"/>
+      <w:proofErr w:type="gramEnd"/>
+      <w:r>
+        <w:rPr>
+          <w:lang w:val="en-US"/>
+        </w:rPr>
+        <w:t>("emp");</w:t>
+      </w:r>
+    </w:p>
+    <w:p>
+      <w:pPr>
+        <w:ind w:left="1080" w:firstLine="360"/>
+        <w:rPr>
+          <w:lang w:val="en-US"/>
+        </w:rPr>
+      </w:pPr>
+      <w:r>
+        <w:rPr>
+          <w:lang w:val="en-US"/>
+        </w:rPr>
+        <w:t xml:space="preserve">        </w:t>
+      </w:r>
+      <w:proofErr w:type="spellStart"/>
+      <w:proofErr w:type="gramStart"/>
+      <w:r>
+        <w:rPr>
+          <w:lang w:val="en-US"/>
+        </w:rPr>
+        <w:t>emp.setId</w:t>
+      </w:r>
+      <w:proofErr w:type="spellEnd"/>
+      <w:proofErr w:type="gramEnd"/>
+      <w:r>
+        <w:rPr>
+          <w:lang w:val="en-US"/>
+        </w:rPr>
+        <w:t>(20);</w:t>
+      </w:r>
+    </w:p>
+    <w:p>
+      <w:pPr>
+        <w:ind w:left="1080" w:firstLine="360"/>
+        <w:rPr>
+          <w:lang w:val="en-US"/>
+        </w:rPr>
+      </w:pPr>
+      <w:r>
+        <w:rPr>
+          <w:lang w:val="en-US"/>
+        </w:rPr>
+        <w:t xml:space="preserve">        </w:t>
+      </w:r>
+      <w:proofErr w:type="spellStart"/>
+      <w:proofErr w:type="gramStart"/>
+      <w:r>
+        <w:rPr>
+          <w:lang w:val="en-US"/>
+        </w:rPr>
+        <w:t>emp.setName</w:t>
+      </w:r>
+      <w:proofErr w:type="spellEnd"/>
+      <w:proofErr w:type="gramEnd"/>
+      <w:r>
+        <w:rPr>
+          <w:lang w:val="en-US"/>
+        </w:rPr>
+        <w:t>("Jag");</w:t>
+      </w:r>
+    </w:p>
+    <w:p>
+      <w:pPr>
+        <w:ind w:left="1080" w:firstLine="360"/>
+        <w:rPr>
+          <w:lang w:val="en-US"/>
+        </w:rPr>
+      </w:pPr>
+      <w:r>
+        <w:rPr>
+          <w:lang w:val="en-US"/>
+        </w:rPr>
+        <w:t xml:space="preserve">        </w:t>
+      </w:r>
+      <w:proofErr w:type="spellStart"/>
+      <w:proofErr w:type="gramStart"/>
+      <w:r>
+        <w:rPr>
+          <w:lang w:val="en-US"/>
+        </w:rPr>
+        <w:t>emp.setDepartment</w:t>
+      </w:r>
+      <w:proofErr w:type="spellEnd"/>
+      <w:proofErr w:type="gramEnd"/>
+      <w:r>
+        <w:rPr>
+          <w:lang w:val="en-US"/>
+        </w:rPr>
+        <w:t>("Training");</w:t>
+      </w:r>
+    </w:p>
+    <w:p>
+      <w:pPr>
+        <w:ind w:left="1080" w:firstLine="360"/>
+        <w:rPr>
+          <w:lang w:val="en-US"/>
+        </w:rPr>
+      </w:pPr>
+      <w:r>
+        <w:rPr>
+          <w:lang w:val="en-US"/>
+        </w:rPr>
+        <w:t xml:space="preserve">        </w:t>
+      </w:r>
+      <w:proofErr w:type="spellStart"/>
+      <w:r>
+        <w:rPr>
+          <w:lang w:val="en-US"/>
+        </w:rPr>
+        <w:t>System.out.println</w:t>
+      </w:r>
+      <w:proofErr w:type="spellEnd"/>
+      <w:r>
+        <w:rPr>
+          <w:lang w:val="en-US"/>
+        </w:rPr>
+        <w:t>(emp);</w:t>
       </w:r>
     </w:p>
     <w:p>
@@ -6690,6 +9264,185 @@
         </w:rPr>
         <w:t>}</w:t>
       </w:r>
+    </w:p>
+    <w:p>
+      <w:pPr>
+        <w:ind w:left="1080" w:firstLine="360"/>
+        <w:rPr>
+          <w:lang w:val="en-US"/>
+        </w:rPr>
+      </w:pPr>
+    </w:p>
+    <w:p>
+      <w:pPr>
+        <w:pBdr>
+          <w:bottom w:val="single" w:sz="6" w:space="1" w:color="auto"/>
+        </w:pBdr>
+        <w:ind w:left="1080" w:firstLine="360"/>
+        <w:rPr>
+          <w:lang w:val="en-US"/>
+        </w:rPr>
+      </w:pPr>
+    </w:p>
+    <w:p>
+      <w:pPr>
+        <w:ind w:left="1080" w:firstLine="360"/>
+        <w:rPr>
+          <w:lang w:val="en-US"/>
+        </w:rPr>
+      </w:pPr>
+      <w:r>
+        <w:rPr>
+          <w:lang w:val="en-US"/>
+        </w:rPr>
+        <w:t>Task:</w:t>
+      </w:r>
+    </w:p>
+    <w:p>
+      <w:pPr>
+        <w:ind w:left="1080" w:firstLine="360"/>
+        <w:rPr>
+          <w:lang w:val="en-US"/>
+        </w:rPr>
+      </w:pPr>
+      <w:r>
+        <w:rPr>
+          <w:lang w:val="en-US"/>
+        </w:rPr>
+        <w:t>Create a bean Department</w:t>
+      </w:r>
+    </w:p>
+    <w:p>
+      <w:pPr>
+        <w:ind w:left="1080" w:firstLine="360"/>
+        <w:rPr>
+          <w:lang w:val="en-US"/>
+        </w:rPr>
+      </w:pPr>
+      <w:r>
+        <w:rPr>
+          <w:lang w:val="en-US"/>
+        </w:rPr>
+        <w:tab/>
+        <w:t>id</w:t>
+      </w:r>
+    </w:p>
+    <w:p>
+      <w:pPr>
+        <w:ind w:left="1080" w:firstLine="360"/>
+        <w:rPr>
+          <w:lang w:val="en-US"/>
+        </w:rPr>
+      </w:pPr>
+      <w:r>
+        <w:rPr>
+          <w:lang w:val="en-US"/>
+        </w:rPr>
+        <w:tab/>
+        <w:t>name</w:t>
+      </w:r>
+    </w:p>
+    <w:p>
+      <w:pPr>
+        <w:ind w:left="1080" w:firstLine="360"/>
+        <w:rPr>
+          <w:lang w:val="en-US"/>
+        </w:rPr>
+      </w:pPr>
+      <w:r>
+        <w:rPr>
+          <w:lang w:val="en-US"/>
+        </w:rPr>
+        <w:tab/>
+        <w:t>location</w:t>
+      </w:r>
+    </w:p>
+    <w:p>
+      <w:pPr>
+        <w:ind w:left="1080" w:firstLine="360"/>
+        <w:rPr>
+          <w:lang w:val="en-US"/>
+        </w:rPr>
+      </w:pPr>
+      <w:r>
+        <w:rPr>
+          <w:lang w:val="en-US"/>
+        </w:rPr>
+        <w:t xml:space="preserve">create a config class </w:t>
+      </w:r>
+    </w:p>
+    <w:p>
+      <w:pPr>
+        <w:ind w:left="1080" w:firstLine="360"/>
+        <w:rPr>
+          <w:lang w:val="en-US"/>
+        </w:rPr>
+      </w:pPr>
+      <w:r>
+        <w:rPr>
+          <w:lang w:val="en-US"/>
+        </w:rPr>
+        <w:t xml:space="preserve">in app main method, get bean of department. </w:t>
+      </w:r>
+    </w:p>
+    <w:p>
+      <w:pPr>
+        <w:ind w:left="1080" w:firstLine="360"/>
+        <w:rPr>
+          <w:lang w:val="en-US"/>
+        </w:rPr>
+      </w:pPr>
+      <w:r>
+        <w:rPr>
+          <w:lang w:val="en-US"/>
+        </w:rPr>
+        <w:t>Implement this using</w:t>
+      </w:r>
+    </w:p>
+    <w:p>
+      <w:pPr>
+        <w:pStyle w:val="ListParagraph"/>
+        <w:numPr>
+          <w:ilvl w:val="0"/>
+          <w:numId w:val="27"/>
+        </w:numPr>
+        <w:rPr>
+          <w:lang w:val="en-US"/>
+        </w:rPr>
+      </w:pPr>
+      <w:r>
+        <w:rPr>
+          <w:lang w:val="en-US"/>
+        </w:rPr>
+        <w:t>@Component</w:t>
+      </w:r>
+    </w:p>
+    <w:p>
+      <w:pPr>
+        <w:pStyle w:val="ListParagraph"/>
+        <w:numPr>
+          <w:ilvl w:val="0"/>
+          <w:numId w:val="27"/>
+        </w:numPr>
+        <w:rPr>
+          <w:lang w:val="en-US"/>
+        </w:rPr>
+      </w:pPr>
+      <w:r>
+        <w:rPr>
+          <w:lang w:val="en-US"/>
+        </w:rPr>
+        <w:t>@Bean</w:t>
+      </w:r>
+    </w:p>
+    <w:p>
+      <w:pPr>
+        <w:pStyle w:val="ListParagraph"/>
+        <w:ind w:left="2160"/>
+        <w:rPr>
+          <w:lang w:val="en-US"/>
+        </w:rPr>
+      </w:pPr>
     </w:p>
     <w:sectPr>
       <w:pgSz w:w="11906" w:h="16838"/>
@@ -7416,6 +10169,95 @@
     </w:lvl>
   </w:abstractNum>
   <w:abstractNum w:abstractNumId="8" w15:restartNumberingAfterBreak="0">
+    <w:nsid w:val="2B5A6441"/>
+    <w:multiLevelType w:val="hybridMultilevel"/>
+    <w:tmpl w:val="B1A494E0"/>
+    <w:lvl w:ilvl="0" w:tplc="C8666CF0">
+      <w:start w:val="1"/>
+      <w:numFmt w:val="lowerRoman"/>
+      <w:lvlText w:val="%1)"/>
+      <w:lvlJc w:val="left"/>
+      <w:pPr>
+        <w:ind w:left="2160" w:hanging="720"/>
+      </w:pPr>
+      <w:rPr>
+        <w:rFonts w:hint="default"/>
+      </w:rPr>
+    </w:lvl>
+    <w:lvl w:ilvl="1" w:tplc="40090019" w:tentative="1">
+      <w:start w:val="1"/>
+      <w:numFmt w:val="lowerLetter"/>
+      <w:lvlText w:val="%2."/>
+      <w:lvlJc w:val="left"/>
+      <w:pPr>
+        <w:ind w:left="2520" w:hanging="360"/>
+      </w:pPr>
+    </w:lvl>
+    <w:lvl w:ilvl="2" w:tplc="4009001B" w:tentative="1">
+      <w:start w:val="1"/>
+      <w:numFmt w:val="lowerRoman"/>
+      <w:lvlText w:val="%3."/>
+      <w:lvlJc w:val="right"/>
+      <w:pPr>
+        <w:ind w:left="3240" w:hanging="180"/>
+      </w:pPr>
+    </w:lvl>
+    <w:lvl w:ilvl="3" w:tplc="4009000F" w:tentative="1">
+      <w:start w:val="1"/>
+      <w:numFmt w:val="decimal"/>
+      <w:lvlText w:val="%4."/>
+      <w:lvlJc w:val="left"/>
+      <w:pPr>
+        <w:ind w:left="3960" w:hanging="360"/>
+      </w:pPr>
+    </w:lvl>
+    <w:lvl w:ilvl="4" w:tplc="40090019" w:tentative="1">
+      <w:start w:val="1"/>
+      <w:numFmt w:val="lowerLetter"/>
+      <w:lvlText w:val="%5."/>
+      <w:lvlJc w:val="left"/>
+      <w:pPr>
+        <w:ind w:left="4680" w:hanging="360"/>
+      </w:pPr>
+    </w:lvl>
+    <w:lvl w:ilvl="5" w:tplc="4009001B" w:tentative="1">
+      <w:start w:val="1"/>
+      <w:numFmt w:val="lowerRoman"/>
+      <w:lvlText w:val="%6."/>
+      <w:lvlJc w:val="right"/>
+      <w:pPr>
+        <w:ind w:left="5400" w:hanging="180"/>
+      </w:pPr>
+    </w:lvl>
+    <w:lvl w:ilvl="6" w:tplc="4009000F" w:tentative="1">
+      <w:start w:val="1"/>
+      <w:numFmt w:val="decimal"/>
+      <w:lvlText w:val="%7."/>
+      <w:lvlJc w:val="left"/>
+      <w:pPr>
+        <w:ind w:left="6120" w:hanging="360"/>
+      </w:pPr>
+    </w:lvl>
+    <w:lvl w:ilvl="7" w:tplc="40090019" w:tentative="1">
+      <w:start w:val="1"/>
+      <w:numFmt w:val="lowerLetter"/>
+      <w:lvlText w:val="%8."/>
+      <w:lvlJc w:val="left"/>
+      <w:pPr>
+        <w:ind w:left="6840" w:hanging="360"/>
+      </w:pPr>
+    </w:lvl>
+    <w:lvl w:ilvl="8" w:tplc="4009001B" w:tentative="1">
+      <w:start w:val="1"/>
+      <w:numFmt w:val="lowerRoman"/>
+      <w:lvlText w:val="%9."/>
+      <w:lvlJc w:val="right"/>
+      <w:pPr>
+        <w:ind w:left="7560" w:hanging="180"/>
+      </w:pPr>
+    </w:lvl>
+  </w:abstractNum>
+  <w:abstractNum w:abstractNumId="9" w15:restartNumberingAfterBreak="0">
     <w:nsid w:val="2D1F2C33"/>
     <w:multiLevelType w:val="hybridMultilevel"/>
     <w:tmpl w:val="EE861E3C"/>
@@ -7504,7 +10346,7 @@
       </w:pPr>
     </w:lvl>
   </w:abstractNum>
-  <w:abstractNum w:abstractNumId="9" w15:restartNumberingAfterBreak="0">
+  <w:abstractNum w:abstractNumId="10" w15:restartNumberingAfterBreak="0">
     <w:nsid w:val="2DD92B7C"/>
     <w:multiLevelType w:val="hybridMultilevel"/>
     <w:tmpl w:val="98080114"/>
@@ -7593,7 +10435,7 @@
       </w:pPr>
     </w:lvl>
   </w:abstractNum>
-  <w:abstractNum w:abstractNumId="10" w15:restartNumberingAfterBreak="0">
+  <w:abstractNum w:abstractNumId="11" w15:restartNumberingAfterBreak="0">
     <w:nsid w:val="31914854"/>
     <w:multiLevelType w:val="multilevel"/>
     <w:tmpl w:val="E00EFF74"/>
@@ -7742,7 +10584,7 @@
       </w:rPr>
     </w:lvl>
   </w:abstractNum>
-  <w:abstractNum w:abstractNumId="11" w15:restartNumberingAfterBreak="0">
+  <w:abstractNum w:abstractNumId="12" w15:restartNumberingAfterBreak="0">
     <w:nsid w:val="36382E0A"/>
     <w:multiLevelType w:val="multilevel"/>
     <w:tmpl w:val="DE2E4944"/>
@@ -7891,7 +10733,7 @@
       </w:rPr>
     </w:lvl>
   </w:abstractNum>
-  <w:abstractNum w:abstractNumId="12" w15:restartNumberingAfterBreak="0">
+  <w:abstractNum w:abstractNumId="13" w15:restartNumberingAfterBreak="0">
     <w:nsid w:val="3BE63801"/>
     <w:multiLevelType w:val="hybridMultilevel"/>
     <w:tmpl w:val="B9348C24"/>
@@ -7980,7 +10822,7 @@
       </w:pPr>
     </w:lvl>
   </w:abstractNum>
-  <w:abstractNum w:abstractNumId="13" w15:restartNumberingAfterBreak="0">
+  <w:abstractNum w:abstractNumId="14" w15:restartNumberingAfterBreak="0">
     <w:nsid w:val="475E2CA2"/>
     <w:multiLevelType w:val="multilevel"/>
     <w:tmpl w:val="15C43DD6"/>
@@ -8093,7 +10935,7 @@
       </w:pPr>
     </w:lvl>
   </w:abstractNum>
-  <w:abstractNum w:abstractNumId="14" w15:restartNumberingAfterBreak="0">
+  <w:abstractNum w:abstractNumId="15" w15:restartNumberingAfterBreak="0">
     <w:nsid w:val="47832970"/>
     <w:multiLevelType w:val="multilevel"/>
     <w:tmpl w:val="DA42C224"/>
@@ -8206,7 +11048,7 @@
       </w:pPr>
     </w:lvl>
   </w:abstractNum>
-  <w:abstractNum w:abstractNumId="15" w15:restartNumberingAfterBreak="0">
+  <w:abstractNum w:abstractNumId="16" w15:restartNumberingAfterBreak="0">
     <w:nsid w:val="485110B4"/>
     <w:multiLevelType w:val="hybridMultilevel"/>
     <w:tmpl w:val="6338D7B0"/>
@@ -8295,7 +11137,7 @@
       </w:pPr>
     </w:lvl>
   </w:abstractNum>
-  <w:abstractNum w:abstractNumId="16" w15:restartNumberingAfterBreak="0">
+  <w:abstractNum w:abstractNumId="17" w15:restartNumberingAfterBreak="0">
     <w:nsid w:val="48B179A3"/>
     <w:multiLevelType w:val="hybridMultilevel"/>
     <w:tmpl w:val="A120B340"/>
@@ -8384,7 +11226,7 @@
       </w:pPr>
     </w:lvl>
   </w:abstractNum>
-  <w:abstractNum w:abstractNumId="17" w15:restartNumberingAfterBreak="0">
+  <w:abstractNum w:abstractNumId="18" w15:restartNumberingAfterBreak="0">
     <w:nsid w:val="4D4A61D0"/>
     <w:multiLevelType w:val="hybridMultilevel"/>
     <w:tmpl w:val="5D8AD1F8"/>
@@ -8473,7 +11315,7 @@
       </w:pPr>
     </w:lvl>
   </w:abstractNum>
-  <w:abstractNum w:abstractNumId="18" w15:restartNumberingAfterBreak="0">
+  <w:abstractNum w:abstractNumId="19" w15:restartNumberingAfterBreak="0">
     <w:nsid w:val="4DEC2D73"/>
     <w:multiLevelType w:val="hybridMultilevel"/>
     <w:tmpl w:val="C7AEEE82"/>
@@ -8562,7 +11404,7 @@
       </w:pPr>
     </w:lvl>
   </w:abstractNum>
-  <w:abstractNum w:abstractNumId="19" w15:restartNumberingAfterBreak="0">
+  <w:abstractNum w:abstractNumId="20" w15:restartNumberingAfterBreak="0">
     <w:nsid w:val="4E623DFA"/>
     <w:multiLevelType w:val="hybridMultilevel"/>
     <w:tmpl w:val="021AF668"/>
@@ -8651,7 +11493,7 @@
       </w:pPr>
     </w:lvl>
   </w:abstractNum>
-  <w:abstractNum w:abstractNumId="20" w15:restartNumberingAfterBreak="0">
+  <w:abstractNum w:abstractNumId="21" w15:restartNumberingAfterBreak="0">
     <w:nsid w:val="54127FD6"/>
     <w:multiLevelType w:val="hybridMultilevel"/>
     <w:tmpl w:val="36FCCE30"/>
@@ -8740,7 +11582,7 @@
       </w:pPr>
     </w:lvl>
   </w:abstractNum>
-  <w:abstractNum w:abstractNumId="21" w15:restartNumberingAfterBreak="0">
+  <w:abstractNum w:abstractNumId="22" w15:restartNumberingAfterBreak="0">
     <w:nsid w:val="594E4C74"/>
     <w:multiLevelType w:val="multilevel"/>
     <w:tmpl w:val="8E90BD50"/>
@@ -8853,7 +11695,7 @@
       </w:pPr>
     </w:lvl>
   </w:abstractNum>
-  <w:abstractNum w:abstractNumId="22" w15:restartNumberingAfterBreak="0">
+  <w:abstractNum w:abstractNumId="23" w15:restartNumberingAfterBreak="0">
     <w:nsid w:val="606D0710"/>
     <w:multiLevelType w:val="hybridMultilevel"/>
     <w:tmpl w:val="EDF20E34"/>
@@ -8942,7 +11784,7 @@
       </w:pPr>
     </w:lvl>
   </w:abstractNum>
-  <w:abstractNum w:abstractNumId="23" w15:restartNumberingAfterBreak="0">
+  <w:abstractNum w:abstractNumId="24" w15:restartNumberingAfterBreak="0">
     <w:nsid w:val="69967D90"/>
     <w:multiLevelType w:val="hybridMultilevel"/>
     <w:tmpl w:val="1F2AE446"/>
@@ -9031,7 +11873,7 @@
       </w:pPr>
     </w:lvl>
   </w:abstractNum>
-  <w:abstractNum w:abstractNumId="24" w15:restartNumberingAfterBreak="0">
+  <w:abstractNum w:abstractNumId="25" w15:restartNumberingAfterBreak="0">
     <w:nsid w:val="6E4C1B67"/>
     <w:multiLevelType w:val="hybridMultilevel"/>
     <w:tmpl w:val="CAD033F6"/>
@@ -9120,7 +11962,7 @@
       </w:pPr>
     </w:lvl>
   </w:abstractNum>
-  <w:abstractNum w:abstractNumId="25" w15:restartNumberingAfterBreak="0">
+  <w:abstractNum w:abstractNumId="26" w15:restartNumberingAfterBreak="0">
     <w:nsid w:val="78D66A19"/>
     <w:multiLevelType w:val="hybridMultilevel"/>
     <w:tmpl w:val="4862567A"/>
@@ -9210,22 +12052,22 @@
     </w:lvl>
   </w:abstractNum>
   <w:num w:numId="1">
-    <w:abstractNumId w:val="11"/>
+    <w:abstractNumId w:val="12"/>
   </w:num>
   <w:num w:numId="2">
     <w:abstractNumId w:val="7"/>
   </w:num>
   <w:num w:numId="3">
-    <w:abstractNumId w:val="19"/>
+    <w:abstractNumId w:val="20"/>
   </w:num>
   <w:num w:numId="4">
     <w:abstractNumId w:val="3"/>
   </w:num>
   <w:num w:numId="5">
-    <w:abstractNumId w:val="8"/>
+    <w:abstractNumId w:val="9"/>
   </w:num>
   <w:num w:numId="6">
-    <w:abstractNumId w:val="12"/>
+    <w:abstractNumId w:val="13"/>
   </w:num>
   <w:num w:numId="7">
     <w:abstractNumId w:val="6"/>
@@ -9234,28 +12076,28 @@
     <w:abstractNumId w:val="4"/>
   </w:num>
   <w:num w:numId="9">
+    <w:abstractNumId w:val="11"/>
+  </w:num>
+  <w:num w:numId="10">
+    <w:abstractNumId w:val="17"/>
+  </w:num>
+  <w:num w:numId="11">
     <w:abstractNumId w:val="10"/>
   </w:num>
-  <w:num w:numId="10">
+  <w:num w:numId="12">
+    <w:abstractNumId w:val="15"/>
+  </w:num>
+  <w:num w:numId="13">
+    <w:abstractNumId w:val="14"/>
+  </w:num>
+  <w:num w:numId="14">
+    <w:abstractNumId w:val="22"/>
+  </w:num>
+  <w:num w:numId="15">
     <w:abstractNumId w:val="16"/>
   </w:num>
-  <w:num w:numId="11">
-    <w:abstractNumId w:val="9"/>
-  </w:num>
-  <w:num w:numId="12">
-    <w:abstractNumId w:val="14"/>
-  </w:num>
-  <w:num w:numId="13">
-    <w:abstractNumId w:val="13"/>
-  </w:num>
-  <w:num w:numId="14">
-    <w:abstractNumId w:val="21"/>
-  </w:num>
-  <w:num w:numId="15">
-    <w:abstractNumId w:val="15"/>
-  </w:num>
   <w:num w:numId="16">
-    <w:abstractNumId w:val="22"/>
+    <w:abstractNumId w:val="23"/>
   </w:num>
   <w:num w:numId="17">
     <w:abstractNumId w:val="2"/>
@@ -9264,28 +12106,31 @@
     <w:abstractNumId w:val="5"/>
   </w:num>
   <w:num w:numId="19">
-    <w:abstractNumId w:val="20"/>
+    <w:abstractNumId w:val="21"/>
   </w:num>
   <w:num w:numId="20">
     <w:abstractNumId w:val="0"/>
   </w:num>
   <w:num w:numId="21">
-    <w:abstractNumId w:val="24"/>
+    <w:abstractNumId w:val="25"/>
   </w:num>
   <w:num w:numId="22">
     <w:abstractNumId w:val="1"/>
   </w:num>
   <w:num w:numId="23">
+    <w:abstractNumId w:val="19"/>
+  </w:num>
+  <w:num w:numId="24">
+    <w:abstractNumId w:val="26"/>
+  </w:num>
+  <w:num w:numId="25">
+    <w:abstractNumId w:val="24"/>
+  </w:num>
+  <w:num w:numId="26">
     <w:abstractNumId w:val="18"/>
   </w:num>
-  <w:num w:numId="24">
-    <w:abstractNumId w:val="25"/>
-  </w:num>
-  <w:num w:numId="25">
-    <w:abstractNumId w:val="23"/>
-  </w:num>
-  <w:num w:numId="26">
-    <w:abstractNumId w:val="17"/>
+  <w:num w:numId="27">
+    <w:abstractNumId w:val="8"/>
   </w:num>
 </w:numbering>
 </file>
